--- a/SG2_Units/SG2_Artefacts/SG2_Requirements.docx
+++ b/SG2_Units/SG2_Artefacts/SG2_Requirements.docx
@@ -2073,7 +2073,19 @@
               <w:rPr>
                 <w:rFonts w:ascii="Arial" w:hAnsi="Arial" w:eastAsia="Arial" w:cs="Arial" w:asciiTheme="minorAscii" w:hAnsiTheme="minorAscii" w:eastAsiaTheme="minorEastAsia" w:cstheme="minorBidi"/>
               </w:rPr>
-              <w:t>15/3/2026</w:t>
+              <w:t>15/</w:t>
+            </w:r>
+            <w:r>
+              <w:rPr>
+                <w:rFonts w:ascii="Arial" w:hAnsi="Arial" w:eastAsia="Arial" w:cs="Arial" w:asciiTheme="minorAscii" w:hAnsiTheme="minorAscii" w:eastAsiaTheme="minorEastAsia" w:cstheme="minorBidi"/>
+              </w:rPr>
+              <w:t>0</w:t>
+            </w:r>
+            <w:r>
+              <w:rPr>
+                <w:rFonts w:ascii="Arial" w:hAnsi="Arial" w:eastAsia="Arial" w:cs="Arial" w:asciiTheme="minorAscii" w:hAnsiTheme="minorAscii" w:eastAsiaTheme="minorEastAsia" w:cstheme="minorBidi"/>
+              </w:rPr>
+              <w:t>3/2026</w:t>
             </w:r>
           </w:p>
         </w:tc>
@@ -2187,7 +2199,19 @@
               <w:rPr>
                 <w:rFonts w:ascii="Arial" w:hAnsi="Arial" w:eastAsia="Arial" w:cs="Arial" w:asciiTheme="minorAscii" w:hAnsiTheme="minorAscii" w:eastAsiaTheme="minorEastAsia" w:cstheme="minorBidi"/>
               </w:rPr>
-              <w:t>20/4/2026</w:t>
+              <w:t>20/</w:t>
+            </w:r>
+            <w:r>
+              <w:rPr>
+                <w:rFonts w:ascii="Arial" w:hAnsi="Arial" w:eastAsia="Arial" w:cs="Arial" w:asciiTheme="minorAscii" w:hAnsiTheme="minorAscii" w:eastAsiaTheme="minorEastAsia" w:cstheme="minorBidi"/>
+              </w:rPr>
+              <w:t>0</w:t>
+            </w:r>
+            <w:r>
+              <w:rPr>
+                <w:rFonts w:ascii="Arial" w:hAnsi="Arial" w:eastAsia="Arial" w:cs="Arial" w:asciiTheme="minorAscii" w:hAnsiTheme="minorAscii" w:eastAsiaTheme="minorEastAsia" w:cstheme="minorBidi"/>
+              </w:rPr>
+              <w:t>4/2026</w:t>
             </w:r>
           </w:p>
         </w:tc>
@@ -2312,6 +2336,129 @@
                 <w:rFonts w:ascii="Arial" w:hAnsi="Arial" w:eastAsia="Arial" w:cs="Arial" w:asciiTheme="minorAscii" w:hAnsiTheme="minorAscii" w:eastAsiaTheme="minorEastAsia" w:cstheme="minorBidi"/>
               </w:rPr>
               <w:t>Daniel Jönsson</w:t>
+            </w:r>
+          </w:p>
+        </w:tc>
+      </w:tr>
+      <w:tr>
+        <w:trPr>
+          <w:trHeight w:val="300"/>
+        </w:trPr>
+        <w:tc>
+          <w:tcPr>
+            <w:tcW w:w="2304" w:type="dxa"/>
+            <w:tcBorders>
+              <w:top w:val="single" w:color="auto" w:sz="6" w:space="0"/>
+              <w:left w:val="single" w:color="auto" w:sz="6" w:space="0"/>
+              <w:bottom w:val="single" w:color="auto" w:sz="6" w:space="0"/>
+              <w:right w:val="single" w:color="auto" w:sz="6" w:space="0"/>
+            </w:tcBorders>
+            <w:tcMar/>
+          </w:tcPr>
+          <w:p>
+            <w:pPr>
+              <w:pStyle w:val="Tabletext"/>
+              <w:spacing w:line="276" w:lineRule="auto"/>
+              <w:jc w:val="center"/>
+            </w:pPr>
+            <w:r>
+              <w:rPr>
+                <w:rFonts w:ascii="Arial" w:hAnsi="Arial" w:eastAsia="Arial" w:cs="Arial" w:asciiTheme="minorAscii" w:hAnsiTheme="minorAscii" w:eastAsiaTheme="minorEastAsia" w:cstheme="minorBidi"/>
+              </w:rPr>
+              <w:t>0</w:t>
+            </w:r>
+            <w:r>
+              <w:rPr>
+                <w:rFonts w:ascii="Arial" w:hAnsi="Arial" w:eastAsia="Arial" w:cs="Arial" w:asciiTheme="minorAscii" w:hAnsiTheme="minorAscii" w:eastAsiaTheme="minorEastAsia" w:cstheme="minorBidi"/>
+              </w:rPr>
+              <w:t>7/</w:t>
+            </w:r>
+            <w:r>
+              <w:rPr>
+                <w:rFonts w:ascii="Arial" w:hAnsi="Arial" w:eastAsia="Arial" w:cs="Arial" w:asciiTheme="minorAscii" w:hAnsiTheme="minorAscii" w:eastAsiaTheme="minorEastAsia" w:cstheme="minorBidi"/>
+              </w:rPr>
+              <w:t>0</w:t>
+            </w:r>
+            <w:r>
+              <w:rPr>
+                <w:rFonts w:ascii="Arial" w:hAnsi="Arial" w:eastAsia="Arial" w:cs="Arial" w:asciiTheme="minorAscii" w:hAnsiTheme="minorAscii" w:eastAsiaTheme="minorEastAsia" w:cstheme="minorBidi"/>
+              </w:rPr>
+              <w:t>5/2026</w:t>
+            </w:r>
+          </w:p>
+        </w:tc>
+        <w:tc>
+          <w:tcPr>
+            <w:tcW w:w="1152" w:type="dxa"/>
+            <w:tcBorders>
+              <w:top w:val="single" w:color="auto" w:sz="6" w:space="0"/>
+              <w:left w:val="single" w:color="auto" w:sz="6" w:space="0"/>
+              <w:bottom w:val="single" w:color="auto" w:sz="6" w:space="0"/>
+              <w:right w:val="single" w:color="auto" w:sz="6" w:space="0"/>
+            </w:tcBorders>
+            <w:tcMar/>
+          </w:tcPr>
+          <w:p>
+            <w:pPr>
+              <w:pStyle w:val="Tabletext"/>
+              <w:spacing w:line="276" w:lineRule="auto"/>
+              <w:jc w:val="center"/>
+            </w:pPr>
+            <w:r>
+              <w:rPr>
+                <w:rFonts w:ascii="Arial" w:hAnsi="Arial" w:eastAsia="Arial" w:cs="Arial" w:asciiTheme="minorAscii" w:hAnsiTheme="minorAscii" w:eastAsiaTheme="minorEastAsia" w:cstheme="minorBidi"/>
+              </w:rPr>
+              <w:t>1.5</w:t>
+            </w:r>
+          </w:p>
+        </w:tc>
+        <w:tc>
+          <w:tcPr>
+            <w:tcW w:w="3744" w:type="dxa"/>
+            <w:tcBorders>
+              <w:top w:val="single" w:color="auto" w:sz="6" w:space="0"/>
+              <w:left w:val="single" w:color="auto" w:sz="6" w:space="0"/>
+              <w:bottom w:val="single" w:color="auto" w:sz="6" w:space="0"/>
+              <w:right w:val="single" w:color="auto" w:sz="6" w:space="0"/>
+            </w:tcBorders>
+            <w:tcMar/>
+          </w:tcPr>
+          <w:p>
+            <w:pPr>
+              <w:pStyle w:val="Tabletext"/>
+              <w:spacing w:line="276" w:lineRule="auto"/>
+              <w:jc w:val="center"/>
+            </w:pPr>
+            <w:r>
+              <w:rPr>
+                <w:rFonts w:ascii="Arial" w:hAnsi="Arial" w:eastAsia="Arial" w:cs="Arial" w:asciiTheme="minorAscii" w:hAnsiTheme="minorAscii" w:eastAsiaTheme="minorEastAsia" w:cstheme="minorBidi"/>
+              </w:rPr>
+              <w:t>Update progress on all Requirements</w:t>
+            </w:r>
+          </w:p>
+        </w:tc>
+        <w:tc>
+          <w:tcPr>
+            <w:tcW w:w="2304" w:type="dxa"/>
+            <w:tcBorders>
+              <w:top w:val="single" w:color="auto" w:sz="6" w:space="0"/>
+              <w:left w:val="single" w:color="auto" w:sz="6" w:space="0"/>
+              <w:bottom w:val="single" w:color="auto" w:sz="6" w:space="0"/>
+              <w:right w:val="single" w:color="auto" w:sz="6" w:space="0"/>
+            </w:tcBorders>
+            <w:tcMar/>
+          </w:tcPr>
+          <w:p>
+            <w:pPr>
+              <w:pStyle w:val="Tabletext"/>
+              <w:spacing w:line="276" w:lineRule="auto"/>
+              <w:jc w:val="center"/>
+            </w:pPr>
+            <w:r>
+              <w:rPr>
+                <w:rFonts w:ascii="Arial" w:hAnsi="Arial" w:eastAsia="Arial" w:cs="Arial" w:asciiTheme="minorAscii" w:hAnsiTheme="minorAscii" w:eastAsiaTheme="minorEastAsia" w:cstheme="minorBidi"/>
+              </w:rPr>
+              <w:t>Patrick Nordahl &amp; Daniel Jönsson</w:t>
             </w:r>
           </w:p>
         </w:tc>
@@ -2969,6 +3116,16 @@
               <w:pStyle w:val="Sidfot"/>
               <w:spacing w:line="240" w:lineRule="auto"/>
               <w:jc w:val="center"/>
+              <w:rPr>
+                <w:rFonts w:ascii="Arial" w:hAnsi="Arial" w:eastAsia="Arial" w:cs="Arial" w:asciiTheme="minorAscii" w:hAnsiTheme="minorAscii" w:eastAsiaTheme="minorEastAsia" w:cstheme="minorBidi"/>
+              </w:rPr>
+            </w:pPr>
+          </w:p>
+          <w:p>
+            <w:pPr>
+              <w:pStyle w:val="Sidfot"/>
+              <w:spacing w:line="240" w:lineRule="auto"/>
+              <w:jc w:val="center"/>
             </w:pPr>
             <w:r>
               <w:rPr>
@@ -4308,17 +4465,17 @@
           <w:p>
             <w:pPr>
               <w:pStyle w:val="Sidfot"/>
-              <w:spacing w:line="240" w:lineRule="auto"/>
+              <w:suppressLineNumbers w:val="0"/>
+              <w:bidi w:val="0"/>
+              <w:spacing w:before="0" w:beforeAutospacing="off" w:after="0" w:afterAutospacing="off" w:line="240" w:lineRule="auto"/>
+              <w:ind w:left="0" w:right="0"/>
               <w:jc w:val="center"/>
-              <w:rPr>
-                <w:rFonts w:ascii="Arial" w:hAnsi="Arial" w:eastAsia="Arial" w:cs="Arial" w:asciiTheme="minorAscii" w:hAnsiTheme="minorAscii" w:eastAsiaTheme="minorEastAsia" w:cstheme="minorBidi"/>
-              </w:rPr>
             </w:pPr>
             <w:r>
               <w:rPr>
                 <w:rFonts w:ascii="Arial" w:hAnsi="Arial" w:eastAsia="Arial" w:cs="Arial" w:asciiTheme="minorAscii" w:hAnsiTheme="minorAscii" w:eastAsiaTheme="minorEastAsia" w:cstheme="minorBidi"/>
               </w:rPr>
-              <w:t>Desirable</w:t>
+              <w:t>Optional</w:t>
             </w:r>
           </w:p>
         </w:tc>
@@ -4425,14 +4582,17 @@
           <w:p>
             <w:pPr>
               <w:pStyle w:val="Sidfot"/>
-              <w:spacing w:line="240" w:lineRule="auto"/>
+              <w:suppressLineNumbers w:val="0"/>
+              <w:bidi w:val="0"/>
+              <w:spacing w:before="0" w:beforeAutospacing="off" w:after="0" w:afterAutospacing="off" w:line="240" w:lineRule="auto"/>
+              <w:ind w:left="0" w:right="0"/>
               <w:jc w:val="center"/>
             </w:pPr>
             <w:r>
               <w:rPr>
                 <w:rFonts w:ascii="Arial" w:hAnsi="Arial" w:eastAsia="Arial" w:cs="Arial" w:asciiTheme="minorAscii" w:hAnsiTheme="minorAscii" w:eastAsiaTheme="minorEastAsia" w:cstheme="minorBidi"/>
               </w:rPr>
-              <w:t>Desirable</w:t>
+              <w:t>Optional</w:t>
             </w:r>
           </w:p>
         </w:tc>
@@ -4539,17 +4699,17 @@
           <w:p>
             <w:pPr>
               <w:pStyle w:val="Sidfot"/>
-              <w:spacing w:line="240" w:lineRule="auto"/>
+              <w:suppressLineNumbers w:val="0"/>
+              <w:bidi w:val="0"/>
+              <w:spacing w:before="0" w:beforeAutospacing="off" w:after="0" w:afterAutospacing="off" w:line="240" w:lineRule="auto"/>
+              <w:ind w:left="0" w:right="0"/>
               <w:jc w:val="center"/>
-              <w:rPr>
-                <w:rFonts w:ascii="Arial" w:hAnsi="Arial" w:eastAsia="Arial" w:cs="Arial" w:asciiTheme="minorAscii" w:hAnsiTheme="minorAscii" w:eastAsiaTheme="minorEastAsia" w:cstheme="minorBidi"/>
-              </w:rPr>
             </w:pPr>
             <w:r>
               <w:rPr>
                 <w:rFonts w:ascii="Arial" w:hAnsi="Arial" w:eastAsia="Arial" w:cs="Arial" w:asciiTheme="minorAscii" w:hAnsiTheme="minorAscii" w:eastAsiaTheme="minorEastAsia" w:cstheme="minorBidi"/>
               </w:rPr>
-              <w:t>Desirable</w:t>
+              <w:t>Optional</w:t>
             </w:r>
           </w:p>
         </w:tc>
@@ -4801,12 +4961,21 @@
               <w:pStyle w:val="Sidfot"/>
               <w:spacing w:line="240" w:lineRule="auto"/>
               <w:jc w:val="center"/>
+              <w:rPr>
+                <w:rFonts w:ascii="Arial" w:hAnsi="Arial" w:eastAsia="Arial" w:cs="Arial" w:asciiTheme="minorAscii" w:hAnsiTheme="minorAscii" w:eastAsiaTheme="minorEastAsia" w:cstheme="minorBidi"/>
+              </w:rPr>
             </w:pPr>
             <w:r>
               <w:rPr>
                 <w:rFonts w:ascii="Arial" w:hAnsi="Arial" w:eastAsia="Arial" w:cs="Arial" w:asciiTheme="minorAscii" w:hAnsiTheme="minorAscii" w:eastAsiaTheme="minorEastAsia" w:cstheme="minorBidi"/>
               </w:rPr>
-              <w:t>50%</w:t>
+              <w:t>100</w:t>
+            </w:r>
+            <w:r>
+              <w:rPr>
+                <w:rFonts w:ascii="Arial" w:hAnsi="Arial" w:eastAsia="Arial" w:cs="Arial" w:asciiTheme="minorAscii" w:hAnsiTheme="minorAscii" w:eastAsiaTheme="minorEastAsia" w:cstheme="minorBidi"/>
+              </w:rPr>
+              <w:t>%</w:t>
             </w:r>
           </w:p>
         </w:tc>
@@ -5377,12 +5546,21 @@
               <w:pStyle w:val="Sidfot"/>
               <w:spacing w:line="240" w:lineRule="auto"/>
               <w:jc w:val="center"/>
+              <w:rPr>
+                <w:rFonts w:ascii="Arial" w:hAnsi="Arial" w:eastAsia="Arial" w:cs="Arial" w:asciiTheme="minorAscii" w:hAnsiTheme="minorAscii" w:eastAsiaTheme="minorEastAsia" w:cstheme="minorBidi"/>
+              </w:rPr>
             </w:pPr>
             <w:r>
               <w:rPr>
                 <w:rFonts w:ascii="Arial" w:hAnsi="Arial" w:eastAsia="Arial" w:cs="Arial" w:asciiTheme="minorAscii" w:hAnsiTheme="minorAscii" w:eastAsiaTheme="minorEastAsia" w:cstheme="minorBidi"/>
               </w:rPr>
-              <w:t>50%</w:t>
+              <w:t>100</w:t>
+            </w:r>
+            <w:r>
+              <w:rPr>
+                <w:rFonts w:ascii="Arial" w:hAnsi="Arial" w:eastAsia="Arial" w:cs="Arial" w:asciiTheme="minorAscii" w:hAnsiTheme="minorAscii" w:eastAsiaTheme="minorEastAsia" w:cstheme="minorBidi"/>
+              </w:rPr>
+              <w:t>%</w:t>
             </w:r>
           </w:p>
         </w:tc>
@@ -5657,13 +5835,13 @@
               <w:rPr>
                 <w:rFonts w:ascii="Arial" w:hAnsi="Arial" w:eastAsia="Arial" w:cs="Arial" w:asciiTheme="minorAscii" w:hAnsiTheme="minorAscii" w:eastAsiaTheme="minorEastAsia" w:cstheme="minorBidi"/>
               </w:rPr>
-              <w:t>6</w:t>
-            </w:r>
-            <w:r>
-              <w:rPr>
-                <w:rFonts w:ascii="Arial" w:hAnsi="Arial" w:eastAsia="Arial" w:cs="Arial" w:asciiTheme="minorAscii" w:hAnsiTheme="minorAscii" w:eastAsiaTheme="minorEastAsia" w:cstheme="minorBidi"/>
-              </w:rPr>
-              <w:t>0%</w:t>
+              <w:t>100</w:t>
+            </w:r>
+            <w:r>
+              <w:rPr>
+                <w:rFonts w:ascii="Arial" w:hAnsi="Arial" w:eastAsia="Arial" w:cs="Arial" w:asciiTheme="minorAscii" w:hAnsiTheme="minorAscii" w:eastAsiaTheme="minorEastAsia" w:cstheme="minorBidi"/>
+              </w:rPr>
+              <w:t>%</w:t>
             </w:r>
           </w:p>
         </w:tc>

--- a/SG2_Units/SG2_Artefacts/SG2_Requirements.docx
+++ b/SG2_Units/SG2_Artefacts/SG2_Requirements.docx
@@ -28,12 +28,17 @@
       <w:pPr>
         <w:spacing w:line="276" w:lineRule="auto"/>
         <w:jc w:val="center"/>
-        <w:rPr>
-          <w:rFonts w:ascii="Arial" w:hAnsi="Arial" w:eastAsia="Arial" w:cs="Arial" w:asciiTheme="minorAscii" w:hAnsiTheme="minorAscii" w:eastAsiaTheme="minorEastAsia" w:cstheme="minorBidi"/>
-          <w:color w:val="auto"/>
-          <w:lang w:val="en-GB"/>
-        </w:rPr>
       </w:pPr>
+      <w:hyperlink r:id="Rf74a31237b654fa2">
+        <w:r>
+          <w:rPr>
+            <w:rStyle w:val="Hyperlnk"/>
+            <w:rFonts w:asciiTheme="minorAscii" w:hAnsiTheme="minorAscii" w:eastAsiaTheme="minorEastAsia" w:cstheme="minorBidi"/>
+            <w:lang w:val="en-GB"/>
+          </w:rPr>
+          <w:t>https://github.com/DanielJ0131/interactive-house</w:t>
+        </w:r>
+      </w:hyperlink>
     </w:p>
     <w:p>
       <w:pPr>
@@ -77,10 +82,6 @@
             <w:tabs>
               <w:tab w:val="right" w:leader="dot" w:pos="9060"/>
             </w:tabs>
-            <w:bidi w:val="0"/>
-            <w:rPr>
-              <w:rStyle w:val="Hyperlnk"/>
-            </w:rPr>
           </w:pPr>
           <w:r>
             <w:fldChar w:fldCharType="begin"/>
@@ -91,7 +92,7 @@
           <w:r>
             <w:fldChar w:fldCharType="separate"/>
           </w:r>
-          <w:hyperlink w:anchor="_Toc1659067483">
+          <w:hyperlink w:anchor="_Toc1879908148">
             <w:r>
               <w:rPr>
                 <w:rStyle w:val="Hyperlnk"/>
@@ -105,7 +106,7 @@
               <w:fldChar w:fldCharType="begin"/>
             </w:r>
             <w:r>
-              <w:instrText xml:space="preserve">PAGEREF _Toc1659067483 \h</w:instrText>
+              <w:instrText xml:space="preserve">PAGEREF _Toc1879908148 \h</w:instrText>
             </w:r>
             <w:r>
               <w:fldChar w:fldCharType="separate"/>
@@ -115,6 +116,1264 @@
                 <w:rStyle w:val="Hyperlnk"/>
               </w:rPr>
               <w:t>1</w:t>
+            </w:r>
+            <w:r>
+              <w:fldChar w:fldCharType="end"/>
+            </w:r>
+          </w:hyperlink>
+        </w:p>
+        <w:p>
+          <w:pPr>
+            <w:pStyle w:val="Innehll1"/>
+            <w:tabs>
+              <w:tab w:val="right" w:leader="dot" w:pos="9060"/>
+            </w:tabs>
+          </w:pPr>
+          <w:hyperlink w:anchor="_Toc429325344">
+            <w:r>
+              <w:rPr>
+                <w:rStyle w:val="Hyperlnk"/>
+              </w:rPr>
+              <w:t>Requirements List</w:t>
+            </w:r>
+            <w:r>
+              <w:tab/>
+            </w:r>
+            <w:r>
+              <w:fldChar w:fldCharType="begin"/>
+            </w:r>
+            <w:r>
+              <w:instrText xml:space="preserve">PAGEREF _Toc429325344 \h</w:instrText>
+            </w:r>
+            <w:r>
+              <w:fldChar w:fldCharType="separate"/>
+            </w:r>
+            <w:r>
+              <w:rPr>
+                <w:rStyle w:val="Hyperlnk"/>
+              </w:rPr>
+              <w:t>2</w:t>
+            </w:r>
+            <w:r>
+              <w:fldChar w:fldCharType="end"/>
+            </w:r>
+          </w:hyperlink>
+        </w:p>
+        <w:p>
+          <w:pPr>
+            <w:pStyle w:val="Innehll1"/>
+            <w:tabs>
+              <w:tab w:val="right" w:leader="dot" w:pos="9060"/>
+            </w:tabs>
+          </w:pPr>
+          <w:hyperlink w:anchor="_Toc1389268393">
+            <w:r>
+              <w:rPr>
+                <w:rStyle w:val="Hyperlnk"/>
+              </w:rPr>
+              <w:t>Relation between Requirements, Design and Tests</w:t>
+            </w:r>
+            <w:r>
+              <w:tab/>
+            </w:r>
+            <w:r>
+              <w:fldChar w:fldCharType="begin"/>
+            </w:r>
+            <w:r>
+              <w:instrText xml:space="preserve">PAGEREF _Toc1389268393 \h</w:instrText>
+            </w:r>
+            <w:r>
+              <w:fldChar w:fldCharType="separate"/>
+            </w:r>
+            <w:r>
+              <w:rPr>
+                <w:rStyle w:val="Hyperlnk"/>
+              </w:rPr>
+              <w:t>4</w:t>
+            </w:r>
+            <w:r>
+              <w:fldChar w:fldCharType="end"/>
+            </w:r>
+          </w:hyperlink>
+        </w:p>
+        <w:p>
+          <w:pPr>
+            <w:pStyle w:val="Innehll1"/>
+            <w:tabs>
+              <w:tab w:val="right" w:leader="dot" w:pos="9060"/>
+            </w:tabs>
+          </w:pPr>
+          <w:hyperlink w:anchor="_Toc321822291">
+            <w:r>
+              <w:rPr>
+                <w:rStyle w:val="Hyperlnk"/>
+              </w:rPr>
+              <w:t>Requirements Descriptions</w:t>
+            </w:r>
+            <w:r>
+              <w:tab/>
+            </w:r>
+            <w:r>
+              <w:fldChar w:fldCharType="begin"/>
+            </w:r>
+            <w:r>
+              <w:instrText xml:space="preserve">PAGEREF _Toc321822291 \h</w:instrText>
+            </w:r>
+            <w:r>
+              <w:fldChar w:fldCharType="separate"/>
+            </w:r>
+            <w:r>
+              <w:rPr>
+                <w:rStyle w:val="Hyperlnk"/>
+              </w:rPr>
+              <w:t>4</w:t>
+            </w:r>
+            <w:r>
+              <w:fldChar w:fldCharType="end"/>
+            </w:r>
+          </w:hyperlink>
+        </w:p>
+        <w:p>
+          <w:pPr>
+            <w:pStyle w:val="Innehll2"/>
+            <w:tabs>
+              <w:tab w:val="right" w:leader="dot" w:pos="9060"/>
+            </w:tabs>
+          </w:pPr>
+          <w:hyperlink w:anchor="_Toc2011221160">
+            <w:r>
+              <w:rPr>
+                <w:rStyle w:val="Hyperlnk"/>
+              </w:rPr>
+              <w:t>1. General</w:t>
+            </w:r>
+            <w:r>
+              <w:tab/>
+            </w:r>
+            <w:r>
+              <w:fldChar w:fldCharType="begin"/>
+            </w:r>
+            <w:r>
+              <w:instrText xml:space="preserve">PAGEREF _Toc2011221160 \h</w:instrText>
+            </w:r>
+            <w:r>
+              <w:fldChar w:fldCharType="separate"/>
+            </w:r>
+            <w:r>
+              <w:rPr>
+                <w:rStyle w:val="Hyperlnk"/>
+              </w:rPr>
+              <w:t>5</w:t>
+            </w:r>
+            <w:r>
+              <w:fldChar w:fldCharType="end"/>
+            </w:r>
+          </w:hyperlink>
+        </w:p>
+        <w:p>
+          <w:pPr>
+            <w:pStyle w:val="Innehll3"/>
+            <w:tabs>
+              <w:tab w:val="right" w:leader="dot" w:pos="9060"/>
+            </w:tabs>
+          </w:pPr>
+          <w:hyperlink w:anchor="_Toc521515673">
+            <w:r>
+              <w:rPr>
+                <w:rStyle w:val="Hyperlnk"/>
+              </w:rPr>
+              <w:t>R1. User authentication (login/logout) - Essential</w:t>
+            </w:r>
+            <w:r>
+              <w:tab/>
+            </w:r>
+            <w:r>
+              <w:fldChar w:fldCharType="begin"/>
+            </w:r>
+            <w:r>
+              <w:instrText xml:space="preserve">PAGEREF _Toc521515673 \h</w:instrText>
+            </w:r>
+            <w:r>
+              <w:fldChar w:fldCharType="separate"/>
+            </w:r>
+            <w:r>
+              <w:rPr>
+                <w:rStyle w:val="Hyperlnk"/>
+              </w:rPr>
+              <w:t>5</w:t>
+            </w:r>
+            <w:r>
+              <w:fldChar w:fldCharType="end"/>
+            </w:r>
+          </w:hyperlink>
+        </w:p>
+        <w:p>
+          <w:pPr>
+            <w:pStyle w:val="Innehll3"/>
+            <w:tabs>
+              <w:tab w:val="right" w:leader="dot" w:pos="9060"/>
+            </w:tabs>
+          </w:pPr>
+          <w:hyperlink w:anchor="_Toc478223022">
+            <w:r>
+              <w:rPr>
+                <w:rStyle w:val="Hyperlnk"/>
+              </w:rPr>
+              <w:t>R2. Connect to House Server - Essential</w:t>
+            </w:r>
+            <w:r>
+              <w:tab/>
+            </w:r>
+            <w:r>
+              <w:fldChar w:fldCharType="begin"/>
+            </w:r>
+            <w:r>
+              <w:instrText xml:space="preserve">PAGEREF _Toc478223022 \h</w:instrText>
+            </w:r>
+            <w:r>
+              <w:fldChar w:fldCharType="separate"/>
+            </w:r>
+            <w:r>
+              <w:rPr>
+                <w:rStyle w:val="Hyperlnk"/>
+              </w:rPr>
+              <w:t>5</w:t>
+            </w:r>
+            <w:r>
+              <w:fldChar w:fldCharType="end"/>
+            </w:r>
+          </w:hyperlink>
+        </w:p>
+        <w:p>
+          <w:pPr>
+            <w:pStyle w:val="Innehll3"/>
+            <w:tabs>
+              <w:tab w:val="right" w:leader="dot" w:pos="9060"/>
+            </w:tabs>
+          </w:pPr>
+          <w:hyperlink w:anchor="_Toc1560881384">
+            <w:r>
+              <w:rPr>
+                <w:rStyle w:val="Hyperlnk"/>
+              </w:rPr>
+              <w:t>R3. Display device list and status - Essential</w:t>
+            </w:r>
+            <w:r>
+              <w:tab/>
+            </w:r>
+            <w:r>
+              <w:fldChar w:fldCharType="begin"/>
+            </w:r>
+            <w:r>
+              <w:instrText xml:space="preserve">PAGEREF _Toc1560881384 \h</w:instrText>
+            </w:r>
+            <w:r>
+              <w:fldChar w:fldCharType="separate"/>
+            </w:r>
+            <w:r>
+              <w:rPr>
+                <w:rStyle w:val="Hyperlnk"/>
+              </w:rPr>
+              <w:t>5</w:t>
+            </w:r>
+            <w:r>
+              <w:fldChar w:fldCharType="end"/>
+            </w:r>
+          </w:hyperlink>
+        </w:p>
+        <w:p>
+          <w:pPr>
+            <w:pStyle w:val="Innehll3"/>
+            <w:tabs>
+              <w:tab w:val="right" w:leader="dot" w:pos="9060"/>
+            </w:tabs>
+          </w:pPr>
+          <w:hyperlink w:anchor="_Toc1236221967">
+            <w:r>
+              <w:rPr>
+                <w:rStyle w:val="Hyperlnk"/>
+              </w:rPr>
+              <w:t>R4. Load device UI components provided by server - Essential</w:t>
+            </w:r>
+            <w:r>
+              <w:tab/>
+            </w:r>
+            <w:r>
+              <w:fldChar w:fldCharType="begin"/>
+            </w:r>
+            <w:r>
+              <w:instrText xml:space="preserve">PAGEREF _Toc1236221967 \h</w:instrText>
+            </w:r>
+            <w:r>
+              <w:fldChar w:fldCharType="separate"/>
+            </w:r>
+            <w:r>
+              <w:rPr>
+                <w:rStyle w:val="Hyperlnk"/>
+              </w:rPr>
+              <w:t>5</w:t>
+            </w:r>
+            <w:r>
+              <w:fldChar w:fldCharType="end"/>
+            </w:r>
+          </w:hyperlink>
+        </w:p>
+        <w:p>
+          <w:pPr>
+            <w:pStyle w:val="Innehll3"/>
+            <w:tabs>
+              <w:tab w:val="right" w:leader="dot" w:pos="9060"/>
+            </w:tabs>
+          </w:pPr>
+          <w:hyperlink w:anchor="_Toc1408985575">
+            <w:r>
+              <w:rPr>
+                <w:rStyle w:val="Hyperlnk"/>
+              </w:rPr>
+              <w:t>R5. Send control commands to devices via server - Essential</w:t>
+            </w:r>
+            <w:r>
+              <w:tab/>
+            </w:r>
+            <w:r>
+              <w:fldChar w:fldCharType="begin"/>
+            </w:r>
+            <w:r>
+              <w:instrText xml:space="preserve">PAGEREF _Toc1408985575 \h</w:instrText>
+            </w:r>
+            <w:r>
+              <w:fldChar w:fldCharType="separate"/>
+            </w:r>
+            <w:r>
+              <w:rPr>
+                <w:rStyle w:val="Hyperlnk"/>
+              </w:rPr>
+              <w:t>5</w:t>
+            </w:r>
+            <w:r>
+              <w:fldChar w:fldCharType="end"/>
+            </w:r>
+          </w:hyperlink>
+        </w:p>
+        <w:p>
+          <w:pPr>
+            <w:pStyle w:val="Innehll3"/>
+            <w:tabs>
+              <w:tab w:val="right" w:leader="dot" w:pos="9060"/>
+            </w:tabs>
+          </w:pPr>
+          <w:hyperlink w:anchor="_Toc272795761">
+            <w:r>
+              <w:rPr>
+                <w:rStyle w:val="Hyperlnk"/>
+              </w:rPr>
+              <w:t>R6. Receive updates/events from server - Essential</w:t>
+            </w:r>
+            <w:r>
+              <w:tab/>
+            </w:r>
+            <w:r>
+              <w:fldChar w:fldCharType="begin"/>
+            </w:r>
+            <w:r>
+              <w:instrText xml:space="preserve">PAGEREF _Toc272795761 \h</w:instrText>
+            </w:r>
+            <w:r>
+              <w:fldChar w:fldCharType="separate"/>
+            </w:r>
+            <w:r>
+              <w:rPr>
+                <w:rStyle w:val="Hyperlnk"/>
+              </w:rPr>
+              <w:t>5</w:t>
+            </w:r>
+            <w:r>
+              <w:fldChar w:fldCharType="end"/>
+            </w:r>
+          </w:hyperlink>
+        </w:p>
+        <w:p>
+          <w:pPr>
+            <w:pStyle w:val="Innehll3"/>
+            <w:tabs>
+              <w:tab w:val="right" w:leader="dot" w:pos="9060"/>
+            </w:tabs>
+          </w:pPr>
+          <w:hyperlink w:anchor="_Toc180692228">
+            <w:r>
+              <w:rPr>
+                <w:rStyle w:val="Hyperlnk"/>
+              </w:rPr>
+              <w:t>R7. Handle connection loss and reconnection - Essential</w:t>
+            </w:r>
+            <w:r>
+              <w:tab/>
+            </w:r>
+            <w:r>
+              <w:fldChar w:fldCharType="begin"/>
+            </w:r>
+            <w:r>
+              <w:instrText xml:space="preserve">PAGEREF _Toc180692228 \h</w:instrText>
+            </w:r>
+            <w:r>
+              <w:fldChar w:fldCharType="separate"/>
+            </w:r>
+            <w:r>
+              <w:rPr>
+                <w:rStyle w:val="Hyperlnk"/>
+              </w:rPr>
+              <w:t>5</w:t>
+            </w:r>
+            <w:r>
+              <w:fldChar w:fldCharType="end"/>
+            </w:r>
+          </w:hyperlink>
+        </w:p>
+        <w:p>
+          <w:pPr>
+            <w:pStyle w:val="Innehll3"/>
+            <w:tabs>
+              <w:tab w:val="right" w:leader="dot" w:pos="9060"/>
+            </w:tabs>
+          </w:pPr>
+          <w:hyperlink w:anchor="_Toc1221287481">
+            <w:r>
+              <w:rPr>
+                <w:rStyle w:val="Hyperlnk"/>
+              </w:rPr>
+              <w:t>R8. Basic access control on client (authorized features only) - Essential</w:t>
+            </w:r>
+            <w:r>
+              <w:tab/>
+            </w:r>
+            <w:r>
+              <w:fldChar w:fldCharType="begin"/>
+            </w:r>
+            <w:r>
+              <w:instrText xml:space="preserve">PAGEREF _Toc1221287481 \h</w:instrText>
+            </w:r>
+            <w:r>
+              <w:fldChar w:fldCharType="separate"/>
+            </w:r>
+            <w:r>
+              <w:rPr>
+                <w:rStyle w:val="Hyperlnk"/>
+              </w:rPr>
+              <w:t>5</w:t>
+            </w:r>
+            <w:r>
+              <w:fldChar w:fldCharType="end"/>
+            </w:r>
+          </w:hyperlink>
+        </w:p>
+        <w:p>
+          <w:pPr>
+            <w:pStyle w:val="Innehll3"/>
+            <w:tabs>
+              <w:tab w:val="right" w:leader="dot" w:pos="9060"/>
+            </w:tabs>
+          </w:pPr>
+          <w:hyperlink w:anchor="_Toc1179958625">
+            <w:r>
+              <w:rPr>
+                <w:rStyle w:val="Hyperlnk"/>
+              </w:rPr>
+              <w:t>R9. Activity/history view - Desirable</w:t>
+            </w:r>
+            <w:r>
+              <w:tab/>
+            </w:r>
+            <w:r>
+              <w:fldChar w:fldCharType="begin"/>
+            </w:r>
+            <w:r>
+              <w:instrText xml:space="preserve">PAGEREF _Toc1179958625 \h</w:instrText>
+            </w:r>
+            <w:r>
+              <w:fldChar w:fldCharType="separate"/>
+            </w:r>
+            <w:r>
+              <w:rPr>
+                <w:rStyle w:val="Hyperlnk"/>
+              </w:rPr>
+              <w:t>5</w:t>
+            </w:r>
+            <w:r>
+              <w:fldChar w:fldCharType="end"/>
+            </w:r>
+          </w:hyperlink>
+        </w:p>
+        <w:p>
+          <w:pPr>
+            <w:pStyle w:val="Innehll3"/>
+            <w:tabs>
+              <w:tab w:val="right" w:leader="dot" w:pos="9060"/>
+            </w:tabs>
+          </w:pPr>
+          <w:hyperlink w:anchor="_Toc1854431234">
+            <w:r>
+              <w:rPr>
+                <w:rStyle w:val="Hyperlnk"/>
+              </w:rPr>
+              <w:t>R10. Notifications/alerts - Desirable</w:t>
+            </w:r>
+            <w:r>
+              <w:tab/>
+            </w:r>
+            <w:r>
+              <w:fldChar w:fldCharType="begin"/>
+            </w:r>
+            <w:r>
+              <w:instrText xml:space="preserve">PAGEREF _Toc1854431234 \h</w:instrText>
+            </w:r>
+            <w:r>
+              <w:fldChar w:fldCharType="separate"/>
+            </w:r>
+            <w:r>
+              <w:rPr>
+                <w:rStyle w:val="Hyperlnk"/>
+              </w:rPr>
+              <w:t>6</w:t>
+            </w:r>
+            <w:r>
+              <w:fldChar w:fldCharType="end"/>
+            </w:r>
+          </w:hyperlink>
+        </w:p>
+        <w:p>
+          <w:pPr>
+            <w:pStyle w:val="Innehll3"/>
+            <w:tabs>
+              <w:tab w:val="right" w:leader="dot" w:pos="9060"/>
+            </w:tabs>
+          </w:pPr>
+          <w:hyperlink w:anchor="_Toc244357426">
+            <w:r>
+              <w:rPr>
+                <w:rStyle w:val="Hyperlnk"/>
+              </w:rPr>
+              <w:t>R11. Multi-platform support (Web + Mobile) - Essential</w:t>
+            </w:r>
+            <w:r>
+              <w:tab/>
+            </w:r>
+            <w:r>
+              <w:fldChar w:fldCharType="begin"/>
+            </w:r>
+            <w:r>
+              <w:instrText xml:space="preserve">PAGEREF _Toc244357426 \h</w:instrText>
+            </w:r>
+            <w:r>
+              <w:fldChar w:fldCharType="separate"/>
+            </w:r>
+            <w:r>
+              <w:rPr>
+                <w:rStyle w:val="Hyperlnk"/>
+              </w:rPr>
+              <w:t>6</w:t>
+            </w:r>
+            <w:r>
+              <w:fldChar w:fldCharType="end"/>
+            </w:r>
+          </w:hyperlink>
+        </w:p>
+        <w:p>
+          <w:pPr>
+            <w:pStyle w:val="Innehll3"/>
+            <w:tabs>
+              <w:tab w:val="right" w:leader="dot" w:pos="9060"/>
+            </w:tabs>
+          </w:pPr>
+          <w:hyperlink w:anchor="_Toc109136991">
+            <w:r>
+              <w:rPr>
+                <w:rStyle w:val="Hyperlnk"/>
+              </w:rPr>
+              <w:t>R12. Usability &amp; accessibility - Desirable</w:t>
+            </w:r>
+            <w:r>
+              <w:tab/>
+            </w:r>
+            <w:r>
+              <w:fldChar w:fldCharType="begin"/>
+            </w:r>
+            <w:r>
+              <w:instrText xml:space="preserve">PAGEREF _Toc109136991 \h</w:instrText>
+            </w:r>
+            <w:r>
+              <w:fldChar w:fldCharType="separate"/>
+            </w:r>
+            <w:r>
+              <w:rPr>
+                <w:rStyle w:val="Hyperlnk"/>
+              </w:rPr>
+              <w:t>6</w:t>
+            </w:r>
+            <w:r>
+              <w:fldChar w:fldCharType="end"/>
+            </w:r>
+          </w:hyperlink>
+        </w:p>
+        <w:p>
+          <w:pPr>
+            <w:pStyle w:val="Innehll3"/>
+            <w:tabs>
+              <w:tab w:val="right" w:leader="dot" w:pos="9060"/>
+            </w:tabs>
+          </w:pPr>
+          <w:hyperlink w:anchor="_Toc273687150">
+            <w:r>
+              <w:rPr>
+                <w:rStyle w:val="Hyperlnk"/>
+              </w:rPr>
+              <w:t>R13. Settings - Optional</w:t>
+            </w:r>
+            <w:r>
+              <w:tab/>
+            </w:r>
+            <w:r>
+              <w:fldChar w:fldCharType="begin"/>
+            </w:r>
+            <w:r>
+              <w:instrText xml:space="preserve">PAGEREF _Toc273687150 \h</w:instrText>
+            </w:r>
+            <w:r>
+              <w:fldChar w:fldCharType="separate"/>
+            </w:r>
+            <w:r>
+              <w:rPr>
+                <w:rStyle w:val="Hyperlnk"/>
+              </w:rPr>
+              <w:t>6</w:t>
+            </w:r>
+            <w:r>
+              <w:fldChar w:fldCharType="end"/>
+            </w:r>
+          </w:hyperlink>
+        </w:p>
+        <w:p>
+          <w:pPr>
+            <w:pStyle w:val="Innehll3"/>
+            <w:tabs>
+              <w:tab w:val="right" w:leader="dot" w:pos="9060"/>
+            </w:tabs>
+          </w:pPr>
+          <w:hyperlink w:anchor="_Toc1963739529">
+            <w:r>
+              <w:rPr>
+                <w:rStyle w:val="Hyperlnk"/>
+              </w:rPr>
+              <w:t>R27. Music Player – Essential</w:t>
+            </w:r>
+            <w:r>
+              <w:tab/>
+            </w:r>
+            <w:r>
+              <w:fldChar w:fldCharType="begin"/>
+            </w:r>
+            <w:r>
+              <w:instrText xml:space="preserve">PAGEREF _Toc1963739529 \h</w:instrText>
+            </w:r>
+            <w:r>
+              <w:fldChar w:fldCharType="separate"/>
+            </w:r>
+            <w:r>
+              <w:rPr>
+                <w:rStyle w:val="Hyperlnk"/>
+              </w:rPr>
+              <w:t>6</w:t>
+            </w:r>
+            <w:r>
+              <w:fldChar w:fldCharType="end"/>
+            </w:r>
+          </w:hyperlink>
+        </w:p>
+        <w:p>
+          <w:pPr>
+            <w:pStyle w:val="Innehll3"/>
+            <w:tabs>
+              <w:tab w:val="right" w:leader="dot" w:pos="9060"/>
+            </w:tabs>
+          </w:pPr>
+          <w:hyperlink w:anchor="_Toc938152682">
+            <w:r>
+              <w:rPr>
+                <w:rStyle w:val="Hyperlnk"/>
+              </w:rPr>
+              <w:t>R28. Arduino Rust Simulator – Essential</w:t>
+            </w:r>
+            <w:r>
+              <w:tab/>
+            </w:r>
+            <w:r>
+              <w:fldChar w:fldCharType="begin"/>
+            </w:r>
+            <w:r>
+              <w:instrText xml:space="preserve">PAGEREF _Toc938152682 \h</w:instrText>
+            </w:r>
+            <w:r>
+              <w:fldChar w:fldCharType="separate"/>
+            </w:r>
+            <w:r>
+              <w:rPr>
+                <w:rStyle w:val="Hyperlnk"/>
+              </w:rPr>
+              <w:t>6</w:t>
+            </w:r>
+            <w:r>
+              <w:fldChar w:fldCharType="end"/>
+            </w:r>
+          </w:hyperlink>
+        </w:p>
+        <w:p>
+          <w:pPr>
+            <w:pStyle w:val="Innehll2"/>
+            <w:tabs>
+              <w:tab w:val="right" w:leader="dot" w:pos="9060"/>
+            </w:tabs>
+          </w:pPr>
+          <w:hyperlink w:anchor="_Toc1684408114">
+            <w:r>
+              <w:rPr>
+                <w:rStyle w:val="Hyperlnk"/>
+              </w:rPr>
+              <w:t>2. Mobile (React Native + Expo)</w:t>
+            </w:r>
+            <w:r>
+              <w:tab/>
+            </w:r>
+            <w:r>
+              <w:fldChar w:fldCharType="begin"/>
+            </w:r>
+            <w:r>
+              <w:instrText xml:space="preserve">PAGEREF _Toc1684408114 \h</w:instrText>
+            </w:r>
+            <w:r>
+              <w:fldChar w:fldCharType="separate"/>
+            </w:r>
+            <w:r>
+              <w:rPr>
+                <w:rStyle w:val="Hyperlnk"/>
+              </w:rPr>
+              <w:t>6</w:t>
+            </w:r>
+            <w:r>
+              <w:fldChar w:fldCharType="end"/>
+            </w:r>
+          </w:hyperlink>
+        </w:p>
+        <w:p>
+          <w:pPr>
+            <w:pStyle w:val="Innehll3"/>
+            <w:tabs>
+              <w:tab w:val="right" w:leader="dot" w:pos="9060"/>
+            </w:tabs>
+          </w:pPr>
+          <w:hyperlink w:anchor="_Toc467751295">
+            <w:r>
+              <w:rPr>
+                <w:rStyle w:val="Hyperlnk"/>
+              </w:rPr>
+              <w:t>R14. Mobile Biometric Authentication - Desirable</w:t>
+            </w:r>
+            <w:r>
+              <w:tab/>
+            </w:r>
+            <w:r>
+              <w:fldChar w:fldCharType="begin"/>
+            </w:r>
+            <w:r>
+              <w:instrText xml:space="preserve">PAGEREF _Toc467751295 \h</w:instrText>
+            </w:r>
+            <w:r>
+              <w:fldChar w:fldCharType="separate"/>
+            </w:r>
+            <w:r>
+              <w:rPr>
+                <w:rStyle w:val="Hyperlnk"/>
+              </w:rPr>
+              <w:t>6</w:t>
+            </w:r>
+            <w:r>
+              <w:fldChar w:fldCharType="end"/>
+            </w:r>
+          </w:hyperlink>
+        </w:p>
+        <w:p>
+          <w:pPr>
+            <w:pStyle w:val="Innehll3"/>
+            <w:tabs>
+              <w:tab w:val="right" w:leader="dot" w:pos="9060"/>
+            </w:tabs>
+          </w:pPr>
+          <w:hyperlink w:anchor="_Toc317424395">
+            <w:r>
+              <w:rPr>
+                <w:rStyle w:val="Hyperlnk"/>
+              </w:rPr>
+              <w:t>R15. Mobile Native Push Notifications - Desirable</w:t>
+            </w:r>
+            <w:r>
+              <w:tab/>
+            </w:r>
+            <w:r>
+              <w:fldChar w:fldCharType="begin"/>
+            </w:r>
+            <w:r>
+              <w:instrText xml:space="preserve">PAGEREF _Toc317424395 \h</w:instrText>
+            </w:r>
+            <w:r>
+              <w:fldChar w:fldCharType="separate"/>
+            </w:r>
+            <w:r>
+              <w:rPr>
+                <w:rStyle w:val="Hyperlnk"/>
+              </w:rPr>
+              <w:t>6</w:t>
+            </w:r>
+            <w:r>
+              <w:fldChar w:fldCharType="end"/>
+            </w:r>
+          </w:hyperlink>
+        </w:p>
+        <w:p>
+          <w:pPr>
+            <w:pStyle w:val="Innehll3"/>
+            <w:tabs>
+              <w:tab w:val="right" w:leader="dot" w:pos="9060"/>
+            </w:tabs>
+          </w:pPr>
+          <w:hyperlink w:anchor="_Toc2093125083">
+            <w:r>
+              <w:rPr>
+                <w:rStyle w:val="Hyperlnk"/>
+              </w:rPr>
+              <w:t>R16. Mobile Haptic Feedback - Desirable</w:t>
+            </w:r>
+            <w:r>
+              <w:tab/>
+            </w:r>
+            <w:r>
+              <w:fldChar w:fldCharType="begin"/>
+            </w:r>
+            <w:r>
+              <w:instrText xml:space="preserve">PAGEREF _Toc2093125083 \h</w:instrText>
+            </w:r>
+            <w:r>
+              <w:fldChar w:fldCharType="separate"/>
+            </w:r>
+            <w:r>
+              <w:rPr>
+                <w:rStyle w:val="Hyperlnk"/>
+              </w:rPr>
+              <w:t>7</w:t>
+            </w:r>
+            <w:r>
+              <w:fldChar w:fldCharType="end"/>
+            </w:r>
+          </w:hyperlink>
+        </w:p>
+        <w:p>
+          <w:pPr>
+            <w:pStyle w:val="Innehll3"/>
+            <w:tabs>
+              <w:tab w:val="right" w:leader="dot" w:pos="9060"/>
+            </w:tabs>
+          </w:pPr>
+          <w:hyperlink w:anchor="_Toc1117475132">
+            <w:r>
+              <w:rPr>
+                <w:rStyle w:val="Hyperlnk"/>
+              </w:rPr>
+              <w:t>R17. Mobile Gesture-based Navigation - Essential</w:t>
+            </w:r>
+            <w:r>
+              <w:tab/>
+            </w:r>
+            <w:r>
+              <w:fldChar w:fldCharType="begin"/>
+            </w:r>
+            <w:r>
+              <w:instrText xml:space="preserve">PAGEREF _Toc1117475132 \h</w:instrText>
+            </w:r>
+            <w:r>
+              <w:fldChar w:fldCharType="separate"/>
+            </w:r>
+            <w:r>
+              <w:rPr>
+                <w:rStyle w:val="Hyperlnk"/>
+              </w:rPr>
+              <w:t>7</w:t>
+            </w:r>
+            <w:r>
+              <w:fldChar w:fldCharType="end"/>
+            </w:r>
+          </w:hyperlink>
+        </w:p>
+        <w:p>
+          <w:pPr>
+            <w:pStyle w:val="Innehll3"/>
+            <w:tabs>
+              <w:tab w:val="right" w:leader="dot" w:pos="9060"/>
+            </w:tabs>
+          </w:pPr>
+          <w:hyperlink w:anchor="_Toc1893415317">
+            <w:r>
+              <w:rPr>
+                <w:rStyle w:val="Hyperlnk"/>
+              </w:rPr>
+              <w:t>R18. Mobile Design Coordinated with Web - Essential</w:t>
+            </w:r>
+            <w:r>
+              <w:tab/>
+            </w:r>
+            <w:r>
+              <w:fldChar w:fldCharType="begin"/>
+            </w:r>
+            <w:r>
+              <w:instrText xml:space="preserve">PAGEREF _Toc1893415317 \h</w:instrText>
+            </w:r>
+            <w:r>
+              <w:fldChar w:fldCharType="separate"/>
+            </w:r>
+            <w:r>
+              <w:rPr>
+                <w:rStyle w:val="Hyperlnk"/>
+              </w:rPr>
+              <w:t>7</w:t>
+            </w:r>
+            <w:r>
+              <w:fldChar w:fldCharType="end"/>
+            </w:r>
+          </w:hyperlink>
+        </w:p>
+        <w:p>
+          <w:pPr>
+            <w:pStyle w:val="Innehll2"/>
+            <w:tabs>
+              <w:tab w:val="right" w:leader="dot" w:pos="9060"/>
+            </w:tabs>
+          </w:pPr>
+          <w:hyperlink w:anchor="_Toc1613270577">
+            <w:r>
+              <w:rPr>
+                <w:rStyle w:val="Hyperlnk"/>
+              </w:rPr>
+              <w:t>3. Web (React + Next.js)</w:t>
+            </w:r>
+            <w:r>
+              <w:tab/>
+            </w:r>
+            <w:r>
+              <w:fldChar w:fldCharType="begin"/>
+            </w:r>
+            <w:r>
+              <w:instrText xml:space="preserve">PAGEREF _Toc1613270577 \h</w:instrText>
+            </w:r>
+            <w:r>
+              <w:fldChar w:fldCharType="separate"/>
+            </w:r>
+            <w:r>
+              <w:rPr>
+                <w:rStyle w:val="Hyperlnk"/>
+              </w:rPr>
+              <w:t>7</w:t>
+            </w:r>
+            <w:r>
+              <w:fldChar w:fldCharType="end"/>
+            </w:r>
+          </w:hyperlink>
+        </w:p>
+        <w:p>
+          <w:pPr>
+            <w:pStyle w:val="Innehll3"/>
+            <w:tabs>
+              <w:tab w:val="right" w:leader="dot" w:pos="9060"/>
+            </w:tabs>
+          </w:pPr>
+          <w:hyperlink w:anchor="_Toc1828941093">
+            <w:r>
+              <w:rPr>
+                <w:rStyle w:val="Hyperlnk"/>
+              </w:rPr>
+              <w:t>R19. Web Authentication Integration – Essential</w:t>
+            </w:r>
+            <w:r>
+              <w:tab/>
+            </w:r>
+            <w:r>
+              <w:fldChar w:fldCharType="begin"/>
+            </w:r>
+            <w:r>
+              <w:instrText xml:space="preserve">PAGEREF _Toc1828941093 \h</w:instrText>
+            </w:r>
+            <w:r>
+              <w:fldChar w:fldCharType="separate"/>
+            </w:r>
+            <w:r>
+              <w:rPr>
+                <w:rStyle w:val="Hyperlnk"/>
+              </w:rPr>
+              <w:t>7</w:t>
+            </w:r>
+            <w:r>
+              <w:fldChar w:fldCharType="end"/>
+            </w:r>
+          </w:hyperlink>
+        </w:p>
+        <w:p>
+          <w:pPr>
+            <w:pStyle w:val="Innehll3"/>
+            <w:tabs>
+              <w:tab w:val="right" w:leader="dot" w:pos="9060"/>
+            </w:tabs>
+          </w:pPr>
+          <w:hyperlink w:anchor="_Toc1575560211">
+            <w:r>
+              <w:rPr>
+                <w:rStyle w:val="Hyperlnk"/>
+              </w:rPr>
+              <w:t>R20. Web Device Synchronization – Essential</w:t>
+            </w:r>
+            <w:r>
+              <w:tab/>
+            </w:r>
+            <w:r>
+              <w:fldChar w:fldCharType="begin"/>
+            </w:r>
+            <w:r>
+              <w:instrText xml:space="preserve">PAGEREF _Toc1575560211 \h</w:instrText>
+            </w:r>
+            <w:r>
+              <w:fldChar w:fldCharType="separate"/>
+            </w:r>
+            <w:r>
+              <w:rPr>
+                <w:rStyle w:val="Hyperlnk"/>
+              </w:rPr>
+              <w:t>7</w:t>
+            </w:r>
+            <w:r>
+              <w:fldChar w:fldCharType="end"/>
+            </w:r>
+          </w:hyperlink>
+        </w:p>
+        <w:p>
+          <w:pPr>
+            <w:pStyle w:val="Innehll3"/>
+            <w:tabs>
+              <w:tab w:val="right" w:leader="dot" w:pos="9060"/>
+            </w:tabs>
+          </w:pPr>
+          <w:hyperlink w:anchor="_Toc1495639445">
+            <w:r>
+              <w:rPr>
+                <w:rStyle w:val="Hyperlnk"/>
+              </w:rPr>
+              <w:t>R21. Web Hub Control Panel – Essential</w:t>
+            </w:r>
+            <w:r>
+              <w:tab/>
+            </w:r>
+            <w:r>
+              <w:fldChar w:fldCharType="begin"/>
+            </w:r>
+            <w:r>
+              <w:instrText xml:space="preserve">PAGEREF _Toc1495639445 \h</w:instrText>
+            </w:r>
+            <w:r>
+              <w:fldChar w:fldCharType="separate"/>
+            </w:r>
+            <w:r>
+              <w:rPr>
+                <w:rStyle w:val="Hyperlnk"/>
+              </w:rPr>
+              <w:t>7</w:t>
+            </w:r>
+            <w:r>
+              <w:fldChar w:fldCharType="end"/>
+            </w:r>
+          </w:hyperlink>
+        </w:p>
+        <w:p>
+          <w:pPr>
+            <w:pStyle w:val="Innehll3"/>
+            <w:tabs>
+              <w:tab w:val="right" w:leader="dot" w:pos="9060"/>
+            </w:tabs>
+          </w:pPr>
+          <w:hyperlink w:anchor="_Toc733752328">
+            <w:r>
+              <w:rPr>
+                <w:rStyle w:val="Hyperlnk"/>
+              </w:rPr>
+              <w:t>R22. Web Connection State Handling – Essential</w:t>
+            </w:r>
+            <w:r>
+              <w:tab/>
+            </w:r>
+            <w:r>
+              <w:fldChar w:fldCharType="begin"/>
+            </w:r>
+            <w:r>
+              <w:instrText xml:space="preserve">PAGEREF _Toc733752328 \h</w:instrText>
+            </w:r>
+            <w:r>
+              <w:fldChar w:fldCharType="separate"/>
+            </w:r>
+            <w:r>
+              <w:rPr>
+                <w:rStyle w:val="Hyperlnk"/>
+              </w:rPr>
+              <w:t>7</w:t>
+            </w:r>
+            <w:r>
+              <w:fldChar w:fldCharType="end"/>
+            </w:r>
+          </w:hyperlink>
+        </w:p>
+        <w:p>
+          <w:pPr>
+            <w:pStyle w:val="Innehll3"/>
+            <w:tabs>
+              <w:tab w:val="right" w:leader="dot" w:pos="9060"/>
+            </w:tabs>
+          </w:pPr>
+          <w:hyperlink w:anchor="_Toc1683253357">
+            <w:r>
+              <w:rPr>
+                <w:rStyle w:val="Hyperlnk"/>
+              </w:rPr>
+              <w:t>R23. Web Route Protection – Essential</w:t>
+            </w:r>
+            <w:r>
+              <w:tab/>
+            </w:r>
+            <w:r>
+              <w:fldChar w:fldCharType="begin"/>
+            </w:r>
+            <w:r>
+              <w:instrText xml:space="preserve">PAGEREF _Toc1683253357 \h</w:instrText>
+            </w:r>
+            <w:r>
+              <w:fldChar w:fldCharType="separate"/>
+            </w:r>
+            <w:r>
+              <w:rPr>
+                <w:rStyle w:val="Hyperlnk"/>
+              </w:rPr>
+              <w:t>8</w:t>
+            </w:r>
+            <w:r>
+              <w:fldChar w:fldCharType="end"/>
+            </w:r>
+          </w:hyperlink>
+        </w:p>
+        <w:p>
+          <w:pPr>
+            <w:pStyle w:val="Innehll3"/>
+            <w:tabs>
+              <w:tab w:val="right" w:leader="dot" w:pos="9060"/>
+            </w:tabs>
+          </w:pPr>
+          <w:hyperlink w:anchor="_Toc1807645403">
+            <w:r>
+              <w:rPr>
+                <w:rStyle w:val="Hyperlnk"/>
+              </w:rPr>
+              <w:t>R24. Web Responsive Design – Desirable</w:t>
+            </w:r>
+            <w:r>
+              <w:tab/>
+            </w:r>
+            <w:r>
+              <w:fldChar w:fldCharType="begin"/>
+            </w:r>
+            <w:r>
+              <w:instrText xml:space="preserve">PAGEREF _Toc1807645403 \h</w:instrText>
+            </w:r>
+            <w:r>
+              <w:fldChar w:fldCharType="separate"/>
+            </w:r>
+            <w:r>
+              <w:rPr>
+                <w:rStyle w:val="Hyperlnk"/>
+              </w:rPr>
+              <w:t>8</w:t>
+            </w:r>
+            <w:r>
+              <w:fldChar w:fldCharType="end"/>
+            </w:r>
+          </w:hyperlink>
+        </w:p>
+        <w:p>
+          <w:pPr>
+            <w:pStyle w:val="Innehll3"/>
+            <w:tabs>
+              <w:tab w:val="right" w:leader="dot" w:pos="9060"/>
+            </w:tabs>
+          </w:pPr>
+          <w:hyperlink w:anchor="_Toc1441468291">
+            <w:r>
+              <w:rPr>
+                <w:rStyle w:val="Hyperlnk"/>
+              </w:rPr>
+              <w:t>R25. Web Error Handling &amp; Feedback – Desirable</w:t>
+            </w:r>
+            <w:r>
+              <w:tab/>
+            </w:r>
+            <w:r>
+              <w:fldChar w:fldCharType="begin"/>
+            </w:r>
+            <w:r>
+              <w:instrText xml:space="preserve">PAGEREF _Toc1441468291 \h</w:instrText>
+            </w:r>
+            <w:r>
+              <w:fldChar w:fldCharType="separate"/>
+            </w:r>
+            <w:r>
+              <w:rPr>
+                <w:rStyle w:val="Hyperlnk"/>
+              </w:rPr>
+              <w:t>8</w:t>
+            </w:r>
+            <w:r>
+              <w:fldChar w:fldCharType="end"/>
+            </w:r>
+          </w:hyperlink>
+        </w:p>
+        <w:p>
+          <w:pPr>
+            <w:pStyle w:val="Innehll3"/>
+            <w:tabs>
+              <w:tab w:val="right" w:leader="dot" w:pos="9060"/>
+            </w:tabs>
+          </w:pPr>
+          <w:hyperlink w:anchor="_Toc645882578">
+            <w:r>
+              <w:rPr>
+                <w:rStyle w:val="Hyperlnk"/>
+              </w:rPr>
+              <w:t>R26. Web UI Consistency – Essential</w:t>
+            </w:r>
+            <w:r>
+              <w:tab/>
+            </w:r>
+            <w:r>
+              <w:fldChar w:fldCharType="begin"/>
+            </w:r>
+            <w:r>
+              <w:instrText xml:space="preserve">PAGEREF _Toc645882578 \h</w:instrText>
+            </w:r>
+            <w:r>
+              <w:fldChar w:fldCharType="separate"/>
+            </w:r>
+            <w:r>
+              <w:rPr>
+                <w:rStyle w:val="Hyperlnk"/>
+              </w:rPr>
+              <w:t>8</w:t>
             </w:r>
             <w:r>
               <w:fldChar w:fldCharType="end"/>
@@ -128,16 +1387,13 @@
               <w:tab w:val="right" w:leader="dot" w:pos="9060"/>
             </w:tabs>
             <w:bidi w:val="0"/>
-            <w:rPr>
-              <w:rStyle w:val="Hyperlnk"/>
-            </w:rPr>
           </w:pPr>
-          <w:hyperlink w:anchor="_Toc1313280252">
+          <w:hyperlink w:anchor="_Toc575141523">
             <w:r>
               <w:rPr>
                 <w:rStyle w:val="Hyperlnk"/>
               </w:rPr>
-              <w:t>Requirements List</w:t>
+              <w:t>References</w:t>
             </w:r>
             <w:r>
               <w:tab/>
@@ -146,7 +1402,7 @@
               <w:fldChar w:fldCharType="begin"/>
             </w:r>
             <w:r>
-              <w:instrText xml:space="preserve">PAGEREF _Toc1313280252 \h</w:instrText>
+              <w:instrText xml:space="preserve">PAGEREF _Toc575141523 \h</w:instrText>
             </w:r>
             <w:r>
               <w:fldChar w:fldCharType="separate"/>
@@ -155,7 +1411,7 @@
               <w:rPr>
                 <w:rStyle w:val="Hyperlnk"/>
               </w:rPr>
-              <w:t>2</w:t>
+              <w:t>8</w:t>
             </w:r>
             <w:r>
               <w:fldChar w:fldCharType="end"/>
@@ -169,1310 +1425,7 @@
               <w:tab w:val="right" w:leader="dot" w:pos="9060"/>
             </w:tabs>
             <w:bidi w:val="0"/>
-            <w:rPr>
-              <w:rStyle w:val="Hyperlnk"/>
-            </w:rPr>
           </w:pPr>
-          <w:hyperlink w:anchor="_Toc864338179">
-            <w:r>
-              <w:rPr>
-                <w:rStyle w:val="Hyperlnk"/>
-              </w:rPr>
-              <w:t>Requirements Descriptions</w:t>
-            </w:r>
-            <w:r>
-              <w:tab/>
-            </w:r>
-            <w:r>
-              <w:fldChar w:fldCharType="begin"/>
-            </w:r>
-            <w:r>
-              <w:instrText xml:space="preserve">PAGEREF _Toc864338179 \h</w:instrText>
-            </w:r>
-            <w:r>
-              <w:fldChar w:fldCharType="separate"/>
-            </w:r>
-            <w:r>
-              <w:rPr>
-                <w:rStyle w:val="Hyperlnk"/>
-              </w:rPr>
-              <w:t>3</w:t>
-            </w:r>
-            <w:r>
-              <w:fldChar w:fldCharType="end"/>
-            </w:r>
-          </w:hyperlink>
-        </w:p>
-        <w:p>
-          <w:pPr>
-            <w:pStyle w:val="Innehll2"/>
-            <w:tabs>
-              <w:tab w:val="right" w:leader="dot" w:pos="9060"/>
-            </w:tabs>
-            <w:bidi w:val="0"/>
-            <w:rPr>
-              <w:rStyle w:val="Hyperlnk"/>
-            </w:rPr>
-          </w:pPr>
-          <w:hyperlink w:anchor="_Toc178268486">
-            <w:r>
-              <w:rPr>
-                <w:rStyle w:val="Hyperlnk"/>
-              </w:rPr>
-              <w:t>1. General</w:t>
-            </w:r>
-            <w:r>
-              <w:tab/>
-            </w:r>
-            <w:r>
-              <w:fldChar w:fldCharType="begin"/>
-            </w:r>
-            <w:r>
-              <w:instrText xml:space="preserve">PAGEREF _Toc178268486 \h</w:instrText>
-            </w:r>
-            <w:r>
-              <w:fldChar w:fldCharType="separate"/>
-            </w:r>
-            <w:r>
-              <w:rPr>
-                <w:rStyle w:val="Hyperlnk"/>
-              </w:rPr>
-              <w:t>4</w:t>
-            </w:r>
-            <w:r>
-              <w:fldChar w:fldCharType="end"/>
-            </w:r>
-          </w:hyperlink>
-        </w:p>
-        <w:p>
-          <w:pPr>
-            <w:pStyle w:val="Innehll3"/>
-            <w:tabs>
-              <w:tab w:val="right" w:leader="dot" w:pos="9060"/>
-            </w:tabs>
-            <w:bidi w:val="0"/>
-            <w:rPr>
-              <w:rStyle w:val="Hyperlnk"/>
-            </w:rPr>
-          </w:pPr>
-          <w:hyperlink w:anchor="_Toc1029391197">
-            <w:r>
-              <w:rPr>
-                <w:rStyle w:val="Hyperlnk"/>
-              </w:rPr>
-              <w:t>R1. User authentication (login/logout) - Essential</w:t>
-            </w:r>
-            <w:r>
-              <w:tab/>
-            </w:r>
-            <w:r>
-              <w:fldChar w:fldCharType="begin"/>
-            </w:r>
-            <w:r>
-              <w:instrText xml:space="preserve">PAGEREF _Toc1029391197 \h</w:instrText>
-            </w:r>
-            <w:r>
-              <w:fldChar w:fldCharType="separate"/>
-            </w:r>
-            <w:r>
-              <w:rPr>
-                <w:rStyle w:val="Hyperlnk"/>
-              </w:rPr>
-              <w:t>4</w:t>
-            </w:r>
-            <w:r>
-              <w:fldChar w:fldCharType="end"/>
-            </w:r>
-          </w:hyperlink>
-        </w:p>
-        <w:p>
-          <w:pPr>
-            <w:pStyle w:val="Innehll3"/>
-            <w:tabs>
-              <w:tab w:val="right" w:leader="dot" w:pos="9060"/>
-            </w:tabs>
-            <w:bidi w:val="0"/>
-            <w:rPr>
-              <w:rStyle w:val="Hyperlnk"/>
-            </w:rPr>
-          </w:pPr>
-          <w:hyperlink w:anchor="_Toc496187604">
-            <w:r>
-              <w:rPr>
-                <w:rStyle w:val="Hyperlnk"/>
-              </w:rPr>
-              <w:t>R2. Connect to House Server - Essential</w:t>
-            </w:r>
-            <w:r>
-              <w:tab/>
-            </w:r>
-            <w:r>
-              <w:fldChar w:fldCharType="begin"/>
-            </w:r>
-            <w:r>
-              <w:instrText xml:space="preserve">PAGEREF _Toc496187604 \h</w:instrText>
-            </w:r>
-            <w:r>
-              <w:fldChar w:fldCharType="separate"/>
-            </w:r>
-            <w:r>
-              <w:rPr>
-                <w:rStyle w:val="Hyperlnk"/>
-              </w:rPr>
-              <w:t>4</w:t>
-            </w:r>
-            <w:r>
-              <w:fldChar w:fldCharType="end"/>
-            </w:r>
-          </w:hyperlink>
-        </w:p>
-        <w:p>
-          <w:pPr>
-            <w:pStyle w:val="Innehll3"/>
-            <w:tabs>
-              <w:tab w:val="right" w:leader="dot" w:pos="9060"/>
-            </w:tabs>
-            <w:bidi w:val="0"/>
-            <w:rPr>
-              <w:rStyle w:val="Hyperlnk"/>
-            </w:rPr>
-          </w:pPr>
-          <w:hyperlink w:anchor="_Toc409782551">
-            <w:r>
-              <w:rPr>
-                <w:rStyle w:val="Hyperlnk"/>
-              </w:rPr>
-              <w:t>R3. Display device list and status - Essential</w:t>
-            </w:r>
-            <w:r>
-              <w:tab/>
-            </w:r>
-            <w:r>
-              <w:fldChar w:fldCharType="begin"/>
-            </w:r>
-            <w:r>
-              <w:instrText xml:space="preserve">PAGEREF _Toc409782551 \h</w:instrText>
-            </w:r>
-            <w:r>
-              <w:fldChar w:fldCharType="separate"/>
-            </w:r>
-            <w:r>
-              <w:rPr>
-                <w:rStyle w:val="Hyperlnk"/>
-              </w:rPr>
-              <w:t>4</w:t>
-            </w:r>
-            <w:r>
-              <w:fldChar w:fldCharType="end"/>
-            </w:r>
-          </w:hyperlink>
-        </w:p>
-        <w:p>
-          <w:pPr>
-            <w:pStyle w:val="Innehll3"/>
-            <w:tabs>
-              <w:tab w:val="right" w:leader="dot" w:pos="9060"/>
-            </w:tabs>
-            <w:bidi w:val="0"/>
-            <w:rPr>
-              <w:rStyle w:val="Hyperlnk"/>
-            </w:rPr>
-          </w:pPr>
-          <w:hyperlink w:anchor="_Toc684382588">
-            <w:r>
-              <w:rPr>
-                <w:rStyle w:val="Hyperlnk"/>
-              </w:rPr>
-              <w:t>R4. Load device UI components provided by server - Essential</w:t>
-            </w:r>
-            <w:r>
-              <w:tab/>
-            </w:r>
-            <w:r>
-              <w:fldChar w:fldCharType="begin"/>
-            </w:r>
-            <w:r>
-              <w:instrText xml:space="preserve">PAGEREF _Toc684382588 \h</w:instrText>
-            </w:r>
-            <w:r>
-              <w:fldChar w:fldCharType="separate"/>
-            </w:r>
-            <w:r>
-              <w:rPr>
-                <w:rStyle w:val="Hyperlnk"/>
-              </w:rPr>
-              <w:t>4</w:t>
-            </w:r>
-            <w:r>
-              <w:fldChar w:fldCharType="end"/>
-            </w:r>
-          </w:hyperlink>
-        </w:p>
-        <w:p>
-          <w:pPr>
-            <w:pStyle w:val="Innehll3"/>
-            <w:tabs>
-              <w:tab w:val="right" w:leader="dot" w:pos="9060"/>
-            </w:tabs>
-            <w:bidi w:val="0"/>
-            <w:rPr>
-              <w:rStyle w:val="Hyperlnk"/>
-            </w:rPr>
-          </w:pPr>
-          <w:hyperlink w:anchor="_Toc2108882692">
-            <w:r>
-              <w:rPr>
-                <w:rStyle w:val="Hyperlnk"/>
-              </w:rPr>
-              <w:t>R5. Send control commands to devices via server - Essential</w:t>
-            </w:r>
-            <w:r>
-              <w:tab/>
-            </w:r>
-            <w:r>
-              <w:fldChar w:fldCharType="begin"/>
-            </w:r>
-            <w:r>
-              <w:instrText xml:space="preserve">PAGEREF _Toc2108882692 \h</w:instrText>
-            </w:r>
-            <w:r>
-              <w:fldChar w:fldCharType="separate"/>
-            </w:r>
-            <w:r>
-              <w:rPr>
-                <w:rStyle w:val="Hyperlnk"/>
-              </w:rPr>
-              <w:t>4</w:t>
-            </w:r>
-            <w:r>
-              <w:fldChar w:fldCharType="end"/>
-            </w:r>
-          </w:hyperlink>
-        </w:p>
-        <w:p>
-          <w:pPr>
-            <w:pStyle w:val="Innehll3"/>
-            <w:tabs>
-              <w:tab w:val="right" w:leader="dot" w:pos="9060"/>
-            </w:tabs>
-            <w:bidi w:val="0"/>
-            <w:rPr>
-              <w:rStyle w:val="Hyperlnk"/>
-            </w:rPr>
-          </w:pPr>
-          <w:hyperlink w:anchor="_Toc1750893863">
-            <w:r>
-              <w:rPr>
-                <w:rStyle w:val="Hyperlnk"/>
-              </w:rPr>
-              <w:t>R6. Receive updates/events from server - Essential</w:t>
-            </w:r>
-            <w:r>
-              <w:tab/>
-            </w:r>
-            <w:r>
-              <w:fldChar w:fldCharType="begin"/>
-            </w:r>
-            <w:r>
-              <w:instrText xml:space="preserve">PAGEREF _Toc1750893863 \h</w:instrText>
-            </w:r>
-            <w:r>
-              <w:fldChar w:fldCharType="separate"/>
-            </w:r>
-            <w:r>
-              <w:rPr>
-                <w:rStyle w:val="Hyperlnk"/>
-              </w:rPr>
-              <w:t>4</w:t>
-            </w:r>
-            <w:r>
-              <w:fldChar w:fldCharType="end"/>
-            </w:r>
-          </w:hyperlink>
-        </w:p>
-        <w:p>
-          <w:pPr>
-            <w:pStyle w:val="Innehll3"/>
-            <w:tabs>
-              <w:tab w:val="right" w:leader="dot" w:pos="9060"/>
-            </w:tabs>
-            <w:bidi w:val="0"/>
-            <w:rPr>
-              <w:rStyle w:val="Hyperlnk"/>
-            </w:rPr>
-          </w:pPr>
-          <w:hyperlink w:anchor="_Toc614904885">
-            <w:r>
-              <w:rPr>
-                <w:rStyle w:val="Hyperlnk"/>
-              </w:rPr>
-              <w:t>R7. Handle connection loss and reconnection - Essential</w:t>
-            </w:r>
-            <w:r>
-              <w:tab/>
-            </w:r>
-            <w:r>
-              <w:fldChar w:fldCharType="begin"/>
-            </w:r>
-            <w:r>
-              <w:instrText xml:space="preserve">PAGEREF _Toc614904885 \h</w:instrText>
-            </w:r>
-            <w:r>
-              <w:fldChar w:fldCharType="separate"/>
-            </w:r>
-            <w:r>
-              <w:rPr>
-                <w:rStyle w:val="Hyperlnk"/>
-              </w:rPr>
-              <w:t>4</w:t>
-            </w:r>
-            <w:r>
-              <w:fldChar w:fldCharType="end"/>
-            </w:r>
-          </w:hyperlink>
-        </w:p>
-        <w:p>
-          <w:pPr>
-            <w:pStyle w:val="Innehll3"/>
-            <w:tabs>
-              <w:tab w:val="right" w:leader="dot" w:pos="9060"/>
-            </w:tabs>
-            <w:bidi w:val="0"/>
-            <w:rPr>
-              <w:rStyle w:val="Hyperlnk"/>
-            </w:rPr>
-          </w:pPr>
-          <w:hyperlink w:anchor="_Toc1355918600">
-            <w:r>
-              <w:rPr>
-                <w:rStyle w:val="Hyperlnk"/>
-              </w:rPr>
-              <w:t>R8. Basic access control on client (authorized features only) - Essential</w:t>
-            </w:r>
-            <w:r>
-              <w:tab/>
-            </w:r>
-            <w:r>
-              <w:fldChar w:fldCharType="begin"/>
-            </w:r>
-            <w:r>
-              <w:instrText xml:space="preserve">PAGEREF _Toc1355918600 \h</w:instrText>
-            </w:r>
-            <w:r>
-              <w:fldChar w:fldCharType="separate"/>
-            </w:r>
-            <w:r>
-              <w:rPr>
-                <w:rStyle w:val="Hyperlnk"/>
-              </w:rPr>
-              <w:t>4</w:t>
-            </w:r>
-            <w:r>
-              <w:fldChar w:fldCharType="end"/>
-            </w:r>
-          </w:hyperlink>
-        </w:p>
-        <w:p>
-          <w:pPr>
-            <w:pStyle w:val="Innehll3"/>
-            <w:tabs>
-              <w:tab w:val="right" w:leader="dot" w:pos="9060"/>
-            </w:tabs>
-            <w:bidi w:val="0"/>
-            <w:rPr>
-              <w:rStyle w:val="Hyperlnk"/>
-            </w:rPr>
-          </w:pPr>
-          <w:hyperlink w:anchor="_Toc1604550431">
-            <w:r>
-              <w:rPr>
-                <w:rStyle w:val="Hyperlnk"/>
-              </w:rPr>
-              <w:t>R9. Activity/history view - Desirable</w:t>
-            </w:r>
-            <w:r>
-              <w:tab/>
-            </w:r>
-            <w:r>
-              <w:fldChar w:fldCharType="begin"/>
-            </w:r>
-            <w:r>
-              <w:instrText xml:space="preserve">PAGEREF _Toc1604550431 \h</w:instrText>
-            </w:r>
-            <w:r>
-              <w:fldChar w:fldCharType="separate"/>
-            </w:r>
-            <w:r>
-              <w:rPr>
-                <w:rStyle w:val="Hyperlnk"/>
-              </w:rPr>
-              <w:t>4</w:t>
-            </w:r>
-            <w:r>
-              <w:fldChar w:fldCharType="end"/>
-            </w:r>
-          </w:hyperlink>
-        </w:p>
-        <w:p>
-          <w:pPr>
-            <w:pStyle w:val="Innehll3"/>
-            <w:tabs>
-              <w:tab w:val="right" w:leader="dot" w:pos="9060"/>
-            </w:tabs>
-            <w:bidi w:val="0"/>
-            <w:rPr>
-              <w:rStyle w:val="Hyperlnk"/>
-            </w:rPr>
-          </w:pPr>
-          <w:hyperlink w:anchor="_Toc329829399">
-            <w:r>
-              <w:rPr>
-                <w:rStyle w:val="Hyperlnk"/>
-              </w:rPr>
-              <w:t>R10. Notifications/alerts - Desirable</w:t>
-            </w:r>
-            <w:r>
-              <w:tab/>
-            </w:r>
-            <w:r>
-              <w:fldChar w:fldCharType="begin"/>
-            </w:r>
-            <w:r>
-              <w:instrText xml:space="preserve">PAGEREF _Toc329829399 \h</w:instrText>
-            </w:r>
-            <w:r>
-              <w:fldChar w:fldCharType="separate"/>
-            </w:r>
-            <w:r>
-              <w:rPr>
-                <w:rStyle w:val="Hyperlnk"/>
-              </w:rPr>
-              <w:t>5</w:t>
-            </w:r>
-            <w:r>
-              <w:fldChar w:fldCharType="end"/>
-            </w:r>
-          </w:hyperlink>
-        </w:p>
-        <w:p>
-          <w:pPr>
-            <w:pStyle w:val="Innehll3"/>
-            <w:tabs>
-              <w:tab w:val="right" w:leader="dot" w:pos="9060"/>
-            </w:tabs>
-            <w:bidi w:val="0"/>
-            <w:rPr>
-              <w:rStyle w:val="Hyperlnk"/>
-            </w:rPr>
-          </w:pPr>
-          <w:hyperlink w:anchor="_Toc1662832806">
-            <w:r>
-              <w:rPr>
-                <w:rStyle w:val="Hyperlnk"/>
-              </w:rPr>
-              <w:t>R11. Multi-platform support (Web + Mobile) - Essential</w:t>
-            </w:r>
-            <w:r>
-              <w:tab/>
-            </w:r>
-            <w:r>
-              <w:fldChar w:fldCharType="begin"/>
-            </w:r>
-            <w:r>
-              <w:instrText xml:space="preserve">PAGEREF _Toc1662832806 \h</w:instrText>
-            </w:r>
-            <w:r>
-              <w:fldChar w:fldCharType="separate"/>
-            </w:r>
-            <w:r>
-              <w:rPr>
-                <w:rStyle w:val="Hyperlnk"/>
-              </w:rPr>
-              <w:t>5</w:t>
-            </w:r>
-            <w:r>
-              <w:fldChar w:fldCharType="end"/>
-            </w:r>
-          </w:hyperlink>
-        </w:p>
-        <w:p>
-          <w:pPr>
-            <w:pStyle w:val="Innehll3"/>
-            <w:tabs>
-              <w:tab w:val="right" w:leader="dot" w:pos="9060"/>
-            </w:tabs>
-            <w:bidi w:val="0"/>
-            <w:rPr>
-              <w:rStyle w:val="Hyperlnk"/>
-            </w:rPr>
-          </w:pPr>
-          <w:hyperlink w:anchor="_Toc1622106129">
-            <w:r>
-              <w:rPr>
-                <w:rStyle w:val="Hyperlnk"/>
-              </w:rPr>
-              <w:t>R12. Usability &amp; accessibility - Desirable</w:t>
-            </w:r>
-            <w:r>
-              <w:tab/>
-            </w:r>
-            <w:r>
-              <w:fldChar w:fldCharType="begin"/>
-            </w:r>
-            <w:r>
-              <w:instrText xml:space="preserve">PAGEREF _Toc1622106129 \h</w:instrText>
-            </w:r>
-            <w:r>
-              <w:fldChar w:fldCharType="separate"/>
-            </w:r>
-            <w:r>
-              <w:rPr>
-                <w:rStyle w:val="Hyperlnk"/>
-              </w:rPr>
-              <w:t>5</w:t>
-            </w:r>
-            <w:r>
-              <w:fldChar w:fldCharType="end"/>
-            </w:r>
-          </w:hyperlink>
-        </w:p>
-        <w:p>
-          <w:pPr>
-            <w:pStyle w:val="Innehll3"/>
-            <w:tabs>
-              <w:tab w:val="right" w:leader="dot" w:pos="9060"/>
-            </w:tabs>
-            <w:bidi w:val="0"/>
-            <w:rPr>
-              <w:rStyle w:val="Hyperlnk"/>
-            </w:rPr>
-          </w:pPr>
-          <w:hyperlink w:anchor="_Toc1624030487">
-            <w:r>
-              <w:rPr>
-                <w:rStyle w:val="Hyperlnk"/>
-              </w:rPr>
-              <w:t>R13. Settings - Optional</w:t>
-            </w:r>
-            <w:r>
-              <w:tab/>
-            </w:r>
-            <w:r>
-              <w:fldChar w:fldCharType="begin"/>
-            </w:r>
-            <w:r>
-              <w:instrText xml:space="preserve">PAGEREF _Toc1624030487 \h</w:instrText>
-            </w:r>
-            <w:r>
-              <w:fldChar w:fldCharType="separate"/>
-            </w:r>
-            <w:r>
-              <w:rPr>
-                <w:rStyle w:val="Hyperlnk"/>
-              </w:rPr>
-              <w:t>5</w:t>
-            </w:r>
-            <w:r>
-              <w:fldChar w:fldCharType="end"/>
-            </w:r>
-          </w:hyperlink>
-        </w:p>
-        <w:p>
-          <w:pPr>
-            <w:pStyle w:val="Innehll3"/>
-            <w:tabs>
-              <w:tab w:val="right" w:leader="dot" w:pos="9060"/>
-            </w:tabs>
-            <w:bidi w:val="0"/>
-            <w:rPr>
-              <w:rStyle w:val="Hyperlnk"/>
-            </w:rPr>
-          </w:pPr>
-          <w:hyperlink w:anchor="_Toc1736778642">
-            <w:r>
-              <w:rPr>
-                <w:rStyle w:val="Hyperlnk"/>
-              </w:rPr>
-              <w:t>R27. Music Player – Essential</w:t>
-            </w:r>
-            <w:r>
-              <w:tab/>
-            </w:r>
-            <w:r>
-              <w:fldChar w:fldCharType="begin"/>
-            </w:r>
-            <w:r>
-              <w:instrText xml:space="preserve">PAGEREF _Toc1736778642 \h</w:instrText>
-            </w:r>
-            <w:r>
-              <w:fldChar w:fldCharType="separate"/>
-            </w:r>
-            <w:r>
-              <w:rPr>
-                <w:rStyle w:val="Hyperlnk"/>
-              </w:rPr>
-              <w:t>5</w:t>
-            </w:r>
-            <w:r>
-              <w:fldChar w:fldCharType="end"/>
-            </w:r>
-          </w:hyperlink>
-        </w:p>
-        <w:p>
-          <w:pPr>
-            <w:pStyle w:val="Innehll2"/>
-            <w:tabs>
-              <w:tab w:val="right" w:leader="dot" w:pos="9060"/>
-            </w:tabs>
-            <w:bidi w:val="0"/>
-            <w:rPr>
-              <w:rStyle w:val="Hyperlnk"/>
-            </w:rPr>
-          </w:pPr>
-          <w:hyperlink w:anchor="_Toc629649123">
-            <w:r>
-              <w:rPr>
-                <w:rStyle w:val="Hyperlnk"/>
-              </w:rPr>
-              <w:t>2. Mobile (React Native + Expo)</w:t>
-            </w:r>
-            <w:r>
-              <w:tab/>
-            </w:r>
-            <w:r>
-              <w:fldChar w:fldCharType="begin"/>
-            </w:r>
-            <w:r>
-              <w:instrText xml:space="preserve">PAGEREF _Toc629649123 \h</w:instrText>
-            </w:r>
-            <w:r>
-              <w:fldChar w:fldCharType="separate"/>
-            </w:r>
-            <w:r>
-              <w:rPr>
-                <w:rStyle w:val="Hyperlnk"/>
-              </w:rPr>
-              <w:t>5</w:t>
-            </w:r>
-            <w:r>
-              <w:fldChar w:fldCharType="end"/>
-            </w:r>
-          </w:hyperlink>
-        </w:p>
-        <w:p>
-          <w:pPr>
-            <w:pStyle w:val="Innehll3"/>
-            <w:tabs>
-              <w:tab w:val="right" w:leader="dot" w:pos="9060"/>
-            </w:tabs>
-            <w:bidi w:val="0"/>
-            <w:rPr>
-              <w:rStyle w:val="Hyperlnk"/>
-            </w:rPr>
-          </w:pPr>
-          <w:hyperlink w:anchor="_Toc1322669706">
-            <w:r>
-              <w:rPr>
-                <w:rStyle w:val="Hyperlnk"/>
-              </w:rPr>
-              <w:t>R14. Mobile Biometric Authentication - Desirable</w:t>
-            </w:r>
-            <w:r>
-              <w:tab/>
-            </w:r>
-            <w:r>
-              <w:fldChar w:fldCharType="begin"/>
-            </w:r>
-            <w:r>
-              <w:instrText xml:space="preserve">PAGEREF _Toc1322669706 \h</w:instrText>
-            </w:r>
-            <w:r>
-              <w:fldChar w:fldCharType="separate"/>
-            </w:r>
-            <w:r>
-              <w:rPr>
-                <w:rStyle w:val="Hyperlnk"/>
-              </w:rPr>
-              <w:t>5</w:t>
-            </w:r>
-            <w:r>
-              <w:fldChar w:fldCharType="end"/>
-            </w:r>
-          </w:hyperlink>
-        </w:p>
-        <w:p>
-          <w:pPr>
-            <w:pStyle w:val="Innehll3"/>
-            <w:tabs>
-              <w:tab w:val="right" w:leader="dot" w:pos="9060"/>
-            </w:tabs>
-            <w:bidi w:val="0"/>
-            <w:rPr>
-              <w:rStyle w:val="Hyperlnk"/>
-            </w:rPr>
-          </w:pPr>
-          <w:hyperlink w:anchor="_Toc1296358625">
-            <w:r>
-              <w:rPr>
-                <w:rStyle w:val="Hyperlnk"/>
-              </w:rPr>
-              <w:t>R15. Mobile Native Push Notifications - Desirable</w:t>
-            </w:r>
-            <w:r>
-              <w:tab/>
-            </w:r>
-            <w:r>
-              <w:fldChar w:fldCharType="begin"/>
-            </w:r>
-            <w:r>
-              <w:instrText xml:space="preserve">PAGEREF _Toc1296358625 \h</w:instrText>
-            </w:r>
-            <w:r>
-              <w:fldChar w:fldCharType="separate"/>
-            </w:r>
-            <w:r>
-              <w:rPr>
-                <w:rStyle w:val="Hyperlnk"/>
-              </w:rPr>
-              <w:t>5</w:t>
-            </w:r>
-            <w:r>
-              <w:fldChar w:fldCharType="end"/>
-            </w:r>
-          </w:hyperlink>
-        </w:p>
-        <w:p>
-          <w:pPr>
-            <w:pStyle w:val="Innehll3"/>
-            <w:tabs>
-              <w:tab w:val="right" w:leader="dot" w:pos="9060"/>
-            </w:tabs>
-            <w:bidi w:val="0"/>
-            <w:rPr>
-              <w:rStyle w:val="Hyperlnk"/>
-            </w:rPr>
-          </w:pPr>
-          <w:hyperlink w:anchor="_Toc2060457048">
-            <w:r>
-              <w:rPr>
-                <w:rStyle w:val="Hyperlnk"/>
-              </w:rPr>
-              <w:t>R16. Mobile Haptic Feedback - Desirable</w:t>
-            </w:r>
-            <w:r>
-              <w:tab/>
-            </w:r>
-            <w:r>
-              <w:fldChar w:fldCharType="begin"/>
-            </w:r>
-            <w:r>
-              <w:instrText xml:space="preserve">PAGEREF _Toc2060457048 \h</w:instrText>
-            </w:r>
-            <w:r>
-              <w:fldChar w:fldCharType="separate"/>
-            </w:r>
-            <w:r>
-              <w:rPr>
-                <w:rStyle w:val="Hyperlnk"/>
-              </w:rPr>
-              <w:t>5</w:t>
-            </w:r>
-            <w:r>
-              <w:fldChar w:fldCharType="end"/>
-            </w:r>
-          </w:hyperlink>
-        </w:p>
-        <w:p>
-          <w:pPr>
-            <w:pStyle w:val="Innehll3"/>
-            <w:tabs>
-              <w:tab w:val="right" w:leader="dot" w:pos="9060"/>
-            </w:tabs>
-            <w:bidi w:val="0"/>
-            <w:rPr>
-              <w:rStyle w:val="Hyperlnk"/>
-            </w:rPr>
-          </w:pPr>
-          <w:hyperlink w:anchor="_Toc1942976577">
-            <w:r>
-              <w:rPr>
-                <w:rStyle w:val="Hyperlnk"/>
-              </w:rPr>
-              <w:t>R17. Mobile Gesture-based Navigation - Essential</w:t>
-            </w:r>
-            <w:r>
-              <w:tab/>
-            </w:r>
-            <w:r>
-              <w:fldChar w:fldCharType="begin"/>
-            </w:r>
-            <w:r>
-              <w:instrText xml:space="preserve">PAGEREF _Toc1942976577 \h</w:instrText>
-            </w:r>
-            <w:r>
-              <w:fldChar w:fldCharType="separate"/>
-            </w:r>
-            <w:r>
-              <w:rPr>
-                <w:rStyle w:val="Hyperlnk"/>
-              </w:rPr>
-              <w:t>5</w:t>
-            </w:r>
-            <w:r>
-              <w:fldChar w:fldCharType="end"/>
-            </w:r>
-          </w:hyperlink>
-        </w:p>
-        <w:p>
-          <w:pPr>
-            <w:pStyle w:val="Innehll3"/>
-            <w:tabs>
-              <w:tab w:val="right" w:leader="dot" w:pos="9060"/>
-            </w:tabs>
-            <w:bidi w:val="0"/>
-            <w:rPr>
-              <w:rStyle w:val="Hyperlnk"/>
-            </w:rPr>
-          </w:pPr>
-          <w:hyperlink w:anchor="_Toc1880929854">
-            <w:r>
-              <w:rPr>
-                <w:rStyle w:val="Hyperlnk"/>
-              </w:rPr>
-              <w:t>R18. Mobile Design Coordinated with Web - Essential</w:t>
-            </w:r>
-            <w:r>
-              <w:tab/>
-            </w:r>
-            <w:r>
-              <w:fldChar w:fldCharType="begin"/>
-            </w:r>
-            <w:r>
-              <w:instrText xml:space="preserve">PAGEREF _Toc1880929854 \h</w:instrText>
-            </w:r>
-            <w:r>
-              <w:fldChar w:fldCharType="separate"/>
-            </w:r>
-            <w:r>
-              <w:rPr>
-                <w:rStyle w:val="Hyperlnk"/>
-              </w:rPr>
-              <w:t>6</w:t>
-            </w:r>
-            <w:r>
-              <w:fldChar w:fldCharType="end"/>
-            </w:r>
-          </w:hyperlink>
-        </w:p>
-        <w:p>
-          <w:pPr>
-            <w:pStyle w:val="Innehll2"/>
-            <w:tabs>
-              <w:tab w:val="right" w:leader="dot" w:pos="9060"/>
-            </w:tabs>
-            <w:bidi w:val="0"/>
-            <w:rPr>
-              <w:rStyle w:val="Hyperlnk"/>
-            </w:rPr>
-          </w:pPr>
-          <w:hyperlink w:anchor="_Toc884661720">
-            <w:r>
-              <w:rPr>
-                <w:rStyle w:val="Hyperlnk"/>
-              </w:rPr>
-              <w:t>3. Web (React + Next.js)</w:t>
-            </w:r>
-            <w:r>
-              <w:tab/>
-            </w:r>
-            <w:r>
-              <w:fldChar w:fldCharType="begin"/>
-            </w:r>
-            <w:r>
-              <w:instrText xml:space="preserve">PAGEREF _Toc884661720 \h</w:instrText>
-            </w:r>
-            <w:r>
-              <w:fldChar w:fldCharType="separate"/>
-            </w:r>
-            <w:r>
-              <w:rPr>
-                <w:rStyle w:val="Hyperlnk"/>
-              </w:rPr>
-              <w:t>6</w:t>
-            </w:r>
-            <w:r>
-              <w:fldChar w:fldCharType="end"/>
-            </w:r>
-          </w:hyperlink>
-        </w:p>
-        <w:p>
-          <w:pPr>
-            <w:pStyle w:val="Innehll3"/>
-            <w:tabs>
-              <w:tab w:val="right" w:leader="dot" w:pos="9060"/>
-            </w:tabs>
-            <w:bidi w:val="0"/>
-            <w:rPr>
-              <w:rStyle w:val="Hyperlnk"/>
-            </w:rPr>
-          </w:pPr>
-          <w:hyperlink w:anchor="_Toc1163069613">
-            <w:r>
-              <w:rPr>
-                <w:rStyle w:val="Hyperlnk"/>
-              </w:rPr>
-              <w:t>R19. Web Authentication Integration – Essential</w:t>
-            </w:r>
-            <w:r>
-              <w:tab/>
-            </w:r>
-            <w:r>
-              <w:fldChar w:fldCharType="begin"/>
-            </w:r>
-            <w:r>
-              <w:instrText xml:space="preserve">PAGEREF _Toc1163069613 \h</w:instrText>
-            </w:r>
-            <w:r>
-              <w:fldChar w:fldCharType="separate"/>
-            </w:r>
-            <w:r>
-              <w:rPr>
-                <w:rStyle w:val="Hyperlnk"/>
-              </w:rPr>
-              <w:t>6</w:t>
-            </w:r>
-            <w:r>
-              <w:fldChar w:fldCharType="end"/>
-            </w:r>
-          </w:hyperlink>
-        </w:p>
-        <w:p>
-          <w:pPr>
-            <w:pStyle w:val="Innehll3"/>
-            <w:tabs>
-              <w:tab w:val="right" w:leader="dot" w:pos="9060"/>
-            </w:tabs>
-            <w:bidi w:val="0"/>
-            <w:rPr>
-              <w:rStyle w:val="Hyperlnk"/>
-            </w:rPr>
-          </w:pPr>
-          <w:hyperlink w:anchor="_Toc1572936808">
-            <w:r>
-              <w:rPr>
-                <w:rStyle w:val="Hyperlnk"/>
-              </w:rPr>
-              <w:t>R20. Web Device Synchronization – Essential</w:t>
-            </w:r>
-            <w:r>
-              <w:tab/>
-            </w:r>
-            <w:r>
-              <w:fldChar w:fldCharType="begin"/>
-            </w:r>
-            <w:r>
-              <w:instrText xml:space="preserve">PAGEREF _Toc1572936808 \h</w:instrText>
-            </w:r>
-            <w:r>
-              <w:fldChar w:fldCharType="separate"/>
-            </w:r>
-            <w:r>
-              <w:rPr>
-                <w:rStyle w:val="Hyperlnk"/>
-              </w:rPr>
-              <w:t>6</w:t>
-            </w:r>
-            <w:r>
-              <w:fldChar w:fldCharType="end"/>
-            </w:r>
-          </w:hyperlink>
-        </w:p>
-        <w:p>
-          <w:pPr>
-            <w:pStyle w:val="Innehll3"/>
-            <w:tabs>
-              <w:tab w:val="right" w:leader="dot" w:pos="9060"/>
-            </w:tabs>
-            <w:bidi w:val="0"/>
-            <w:rPr>
-              <w:rStyle w:val="Hyperlnk"/>
-            </w:rPr>
-          </w:pPr>
-          <w:hyperlink w:anchor="_Toc2120809419">
-            <w:r>
-              <w:rPr>
-                <w:rStyle w:val="Hyperlnk"/>
-              </w:rPr>
-              <w:t>R21. Web Hub Control Panel – Essential</w:t>
-            </w:r>
-            <w:r>
-              <w:tab/>
-            </w:r>
-            <w:r>
-              <w:fldChar w:fldCharType="begin"/>
-            </w:r>
-            <w:r>
-              <w:instrText xml:space="preserve">PAGEREF _Toc2120809419 \h</w:instrText>
-            </w:r>
-            <w:r>
-              <w:fldChar w:fldCharType="separate"/>
-            </w:r>
-            <w:r>
-              <w:rPr>
-                <w:rStyle w:val="Hyperlnk"/>
-              </w:rPr>
-              <w:t>6</w:t>
-            </w:r>
-            <w:r>
-              <w:fldChar w:fldCharType="end"/>
-            </w:r>
-          </w:hyperlink>
-        </w:p>
-        <w:p>
-          <w:pPr>
-            <w:pStyle w:val="Innehll3"/>
-            <w:tabs>
-              <w:tab w:val="right" w:leader="dot" w:pos="9060"/>
-            </w:tabs>
-            <w:bidi w:val="0"/>
-            <w:rPr>
-              <w:rStyle w:val="Hyperlnk"/>
-            </w:rPr>
-          </w:pPr>
-          <w:hyperlink w:anchor="_Toc783818400">
-            <w:r>
-              <w:rPr>
-                <w:rStyle w:val="Hyperlnk"/>
-              </w:rPr>
-              <w:t>R22. Web Connection State Handling – Essential</w:t>
-            </w:r>
-            <w:r>
-              <w:tab/>
-            </w:r>
-            <w:r>
-              <w:fldChar w:fldCharType="begin"/>
-            </w:r>
-            <w:r>
-              <w:instrText xml:space="preserve">PAGEREF _Toc783818400 \h</w:instrText>
-            </w:r>
-            <w:r>
-              <w:fldChar w:fldCharType="separate"/>
-            </w:r>
-            <w:r>
-              <w:rPr>
-                <w:rStyle w:val="Hyperlnk"/>
-              </w:rPr>
-              <w:t>6</w:t>
-            </w:r>
-            <w:r>
-              <w:fldChar w:fldCharType="end"/>
-            </w:r>
-          </w:hyperlink>
-        </w:p>
-        <w:p>
-          <w:pPr>
-            <w:pStyle w:val="Innehll3"/>
-            <w:tabs>
-              <w:tab w:val="right" w:leader="dot" w:pos="9060"/>
-            </w:tabs>
-            <w:bidi w:val="0"/>
-            <w:rPr>
-              <w:rStyle w:val="Hyperlnk"/>
-            </w:rPr>
-          </w:pPr>
-          <w:hyperlink w:anchor="_Toc749934080">
-            <w:r>
-              <w:rPr>
-                <w:rStyle w:val="Hyperlnk"/>
-              </w:rPr>
-              <w:t>R23. Web Route Protection – Essential</w:t>
-            </w:r>
-            <w:r>
-              <w:tab/>
-            </w:r>
-            <w:r>
-              <w:fldChar w:fldCharType="begin"/>
-            </w:r>
-            <w:r>
-              <w:instrText xml:space="preserve">PAGEREF _Toc749934080 \h</w:instrText>
-            </w:r>
-            <w:r>
-              <w:fldChar w:fldCharType="separate"/>
-            </w:r>
-            <w:r>
-              <w:rPr>
-                <w:rStyle w:val="Hyperlnk"/>
-              </w:rPr>
-              <w:t>6</w:t>
-            </w:r>
-            <w:r>
-              <w:fldChar w:fldCharType="end"/>
-            </w:r>
-          </w:hyperlink>
-        </w:p>
-        <w:p>
-          <w:pPr>
-            <w:pStyle w:val="Innehll3"/>
-            <w:tabs>
-              <w:tab w:val="right" w:leader="dot" w:pos="9060"/>
-            </w:tabs>
-            <w:bidi w:val="0"/>
-            <w:rPr>
-              <w:rStyle w:val="Hyperlnk"/>
-            </w:rPr>
-          </w:pPr>
-          <w:hyperlink w:anchor="_Toc1365167620">
-            <w:r>
-              <w:rPr>
-                <w:rStyle w:val="Hyperlnk"/>
-              </w:rPr>
-              <w:t>R24. Web Responsive Design – Desirable</w:t>
-            </w:r>
-            <w:r>
-              <w:tab/>
-            </w:r>
-            <w:r>
-              <w:fldChar w:fldCharType="begin"/>
-            </w:r>
-            <w:r>
-              <w:instrText xml:space="preserve">PAGEREF _Toc1365167620 \h</w:instrText>
-            </w:r>
-            <w:r>
-              <w:fldChar w:fldCharType="separate"/>
-            </w:r>
-            <w:r>
-              <w:rPr>
-                <w:rStyle w:val="Hyperlnk"/>
-              </w:rPr>
-              <w:t>6</w:t>
-            </w:r>
-            <w:r>
-              <w:fldChar w:fldCharType="end"/>
-            </w:r>
-          </w:hyperlink>
-        </w:p>
-        <w:p>
-          <w:pPr>
-            <w:pStyle w:val="Innehll3"/>
-            <w:tabs>
-              <w:tab w:val="right" w:leader="dot" w:pos="9060"/>
-            </w:tabs>
-            <w:bidi w:val="0"/>
-            <w:rPr>
-              <w:rStyle w:val="Hyperlnk"/>
-            </w:rPr>
-          </w:pPr>
-          <w:hyperlink w:anchor="_Toc707050730">
-            <w:r>
-              <w:rPr>
-                <w:rStyle w:val="Hyperlnk"/>
-              </w:rPr>
-              <w:t>R25. Web Error Handling &amp; Feedback – Desirable</w:t>
-            </w:r>
-            <w:r>
-              <w:tab/>
-            </w:r>
-            <w:r>
-              <w:fldChar w:fldCharType="begin"/>
-            </w:r>
-            <w:r>
-              <w:instrText xml:space="preserve">PAGEREF _Toc707050730 \h</w:instrText>
-            </w:r>
-            <w:r>
-              <w:fldChar w:fldCharType="separate"/>
-            </w:r>
-            <w:r>
-              <w:rPr>
-                <w:rStyle w:val="Hyperlnk"/>
-              </w:rPr>
-              <w:t>7</w:t>
-            </w:r>
-            <w:r>
-              <w:fldChar w:fldCharType="end"/>
-            </w:r>
-          </w:hyperlink>
-        </w:p>
-        <w:p>
-          <w:pPr>
-            <w:pStyle w:val="Innehll3"/>
-            <w:tabs>
-              <w:tab w:val="right" w:leader="dot" w:pos="9060"/>
-            </w:tabs>
-            <w:bidi w:val="0"/>
-            <w:rPr>
-              <w:rStyle w:val="Hyperlnk"/>
-            </w:rPr>
-          </w:pPr>
-          <w:hyperlink w:anchor="_Toc371184625">
-            <w:r>
-              <w:rPr>
-                <w:rStyle w:val="Hyperlnk"/>
-              </w:rPr>
-              <w:t>R26. Web UI Consistency – Essential</w:t>
-            </w:r>
-            <w:r>
-              <w:tab/>
-            </w:r>
-            <w:r>
-              <w:fldChar w:fldCharType="begin"/>
-            </w:r>
-            <w:r>
-              <w:instrText xml:space="preserve">PAGEREF _Toc371184625 \h</w:instrText>
-            </w:r>
-            <w:r>
-              <w:fldChar w:fldCharType="separate"/>
-            </w:r>
-            <w:r>
-              <w:rPr>
-                <w:rStyle w:val="Hyperlnk"/>
-              </w:rPr>
-              <w:t>7</w:t>
-            </w:r>
-            <w:r>
-              <w:fldChar w:fldCharType="end"/>
-            </w:r>
-          </w:hyperlink>
-        </w:p>
-        <w:p>
-          <w:pPr>
-            <w:pStyle w:val="Innehll1"/>
-            <w:tabs>
-              <w:tab w:val="right" w:leader="dot" w:pos="9060"/>
-            </w:tabs>
-            <w:bidi w:val="0"/>
-            <w:rPr>
-              <w:rStyle w:val="Hyperlnk"/>
-            </w:rPr>
-          </w:pPr>
-          <w:hyperlink w:anchor="_Toc1307667926">
-            <w:r>
-              <w:rPr>
-                <w:rStyle w:val="Hyperlnk"/>
-              </w:rPr>
-              <w:t>References</w:t>
-            </w:r>
-            <w:r>
-              <w:tab/>
-            </w:r>
-            <w:r>
-              <w:fldChar w:fldCharType="begin"/>
-            </w:r>
-            <w:r>
-              <w:instrText xml:space="preserve">PAGEREF _Toc1307667926 \h</w:instrText>
-            </w:r>
-            <w:r>
-              <w:fldChar w:fldCharType="separate"/>
-            </w:r>
-            <w:r>
-              <w:rPr>
-                <w:rStyle w:val="Hyperlnk"/>
-              </w:rPr>
-              <w:t>7</w:t>
-            </w:r>
-            <w:r>
-              <w:fldChar w:fldCharType="end"/>
-            </w:r>
-          </w:hyperlink>
           <w:r>
             <w:fldChar w:fldCharType="end"/>
           </w:r>
@@ -1496,7 +1449,7 @@
           <w:color w:val="auto"/>
         </w:rPr>
       </w:pPr>
-      <w:bookmarkStart w:name="_Toc1659067483" w:id="1120996106"/>
+      <w:bookmarkStart w:name="_Toc1879908148" w:id="1792994652"/>
       <w:r>
         <w:rPr>
           <w:color w:val="auto"/>
@@ -1509,7 +1462,7 @@
         </w:rPr>
         <w:t>History</w:t>
       </w:r>
-      <w:bookmarkEnd w:id="1120996106"/>
+      <w:bookmarkEnd w:id="1792994652"/>
     </w:p>
     <w:p>
       <w:pPr>
@@ -2463,6 +2416,142 @@
           </w:p>
         </w:tc>
       </w:tr>
+      <w:tr>
+        <w:trPr>
+          <w:trHeight w:val="300"/>
+        </w:trPr>
+        <w:tc>
+          <w:tcPr>
+            <w:tcW w:w="2304" w:type="dxa"/>
+            <w:tcBorders>
+              <w:top w:val="single" w:color="auto" w:sz="6" w:space="0"/>
+              <w:left w:val="single" w:color="auto" w:sz="6" w:space="0"/>
+              <w:bottom w:val="single" w:color="auto" w:sz="6" w:space="0"/>
+              <w:right w:val="single" w:color="auto" w:sz="6" w:space="0"/>
+            </w:tcBorders>
+            <w:tcMar/>
+          </w:tcPr>
+          <w:p>
+            <w:pPr>
+              <w:pStyle w:val="Tabletext"/>
+              <w:spacing w:line="276" w:lineRule="auto"/>
+              <w:jc w:val="center"/>
+            </w:pPr>
+            <w:r>
+              <w:rPr>
+                <w:rFonts w:ascii="Arial" w:hAnsi="Arial" w:eastAsia="Arial" w:cs="Arial" w:asciiTheme="minorAscii" w:hAnsiTheme="minorAscii" w:eastAsiaTheme="minorEastAsia" w:cstheme="minorBidi"/>
+              </w:rPr>
+              <w:t>25/05/2026</w:t>
+            </w:r>
+          </w:p>
+        </w:tc>
+        <w:tc>
+          <w:tcPr>
+            <w:tcW w:w="1152" w:type="dxa"/>
+            <w:tcBorders>
+              <w:top w:val="single" w:color="auto" w:sz="6" w:space="0"/>
+              <w:left w:val="single" w:color="auto" w:sz="6" w:space="0"/>
+              <w:bottom w:val="single" w:color="auto" w:sz="6" w:space="0"/>
+              <w:right w:val="single" w:color="auto" w:sz="6" w:space="0"/>
+            </w:tcBorders>
+            <w:tcMar/>
+          </w:tcPr>
+          <w:p>
+            <w:pPr>
+              <w:pStyle w:val="Tabletext"/>
+              <w:spacing w:line="276" w:lineRule="auto"/>
+              <w:jc w:val="center"/>
+            </w:pPr>
+            <w:r>
+              <w:rPr>
+                <w:rFonts w:ascii="Arial" w:hAnsi="Arial" w:eastAsia="Arial" w:cs="Arial" w:asciiTheme="minorAscii" w:hAnsiTheme="minorAscii" w:eastAsiaTheme="minorEastAsia" w:cstheme="minorBidi"/>
+              </w:rPr>
+              <w:t>1.6</w:t>
+            </w:r>
+          </w:p>
+        </w:tc>
+        <w:tc>
+          <w:tcPr>
+            <w:tcW w:w="3744" w:type="dxa"/>
+            <w:tcBorders>
+              <w:top w:val="single" w:color="auto" w:sz="6" w:space="0"/>
+              <w:left w:val="single" w:color="auto" w:sz="6" w:space="0"/>
+              <w:bottom w:val="single" w:color="auto" w:sz="6" w:space="0"/>
+              <w:right w:val="single" w:color="auto" w:sz="6" w:space="0"/>
+            </w:tcBorders>
+            <w:tcMar/>
+          </w:tcPr>
+          <w:p>
+            <w:pPr>
+              <w:pStyle w:val="Tabletext"/>
+              <w:spacing w:line="276" w:lineRule="auto"/>
+              <w:jc w:val="center"/>
+            </w:pPr>
+            <w:r>
+              <w:rPr>
+                <w:rFonts w:ascii="Arial" w:hAnsi="Arial" w:eastAsia="Arial" w:cs="Arial" w:asciiTheme="minorAscii" w:hAnsiTheme="minorAscii" w:eastAsiaTheme="minorEastAsia" w:cstheme="minorBidi"/>
+              </w:rPr>
+              <w:t xml:space="preserve">Add </w:t>
+            </w:r>
+            <w:r>
+              <w:rPr>
+                <w:rFonts w:ascii="Arial" w:hAnsi="Arial" w:eastAsia="Arial" w:cs="Arial" w:asciiTheme="minorAscii" w:hAnsiTheme="minorAscii" w:eastAsiaTheme="minorEastAsia" w:cstheme="minorBidi"/>
+              </w:rPr>
+              <w:t>Github</w:t>
+            </w:r>
+            <w:r>
+              <w:rPr>
+                <w:rFonts w:ascii="Arial" w:hAnsi="Arial" w:eastAsia="Arial" w:cs="Arial" w:asciiTheme="minorAscii" w:hAnsiTheme="minorAscii" w:eastAsiaTheme="minorEastAsia" w:cstheme="minorBidi"/>
+              </w:rPr>
+              <w:t xml:space="preserve"> Link, </w:t>
+            </w:r>
+            <w:r>
+              <w:rPr>
+                <w:rFonts w:ascii="Arial" w:hAnsi="Arial" w:eastAsia="Arial" w:cs="Arial" w:asciiTheme="minorAscii" w:hAnsiTheme="minorAscii" w:eastAsiaTheme="minorEastAsia" w:cstheme="minorBidi"/>
+              </w:rPr>
+              <w:t>add Table for relation between requirements, design and tests.</w:t>
+            </w:r>
+          </w:p>
+          <w:p>
+            <w:pPr>
+              <w:pStyle w:val="Tabletext"/>
+              <w:spacing w:line="276" w:lineRule="auto"/>
+              <w:jc w:val="center"/>
+            </w:pPr>
+            <w:r>
+              <w:rPr>
+                <w:rFonts w:ascii="Arial" w:hAnsi="Arial" w:eastAsia="Arial" w:cs="Arial" w:asciiTheme="minorAscii" w:hAnsiTheme="minorAscii" w:eastAsiaTheme="minorEastAsia" w:cstheme="minorBidi"/>
+              </w:rPr>
+              <w:t>Add R28 Arduino Rust Simulator</w:t>
+            </w:r>
+          </w:p>
+        </w:tc>
+        <w:tc>
+          <w:tcPr>
+            <w:tcW w:w="2304" w:type="dxa"/>
+            <w:tcBorders>
+              <w:top w:val="single" w:color="auto" w:sz="6" w:space="0"/>
+              <w:left w:val="single" w:color="auto" w:sz="6" w:space="0"/>
+              <w:bottom w:val="single" w:color="auto" w:sz="6" w:space="0"/>
+              <w:right w:val="single" w:color="auto" w:sz="6" w:space="0"/>
+            </w:tcBorders>
+            <w:tcMar/>
+          </w:tcPr>
+          <w:p>
+            <w:pPr>
+              <w:pStyle w:val="Tabletext"/>
+              <w:spacing w:line="276" w:lineRule="auto"/>
+              <w:jc w:val="center"/>
+            </w:pPr>
+            <w:r>
+              <w:rPr>
+                <w:rFonts w:ascii="Arial" w:hAnsi="Arial" w:eastAsia="Arial" w:cs="Arial" w:asciiTheme="minorAscii" w:hAnsiTheme="minorAscii" w:eastAsiaTheme="minorEastAsia" w:cstheme="minorBidi"/>
+              </w:rPr>
+              <w:t>Daniel Jönsson</w:t>
+            </w:r>
+          </w:p>
+        </w:tc>
+      </w:tr>
     </w:tbl>
     <w:p>
       <w:pPr>
@@ -2474,7 +2563,7 @@
           <w:color w:val="auto"/>
         </w:rPr>
       </w:pPr>
-      <w:bookmarkStart w:name="_Toc1313280252" w:id="39210741"/>
+      <w:bookmarkStart w:name="_Toc429325344" w:id="2082875011"/>
       <w:r>
         <w:rPr>
           <w:color w:val="auto"/>
@@ -2487,7 +2576,7 @@
         </w:rPr>
         <w:t xml:space="preserve"> List</w:t>
       </w:r>
-      <w:bookmarkEnd w:id="39210741"/>
+      <w:bookmarkEnd w:id="2082875011"/>
     </w:p>
     <w:tbl>
       <w:tblPr>
@@ -2509,9 +2598,10 @@
         <w:tblLook w:val="04A0" w:firstRow="1" w:lastRow="0" w:firstColumn="1" w:lastColumn="0" w:noHBand="0" w:noVBand="1"/>
       </w:tblPr>
       <w:tblGrid>
-        <w:gridCol w:w="3665"/>
-        <w:gridCol w:w="2698"/>
-        <w:gridCol w:w="2698"/>
+        <w:gridCol w:w="2824"/>
+        <w:gridCol w:w="2079"/>
+        <w:gridCol w:w="2079"/>
+        <w:gridCol w:w="2079"/>
       </w:tblGrid>
       <w:tr>
         <w:trPr>
@@ -2519,7 +2609,7 @@
         </w:trPr>
         <w:tc>
           <w:tcPr>
-            <w:tcW w:w="3665" w:type="dxa"/>
+            <w:tcW w:w="2824" w:type="dxa"/>
             <w:tcBorders>
               <w:top w:val="single" w:color="auto" w:sz="12" w:space="0"/>
               <w:left w:val="single" w:color="auto" w:sz="12" w:space="0"/>
@@ -2552,7 +2642,7 @@
         </w:tc>
         <w:tc>
           <w:tcPr>
-            <w:tcW w:w="2698" w:type="dxa"/>
+            <w:tcW w:w="2079" w:type="dxa"/>
             <w:tcBorders>
               <w:top w:val="single" w:color="auto" w:sz="12" w:space="0"/>
               <w:left w:val="single" w:color="auto" w:sz="12" w:space="0"/>
@@ -2586,7 +2676,39 @@
         </w:tc>
         <w:tc>
           <w:tcPr>
-            <w:tcW w:w="2698" w:type="dxa"/>
+            <w:tcW w:w="2079" w:type="dxa"/>
+            <w:tcBorders>
+              <w:top w:val="single" w:color="auto" w:sz="12"/>
+              <w:left w:val="single" w:color="auto" w:sz="12"/>
+              <w:bottom w:val="single" w:color="auto" w:sz="12"/>
+              <w:right w:val="single" w:color="auto" w:sz="12"/>
+            </w:tcBorders>
+            <w:shd w:val="clear" w:color="auto" w:fill="CCCCCC"/>
+            <w:tcMar/>
+            <w:vAlign w:val="center"/>
+          </w:tcPr>
+          <w:p>
+            <w:pPr>
+              <w:pStyle w:val="Sidfot"/>
+              <w:suppressLineNumbers w:val="0"/>
+              <w:bidi w:val="0"/>
+              <w:spacing w:before="0" w:beforeAutospacing="off" w:after="0" w:afterAutospacing="off" w:line="240" w:lineRule="auto"/>
+              <w:ind w:left="0" w:right="0"/>
+              <w:jc w:val="center"/>
+            </w:pPr>
+            <w:r>
+              <w:rPr>
+                <w:rFonts w:ascii="Arial" w:hAnsi="Arial" w:eastAsia="Arial" w:cs="Arial" w:asciiTheme="minorAscii" w:hAnsiTheme="minorAscii" w:eastAsiaTheme="minorEastAsia" w:cstheme="minorBidi"/>
+                <w:b w:val="1"/>
+                <w:bCs w:val="1"/>
+              </w:rPr>
+              <w:t>Completion Factor</w:t>
+            </w:r>
+          </w:p>
+        </w:tc>
+        <w:tc>
+          <w:tcPr>
+            <w:tcW w:w="2079" w:type="dxa"/>
             <w:tcBorders>
               <w:top w:val="single" w:color="auto" w:sz="12"/>
               <w:left w:val="single" w:color="auto" w:sz="12"/>
@@ -2602,14 +2724,27 @@
               <w:pStyle w:val="Sidfot"/>
               <w:spacing w:line="240" w:lineRule="auto"/>
               <w:jc w:val="center"/>
-            </w:pPr>
-            <w:r>
               <w:rPr>
                 <w:rFonts w:ascii="Arial" w:hAnsi="Arial" w:eastAsia="Arial" w:cs="Arial" w:asciiTheme="minorAscii" w:hAnsiTheme="minorAscii" w:eastAsiaTheme="minorEastAsia" w:cstheme="minorBidi"/>
                 <w:b w:val="1"/>
                 <w:bCs w:val="1"/>
               </w:rPr>
-              <w:t>Progress</w:t>
+            </w:pPr>
+            <w:r>
+              <w:rPr>
+                <w:rFonts w:ascii="Arial" w:hAnsi="Arial" w:eastAsia="Arial" w:cs="Arial" w:asciiTheme="minorAscii" w:hAnsiTheme="minorAscii" w:eastAsiaTheme="minorEastAsia" w:cstheme="minorBidi"/>
+                <w:b w:val="1"/>
+                <w:bCs w:val="1"/>
+              </w:rPr>
+              <w:t>Test</w:t>
+            </w:r>
+            <w:r>
+              <w:rPr>
+                <w:rFonts w:ascii="Arial" w:hAnsi="Arial" w:eastAsia="Arial" w:cs="Arial" w:asciiTheme="minorAscii" w:hAnsiTheme="minorAscii" w:eastAsiaTheme="minorEastAsia" w:cstheme="minorBidi"/>
+                <w:b w:val="1"/>
+                <w:bCs w:val="1"/>
+              </w:rPr>
+              <w:t>ed</w:t>
             </w:r>
           </w:p>
         </w:tc>
@@ -2620,7 +2755,7 @@
         </w:trPr>
         <w:tc>
           <w:tcPr>
-            <w:tcW w:w="3665" w:type="dxa"/>
+            <w:tcW w:w="2824" w:type="dxa"/>
             <w:tcBorders>
               <w:top w:val="single" w:color="auto" w:sz="12" w:space="0"/>
               <w:left w:val="single" w:color="auto" w:sz="12" w:space="0"/>
@@ -2687,7 +2822,7 @@
         </w:tc>
         <w:tc>
           <w:tcPr>
-            <w:tcW w:w="2698" w:type="dxa"/>
+            <w:tcW w:w="2079" w:type="dxa"/>
             <w:tcBorders>
               <w:top w:val="single" w:color="auto" w:sz="12" w:space="0"/>
               <w:left w:val="single" w:color="auto" w:sz="12" w:space="0"/>
@@ -2715,7 +2850,7 @@
         </w:tc>
         <w:tc>
           <w:tcPr>
-            <w:tcW w:w="2698" w:type="dxa"/>
+            <w:tcW w:w="2079" w:type="dxa"/>
             <w:tcBorders>
               <w:top w:val="single" w:color="auto" w:sz="12"/>
               <w:left w:val="single" w:color="auto" w:sz="12"/>
@@ -2748,6 +2883,41 @@
             </w:r>
           </w:p>
         </w:tc>
+        <w:tc>
+          <w:tcPr>
+            <w:tcW w:w="2079" w:type="dxa"/>
+            <w:tcBorders>
+              <w:top w:val="single" w:color="auto" w:sz="12"/>
+              <w:left w:val="single" w:color="auto" w:sz="12"/>
+              <w:bottom w:val="single" w:color="auto" w:sz="12"/>
+              <w:right w:val="single" w:color="auto" w:sz="12"/>
+            </w:tcBorders>
+            <w:tcMar/>
+          </w:tcPr>
+          <w:p>
+            <w:pPr>
+              <w:pStyle w:val="Sidfot"/>
+              <w:spacing w:line="240" w:lineRule="auto"/>
+              <w:jc w:val="center"/>
+              <w:rPr>
+                <w:rFonts w:ascii="Arial" w:hAnsi="Arial" w:eastAsia="Arial" w:cs="Arial" w:asciiTheme="minorAscii" w:hAnsiTheme="minorAscii" w:eastAsiaTheme="minorEastAsia" w:cstheme="minorBidi"/>
+              </w:rPr>
+            </w:pPr>
+          </w:p>
+          <w:p>
+            <w:pPr>
+              <w:pStyle w:val="Sidfot"/>
+              <w:spacing w:line="240" w:lineRule="auto"/>
+              <w:jc w:val="center"/>
+            </w:pPr>
+            <w:r>
+              <w:rPr>
+                <w:rFonts w:ascii="Arial" w:hAnsi="Arial" w:eastAsia="Arial" w:cs="Arial" w:asciiTheme="minorAscii" w:hAnsiTheme="minorAscii" w:eastAsiaTheme="minorEastAsia" w:cstheme="minorBidi"/>
+              </w:rPr>
+              <w:t>Yes</w:t>
+            </w:r>
+          </w:p>
+        </w:tc>
       </w:tr>
       <w:tr>
         <w:trPr>
@@ -2755,7 +2925,7 @@
         </w:trPr>
         <w:tc>
           <w:tcPr>
-            <w:tcW w:w="3665" w:type="dxa"/>
+            <w:tcW w:w="2824" w:type="dxa"/>
             <w:tcBorders>
               <w:top w:val="single" w:color="auto" w:sz="12" w:space="0"/>
               <w:left w:val="single" w:color="auto" w:sz="12" w:space="0"/>
@@ -2805,7 +2975,7 @@
         </w:tc>
         <w:tc>
           <w:tcPr>
-            <w:tcW w:w="2698" w:type="dxa"/>
+            <w:tcW w:w="2079" w:type="dxa"/>
             <w:tcBorders>
               <w:top w:val="single" w:color="auto" w:sz="12" w:space="0"/>
               <w:left w:val="single" w:color="auto" w:sz="12" w:space="0"/>
@@ -2833,7 +3003,7 @@
         </w:tc>
         <w:tc>
           <w:tcPr>
-            <w:tcW w:w="2698" w:type="dxa"/>
+            <w:tcW w:w="2079" w:type="dxa"/>
             <w:tcBorders>
               <w:top w:val="single" w:color="auto" w:sz="12"/>
               <w:left w:val="single" w:color="auto" w:sz="12"/>
@@ -2876,6 +3046,41 @@
             </w:pPr>
           </w:p>
         </w:tc>
+        <w:tc>
+          <w:tcPr>
+            <w:tcW w:w="2079" w:type="dxa"/>
+            <w:tcBorders>
+              <w:top w:val="single" w:color="auto" w:sz="12"/>
+              <w:left w:val="single" w:color="auto" w:sz="12"/>
+              <w:bottom w:val="single" w:color="auto" w:sz="12"/>
+              <w:right w:val="single" w:color="auto" w:sz="12"/>
+            </w:tcBorders>
+            <w:tcMar/>
+          </w:tcPr>
+          <w:p>
+            <w:pPr>
+              <w:pStyle w:val="Sidfot"/>
+              <w:spacing w:line="240" w:lineRule="auto"/>
+              <w:jc w:val="center"/>
+              <w:rPr>
+                <w:rFonts w:ascii="Arial" w:hAnsi="Arial" w:eastAsia="Arial" w:cs="Arial" w:asciiTheme="minorAscii" w:hAnsiTheme="minorAscii" w:eastAsiaTheme="minorEastAsia" w:cstheme="minorBidi"/>
+              </w:rPr>
+            </w:pPr>
+          </w:p>
+          <w:p>
+            <w:pPr>
+              <w:pStyle w:val="Sidfot"/>
+              <w:spacing w:line="240" w:lineRule="auto"/>
+              <w:jc w:val="center"/>
+            </w:pPr>
+            <w:r>
+              <w:rPr>
+                <w:rFonts w:ascii="Arial" w:hAnsi="Arial" w:eastAsia="Arial" w:cs="Arial" w:asciiTheme="minorAscii" w:hAnsiTheme="minorAscii" w:eastAsiaTheme="minorEastAsia" w:cstheme="minorBidi"/>
+              </w:rPr>
+              <w:t>Yes</w:t>
+            </w:r>
+          </w:p>
+        </w:tc>
       </w:tr>
       <w:tr>
         <w:trPr>
@@ -2883,7 +3088,7 @@
         </w:trPr>
         <w:tc>
           <w:tcPr>
-            <w:tcW w:w="3665" w:type="dxa"/>
+            <w:tcW w:w="2824" w:type="dxa"/>
             <w:tcBorders>
               <w:top w:val="single" w:color="auto" w:sz="12" w:space="0"/>
               <w:left w:val="single" w:color="auto" w:sz="12" w:space="0"/>
@@ -2938,7 +3143,7 @@
         </w:tc>
         <w:tc>
           <w:tcPr>
-            <w:tcW w:w="2698" w:type="dxa"/>
+            <w:tcW w:w="2079" w:type="dxa"/>
             <w:tcBorders>
               <w:top w:val="single" w:color="auto" w:sz="12" w:space="0"/>
               <w:left w:val="single" w:color="auto" w:sz="12" w:space="0"/>
@@ -2966,7 +3171,7 @@
         </w:tc>
         <w:tc>
           <w:tcPr>
-            <w:tcW w:w="2698" w:type="dxa"/>
+            <w:tcW w:w="2079" w:type="dxa"/>
             <w:tcBorders>
               <w:top w:val="single" w:color="auto" w:sz="12"/>
               <w:left w:val="single" w:color="auto" w:sz="12"/>
@@ -3009,6 +3214,41 @@
             </w:pPr>
           </w:p>
         </w:tc>
+        <w:tc>
+          <w:tcPr>
+            <w:tcW w:w="2079" w:type="dxa"/>
+            <w:tcBorders>
+              <w:top w:val="single" w:color="auto" w:sz="12"/>
+              <w:left w:val="single" w:color="auto" w:sz="12"/>
+              <w:bottom w:val="single" w:color="auto" w:sz="12"/>
+              <w:right w:val="single" w:color="auto" w:sz="12"/>
+            </w:tcBorders>
+            <w:tcMar/>
+          </w:tcPr>
+          <w:p>
+            <w:pPr>
+              <w:pStyle w:val="Sidfot"/>
+              <w:spacing w:line="240" w:lineRule="auto"/>
+              <w:jc w:val="center"/>
+              <w:rPr>
+                <w:rFonts w:ascii="Arial" w:hAnsi="Arial" w:eastAsia="Arial" w:cs="Arial" w:asciiTheme="minorAscii" w:hAnsiTheme="minorAscii" w:eastAsiaTheme="minorEastAsia" w:cstheme="minorBidi"/>
+              </w:rPr>
+            </w:pPr>
+          </w:p>
+          <w:p>
+            <w:pPr>
+              <w:pStyle w:val="Sidfot"/>
+              <w:spacing w:line="240" w:lineRule="auto"/>
+              <w:jc w:val="center"/>
+            </w:pPr>
+            <w:r>
+              <w:rPr>
+                <w:rFonts w:ascii="Arial" w:hAnsi="Arial" w:eastAsia="Arial" w:cs="Arial" w:asciiTheme="minorAscii" w:hAnsiTheme="minorAscii" w:eastAsiaTheme="minorEastAsia" w:cstheme="minorBidi"/>
+              </w:rPr>
+              <w:t>Yes</w:t>
+            </w:r>
+          </w:p>
+        </w:tc>
       </w:tr>
       <w:tr>
         <w:trPr>
@@ -3016,7 +3256,7 @@
         </w:trPr>
         <w:tc>
           <w:tcPr>
-            <w:tcW w:w="3665" w:type="dxa"/>
+            <w:tcW w:w="2824" w:type="dxa"/>
             <w:tcBorders>
               <w:top w:val="single" w:color="auto" w:sz="12" w:space="0"/>
               <w:left w:val="single" w:color="auto" w:sz="12" w:space="0"/>
@@ -3074,7 +3314,7 @@
         </w:tc>
         <w:tc>
           <w:tcPr>
-            <w:tcW w:w="2698" w:type="dxa"/>
+            <w:tcW w:w="2079" w:type="dxa"/>
             <w:tcBorders>
               <w:top w:val="single" w:color="auto" w:sz="12" w:space="0"/>
               <w:left w:val="single" w:color="auto" w:sz="12" w:space="0"/>
@@ -3102,7 +3342,7 @@
         </w:tc>
         <w:tc>
           <w:tcPr>
-            <w:tcW w:w="2698" w:type="dxa"/>
+            <w:tcW w:w="2079" w:type="dxa"/>
             <w:tcBorders>
               <w:top w:val="single" w:color="auto" w:sz="12"/>
               <w:left w:val="single" w:color="auto" w:sz="12"/>
@@ -3135,6 +3375,41 @@
             </w:r>
           </w:p>
         </w:tc>
+        <w:tc>
+          <w:tcPr>
+            <w:tcW w:w="2079" w:type="dxa"/>
+            <w:tcBorders>
+              <w:top w:val="single" w:color="auto" w:sz="12"/>
+              <w:left w:val="single" w:color="auto" w:sz="12"/>
+              <w:bottom w:val="single" w:color="auto" w:sz="12"/>
+              <w:right w:val="single" w:color="auto" w:sz="12"/>
+            </w:tcBorders>
+            <w:tcMar/>
+          </w:tcPr>
+          <w:p>
+            <w:pPr>
+              <w:pStyle w:val="Sidfot"/>
+              <w:spacing w:line="240" w:lineRule="auto"/>
+              <w:jc w:val="center"/>
+              <w:rPr>
+                <w:rFonts w:ascii="Arial" w:hAnsi="Arial" w:eastAsia="Arial" w:cs="Arial" w:asciiTheme="minorAscii" w:hAnsiTheme="minorAscii" w:eastAsiaTheme="minorEastAsia" w:cstheme="minorBidi"/>
+              </w:rPr>
+            </w:pPr>
+          </w:p>
+          <w:p>
+            <w:pPr>
+              <w:pStyle w:val="Sidfot"/>
+              <w:spacing w:line="240" w:lineRule="auto"/>
+              <w:jc w:val="center"/>
+            </w:pPr>
+            <w:r>
+              <w:rPr>
+                <w:rFonts w:ascii="Arial" w:hAnsi="Arial" w:eastAsia="Arial" w:cs="Arial" w:asciiTheme="minorAscii" w:hAnsiTheme="minorAscii" w:eastAsiaTheme="minorEastAsia" w:cstheme="minorBidi"/>
+              </w:rPr>
+              <w:t>Yes</w:t>
+            </w:r>
+          </w:p>
+        </w:tc>
       </w:tr>
       <w:tr>
         <w:trPr>
@@ -3142,7 +3417,7 @@
         </w:trPr>
         <w:tc>
           <w:tcPr>
-            <w:tcW w:w="3665" w:type="dxa"/>
+            <w:tcW w:w="2824" w:type="dxa"/>
             <w:tcBorders>
               <w:top w:val="single" w:color="000000" w:themeColor="text1" w:sz="12" w:space="0"/>
               <w:left w:val="single" w:color="000000" w:themeColor="text1" w:sz="12" w:space="0"/>
@@ -3218,7 +3493,7 @@
         </w:tc>
         <w:tc>
           <w:tcPr>
-            <w:tcW w:w="2698" w:type="dxa"/>
+            <w:tcW w:w="2079" w:type="dxa"/>
             <w:tcBorders>
               <w:top w:val="single" w:color="000000" w:themeColor="text1" w:sz="12" w:space="0"/>
               <w:left w:val="single" w:color="000000" w:themeColor="text1" w:sz="12" w:space="0"/>
@@ -3246,7 +3521,7 @@
         </w:tc>
         <w:tc>
           <w:tcPr>
-            <w:tcW w:w="2698" w:type="dxa"/>
+            <w:tcW w:w="2079" w:type="dxa"/>
             <w:tcBorders>
               <w:top w:val="single" w:color="000000" w:themeColor="text1" w:sz="12"/>
               <w:left w:val="single" w:color="000000" w:themeColor="text1" w:sz="12"/>
@@ -3279,6 +3554,41 @@
             </w:r>
           </w:p>
         </w:tc>
+        <w:tc>
+          <w:tcPr>
+            <w:tcW w:w="2079" w:type="dxa"/>
+            <w:tcBorders>
+              <w:top w:val="single" w:color="000000" w:themeColor="text1" w:sz="12"/>
+              <w:left w:val="single" w:color="000000" w:themeColor="text1" w:sz="12"/>
+              <w:bottom w:val="single" w:color="000000" w:themeColor="text1" w:sz="12"/>
+              <w:right w:val="single" w:color="000000" w:themeColor="text1" w:sz="12"/>
+            </w:tcBorders>
+            <w:tcMar/>
+          </w:tcPr>
+          <w:p>
+            <w:pPr>
+              <w:pStyle w:val="Sidfot"/>
+              <w:spacing w:line="240" w:lineRule="auto"/>
+              <w:jc w:val="center"/>
+              <w:rPr>
+                <w:rFonts w:ascii="Arial" w:hAnsi="Arial" w:eastAsia="Arial" w:cs="Arial" w:asciiTheme="minorAscii" w:hAnsiTheme="minorAscii" w:eastAsiaTheme="minorEastAsia" w:cstheme="minorBidi"/>
+              </w:rPr>
+            </w:pPr>
+          </w:p>
+          <w:p>
+            <w:pPr>
+              <w:pStyle w:val="Sidfot"/>
+              <w:spacing w:line="240" w:lineRule="auto"/>
+              <w:jc w:val="center"/>
+            </w:pPr>
+            <w:r>
+              <w:rPr>
+                <w:rFonts w:ascii="Arial" w:hAnsi="Arial" w:eastAsia="Arial" w:cs="Arial" w:asciiTheme="minorAscii" w:hAnsiTheme="minorAscii" w:eastAsiaTheme="minorEastAsia" w:cstheme="minorBidi"/>
+              </w:rPr>
+              <w:t>Yes</w:t>
+            </w:r>
+          </w:p>
+        </w:tc>
       </w:tr>
       <w:tr>
         <w:trPr>
@@ -3286,7 +3596,7 @@
         </w:trPr>
         <w:tc>
           <w:tcPr>
-            <w:tcW w:w="3665" w:type="dxa"/>
+            <w:tcW w:w="2824" w:type="dxa"/>
             <w:tcBorders>
               <w:top w:val="single" w:color="000000" w:themeColor="text1" w:sz="12" w:space="0"/>
               <w:left w:val="single" w:color="000000" w:themeColor="text1" w:sz="12" w:space="0"/>
@@ -3350,7 +3660,7 @@
         </w:tc>
         <w:tc>
           <w:tcPr>
-            <w:tcW w:w="2698" w:type="dxa"/>
+            <w:tcW w:w="2079" w:type="dxa"/>
             <w:tcBorders>
               <w:top w:val="single" w:color="000000" w:themeColor="text1" w:sz="12" w:space="0"/>
               <w:left w:val="single" w:color="000000" w:themeColor="text1" w:sz="12" w:space="0"/>
@@ -3378,7 +3688,7 @@
         </w:tc>
         <w:tc>
           <w:tcPr>
-            <w:tcW w:w="2698" w:type="dxa"/>
+            <w:tcW w:w="2079" w:type="dxa"/>
             <w:tcBorders>
               <w:top w:val="single" w:color="000000" w:themeColor="text1" w:sz="12"/>
               <w:left w:val="single" w:color="000000" w:themeColor="text1" w:sz="12"/>
@@ -3411,6 +3721,41 @@
             </w:r>
           </w:p>
         </w:tc>
+        <w:tc>
+          <w:tcPr>
+            <w:tcW w:w="2079" w:type="dxa"/>
+            <w:tcBorders>
+              <w:top w:val="single" w:color="000000" w:themeColor="text1" w:sz="12"/>
+              <w:left w:val="single" w:color="000000" w:themeColor="text1" w:sz="12"/>
+              <w:bottom w:val="single" w:color="000000" w:themeColor="text1" w:sz="12"/>
+              <w:right w:val="single" w:color="000000" w:themeColor="text1" w:sz="12"/>
+            </w:tcBorders>
+            <w:tcMar/>
+          </w:tcPr>
+          <w:p>
+            <w:pPr>
+              <w:pStyle w:val="Sidfot"/>
+              <w:spacing w:line="240" w:lineRule="auto"/>
+              <w:jc w:val="center"/>
+              <w:rPr>
+                <w:rFonts w:ascii="Arial" w:hAnsi="Arial" w:eastAsia="Arial" w:cs="Arial" w:asciiTheme="minorAscii" w:hAnsiTheme="minorAscii" w:eastAsiaTheme="minorEastAsia" w:cstheme="minorBidi"/>
+              </w:rPr>
+            </w:pPr>
+          </w:p>
+          <w:p>
+            <w:pPr>
+              <w:pStyle w:val="Sidfot"/>
+              <w:spacing w:line="240" w:lineRule="auto"/>
+              <w:jc w:val="center"/>
+            </w:pPr>
+            <w:r>
+              <w:rPr>
+                <w:rFonts w:ascii="Arial" w:hAnsi="Arial" w:eastAsia="Arial" w:cs="Arial" w:asciiTheme="minorAscii" w:hAnsiTheme="minorAscii" w:eastAsiaTheme="minorEastAsia" w:cstheme="minorBidi"/>
+              </w:rPr>
+              <w:t>Yes</w:t>
+            </w:r>
+          </w:p>
+        </w:tc>
       </w:tr>
       <w:tr>
         <w:trPr>
@@ -3418,7 +3763,7 @@
         </w:trPr>
         <w:tc>
           <w:tcPr>
-            <w:tcW w:w="3665" w:type="dxa"/>
+            <w:tcW w:w="2824" w:type="dxa"/>
             <w:tcBorders>
               <w:top w:val="single" w:color="000000" w:themeColor="text1" w:sz="12" w:space="0"/>
               <w:left w:val="single" w:color="000000" w:themeColor="text1" w:sz="12" w:space="0"/>
@@ -3476,7 +3821,7 @@
         </w:tc>
         <w:tc>
           <w:tcPr>
-            <w:tcW w:w="2698" w:type="dxa"/>
+            <w:tcW w:w="2079" w:type="dxa"/>
             <w:tcBorders>
               <w:top w:val="single" w:color="000000" w:themeColor="text1" w:sz="12" w:space="0"/>
               <w:left w:val="single" w:color="000000" w:themeColor="text1" w:sz="12" w:space="0"/>
@@ -3504,7 +3849,7 @@
         </w:tc>
         <w:tc>
           <w:tcPr>
-            <w:tcW w:w="2698" w:type="dxa"/>
+            <w:tcW w:w="2079" w:type="dxa"/>
             <w:tcBorders>
               <w:top w:val="single" w:color="000000" w:themeColor="text1" w:sz="12"/>
               <w:left w:val="single" w:color="000000" w:themeColor="text1" w:sz="12"/>
@@ -3543,6 +3888,41 @@
             </w:r>
           </w:p>
         </w:tc>
+        <w:tc>
+          <w:tcPr>
+            <w:tcW w:w="2079" w:type="dxa"/>
+            <w:tcBorders>
+              <w:top w:val="single" w:color="000000" w:themeColor="text1" w:sz="12"/>
+              <w:left w:val="single" w:color="000000" w:themeColor="text1" w:sz="12"/>
+              <w:bottom w:val="single" w:color="000000" w:themeColor="text1" w:sz="12"/>
+              <w:right w:val="single" w:color="000000" w:themeColor="text1" w:sz="12"/>
+            </w:tcBorders>
+            <w:tcMar/>
+          </w:tcPr>
+          <w:p>
+            <w:pPr>
+              <w:pStyle w:val="Sidfot"/>
+              <w:spacing w:line="240" w:lineRule="auto"/>
+              <w:jc w:val="center"/>
+              <w:rPr>
+                <w:rFonts w:ascii="Arial" w:hAnsi="Arial" w:eastAsia="Arial" w:cs="Arial" w:asciiTheme="minorAscii" w:hAnsiTheme="minorAscii" w:eastAsiaTheme="minorEastAsia" w:cstheme="minorBidi"/>
+              </w:rPr>
+            </w:pPr>
+          </w:p>
+          <w:p>
+            <w:pPr>
+              <w:pStyle w:val="Sidfot"/>
+              <w:spacing w:line="240" w:lineRule="auto"/>
+              <w:jc w:val="center"/>
+            </w:pPr>
+            <w:r>
+              <w:rPr>
+                <w:rFonts w:ascii="Arial" w:hAnsi="Arial" w:eastAsia="Arial" w:cs="Arial" w:asciiTheme="minorAscii" w:hAnsiTheme="minorAscii" w:eastAsiaTheme="minorEastAsia" w:cstheme="minorBidi"/>
+              </w:rPr>
+              <w:t>Partially</w:t>
+            </w:r>
+          </w:p>
+        </w:tc>
       </w:tr>
       <w:tr>
         <w:trPr>
@@ -3550,7 +3930,7 @@
         </w:trPr>
         <w:tc>
           <w:tcPr>
-            <w:tcW w:w="3665" w:type="dxa"/>
+            <w:tcW w:w="2824" w:type="dxa"/>
             <w:tcBorders>
               <w:top w:val="single" w:color="000000" w:themeColor="text1" w:sz="12" w:space="0"/>
               <w:left w:val="single" w:color="000000" w:themeColor="text1" w:sz="12" w:space="0"/>
@@ -3632,7 +4012,7 @@
         </w:tc>
         <w:tc>
           <w:tcPr>
-            <w:tcW w:w="2698" w:type="dxa"/>
+            <w:tcW w:w="2079" w:type="dxa"/>
             <w:tcBorders>
               <w:top w:val="single" w:color="000000" w:themeColor="text1" w:sz="12" w:space="0"/>
               <w:left w:val="single" w:color="000000" w:themeColor="text1" w:sz="12" w:space="0"/>
@@ -3660,7 +4040,7 @@
         </w:tc>
         <w:tc>
           <w:tcPr>
-            <w:tcW w:w="2698" w:type="dxa"/>
+            <w:tcW w:w="2079" w:type="dxa"/>
             <w:tcBorders>
               <w:top w:val="single" w:color="000000" w:themeColor="text1" w:sz="12"/>
               <w:left w:val="single" w:color="000000" w:themeColor="text1" w:sz="12"/>
@@ -3693,130 +4073,9 @@
             </w:r>
           </w:p>
         </w:tc>
-      </w:tr>
-      <w:tr>
-        <w:trPr>
-          <w:trHeight w:val="546"/>
-        </w:trPr>
         <w:tc>
           <w:tcPr>
-            <w:tcW w:w="3665" w:type="dxa"/>
-            <w:tcBorders>
-              <w:top w:val="single" w:color="000000" w:themeColor="text1" w:sz="12" w:space="0"/>
-              <w:left w:val="single" w:color="000000" w:themeColor="text1" w:sz="12" w:space="0"/>
-              <w:bottom w:val="single" w:color="000000" w:themeColor="text1" w:sz="12" w:space="0"/>
-              <w:right w:val="single" w:color="000000" w:themeColor="text1" w:sz="12" w:space="0"/>
-            </w:tcBorders>
-            <w:tcMar/>
-          </w:tcPr>
-          <w:p>
-            <w:pPr>
-              <w:spacing w:before="120" w:after="120" w:line="240" w:lineRule="auto"/>
-              <w:rPr>
-                <w:rFonts w:ascii="Arial" w:hAnsi="Arial" w:eastAsia="Arial" w:cs="Arial" w:asciiTheme="minorAscii" w:hAnsiTheme="minorAscii" w:eastAsiaTheme="minorEastAsia" w:cstheme="minorBidi"/>
-                <w:lang w:val="en-US"/>
-              </w:rPr>
-            </w:pPr>
-            <w:r>
-              <w:rPr>
-                <w:rFonts w:ascii="Arial" w:hAnsi="Arial" w:eastAsia="Arial" w:cs="Arial" w:asciiTheme="minorAscii" w:hAnsiTheme="minorAscii" w:eastAsiaTheme="minorEastAsia" w:cstheme="minorBidi"/>
-                <w:lang w:val="en-US"/>
-              </w:rPr>
-              <w:t xml:space="preserve">R9. </w:t>
-            </w:r>
-            <w:r>
-              <w:rPr>
-                <w:rFonts w:ascii="Arial" w:hAnsi="Arial" w:eastAsia="Arial" w:cs="Arial" w:asciiTheme="minorAscii" w:hAnsiTheme="minorAscii" w:eastAsiaTheme="minorEastAsia" w:cstheme="minorBidi"/>
-              </w:rPr>
-              <w:t>Activity</w:t>
-            </w:r>
-            <w:r>
-              <w:rPr>
-                <w:rFonts w:ascii="Arial" w:hAnsi="Arial" w:eastAsia="Arial" w:cs="Arial" w:asciiTheme="minorAscii" w:hAnsiTheme="minorAscii" w:eastAsiaTheme="minorEastAsia" w:cstheme="minorBidi"/>
-              </w:rPr>
-              <w:t>/</w:t>
-            </w:r>
-            <w:r>
-              <w:rPr>
-                <w:rFonts w:ascii="Arial" w:hAnsi="Arial" w:eastAsia="Arial" w:cs="Arial" w:asciiTheme="minorAscii" w:hAnsiTheme="minorAscii" w:eastAsiaTheme="minorEastAsia" w:cstheme="minorBidi"/>
-              </w:rPr>
-              <w:t>history</w:t>
-            </w:r>
-            <w:r>
-              <w:rPr>
-                <w:rFonts w:ascii="Arial" w:hAnsi="Arial" w:eastAsia="Arial" w:cs="Arial" w:asciiTheme="minorAscii" w:hAnsiTheme="minorAscii" w:eastAsiaTheme="minorEastAsia" w:cstheme="minorBidi"/>
-              </w:rPr>
-              <w:t xml:space="preserve"> </w:t>
-            </w:r>
-            <w:r>
-              <w:rPr>
-                <w:rFonts w:ascii="Arial" w:hAnsi="Arial" w:eastAsia="Arial" w:cs="Arial" w:asciiTheme="minorAscii" w:hAnsiTheme="minorAscii" w:eastAsiaTheme="minorEastAsia" w:cstheme="minorBidi"/>
-              </w:rPr>
-              <w:t>view</w:t>
-            </w:r>
-            <w:r>
-              <w:rPr>
-                <w:rFonts w:ascii="Arial" w:hAnsi="Arial" w:eastAsia="Arial" w:cs="Arial" w:asciiTheme="minorAscii" w:hAnsiTheme="minorAscii" w:eastAsiaTheme="minorEastAsia" w:cstheme="minorBidi"/>
-              </w:rPr>
-              <w:t xml:space="preserve"> (</w:t>
-            </w:r>
-            <w:r>
-              <w:rPr>
-                <w:rFonts w:ascii="Arial" w:hAnsi="Arial" w:eastAsia="Arial" w:cs="Arial" w:asciiTheme="minorAscii" w:hAnsiTheme="minorAscii" w:eastAsiaTheme="minorEastAsia" w:cstheme="minorBidi"/>
-              </w:rPr>
-              <w:t>user</w:t>
-            </w:r>
-            <w:r>
-              <w:rPr>
-                <w:rFonts w:ascii="Arial" w:hAnsi="Arial" w:eastAsia="Arial" w:cs="Arial" w:asciiTheme="minorAscii" w:hAnsiTheme="minorAscii" w:eastAsiaTheme="minorEastAsia" w:cstheme="minorBidi"/>
-              </w:rPr>
-              <w:t xml:space="preserve"> actions + </w:t>
-            </w:r>
-            <w:r>
-              <w:rPr>
-                <w:rFonts w:ascii="Arial" w:hAnsi="Arial" w:eastAsia="Arial" w:cs="Arial" w:asciiTheme="minorAscii" w:hAnsiTheme="minorAscii" w:eastAsiaTheme="minorEastAsia" w:cstheme="minorBidi"/>
-              </w:rPr>
-              <w:t>device</w:t>
-            </w:r>
-            <w:r>
-              <w:rPr>
-                <w:rFonts w:ascii="Arial" w:hAnsi="Arial" w:eastAsia="Arial" w:cs="Arial" w:asciiTheme="minorAscii" w:hAnsiTheme="minorAscii" w:eastAsiaTheme="minorEastAsia" w:cstheme="minorBidi"/>
-              </w:rPr>
-              <w:t xml:space="preserve"> events)</w:t>
-            </w:r>
-          </w:p>
-        </w:tc>
-        <w:tc>
-          <w:tcPr>
-            <w:tcW w:w="2698" w:type="dxa"/>
-            <w:tcBorders>
-              <w:top w:val="single" w:color="000000" w:themeColor="text1" w:sz="12" w:space="0"/>
-              <w:left w:val="single" w:color="000000" w:themeColor="text1" w:sz="12" w:space="0"/>
-              <w:bottom w:val="single" w:color="000000" w:themeColor="text1" w:sz="12" w:space="0"/>
-              <w:right w:val="single" w:color="000000" w:themeColor="text1" w:sz="12" w:space="0"/>
-            </w:tcBorders>
-            <w:tcMar/>
-          </w:tcPr>
-          <w:p>
-            <w:pPr>
-              <w:pStyle w:val="Sidfot"/>
-              <w:spacing w:before="120" w:after="120" w:line="240" w:lineRule="auto"/>
-              <w:jc w:val="center"/>
-              <w:rPr>
-                <w:rFonts w:ascii="Arial" w:hAnsi="Arial" w:eastAsia="Arial" w:cs="Arial" w:asciiTheme="minorAscii" w:hAnsiTheme="minorAscii" w:eastAsiaTheme="minorEastAsia" w:cstheme="minorBidi"/>
-              </w:rPr>
-            </w:pPr>
-            <w:r>
-              <w:rPr>
-                <w:rFonts w:ascii="Arial" w:hAnsi="Arial" w:eastAsia="Arial" w:cs="Arial" w:asciiTheme="minorAscii" w:hAnsiTheme="minorAscii" w:eastAsiaTheme="minorEastAsia" w:cstheme="minorBidi"/>
-              </w:rPr>
-              <w:t>Desirable</w:t>
-            </w:r>
-          </w:p>
-        </w:tc>
-        <w:tc>
-          <w:tcPr>
-            <w:tcW w:w="2698" w:type="dxa"/>
+            <w:tcW w:w="2079" w:type="dxa"/>
             <w:tcBorders>
               <w:top w:val="single" w:color="000000" w:themeColor="text1" w:sz="12"/>
               <w:left w:val="single" w:color="000000" w:themeColor="text1" w:sz="12"/>
@@ -3845,7 +4104,7 @@
               <w:rPr>
                 <w:rFonts w:ascii="Arial" w:hAnsi="Arial" w:eastAsia="Arial" w:cs="Arial" w:asciiTheme="minorAscii" w:hAnsiTheme="minorAscii" w:eastAsiaTheme="minorEastAsia" w:cstheme="minorBidi"/>
               </w:rPr>
-              <w:t>0%</w:t>
+              <w:t>Yes</w:t>
             </w:r>
           </w:p>
         </w:tc>
@@ -3856,7 +4115,7 @@
         </w:trPr>
         <w:tc>
           <w:tcPr>
-            <w:tcW w:w="3665" w:type="dxa"/>
+            <w:tcW w:w="2824" w:type="dxa"/>
             <w:tcBorders>
               <w:top w:val="single" w:color="000000" w:themeColor="text1" w:sz="12" w:space="0"/>
               <w:left w:val="single" w:color="000000" w:themeColor="text1" w:sz="12" w:space="0"/>
@@ -3878,31 +4137,55 @@
                 <w:rFonts w:ascii="Arial" w:hAnsi="Arial" w:eastAsia="Arial" w:cs="Arial" w:asciiTheme="minorAscii" w:hAnsiTheme="minorAscii" w:eastAsiaTheme="minorEastAsia" w:cstheme="minorBidi"/>
                 <w:lang w:val="en-US"/>
               </w:rPr>
-              <w:t xml:space="preserve">R10. </w:t>
-            </w:r>
-            <w:r>
-              <w:rPr>
-                <w:rFonts w:ascii="Arial" w:hAnsi="Arial" w:eastAsia="Arial" w:cs="Arial" w:asciiTheme="minorAscii" w:hAnsiTheme="minorAscii" w:eastAsiaTheme="minorEastAsia" w:cstheme="minorBidi"/>
-              </w:rPr>
-              <w:t>Notifications</w:t>
-            </w:r>
-            <w:r>
-              <w:rPr>
-                <w:rFonts w:ascii="Arial" w:hAnsi="Arial" w:eastAsia="Arial" w:cs="Arial" w:asciiTheme="minorAscii" w:hAnsiTheme="minorAscii" w:eastAsiaTheme="minorEastAsia" w:cstheme="minorBidi"/>
-              </w:rPr>
-              <w:t>/alerts (</w:t>
-            </w:r>
-            <w:r>
-              <w:rPr>
-                <w:rFonts w:ascii="Arial" w:hAnsi="Arial" w:eastAsia="Arial" w:cs="Arial" w:asciiTheme="minorAscii" w:hAnsiTheme="minorAscii" w:eastAsiaTheme="minorEastAsia" w:cstheme="minorBidi"/>
-              </w:rPr>
-              <w:t>e.g</w:t>
-            </w:r>
-            <w:r>
-              <w:rPr>
-                <w:rFonts w:ascii="Arial" w:hAnsi="Arial" w:eastAsia="Arial" w:cs="Arial" w:asciiTheme="minorAscii" w:hAnsiTheme="minorAscii" w:eastAsiaTheme="minorEastAsia" w:cstheme="minorBidi"/>
-              </w:rPr>
-              <w:t xml:space="preserve">., alarm, </w:t>
+              <w:t xml:space="preserve">R9. </w:t>
+            </w:r>
+            <w:r>
+              <w:rPr>
+                <w:rFonts w:ascii="Arial" w:hAnsi="Arial" w:eastAsia="Arial" w:cs="Arial" w:asciiTheme="minorAscii" w:hAnsiTheme="minorAscii" w:eastAsiaTheme="minorEastAsia" w:cstheme="minorBidi"/>
+              </w:rPr>
+              <w:t>Activity</w:t>
+            </w:r>
+            <w:r>
+              <w:rPr>
+                <w:rFonts w:ascii="Arial" w:hAnsi="Arial" w:eastAsia="Arial" w:cs="Arial" w:asciiTheme="minorAscii" w:hAnsiTheme="minorAscii" w:eastAsiaTheme="minorEastAsia" w:cstheme="minorBidi"/>
+              </w:rPr>
+              <w:t>/</w:t>
+            </w:r>
+            <w:r>
+              <w:rPr>
+                <w:rFonts w:ascii="Arial" w:hAnsi="Arial" w:eastAsia="Arial" w:cs="Arial" w:asciiTheme="minorAscii" w:hAnsiTheme="minorAscii" w:eastAsiaTheme="minorEastAsia" w:cstheme="minorBidi"/>
+              </w:rPr>
+              <w:t>history</w:t>
+            </w:r>
+            <w:r>
+              <w:rPr>
+                <w:rFonts w:ascii="Arial" w:hAnsi="Arial" w:eastAsia="Arial" w:cs="Arial" w:asciiTheme="minorAscii" w:hAnsiTheme="minorAscii" w:eastAsiaTheme="minorEastAsia" w:cstheme="minorBidi"/>
+              </w:rPr>
+              <w:t xml:space="preserve"> </w:t>
+            </w:r>
+            <w:r>
+              <w:rPr>
+                <w:rFonts w:ascii="Arial" w:hAnsi="Arial" w:eastAsia="Arial" w:cs="Arial" w:asciiTheme="minorAscii" w:hAnsiTheme="minorAscii" w:eastAsiaTheme="minorEastAsia" w:cstheme="minorBidi"/>
+              </w:rPr>
+              <w:t>view</w:t>
+            </w:r>
+            <w:r>
+              <w:rPr>
+                <w:rFonts w:ascii="Arial" w:hAnsi="Arial" w:eastAsia="Arial" w:cs="Arial" w:asciiTheme="minorAscii" w:hAnsiTheme="minorAscii" w:eastAsiaTheme="minorEastAsia" w:cstheme="minorBidi"/>
+              </w:rPr>
+              <w:t xml:space="preserve"> (</w:t>
+            </w:r>
+            <w:r>
+              <w:rPr>
+                <w:rFonts w:ascii="Arial" w:hAnsi="Arial" w:eastAsia="Arial" w:cs="Arial" w:asciiTheme="minorAscii" w:hAnsiTheme="minorAscii" w:eastAsiaTheme="minorEastAsia" w:cstheme="minorBidi"/>
+              </w:rPr>
+              <w:t>user</w:t>
+            </w:r>
+            <w:r>
+              <w:rPr>
+                <w:rFonts w:ascii="Arial" w:hAnsi="Arial" w:eastAsia="Arial" w:cs="Arial" w:asciiTheme="minorAscii" w:hAnsiTheme="minorAscii" w:eastAsiaTheme="minorEastAsia" w:cstheme="minorBidi"/>
+              </w:rPr>
+              <w:t xml:space="preserve"> actions + </w:t>
             </w:r>
             <w:r>
               <w:rPr>
@@ -3914,25 +4197,13 @@
               <w:rPr>
                 <w:rFonts w:ascii="Arial" w:hAnsi="Arial" w:eastAsia="Arial" w:cs="Arial" w:asciiTheme="minorAscii" w:hAnsiTheme="minorAscii" w:eastAsiaTheme="minorEastAsia" w:cstheme="minorBidi"/>
               </w:rPr>
-              <w:t xml:space="preserve"> status </w:t>
-            </w:r>
-            <w:r>
-              <w:rPr>
-                <w:rFonts w:ascii="Arial" w:hAnsi="Arial" w:eastAsia="Arial" w:cs="Arial" w:asciiTheme="minorAscii" w:hAnsiTheme="minorAscii" w:eastAsiaTheme="minorEastAsia" w:cstheme="minorBidi"/>
-              </w:rPr>
-              <w:t>change</w:t>
-            </w:r>
-            <w:r>
-              <w:rPr>
-                <w:rFonts w:ascii="Arial" w:hAnsi="Arial" w:eastAsia="Arial" w:cs="Arial" w:asciiTheme="minorAscii" w:hAnsiTheme="minorAscii" w:eastAsiaTheme="minorEastAsia" w:cstheme="minorBidi"/>
-              </w:rPr>
-              <w:t>)</w:t>
+              <w:t xml:space="preserve"> events)</w:t>
             </w:r>
           </w:p>
         </w:tc>
         <w:tc>
           <w:tcPr>
-            <w:tcW w:w="2698" w:type="dxa"/>
+            <w:tcW w:w="2079" w:type="dxa"/>
             <w:tcBorders>
               <w:top w:val="single" w:color="000000" w:themeColor="text1" w:sz="12" w:space="0"/>
               <w:left w:val="single" w:color="000000" w:themeColor="text1" w:sz="12" w:space="0"/>
@@ -3944,23 +4215,202 @@
           <w:p>
             <w:pPr>
               <w:pStyle w:val="Sidfot"/>
-              <w:spacing w:before="120" w:after="120" w:line="240" w:lineRule="auto"/>
+              <w:suppressLineNumbers w:val="0"/>
+              <w:bidi w:val="0"/>
+              <w:spacing w:before="120" w:beforeAutospacing="off" w:after="120" w:afterAutospacing="off" w:line="240" w:lineRule="auto"/>
+              <w:ind w:left="0" w:right="0"/>
               <w:jc w:val="center"/>
-              <w:rPr>
-                <w:rFonts w:ascii="Arial" w:hAnsi="Arial" w:eastAsia="Arial" w:cs="Arial" w:asciiTheme="minorAscii" w:hAnsiTheme="minorAscii" w:eastAsiaTheme="minorEastAsia" w:cstheme="minorBidi"/>
-              </w:rPr>
             </w:pPr>
             <w:r>
               <w:rPr>
                 <w:rFonts w:ascii="Arial" w:hAnsi="Arial" w:eastAsia="Arial" w:cs="Arial" w:asciiTheme="minorAscii" w:hAnsiTheme="minorAscii" w:eastAsiaTheme="minorEastAsia" w:cstheme="minorBidi"/>
               </w:rPr>
-              <w:t xml:space="preserve">Desirable </w:t>
+              <w:t>Optional</w:t>
             </w:r>
           </w:p>
         </w:tc>
         <w:tc>
           <w:tcPr>
-            <w:tcW w:w="2698" w:type="dxa"/>
+            <w:tcW w:w="2079" w:type="dxa"/>
+            <w:tcBorders>
+              <w:top w:val="single" w:color="000000" w:themeColor="text1" w:sz="12"/>
+              <w:left w:val="single" w:color="000000" w:themeColor="text1" w:sz="12"/>
+              <w:bottom w:val="single" w:color="000000" w:themeColor="text1" w:sz="12"/>
+              <w:right w:val="single" w:color="000000" w:themeColor="text1" w:sz="12"/>
+            </w:tcBorders>
+            <w:tcMar/>
+          </w:tcPr>
+          <w:p>
+            <w:pPr>
+              <w:pStyle w:val="Sidfot"/>
+              <w:spacing w:line="240" w:lineRule="auto"/>
+              <w:jc w:val="center"/>
+              <w:rPr>
+                <w:rFonts w:ascii="Arial" w:hAnsi="Arial" w:eastAsia="Arial" w:cs="Arial" w:asciiTheme="minorAscii" w:hAnsiTheme="minorAscii" w:eastAsiaTheme="minorEastAsia" w:cstheme="minorBidi"/>
+              </w:rPr>
+            </w:pPr>
+          </w:p>
+          <w:p>
+            <w:pPr>
+              <w:pStyle w:val="Sidfot"/>
+              <w:spacing w:line="240" w:lineRule="auto"/>
+              <w:jc w:val="center"/>
+            </w:pPr>
+            <w:r>
+              <w:rPr>
+                <w:rFonts w:ascii="Arial" w:hAnsi="Arial" w:eastAsia="Arial" w:cs="Arial" w:asciiTheme="minorAscii" w:hAnsiTheme="minorAscii" w:eastAsiaTheme="minorEastAsia" w:cstheme="minorBidi"/>
+              </w:rPr>
+              <w:t>0%</w:t>
+            </w:r>
+          </w:p>
+        </w:tc>
+        <w:tc>
+          <w:tcPr>
+            <w:tcW w:w="2079" w:type="dxa"/>
+            <w:tcBorders>
+              <w:top w:val="single" w:color="000000" w:themeColor="text1" w:sz="12"/>
+              <w:left w:val="single" w:color="000000" w:themeColor="text1" w:sz="12"/>
+              <w:bottom w:val="single" w:color="000000" w:themeColor="text1" w:sz="12"/>
+              <w:right w:val="single" w:color="000000" w:themeColor="text1" w:sz="12"/>
+            </w:tcBorders>
+            <w:tcMar/>
+          </w:tcPr>
+          <w:p>
+            <w:pPr>
+              <w:pStyle w:val="Sidfot"/>
+              <w:spacing w:line="240" w:lineRule="auto"/>
+              <w:jc w:val="center"/>
+              <w:rPr>
+                <w:rFonts w:ascii="Arial" w:hAnsi="Arial" w:eastAsia="Arial" w:cs="Arial" w:asciiTheme="minorAscii" w:hAnsiTheme="minorAscii" w:eastAsiaTheme="minorEastAsia" w:cstheme="minorBidi"/>
+              </w:rPr>
+            </w:pPr>
+          </w:p>
+          <w:p>
+            <w:pPr>
+              <w:pStyle w:val="Sidfot"/>
+              <w:spacing w:line="240" w:lineRule="auto"/>
+              <w:jc w:val="center"/>
+            </w:pPr>
+            <w:r>
+              <w:rPr>
+                <w:rFonts w:ascii="Arial" w:hAnsi="Arial" w:eastAsia="Arial" w:cs="Arial" w:asciiTheme="minorAscii" w:hAnsiTheme="minorAscii" w:eastAsiaTheme="minorEastAsia" w:cstheme="minorBidi"/>
+              </w:rPr>
+              <w:t>No</w:t>
+            </w:r>
+          </w:p>
+        </w:tc>
+      </w:tr>
+      <w:tr>
+        <w:trPr>
+          <w:trHeight w:val="546"/>
+        </w:trPr>
+        <w:tc>
+          <w:tcPr>
+            <w:tcW w:w="2824" w:type="dxa"/>
+            <w:tcBorders>
+              <w:top w:val="single" w:color="000000" w:themeColor="text1" w:sz="12" w:space="0"/>
+              <w:left w:val="single" w:color="000000" w:themeColor="text1" w:sz="12" w:space="0"/>
+              <w:bottom w:val="single" w:color="000000" w:themeColor="text1" w:sz="12" w:space="0"/>
+              <w:right w:val="single" w:color="000000" w:themeColor="text1" w:sz="12" w:space="0"/>
+            </w:tcBorders>
+            <w:tcMar/>
+          </w:tcPr>
+          <w:p>
+            <w:pPr>
+              <w:spacing w:before="120" w:after="120" w:line="240" w:lineRule="auto"/>
+              <w:rPr>
+                <w:rFonts w:ascii="Arial" w:hAnsi="Arial" w:eastAsia="Arial" w:cs="Arial" w:asciiTheme="minorAscii" w:hAnsiTheme="minorAscii" w:eastAsiaTheme="minorEastAsia" w:cstheme="minorBidi"/>
+                <w:lang w:val="en-US"/>
+              </w:rPr>
+            </w:pPr>
+            <w:r>
+              <w:rPr>
+                <w:rFonts w:ascii="Arial" w:hAnsi="Arial" w:eastAsia="Arial" w:cs="Arial" w:asciiTheme="minorAscii" w:hAnsiTheme="minorAscii" w:eastAsiaTheme="minorEastAsia" w:cstheme="minorBidi"/>
+                <w:lang w:val="en-US"/>
+              </w:rPr>
+              <w:t xml:space="preserve">R10. </w:t>
+            </w:r>
+            <w:r>
+              <w:rPr>
+                <w:rFonts w:ascii="Arial" w:hAnsi="Arial" w:eastAsia="Arial" w:cs="Arial" w:asciiTheme="minorAscii" w:hAnsiTheme="minorAscii" w:eastAsiaTheme="minorEastAsia" w:cstheme="minorBidi"/>
+              </w:rPr>
+              <w:t>Notifications</w:t>
+            </w:r>
+            <w:r>
+              <w:rPr>
+                <w:rFonts w:ascii="Arial" w:hAnsi="Arial" w:eastAsia="Arial" w:cs="Arial" w:asciiTheme="minorAscii" w:hAnsiTheme="minorAscii" w:eastAsiaTheme="minorEastAsia" w:cstheme="minorBidi"/>
+              </w:rPr>
+              <w:t>/alerts (</w:t>
+            </w:r>
+            <w:r>
+              <w:rPr>
+                <w:rFonts w:ascii="Arial" w:hAnsi="Arial" w:eastAsia="Arial" w:cs="Arial" w:asciiTheme="minorAscii" w:hAnsiTheme="minorAscii" w:eastAsiaTheme="minorEastAsia" w:cstheme="minorBidi"/>
+              </w:rPr>
+              <w:t>e.g</w:t>
+            </w:r>
+            <w:r>
+              <w:rPr>
+                <w:rFonts w:ascii="Arial" w:hAnsi="Arial" w:eastAsia="Arial" w:cs="Arial" w:asciiTheme="minorAscii" w:hAnsiTheme="minorAscii" w:eastAsiaTheme="minorEastAsia" w:cstheme="minorBidi"/>
+              </w:rPr>
+              <w:t xml:space="preserve">., alarm, </w:t>
+            </w:r>
+            <w:r>
+              <w:rPr>
+                <w:rFonts w:ascii="Arial" w:hAnsi="Arial" w:eastAsia="Arial" w:cs="Arial" w:asciiTheme="minorAscii" w:hAnsiTheme="minorAscii" w:eastAsiaTheme="minorEastAsia" w:cstheme="minorBidi"/>
+              </w:rPr>
+              <w:t>device</w:t>
+            </w:r>
+            <w:r>
+              <w:rPr>
+                <w:rFonts w:ascii="Arial" w:hAnsi="Arial" w:eastAsia="Arial" w:cs="Arial" w:asciiTheme="minorAscii" w:hAnsiTheme="minorAscii" w:eastAsiaTheme="minorEastAsia" w:cstheme="minorBidi"/>
+              </w:rPr>
+              <w:t xml:space="preserve"> status </w:t>
+            </w:r>
+            <w:r>
+              <w:rPr>
+                <w:rFonts w:ascii="Arial" w:hAnsi="Arial" w:eastAsia="Arial" w:cs="Arial" w:asciiTheme="minorAscii" w:hAnsiTheme="minorAscii" w:eastAsiaTheme="minorEastAsia" w:cstheme="minorBidi"/>
+              </w:rPr>
+              <w:t>change</w:t>
+            </w:r>
+            <w:r>
+              <w:rPr>
+                <w:rFonts w:ascii="Arial" w:hAnsi="Arial" w:eastAsia="Arial" w:cs="Arial" w:asciiTheme="minorAscii" w:hAnsiTheme="minorAscii" w:eastAsiaTheme="minorEastAsia" w:cstheme="minorBidi"/>
+              </w:rPr>
+              <w:t>)</w:t>
+            </w:r>
+          </w:p>
+        </w:tc>
+        <w:tc>
+          <w:tcPr>
+            <w:tcW w:w="2079" w:type="dxa"/>
+            <w:tcBorders>
+              <w:top w:val="single" w:color="000000" w:themeColor="text1" w:sz="12" w:space="0"/>
+              <w:left w:val="single" w:color="000000" w:themeColor="text1" w:sz="12" w:space="0"/>
+              <w:bottom w:val="single" w:color="000000" w:themeColor="text1" w:sz="12" w:space="0"/>
+              <w:right w:val="single" w:color="000000" w:themeColor="text1" w:sz="12" w:space="0"/>
+            </w:tcBorders>
+            <w:tcMar/>
+          </w:tcPr>
+          <w:p>
+            <w:pPr>
+              <w:pStyle w:val="Sidfot"/>
+              <w:suppressLineNumbers w:val="0"/>
+              <w:bidi w:val="0"/>
+              <w:spacing w:before="120" w:beforeAutospacing="off" w:after="120" w:afterAutospacing="off" w:line="240" w:lineRule="auto"/>
+              <w:ind w:left="0" w:right="0"/>
+              <w:jc w:val="center"/>
+            </w:pPr>
+            <w:r>
+              <w:rPr>
+                <w:rFonts w:ascii="Arial" w:hAnsi="Arial" w:eastAsia="Arial" w:cs="Arial" w:asciiTheme="minorAscii" w:hAnsiTheme="minorAscii" w:eastAsiaTheme="minorEastAsia" w:cstheme="minorBidi"/>
+              </w:rPr>
+              <w:t>Optional</w:t>
+            </w:r>
+          </w:p>
+        </w:tc>
+        <w:tc>
+          <w:tcPr>
+            <w:tcW w:w="2079" w:type="dxa"/>
             <w:tcBorders>
               <w:top w:val="single" w:color="000000" w:themeColor="text1" w:sz="12"/>
               <w:left w:val="single" w:color="000000" w:themeColor="text1" w:sz="12"/>
@@ -3999,6 +4449,41 @@
             </w:r>
           </w:p>
         </w:tc>
+        <w:tc>
+          <w:tcPr>
+            <w:tcW w:w="2079" w:type="dxa"/>
+            <w:tcBorders>
+              <w:top w:val="single" w:color="000000" w:themeColor="text1" w:sz="12"/>
+              <w:left w:val="single" w:color="000000" w:themeColor="text1" w:sz="12"/>
+              <w:bottom w:val="single" w:color="000000" w:themeColor="text1" w:sz="12"/>
+              <w:right w:val="single" w:color="000000" w:themeColor="text1" w:sz="12"/>
+            </w:tcBorders>
+            <w:tcMar/>
+          </w:tcPr>
+          <w:p>
+            <w:pPr>
+              <w:pStyle w:val="Sidfot"/>
+              <w:spacing w:line="240" w:lineRule="auto"/>
+              <w:jc w:val="center"/>
+              <w:rPr>
+                <w:rFonts w:ascii="Arial" w:hAnsi="Arial" w:eastAsia="Arial" w:cs="Arial" w:asciiTheme="minorAscii" w:hAnsiTheme="minorAscii" w:eastAsiaTheme="minorEastAsia" w:cstheme="minorBidi"/>
+              </w:rPr>
+            </w:pPr>
+          </w:p>
+          <w:p>
+            <w:pPr>
+              <w:pStyle w:val="Sidfot"/>
+              <w:spacing w:line="240" w:lineRule="auto"/>
+              <w:jc w:val="center"/>
+            </w:pPr>
+            <w:r>
+              <w:rPr>
+                <w:rFonts w:ascii="Arial" w:hAnsi="Arial" w:eastAsia="Arial" w:cs="Arial" w:asciiTheme="minorAscii" w:hAnsiTheme="minorAscii" w:eastAsiaTheme="minorEastAsia" w:cstheme="minorBidi"/>
+              </w:rPr>
+              <w:t>No</w:t>
+            </w:r>
+          </w:p>
+        </w:tc>
       </w:tr>
       <w:tr>
         <w:trPr>
@@ -4006,7 +4491,7 @@
         </w:trPr>
         <w:tc>
           <w:tcPr>
-            <w:tcW w:w="3665" w:type="dxa"/>
+            <w:tcW w:w="2824" w:type="dxa"/>
             <w:tcBorders>
               <w:top w:val="single" w:color="000000" w:themeColor="text1" w:sz="12" w:space="0"/>
               <w:left w:val="single" w:color="000000" w:themeColor="text1" w:sz="12" w:space="0"/>
@@ -4062,7 +4547,7 @@
         </w:tc>
         <w:tc>
           <w:tcPr>
-            <w:tcW w:w="2698" w:type="dxa"/>
+            <w:tcW w:w="2079" w:type="dxa"/>
             <w:tcBorders>
               <w:top w:val="single" w:color="000000" w:themeColor="text1" w:sz="12" w:space="0"/>
               <w:left w:val="single" w:color="000000" w:themeColor="text1" w:sz="12" w:space="0"/>
@@ -4090,7 +4575,523 @@
         </w:tc>
         <w:tc>
           <w:tcPr>
-            <w:tcW w:w="2698" w:type="dxa"/>
+            <w:tcW w:w="2079" w:type="dxa"/>
+            <w:tcBorders>
+              <w:top w:val="single" w:color="000000" w:themeColor="text1" w:sz="12"/>
+              <w:left w:val="single" w:color="000000" w:themeColor="text1" w:sz="12"/>
+              <w:bottom w:val="single" w:color="000000" w:themeColor="text1" w:sz="12"/>
+              <w:right w:val="single" w:color="000000" w:themeColor="text1" w:sz="12"/>
+            </w:tcBorders>
+            <w:tcMar/>
+          </w:tcPr>
+          <w:p>
+            <w:pPr>
+              <w:pStyle w:val="Sidfot"/>
+              <w:spacing w:line="240" w:lineRule="auto"/>
+              <w:jc w:val="center"/>
+              <w:rPr>
+                <w:rFonts w:ascii="Arial" w:hAnsi="Arial" w:eastAsia="Arial" w:cs="Arial" w:asciiTheme="minorAscii" w:hAnsiTheme="minorAscii" w:eastAsiaTheme="minorEastAsia" w:cstheme="minorBidi"/>
+              </w:rPr>
+            </w:pPr>
+          </w:p>
+          <w:p>
+            <w:pPr>
+              <w:pStyle w:val="Sidfot"/>
+              <w:spacing w:line="240" w:lineRule="auto"/>
+              <w:jc w:val="center"/>
+            </w:pPr>
+            <w:r>
+              <w:rPr>
+                <w:rFonts w:ascii="Arial" w:hAnsi="Arial" w:eastAsia="Arial" w:cs="Arial" w:asciiTheme="minorAscii" w:hAnsiTheme="minorAscii" w:eastAsiaTheme="minorEastAsia" w:cstheme="minorBidi"/>
+              </w:rPr>
+              <w:t>100%</w:t>
+            </w:r>
+          </w:p>
+        </w:tc>
+        <w:tc>
+          <w:tcPr>
+            <w:tcW w:w="2079" w:type="dxa"/>
+            <w:tcBorders>
+              <w:top w:val="single" w:color="000000" w:themeColor="text1" w:sz="12"/>
+              <w:left w:val="single" w:color="000000" w:themeColor="text1" w:sz="12"/>
+              <w:bottom w:val="single" w:color="000000" w:themeColor="text1" w:sz="12"/>
+              <w:right w:val="single" w:color="000000" w:themeColor="text1" w:sz="12"/>
+            </w:tcBorders>
+            <w:tcMar/>
+          </w:tcPr>
+          <w:p>
+            <w:pPr>
+              <w:pStyle w:val="Sidfot"/>
+              <w:spacing w:line="240" w:lineRule="auto"/>
+              <w:jc w:val="center"/>
+              <w:rPr>
+                <w:rFonts w:ascii="Arial" w:hAnsi="Arial" w:eastAsia="Arial" w:cs="Arial" w:asciiTheme="minorAscii" w:hAnsiTheme="minorAscii" w:eastAsiaTheme="minorEastAsia" w:cstheme="minorBidi"/>
+              </w:rPr>
+            </w:pPr>
+          </w:p>
+          <w:p>
+            <w:pPr>
+              <w:pStyle w:val="Sidfot"/>
+              <w:spacing w:line="240" w:lineRule="auto"/>
+              <w:jc w:val="center"/>
+            </w:pPr>
+            <w:r>
+              <w:rPr>
+                <w:rFonts w:ascii="Arial" w:hAnsi="Arial" w:eastAsia="Arial" w:cs="Arial" w:asciiTheme="minorAscii" w:hAnsiTheme="minorAscii" w:eastAsiaTheme="minorEastAsia" w:cstheme="minorBidi"/>
+              </w:rPr>
+              <w:t>Yes</w:t>
+            </w:r>
+          </w:p>
+        </w:tc>
+      </w:tr>
+      <w:tr>
+        <w:trPr>
+          <w:trHeight w:val="546"/>
+        </w:trPr>
+        <w:tc>
+          <w:tcPr>
+            <w:tcW w:w="2824" w:type="dxa"/>
+            <w:tcBorders>
+              <w:top w:val="single" w:color="000000" w:themeColor="text1" w:sz="12" w:space="0"/>
+              <w:left w:val="single" w:color="000000" w:themeColor="text1" w:sz="12" w:space="0"/>
+              <w:bottom w:val="single" w:color="000000" w:themeColor="text1" w:sz="12" w:space="0"/>
+              <w:right w:val="single" w:color="000000" w:themeColor="text1" w:sz="12" w:space="0"/>
+            </w:tcBorders>
+            <w:tcMar/>
+          </w:tcPr>
+          <w:p>
+            <w:pPr>
+              <w:spacing w:before="120" w:after="120" w:line="240" w:lineRule="auto"/>
+              <w:rPr>
+                <w:rFonts w:ascii="Arial" w:hAnsi="Arial" w:eastAsia="Arial" w:cs="Arial" w:asciiTheme="minorAscii" w:hAnsiTheme="minorAscii" w:eastAsiaTheme="minorEastAsia" w:cstheme="minorBidi"/>
+                <w:lang w:val="en-US"/>
+              </w:rPr>
+            </w:pPr>
+            <w:r>
+              <w:rPr>
+                <w:rFonts w:ascii="Arial" w:hAnsi="Arial" w:eastAsia="Arial" w:cs="Arial" w:asciiTheme="minorAscii" w:hAnsiTheme="minorAscii" w:eastAsiaTheme="minorEastAsia" w:cstheme="minorBidi"/>
+                <w:lang w:val="en-US"/>
+              </w:rPr>
+              <w:t xml:space="preserve">R12. </w:t>
+            </w:r>
+            <w:r>
+              <w:rPr>
+                <w:rFonts w:ascii="Arial" w:hAnsi="Arial" w:eastAsia="Arial" w:cs="Arial" w:asciiTheme="minorAscii" w:hAnsiTheme="minorAscii" w:eastAsiaTheme="minorEastAsia" w:cstheme="minorBidi"/>
+              </w:rPr>
+              <w:t>Usability</w:t>
+            </w:r>
+            <w:r>
+              <w:rPr>
+                <w:rFonts w:ascii="Arial" w:hAnsi="Arial" w:eastAsia="Arial" w:cs="Arial" w:asciiTheme="minorAscii" w:hAnsiTheme="minorAscii" w:eastAsiaTheme="minorEastAsia" w:cstheme="minorBidi"/>
+              </w:rPr>
+              <w:t xml:space="preserve"> &amp; </w:t>
+            </w:r>
+            <w:r>
+              <w:rPr>
+                <w:rFonts w:ascii="Arial" w:hAnsi="Arial" w:eastAsia="Arial" w:cs="Arial" w:asciiTheme="minorAscii" w:hAnsiTheme="minorAscii" w:eastAsiaTheme="minorEastAsia" w:cstheme="minorBidi"/>
+              </w:rPr>
+              <w:t>accessibility</w:t>
+            </w:r>
+            <w:r>
+              <w:rPr>
+                <w:rFonts w:ascii="Arial" w:hAnsi="Arial" w:eastAsia="Arial" w:cs="Arial" w:asciiTheme="minorAscii" w:hAnsiTheme="minorAscii" w:eastAsiaTheme="minorEastAsia" w:cstheme="minorBidi"/>
+              </w:rPr>
+              <w:t xml:space="preserve"> (</w:t>
+            </w:r>
+            <w:r>
+              <w:rPr>
+                <w:rFonts w:ascii="Arial" w:hAnsi="Arial" w:eastAsia="Arial" w:cs="Arial" w:asciiTheme="minorAscii" w:hAnsiTheme="minorAscii" w:eastAsiaTheme="minorEastAsia" w:cstheme="minorBidi"/>
+              </w:rPr>
+              <w:t>clear</w:t>
+            </w:r>
+            <w:r>
+              <w:rPr>
+                <w:rFonts w:ascii="Arial" w:hAnsi="Arial" w:eastAsia="Arial" w:cs="Arial" w:asciiTheme="minorAscii" w:hAnsiTheme="minorAscii" w:eastAsiaTheme="minorEastAsia" w:cstheme="minorBidi"/>
+              </w:rPr>
+              <w:t xml:space="preserve"> UI, </w:t>
+            </w:r>
+            <w:r>
+              <w:rPr>
+                <w:rFonts w:ascii="Arial" w:hAnsi="Arial" w:eastAsia="Arial" w:cs="Arial" w:asciiTheme="minorAscii" w:hAnsiTheme="minorAscii" w:eastAsiaTheme="minorEastAsia" w:cstheme="minorBidi"/>
+              </w:rPr>
+              <w:t>large</w:t>
+            </w:r>
+            <w:r>
+              <w:rPr>
+                <w:rFonts w:ascii="Arial" w:hAnsi="Arial" w:eastAsia="Arial" w:cs="Arial" w:asciiTheme="minorAscii" w:hAnsiTheme="minorAscii" w:eastAsiaTheme="minorEastAsia" w:cstheme="minorBidi"/>
+              </w:rPr>
+              <w:t xml:space="preserve"> </w:t>
+            </w:r>
+            <w:r>
+              <w:rPr>
+                <w:rFonts w:ascii="Arial" w:hAnsi="Arial" w:eastAsia="Arial" w:cs="Arial" w:asciiTheme="minorAscii" w:hAnsiTheme="minorAscii" w:eastAsiaTheme="minorEastAsia" w:cstheme="minorBidi"/>
+              </w:rPr>
+              <w:t>buttons</w:t>
+            </w:r>
+            <w:r>
+              <w:rPr>
+                <w:rFonts w:ascii="Arial" w:hAnsi="Arial" w:eastAsia="Arial" w:cs="Arial" w:asciiTheme="minorAscii" w:hAnsiTheme="minorAscii" w:eastAsiaTheme="minorEastAsia" w:cstheme="minorBidi"/>
+              </w:rPr>
+              <w:t xml:space="preserve">, </w:t>
+            </w:r>
+            <w:r>
+              <w:rPr>
+                <w:rFonts w:ascii="Arial" w:hAnsi="Arial" w:eastAsia="Arial" w:cs="Arial" w:asciiTheme="minorAscii" w:hAnsiTheme="minorAscii" w:eastAsiaTheme="minorEastAsia" w:cstheme="minorBidi"/>
+              </w:rPr>
+              <w:t>contrast</w:t>
+            </w:r>
+            <w:r>
+              <w:rPr>
+                <w:rFonts w:ascii="Arial" w:hAnsi="Arial" w:eastAsia="Arial" w:cs="Arial" w:asciiTheme="minorAscii" w:hAnsiTheme="minorAscii" w:eastAsiaTheme="minorEastAsia" w:cstheme="minorBidi"/>
+              </w:rPr>
+              <w:t>)</w:t>
+            </w:r>
+          </w:p>
+        </w:tc>
+        <w:tc>
+          <w:tcPr>
+            <w:tcW w:w="2079" w:type="dxa"/>
+            <w:tcBorders>
+              <w:top w:val="single" w:color="000000" w:themeColor="text1" w:sz="12" w:space="0"/>
+              <w:left w:val="single" w:color="000000" w:themeColor="text1" w:sz="12" w:space="0"/>
+              <w:bottom w:val="single" w:color="000000" w:themeColor="text1" w:sz="12" w:space="0"/>
+              <w:right w:val="single" w:color="000000" w:themeColor="text1" w:sz="12" w:space="0"/>
+            </w:tcBorders>
+            <w:tcMar/>
+          </w:tcPr>
+          <w:p>
+            <w:pPr>
+              <w:pStyle w:val="Sidfot"/>
+              <w:spacing w:before="120" w:after="120" w:line="240" w:lineRule="auto"/>
+              <w:jc w:val="center"/>
+              <w:rPr>
+                <w:rFonts w:ascii="Arial" w:hAnsi="Arial" w:eastAsia="Arial" w:cs="Arial" w:asciiTheme="minorAscii" w:hAnsiTheme="minorAscii" w:eastAsiaTheme="minorEastAsia" w:cstheme="minorBidi"/>
+              </w:rPr>
+            </w:pPr>
+            <w:r>
+              <w:rPr>
+                <w:rFonts w:ascii="Arial" w:hAnsi="Arial" w:eastAsia="Arial" w:cs="Arial" w:asciiTheme="minorAscii" w:hAnsiTheme="minorAscii" w:eastAsiaTheme="minorEastAsia" w:cstheme="minorBidi"/>
+              </w:rPr>
+              <w:t xml:space="preserve"> </w:t>
+            </w:r>
+            <w:r>
+              <w:rPr>
+                <w:rFonts w:ascii="Arial" w:hAnsi="Arial" w:eastAsia="Arial" w:cs="Arial" w:asciiTheme="minorAscii" w:hAnsiTheme="minorAscii" w:eastAsiaTheme="minorEastAsia" w:cstheme="minorBidi"/>
+              </w:rPr>
+              <w:t xml:space="preserve">Desirable </w:t>
+            </w:r>
+          </w:p>
+        </w:tc>
+        <w:tc>
+          <w:tcPr>
+            <w:tcW w:w="2079" w:type="dxa"/>
+            <w:tcBorders>
+              <w:top w:val="single" w:color="000000" w:themeColor="text1" w:sz="12"/>
+              <w:left w:val="single" w:color="000000" w:themeColor="text1" w:sz="12"/>
+              <w:bottom w:val="single" w:color="000000" w:themeColor="text1" w:sz="12"/>
+              <w:right w:val="single" w:color="000000" w:themeColor="text1" w:sz="12"/>
+            </w:tcBorders>
+            <w:tcMar/>
+          </w:tcPr>
+          <w:p>
+            <w:pPr>
+              <w:pStyle w:val="Sidfot"/>
+              <w:spacing w:line="240" w:lineRule="auto"/>
+              <w:jc w:val="center"/>
+              <w:rPr>
+                <w:rFonts w:ascii="Arial" w:hAnsi="Arial" w:eastAsia="Arial" w:cs="Arial" w:asciiTheme="minorAscii" w:hAnsiTheme="minorAscii" w:eastAsiaTheme="minorEastAsia" w:cstheme="minorBidi"/>
+              </w:rPr>
+            </w:pPr>
+          </w:p>
+          <w:p>
+            <w:pPr>
+              <w:pStyle w:val="Sidfot"/>
+              <w:spacing w:line="240" w:lineRule="auto"/>
+              <w:jc w:val="center"/>
+            </w:pPr>
+            <w:r>
+              <w:rPr>
+                <w:rFonts w:ascii="Arial" w:hAnsi="Arial" w:eastAsia="Arial" w:cs="Arial" w:asciiTheme="minorAscii" w:hAnsiTheme="minorAscii" w:eastAsiaTheme="minorEastAsia" w:cstheme="minorBidi"/>
+              </w:rPr>
+              <w:t>100%</w:t>
+            </w:r>
+          </w:p>
+        </w:tc>
+        <w:tc>
+          <w:tcPr>
+            <w:tcW w:w="2079" w:type="dxa"/>
+            <w:tcBorders>
+              <w:top w:val="single" w:color="000000" w:themeColor="text1" w:sz="12"/>
+              <w:left w:val="single" w:color="000000" w:themeColor="text1" w:sz="12"/>
+              <w:bottom w:val="single" w:color="000000" w:themeColor="text1" w:sz="12"/>
+              <w:right w:val="single" w:color="000000" w:themeColor="text1" w:sz="12"/>
+            </w:tcBorders>
+            <w:tcMar/>
+          </w:tcPr>
+          <w:p>
+            <w:pPr>
+              <w:pStyle w:val="Sidfot"/>
+              <w:spacing w:line="240" w:lineRule="auto"/>
+              <w:jc w:val="center"/>
+              <w:rPr>
+                <w:rFonts w:ascii="Arial" w:hAnsi="Arial" w:eastAsia="Arial" w:cs="Arial" w:asciiTheme="minorAscii" w:hAnsiTheme="minorAscii" w:eastAsiaTheme="minorEastAsia" w:cstheme="minorBidi"/>
+              </w:rPr>
+            </w:pPr>
+          </w:p>
+          <w:p>
+            <w:pPr>
+              <w:pStyle w:val="Sidfot"/>
+              <w:spacing w:line="240" w:lineRule="auto"/>
+              <w:jc w:val="center"/>
+            </w:pPr>
+            <w:r>
+              <w:rPr>
+                <w:rFonts w:ascii="Arial" w:hAnsi="Arial" w:eastAsia="Arial" w:cs="Arial" w:asciiTheme="minorAscii" w:hAnsiTheme="minorAscii" w:eastAsiaTheme="minorEastAsia" w:cstheme="minorBidi"/>
+              </w:rPr>
+              <w:t>Yes</w:t>
+            </w:r>
+          </w:p>
+        </w:tc>
+      </w:tr>
+      <w:tr>
+        <w:trPr>
+          <w:trHeight w:val="546"/>
+        </w:trPr>
+        <w:tc>
+          <w:tcPr>
+            <w:tcW w:w="2824" w:type="dxa"/>
+            <w:tcBorders>
+              <w:top w:val="single" w:color="000000" w:themeColor="text1" w:sz="12" w:space="0"/>
+              <w:left w:val="single" w:color="000000" w:themeColor="text1" w:sz="12" w:space="0"/>
+              <w:bottom w:val="single" w:color="000000" w:themeColor="text1" w:sz="12" w:space="0"/>
+              <w:right w:val="single" w:color="000000" w:themeColor="text1" w:sz="12" w:space="0"/>
+            </w:tcBorders>
+            <w:tcMar/>
+          </w:tcPr>
+          <w:p>
+            <w:pPr>
+              <w:spacing w:before="120" w:after="120" w:line="240" w:lineRule="auto"/>
+              <w:rPr>
+                <w:rFonts w:ascii="Arial" w:hAnsi="Arial" w:eastAsia="Arial" w:cs="Arial" w:asciiTheme="minorAscii" w:hAnsiTheme="minorAscii" w:eastAsiaTheme="minorEastAsia" w:cstheme="minorBidi"/>
+                <w:lang w:val="en-US"/>
+              </w:rPr>
+            </w:pPr>
+            <w:r>
+              <w:rPr>
+                <w:rFonts w:ascii="Arial" w:hAnsi="Arial" w:eastAsia="Arial" w:cs="Arial" w:asciiTheme="minorAscii" w:hAnsiTheme="minorAscii" w:eastAsiaTheme="minorEastAsia" w:cstheme="minorBidi"/>
+                <w:lang w:val="en-US"/>
+              </w:rPr>
+              <w:t>R13. Setting</w:t>
+            </w:r>
+            <w:r>
+              <w:rPr>
+                <w:rFonts w:ascii="Arial" w:hAnsi="Arial" w:eastAsia="Arial" w:cs="Arial" w:asciiTheme="minorAscii" w:hAnsiTheme="minorAscii" w:eastAsiaTheme="minorEastAsia" w:cstheme="minorBidi"/>
+                <w:lang w:val="en-US"/>
+              </w:rPr>
+              <w:t>s</w:t>
+            </w:r>
+            <w:r>
+              <w:rPr>
+                <w:rFonts w:ascii="Arial" w:hAnsi="Arial" w:eastAsia="Arial" w:cs="Arial" w:asciiTheme="minorAscii" w:hAnsiTheme="minorAscii" w:eastAsiaTheme="minorEastAsia" w:cstheme="minorBidi"/>
+                <w:lang w:val="en-US"/>
+              </w:rPr>
+              <w:t xml:space="preserve"> (language/theme)</w:t>
+            </w:r>
+          </w:p>
+        </w:tc>
+        <w:tc>
+          <w:tcPr>
+            <w:tcW w:w="2079" w:type="dxa"/>
+            <w:tcBorders>
+              <w:top w:val="single" w:color="000000" w:themeColor="text1" w:sz="12" w:space="0"/>
+              <w:left w:val="single" w:color="000000" w:themeColor="text1" w:sz="12" w:space="0"/>
+              <w:bottom w:val="single" w:color="000000" w:themeColor="text1" w:sz="12" w:space="0"/>
+              <w:right w:val="single" w:color="000000" w:themeColor="text1" w:sz="12" w:space="0"/>
+            </w:tcBorders>
+            <w:tcMar/>
+          </w:tcPr>
+          <w:p>
+            <w:pPr>
+              <w:pStyle w:val="Sidfot"/>
+              <w:spacing w:before="120" w:after="120" w:line="240" w:lineRule="auto"/>
+              <w:jc w:val="center"/>
+              <w:rPr>
+                <w:rFonts w:ascii="Arial" w:hAnsi="Arial" w:eastAsia="Arial" w:cs="Arial" w:asciiTheme="minorAscii" w:hAnsiTheme="minorAscii" w:eastAsiaTheme="minorEastAsia" w:cstheme="minorBidi"/>
+              </w:rPr>
+            </w:pPr>
+            <w:r>
+              <w:rPr>
+                <w:rFonts w:ascii="Arial" w:hAnsi="Arial" w:eastAsia="Arial" w:cs="Arial" w:asciiTheme="minorAscii" w:hAnsiTheme="minorAscii" w:eastAsiaTheme="minorEastAsia" w:cstheme="minorBidi"/>
+              </w:rPr>
+              <w:t>Optional</w:t>
+            </w:r>
+          </w:p>
+        </w:tc>
+        <w:tc>
+          <w:tcPr>
+            <w:tcW w:w="2079" w:type="dxa"/>
+            <w:tcBorders>
+              <w:top w:val="single" w:color="000000" w:themeColor="text1" w:sz="12"/>
+              <w:left w:val="single" w:color="000000" w:themeColor="text1" w:sz="12"/>
+              <w:bottom w:val="single" w:color="000000" w:themeColor="text1" w:sz="12"/>
+              <w:right w:val="single" w:color="000000" w:themeColor="text1" w:sz="12"/>
+            </w:tcBorders>
+            <w:tcMar/>
+          </w:tcPr>
+          <w:p>
+            <w:pPr>
+              <w:pStyle w:val="Sidfot"/>
+              <w:spacing w:line="240" w:lineRule="auto"/>
+              <w:jc w:val="center"/>
+              <w:rPr>
+                <w:rFonts w:ascii="Arial" w:hAnsi="Arial" w:eastAsia="Arial" w:cs="Arial" w:asciiTheme="minorAscii" w:hAnsiTheme="minorAscii" w:eastAsiaTheme="minorEastAsia" w:cstheme="minorBidi"/>
+              </w:rPr>
+            </w:pPr>
+          </w:p>
+          <w:p>
+            <w:pPr>
+              <w:pStyle w:val="Sidfot"/>
+              <w:spacing w:line="240" w:lineRule="auto"/>
+              <w:jc w:val="center"/>
+            </w:pPr>
+            <w:r>
+              <w:rPr>
+                <w:rFonts w:ascii="Arial" w:hAnsi="Arial" w:eastAsia="Arial" w:cs="Arial" w:asciiTheme="minorAscii" w:hAnsiTheme="minorAscii" w:eastAsiaTheme="minorEastAsia" w:cstheme="minorBidi"/>
+              </w:rPr>
+              <w:t>50%</w:t>
+            </w:r>
+          </w:p>
+        </w:tc>
+        <w:tc>
+          <w:tcPr>
+            <w:tcW w:w="2079" w:type="dxa"/>
+            <w:tcBorders>
+              <w:top w:val="single" w:color="000000" w:themeColor="text1" w:sz="12"/>
+              <w:left w:val="single" w:color="000000" w:themeColor="text1" w:sz="12"/>
+              <w:bottom w:val="single" w:color="000000" w:themeColor="text1" w:sz="12"/>
+              <w:right w:val="single" w:color="000000" w:themeColor="text1" w:sz="12"/>
+            </w:tcBorders>
+            <w:tcMar/>
+          </w:tcPr>
+          <w:p>
+            <w:pPr>
+              <w:pStyle w:val="Sidfot"/>
+              <w:spacing w:line="240" w:lineRule="auto"/>
+              <w:jc w:val="center"/>
+              <w:rPr>
+                <w:rFonts w:ascii="Arial" w:hAnsi="Arial" w:eastAsia="Arial" w:cs="Arial" w:asciiTheme="minorAscii" w:hAnsiTheme="minorAscii" w:eastAsiaTheme="minorEastAsia" w:cstheme="minorBidi"/>
+              </w:rPr>
+            </w:pPr>
+          </w:p>
+          <w:p>
+            <w:pPr>
+              <w:pStyle w:val="Sidfot"/>
+              <w:spacing w:line="240" w:lineRule="auto"/>
+              <w:jc w:val="center"/>
+            </w:pPr>
+            <w:r>
+              <w:rPr>
+                <w:rFonts w:ascii="Arial" w:hAnsi="Arial" w:eastAsia="Arial" w:cs="Arial" w:asciiTheme="minorAscii" w:hAnsiTheme="minorAscii" w:eastAsiaTheme="minorEastAsia" w:cstheme="minorBidi"/>
+              </w:rPr>
+              <w:t>Yes</w:t>
+            </w:r>
+          </w:p>
+        </w:tc>
+      </w:tr>
+      <w:tr>
+        <w:trPr>
+          <w:trHeight w:val="546"/>
+        </w:trPr>
+        <w:tc>
+          <w:tcPr>
+            <w:tcW w:w="2824" w:type="dxa"/>
+            <w:tcBorders>
+              <w:top w:val="single" w:color="000000" w:themeColor="text1" w:sz="12" w:space="0"/>
+              <w:left w:val="single" w:color="000000" w:themeColor="text1" w:sz="12" w:space="0"/>
+              <w:bottom w:val="single" w:color="000000" w:themeColor="text1" w:sz="12" w:space="0"/>
+              <w:right w:val="single" w:color="000000" w:themeColor="text1" w:sz="12" w:space="0"/>
+            </w:tcBorders>
+            <w:tcMar/>
+          </w:tcPr>
+          <w:p>
+            <w:pPr>
+              <w:spacing w:line="240" w:lineRule="auto"/>
+              <w:rPr>
+                <w:rFonts w:ascii="Arial" w:hAnsi="Arial" w:eastAsia="Arial" w:cs="Arial" w:asciiTheme="minorAscii" w:hAnsiTheme="minorAscii" w:eastAsiaTheme="minorEastAsia" w:cstheme="minorBidi"/>
+                <w:lang w:val="en-US"/>
+              </w:rPr>
+            </w:pPr>
+            <w:r>
+              <w:rPr>
+                <w:rFonts w:ascii="Arial" w:hAnsi="Arial" w:eastAsia="Arial" w:cs="Arial" w:asciiTheme="minorAscii" w:hAnsiTheme="minorAscii" w:eastAsiaTheme="minorEastAsia" w:cstheme="minorBidi"/>
+                <w:lang w:val="en-US"/>
+              </w:rPr>
+              <w:t>R1</w:t>
+            </w:r>
+            <w:r>
+              <w:rPr>
+                <w:rFonts w:ascii="Arial" w:hAnsi="Arial" w:eastAsia="Arial" w:cs="Arial" w:asciiTheme="minorAscii" w:hAnsiTheme="minorAscii" w:eastAsiaTheme="minorEastAsia" w:cstheme="minorBidi"/>
+                <w:lang w:val="en-US"/>
+              </w:rPr>
+              <w:t>4</w:t>
+            </w:r>
+            <w:r>
+              <w:rPr>
+                <w:rFonts w:ascii="Arial" w:hAnsi="Arial" w:eastAsia="Arial" w:cs="Arial" w:asciiTheme="minorAscii" w:hAnsiTheme="minorAscii" w:eastAsiaTheme="minorEastAsia" w:cstheme="minorBidi"/>
+                <w:lang w:val="en-US"/>
+              </w:rPr>
+              <w:t xml:space="preserve">. </w:t>
+            </w:r>
+            <w:r>
+              <w:rPr>
+                <w:rFonts w:ascii="Arial" w:hAnsi="Arial" w:eastAsia="Arial" w:cs="Arial" w:asciiTheme="minorAscii" w:hAnsiTheme="minorAscii" w:eastAsiaTheme="minorEastAsia" w:cstheme="minorBidi"/>
+                <w:lang w:val="en-US"/>
+              </w:rPr>
+              <w:t>Mobile Biometric Authentication</w:t>
+            </w:r>
+          </w:p>
+        </w:tc>
+        <w:tc>
+          <w:tcPr>
+            <w:tcW w:w="2079" w:type="dxa"/>
+            <w:tcBorders>
+              <w:top w:val="single" w:color="000000" w:themeColor="text1" w:sz="12" w:space="0"/>
+              <w:left w:val="single" w:color="000000" w:themeColor="text1" w:sz="12" w:space="0"/>
+              <w:bottom w:val="single" w:color="000000" w:themeColor="text1" w:sz="12" w:space="0"/>
+              <w:right w:val="single" w:color="000000" w:themeColor="text1" w:sz="12" w:space="0"/>
+            </w:tcBorders>
+            <w:tcMar/>
+          </w:tcPr>
+          <w:p>
+            <w:pPr>
+              <w:pStyle w:val="Sidfot"/>
+              <w:spacing w:line="240" w:lineRule="auto"/>
+              <w:jc w:val="center"/>
+              <w:rPr>
+                <w:rFonts w:ascii="Arial" w:hAnsi="Arial" w:eastAsia="Arial" w:cs="Arial" w:asciiTheme="minorAscii" w:hAnsiTheme="minorAscii" w:eastAsiaTheme="minorEastAsia" w:cstheme="minorBidi"/>
+              </w:rPr>
+            </w:pPr>
+          </w:p>
+          <w:p>
+            <w:pPr>
+              <w:pStyle w:val="Sidfot"/>
+              <w:suppressLineNumbers w:val="0"/>
+              <w:bidi w:val="0"/>
+              <w:spacing w:before="0" w:beforeAutospacing="off" w:after="0" w:afterAutospacing="off" w:line="240" w:lineRule="auto"/>
+              <w:ind w:left="0" w:right="0"/>
+              <w:jc w:val="center"/>
+            </w:pPr>
+            <w:r>
+              <w:rPr>
+                <w:rFonts w:ascii="Arial" w:hAnsi="Arial" w:eastAsia="Arial" w:cs="Arial" w:asciiTheme="minorAscii" w:hAnsiTheme="minorAscii" w:eastAsiaTheme="minorEastAsia" w:cstheme="minorBidi"/>
+              </w:rPr>
+              <w:t>Optional</w:t>
+            </w:r>
+          </w:p>
+        </w:tc>
+        <w:tc>
+          <w:tcPr>
+            <w:tcW w:w="2079" w:type="dxa"/>
             <w:tcBorders>
               <w:top w:val="single" w:color="000000" w:themeColor="text1" w:sz="12"/>
               <w:left w:val="single" w:color="000000" w:themeColor="text1" w:sz="12"/>
@@ -4109,152 +5110,13 @@
               <w:rPr>
                 <w:rFonts w:ascii="Arial" w:hAnsi="Arial" w:eastAsia="Arial" w:cs="Arial" w:asciiTheme="minorAscii" w:hAnsiTheme="minorAscii" w:eastAsiaTheme="minorEastAsia" w:cstheme="minorBidi"/>
               </w:rPr>
-              <w:t>100%</w:t>
-            </w:r>
-          </w:p>
-        </w:tc>
-      </w:tr>
-      <w:tr>
-        <w:trPr>
-          <w:trHeight w:val="546"/>
-        </w:trPr>
-        <w:tc>
-          <w:tcPr>
-            <w:tcW w:w="3665" w:type="dxa"/>
-            <w:tcBorders>
-              <w:top w:val="single" w:color="000000" w:themeColor="text1" w:sz="12" w:space="0"/>
-              <w:left w:val="single" w:color="000000" w:themeColor="text1" w:sz="12" w:space="0"/>
-              <w:bottom w:val="single" w:color="000000" w:themeColor="text1" w:sz="12" w:space="0"/>
-              <w:right w:val="single" w:color="000000" w:themeColor="text1" w:sz="12" w:space="0"/>
-            </w:tcBorders>
-            <w:tcMar/>
-          </w:tcPr>
-          <w:p>
-            <w:pPr>
-              <w:spacing w:before="120" w:after="120" w:line="240" w:lineRule="auto"/>
-              <w:rPr>
-                <w:rFonts w:ascii="Arial" w:hAnsi="Arial" w:eastAsia="Arial" w:cs="Arial" w:asciiTheme="minorAscii" w:hAnsiTheme="minorAscii" w:eastAsiaTheme="minorEastAsia" w:cstheme="minorBidi"/>
-                <w:lang w:val="en-US"/>
-              </w:rPr>
-            </w:pPr>
-            <w:r>
-              <w:rPr>
-                <w:rFonts w:ascii="Arial" w:hAnsi="Arial" w:eastAsia="Arial" w:cs="Arial" w:asciiTheme="minorAscii" w:hAnsiTheme="minorAscii" w:eastAsiaTheme="minorEastAsia" w:cstheme="minorBidi"/>
-                <w:lang w:val="en-US"/>
-              </w:rPr>
-              <w:t xml:space="preserve">R12. </w:t>
-            </w:r>
-            <w:r>
-              <w:rPr>
-                <w:rFonts w:ascii="Arial" w:hAnsi="Arial" w:eastAsia="Arial" w:cs="Arial" w:asciiTheme="minorAscii" w:hAnsiTheme="minorAscii" w:eastAsiaTheme="minorEastAsia" w:cstheme="minorBidi"/>
-              </w:rPr>
-              <w:t>Usability</w:t>
-            </w:r>
-            <w:r>
-              <w:rPr>
-                <w:rFonts w:ascii="Arial" w:hAnsi="Arial" w:eastAsia="Arial" w:cs="Arial" w:asciiTheme="minorAscii" w:hAnsiTheme="minorAscii" w:eastAsiaTheme="minorEastAsia" w:cstheme="minorBidi"/>
-              </w:rPr>
-              <w:t xml:space="preserve"> &amp; </w:t>
-            </w:r>
-            <w:r>
-              <w:rPr>
-                <w:rFonts w:ascii="Arial" w:hAnsi="Arial" w:eastAsia="Arial" w:cs="Arial" w:asciiTheme="minorAscii" w:hAnsiTheme="minorAscii" w:eastAsiaTheme="minorEastAsia" w:cstheme="minorBidi"/>
-              </w:rPr>
-              <w:t>accessibility</w:t>
-            </w:r>
-            <w:r>
-              <w:rPr>
-                <w:rFonts w:ascii="Arial" w:hAnsi="Arial" w:eastAsia="Arial" w:cs="Arial" w:asciiTheme="minorAscii" w:hAnsiTheme="minorAscii" w:eastAsiaTheme="minorEastAsia" w:cstheme="minorBidi"/>
-              </w:rPr>
-              <w:t xml:space="preserve"> (</w:t>
-            </w:r>
-            <w:r>
-              <w:rPr>
-                <w:rFonts w:ascii="Arial" w:hAnsi="Arial" w:eastAsia="Arial" w:cs="Arial" w:asciiTheme="minorAscii" w:hAnsiTheme="minorAscii" w:eastAsiaTheme="minorEastAsia" w:cstheme="minorBidi"/>
-              </w:rPr>
-              <w:t>clear</w:t>
-            </w:r>
-            <w:r>
-              <w:rPr>
-                <w:rFonts w:ascii="Arial" w:hAnsi="Arial" w:eastAsia="Arial" w:cs="Arial" w:asciiTheme="minorAscii" w:hAnsiTheme="minorAscii" w:eastAsiaTheme="minorEastAsia" w:cstheme="minorBidi"/>
-              </w:rPr>
-              <w:t xml:space="preserve"> UI, </w:t>
-            </w:r>
-            <w:r>
-              <w:rPr>
-                <w:rFonts w:ascii="Arial" w:hAnsi="Arial" w:eastAsia="Arial" w:cs="Arial" w:asciiTheme="minorAscii" w:hAnsiTheme="minorAscii" w:eastAsiaTheme="minorEastAsia" w:cstheme="minorBidi"/>
-              </w:rPr>
-              <w:t>large</w:t>
-            </w:r>
-            <w:r>
-              <w:rPr>
-                <w:rFonts w:ascii="Arial" w:hAnsi="Arial" w:eastAsia="Arial" w:cs="Arial" w:asciiTheme="minorAscii" w:hAnsiTheme="minorAscii" w:eastAsiaTheme="minorEastAsia" w:cstheme="minorBidi"/>
-              </w:rPr>
-              <w:t xml:space="preserve"> </w:t>
-            </w:r>
-            <w:r>
-              <w:rPr>
-                <w:rFonts w:ascii="Arial" w:hAnsi="Arial" w:eastAsia="Arial" w:cs="Arial" w:asciiTheme="minorAscii" w:hAnsiTheme="minorAscii" w:eastAsiaTheme="minorEastAsia" w:cstheme="minorBidi"/>
-              </w:rPr>
-              <w:t>buttons</w:t>
-            </w:r>
-            <w:r>
-              <w:rPr>
-                <w:rFonts w:ascii="Arial" w:hAnsi="Arial" w:eastAsia="Arial" w:cs="Arial" w:asciiTheme="minorAscii" w:hAnsiTheme="minorAscii" w:eastAsiaTheme="minorEastAsia" w:cstheme="minorBidi"/>
-              </w:rPr>
-              <w:t xml:space="preserve">, </w:t>
-            </w:r>
-            <w:r>
-              <w:rPr>
-                <w:rFonts w:ascii="Arial" w:hAnsi="Arial" w:eastAsia="Arial" w:cs="Arial" w:asciiTheme="minorAscii" w:hAnsiTheme="minorAscii" w:eastAsiaTheme="minorEastAsia" w:cstheme="minorBidi"/>
-              </w:rPr>
-              <w:t>contrast</w:t>
-            </w:r>
-            <w:r>
-              <w:rPr>
-                <w:rFonts w:ascii="Arial" w:hAnsi="Arial" w:eastAsia="Arial" w:cs="Arial" w:asciiTheme="minorAscii" w:hAnsiTheme="minorAscii" w:eastAsiaTheme="minorEastAsia" w:cstheme="minorBidi"/>
-              </w:rPr>
-              <w:t>)</w:t>
+              <w:t>0%</w:t>
             </w:r>
           </w:p>
         </w:tc>
         <w:tc>
           <w:tcPr>
-            <w:tcW w:w="2698" w:type="dxa"/>
-            <w:tcBorders>
-              <w:top w:val="single" w:color="000000" w:themeColor="text1" w:sz="12" w:space="0"/>
-              <w:left w:val="single" w:color="000000" w:themeColor="text1" w:sz="12" w:space="0"/>
-              <w:bottom w:val="single" w:color="000000" w:themeColor="text1" w:sz="12" w:space="0"/>
-              <w:right w:val="single" w:color="000000" w:themeColor="text1" w:sz="12" w:space="0"/>
-            </w:tcBorders>
-            <w:tcMar/>
-          </w:tcPr>
-          <w:p>
-            <w:pPr>
-              <w:pStyle w:val="Sidfot"/>
-              <w:spacing w:before="120" w:after="120" w:line="240" w:lineRule="auto"/>
-              <w:jc w:val="center"/>
-              <w:rPr>
-                <w:rFonts w:ascii="Arial" w:hAnsi="Arial" w:eastAsia="Arial" w:cs="Arial" w:asciiTheme="minorAscii" w:hAnsiTheme="minorAscii" w:eastAsiaTheme="minorEastAsia" w:cstheme="minorBidi"/>
-              </w:rPr>
-            </w:pPr>
-            <w:r>
-              <w:rPr>
-                <w:rFonts w:ascii="Arial" w:hAnsi="Arial" w:eastAsia="Arial" w:cs="Arial" w:asciiTheme="minorAscii" w:hAnsiTheme="minorAscii" w:eastAsiaTheme="minorEastAsia" w:cstheme="minorBidi"/>
-              </w:rPr>
-              <w:t xml:space="preserve"> </w:t>
-            </w:r>
-            <w:r>
-              <w:rPr>
-                <w:rFonts w:ascii="Arial" w:hAnsi="Arial" w:eastAsia="Arial" w:cs="Arial" w:asciiTheme="minorAscii" w:hAnsiTheme="minorAscii" w:eastAsiaTheme="minorEastAsia" w:cstheme="minorBidi"/>
-              </w:rPr>
-              <w:t xml:space="preserve">Desirable </w:t>
-            </w:r>
-          </w:p>
-        </w:tc>
-        <w:tc>
-          <w:tcPr>
-            <w:tcW w:w="2698" w:type="dxa"/>
+            <w:tcW w:w="2079" w:type="dxa"/>
             <w:tcBorders>
               <w:top w:val="single" w:color="000000" w:themeColor="text1" w:sz="12"/>
               <w:left w:val="single" w:color="000000" w:themeColor="text1" w:sz="12"/>
@@ -4283,7 +5145,7 @@
               <w:rPr>
                 <w:rFonts w:ascii="Arial" w:hAnsi="Arial" w:eastAsia="Arial" w:cs="Arial" w:asciiTheme="minorAscii" w:hAnsiTheme="minorAscii" w:eastAsiaTheme="minorEastAsia" w:cstheme="minorBidi"/>
               </w:rPr>
-              <w:t>100%</w:t>
+              <w:t>No</w:t>
             </w:r>
           </w:p>
         </w:tc>
@@ -4294,7 +5156,7 @@
         </w:trPr>
         <w:tc>
           <w:tcPr>
-            <w:tcW w:w="3665" w:type="dxa"/>
+            <w:tcW w:w="2824" w:type="dxa"/>
             <w:tcBorders>
               <w:top w:val="single" w:color="000000" w:themeColor="text1" w:sz="12" w:space="0"/>
               <w:left w:val="single" w:color="000000" w:themeColor="text1" w:sz="12" w:space="0"/>
@@ -4305,7 +5167,7 @@
           </w:tcPr>
           <w:p>
             <w:pPr>
-              <w:spacing w:before="120" w:after="120" w:line="240" w:lineRule="auto"/>
+              <w:spacing w:line="240" w:lineRule="auto"/>
               <w:rPr>
                 <w:rFonts w:ascii="Arial" w:hAnsi="Arial" w:eastAsia="Arial" w:cs="Arial" w:asciiTheme="minorAscii" w:hAnsiTheme="minorAscii" w:eastAsiaTheme="minorEastAsia" w:cstheme="minorBidi"/>
                 <w:lang w:val="en-US"/>
@@ -4316,27 +5178,34 @@
                 <w:rFonts w:ascii="Arial" w:hAnsi="Arial" w:eastAsia="Arial" w:cs="Arial" w:asciiTheme="minorAscii" w:hAnsiTheme="minorAscii" w:eastAsiaTheme="minorEastAsia" w:cstheme="minorBidi"/>
                 <w:lang w:val="en-US"/>
               </w:rPr>
-              <w:t>R13. Setting</w:t>
+              <w:t>R1</w:t>
             </w:r>
             <w:r>
               <w:rPr>
                 <w:rFonts w:ascii="Arial" w:hAnsi="Arial" w:eastAsia="Arial" w:cs="Arial" w:asciiTheme="minorAscii" w:hAnsiTheme="minorAscii" w:eastAsiaTheme="minorEastAsia" w:cstheme="minorBidi"/>
                 <w:lang w:val="en-US"/>
               </w:rPr>
-              <w:t>s</w:t>
+              <w:t>5</w:t>
             </w:r>
             <w:r>
               <w:rPr>
                 <w:rFonts w:ascii="Arial" w:hAnsi="Arial" w:eastAsia="Arial" w:cs="Arial" w:asciiTheme="minorAscii" w:hAnsiTheme="minorAscii" w:eastAsiaTheme="minorEastAsia" w:cstheme="minorBidi"/>
                 <w:lang w:val="en-US"/>
               </w:rPr>
-              <w:t xml:space="preserve"> (language/theme)</w:t>
+              <w:t xml:space="preserve">. </w:t>
+            </w:r>
+            <w:r>
+              <w:rPr>
+                <w:rFonts w:ascii="Arial" w:hAnsi="Arial" w:eastAsia="Arial" w:cs="Arial" w:asciiTheme="minorAscii" w:hAnsiTheme="minorAscii" w:eastAsiaTheme="minorEastAsia" w:cstheme="minorBidi"/>
+                <w:lang w:val="en-US"/>
+              </w:rPr>
+              <w:t>Mobile Native Push Notifications</w:t>
             </w:r>
           </w:p>
         </w:tc>
         <w:tc>
           <w:tcPr>
-            <w:tcW w:w="2698" w:type="dxa"/>
+            <w:tcW w:w="2079" w:type="dxa"/>
             <w:tcBorders>
               <w:top w:val="single" w:color="000000" w:themeColor="text1" w:sz="12" w:space="0"/>
               <w:left w:val="single" w:color="000000" w:themeColor="text1" w:sz="12" w:space="0"/>
@@ -4348,11 +5217,21 @@
           <w:p>
             <w:pPr>
               <w:pStyle w:val="Sidfot"/>
-              <w:spacing w:before="120" w:after="120" w:line="240" w:lineRule="auto"/>
+              <w:spacing w:line="240" w:lineRule="auto"/>
               <w:jc w:val="center"/>
               <w:rPr>
                 <w:rFonts w:ascii="Arial" w:hAnsi="Arial" w:eastAsia="Arial" w:cs="Arial" w:asciiTheme="minorAscii" w:hAnsiTheme="minorAscii" w:eastAsiaTheme="minorEastAsia" w:cstheme="minorBidi"/>
               </w:rPr>
+            </w:pPr>
+          </w:p>
+          <w:p>
+            <w:pPr>
+              <w:pStyle w:val="Sidfot"/>
+              <w:suppressLineNumbers w:val="0"/>
+              <w:bidi w:val="0"/>
+              <w:spacing w:before="0" w:beforeAutospacing="off" w:after="0" w:afterAutospacing="off" w:line="240" w:lineRule="auto"/>
+              <w:ind w:left="0" w:right="0"/>
+              <w:jc w:val="center"/>
             </w:pPr>
             <w:r>
               <w:rPr>
@@ -4364,7 +5243,7 @@
         </w:tc>
         <w:tc>
           <w:tcPr>
-            <w:tcW w:w="2698" w:type="dxa"/>
+            <w:tcW w:w="2079" w:type="dxa"/>
             <w:tcBorders>
               <w:top w:val="single" w:color="000000" w:themeColor="text1" w:sz="12"/>
               <w:left w:val="single" w:color="000000" w:themeColor="text1" w:sz="12"/>
@@ -4383,7 +5262,42 @@
               <w:rPr>
                 <w:rFonts w:ascii="Arial" w:hAnsi="Arial" w:eastAsia="Arial" w:cs="Arial" w:asciiTheme="minorAscii" w:hAnsiTheme="minorAscii" w:eastAsiaTheme="minorEastAsia" w:cstheme="minorBidi"/>
               </w:rPr>
-              <w:t>50%</w:t>
+              <w:t>0%</w:t>
+            </w:r>
+          </w:p>
+        </w:tc>
+        <w:tc>
+          <w:tcPr>
+            <w:tcW w:w="2079" w:type="dxa"/>
+            <w:tcBorders>
+              <w:top w:val="single" w:color="000000" w:themeColor="text1" w:sz="12"/>
+              <w:left w:val="single" w:color="000000" w:themeColor="text1" w:sz="12"/>
+              <w:bottom w:val="single" w:color="000000" w:themeColor="text1" w:sz="12"/>
+              <w:right w:val="single" w:color="000000" w:themeColor="text1" w:sz="12"/>
+            </w:tcBorders>
+            <w:tcMar/>
+          </w:tcPr>
+          <w:p>
+            <w:pPr>
+              <w:pStyle w:val="Sidfot"/>
+              <w:spacing w:line="240" w:lineRule="auto"/>
+              <w:jc w:val="center"/>
+              <w:rPr>
+                <w:rFonts w:ascii="Arial" w:hAnsi="Arial" w:eastAsia="Arial" w:cs="Arial" w:asciiTheme="minorAscii" w:hAnsiTheme="minorAscii" w:eastAsiaTheme="minorEastAsia" w:cstheme="minorBidi"/>
+              </w:rPr>
+            </w:pPr>
+          </w:p>
+          <w:p>
+            <w:pPr>
+              <w:pStyle w:val="Sidfot"/>
+              <w:spacing w:line="240" w:lineRule="auto"/>
+              <w:jc w:val="center"/>
+            </w:pPr>
+            <w:r>
+              <w:rPr>
+                <w:rFonts w:ascii="Arial" w:hAnsi="Arial" w:eastAsia="Arial" w:cs="Arial" w:asciiTheme="minorAscii" w:hAnsiTheme="minorAscii" w:eastAsiaTheme="minorEastAsia" w:cstheme="minorBidi"/>
+              </w:rPr>
+              <w:t>No</w:t>
             </w:r>
           </w:p>
         </w:tc>
@@ -4394,7 +5308,7 @@
         </w:trPr>
         <w:tc>
           <w:tcPr>
-            <w:tcW w:w="3665" w:type="dxa"/>
+            <w:tcW w:w="2824" w:type="dxa"/>
             <w:tcBorders>
               <w:top w:val="single" w:color="000000" w:themeColor="text1" w:sz="12" w:space="0"/>
               <w:left w:val="single" w:color="000000" w:themeColor="text1" w:sz="12" w:space="0"/>
@@ -4423,27 +5337,27 @@
                 <w:rFonts w:ascii="Arial" w:hAnsi="Arial" w:eastAsia="Arial" w:cs="Arial" w:asciiTheme="minorAscii" w:hAnsiTheme="minorAscii" w:eastAsiaTheme="minorEastAsia" w:cstheme="minorBidi"/>
                 <w:lang w:val="en-US"/>
               </w:rPr>
-              <w:t>4</w:t>
+              <w:t>6</w:t>
             </w:r>
             <w:r>
               <w:rPr>
                 <w:rFonts w:ascii="Arial" w:hAnsi="Arial" w:eastAsia="Arial" w:cs="Arial" w:asciiTheme="minorAscii" w:hAnsiTheme="minorAscii" w:eastAsiaTheme="minorEastAsia" w:cstheme="minorBidi"/>
                 <w:lang w:val="en-US"/>
               </w:rPr>
-              <w:t xml:space="preserve">. </w:t>
+              <w:t>.</w:t>
             </w:r>
             <w:r>
               <w:rPr>
                 <w:rFonts w:ascii="Arial" w:hAnsi="Arial" w:eastAsia="Arial" w:cs="Arial" w:asciiTheme="minorAscii" w:hAnsiTheme="minorAscii" w:eastAsiaTheme="minorEastAsia" w:cstheme="minorBidi"/>
                 <w:lang w:val="en-US"/>
               </w:rPr>
-              <w:t>Mobile Biometric Authentication</w:t>
+              <w:t xml:space="preserve"> Mobile Haptic Feedback</w:t>
             </w:r>
           </w:p>
         </w:tc>
         <w:tc>
           <w:tcPr>
-            <w:tcW w:w="2698" w:type="dxa"/>
+            <w:tcW w:w="2079" w:type="dxa"/>
             <w:tcBorders>
               <w:top w:val="single" w:color="000000" w:themeColor="text1" w:sz="12" w:space="0"/>
               <w:left w:val="single" w:color="000000" w:themeColor="text1" w:sz="12" w:space="0"/>
@@ -4481,7 +5395,7 @@
         </w:tc>
         <w:tc>
           <w:tcPr>
-            <w:tcW w:w="2698" w:type="dxa"/>
+            <w:tcW w:w="2079" w:type="dxa"/>
             <w:tcBorders>
               <w:top w:val="single" w:color="000000" w:themeColor="text1" w:sz="12"/>
               <w:left w:val="single" w:color="000000" w:themeColor="text1" w:sz="12"/>
@@ -4504,6 +5418,41 @@
             </w:r>
           </w:p>
         </w:tc>
+        <w:tc>
+          <w:tcPr>
+            <w:tcW w:w="2079" w:type="dxa"/>
+            <w:tcBorders>
+              <w:top w:val="single" w:color="000000" w:themeColor="text1" w:sz="12"/>
+              <w:left w:val="single" w:color="000000" w:themeColor="text1" w:sz="12"/>
+              <w:bottom w:val="single" w:color="000000" w:themeColor="text1" w:sz="12"/>
+              <w:right w:val="single" w:color="000000" w:themeColor="text1" w:sz="12"/>
+            </w:tcBorders>
+            <w:tcMar/>
+          </w:tcPr>
+          <w:p>
+            <w:pPr>
+              <w:pStyle w:val="Sidfot"/>
+              <w:spacing w:line="240" w:lineRule="auto"/>
+              <w:jc w:val="center"/>
+              <w:rPr>
+                <w:rFonts w:ascii="Arial" w:hAnsi="Arial" w:eastAsia="Arial" w:cs="Arial" w:asciiTheme="minorAscii" w:hAnsiTheme="minorAscii" w:eastAsiaTheme="minorEastAsia" w:cstheme="minorBidi"/>
+              </w:rPr>
+            </w:pPr>
+          </w:p>
+          <w:p>
+            <w:pPr>
+              <w:pStyle w:val="Sidfot"/>
+              <w:spacing w:line="240" w:lineRule="auto"/>
+              <w:jc w:val="center"/>
+            </w:pPr>
+            <w:r>
+              <w:rPr>
+                <w:rFonts w:ascii="Arial" w:hAnsi="Arial" w:eastAsia="Arial" w:cs="Arial" w:asciiTheme="minorAscii" w:hAnsiTheme="minorAscii" w:eastAsiaTheme="minorEastAsia" w:cstheme="minorBidi"/>
+              </w:rPr>
+              <w:t>No</w:t>
+            </w:r>
+          </w:p>
+        </w:tc>
       </w:tr>
       <w:tr>
         <w:trPr>
@@ -4511,7 +5460,7 @@
         </w:trPr>
         <w:tc>
           <w:tcPr>
-            <w:tcW w:w="3665" w:type="dxa"/>
+            <w:tcW w:w="2824" w:type="dxa"/>
             <w:tcBorders>
               <w:top w:val="single" w:color="000000" w:themeColor="text1" w:sz="12" w:space="0"/>
               <w:left w:val="single" w:color="000000" w:themeColor="text1" w:sz="12" w:space="0"/>
@@ -4533,34 +5482,13 @@
                 <w:rFonts w:ascii="Arial" w:hAnsi="Arial" w:eastAsia="Arial" w:cs="Arial" w:asciiTheme="minorAscii" w:hAnsiTheme="minorAscii" w:eastAsiaTheme="minorEastAsia" w:cstheme="minorBidi"/>
                 <w:lang w:val="en-US"/>
               </w:rPr>
-              <w:t>R1</w:t>
-            </w:r>
-            <w:r>
-              <w:rPr>
-                <w:rFonts w:ascii="Arial" w:hAnsi="Arial" w:eastAsia="Arial" w:cs="Arial" w:asciiTheme="minorAscii" w:hAnsiTheme="minorAscii" w:eastAsiaTheme="minorEastAsia" w:cstheme="minorBidi"/>
-                <w:lang w:val="en-US"/>
-              </w:rPr>
-              <w:t>5</w:t>
-            </w:r>
-            <w:r>
-              <w:rPr>
-                <w:rFonts w:ascii="Arial" w:hAnsi="Arial" w:eastAsia="Arial" w:cs="Arial" w:asciiTheme="minorAscii" w:hAnsiTheme="minorAscii" w:eastAsiaTheme="minorEastAsia" w:cstheme="minorBidi"/>
-                <w:lang w:val="en-US"/>
-              </w:rPr>
-              <w:t xml:space="preserve">. </w:t>
-            </w:r>
-            <w:r>
-              <w:rPr>
-                <w:rFonts w:ascii="Arial" w:hAnsi="Arial" w:eastAsia="Arial" w:cs="Arial" w:asciiTheme="minorAscii" w:hAnsiTheme="minorAscii" w:eastAsiaTheme="minorEastAsia" w:cstheme="minorBidi"/>
-                <w:lang w:val="en-US"/>
-              </w:rPr>
-              <w:t>Mobile Native Push Notifications</w:t>
+              <w:t xml:space="preserve">R17. Mobile Gesture-based Navigation </w:t>
             </w:r>
           </w:p>
         </w:tc>
         <w:tc>
           <w:tcPr>
-            <w:tcW w:w="2698" w:type="dxa"/>
+            <w:tcW w:w="2079" w:type="dxa"/>
             <w:tcBorders>
               <w:top w:val="single" w:color="000000" w:themeColor="text1" w:sz="12" w:space="0"/>
               <w:left w:val="single" w:color="000000" w:themeColor="text1" w:sz="12" w:space="0"/>
@@ -4582,23 +5510,344 @@
           <w:p>
             <w:pPr>
               <w:pStyle w:val="Sidfot"/>
-              <w:suppressLineNumbers w:val="0"/>
-              <w:bidi w:val="0"/>
-              <w:spacing w:before="0" w:beforeAutospacing="off" w:after="0" w:afterAutospacing="off" w:line="240" w:lineRule="auto"/>
-              <w:ind w:left="0" w:right="0"/>
+              <w:spacing w:line="240" w:lineRule="auto"/>
               <w:jc w:val="center"/>
+              <w:rPr>
+                <w:rFonts w:ascii="Arial" w:hAnsi="Arial" w:eastAsia="Arial" w:cs="Arial" w:asciiTheme="minorAscii" w:hAnsiTheme="minorAscii" w:eastAsiaTheme="minorEastAsia" w:cstheme="minorBidi"/>
+              </w:rPr>
             </w:pPr>
             <w:r>
               <w:rPr>
                 <w:rFonts w:ascii="Arial" w:hAnsi="Arial" w:eastAsia="Arial" w:cs="Arial" w:asciiTheme="minorAscii" w:hAnsiTheme="minorAscii" w:eastAsiaTheme="minorEastAsia" w:cstheme="minorBidi"/>
               </w:rPr>
-              <w:t>Optional</w:t>
+              <w:t>Essential</w:t>
             </w:r>
           </w:p>
         </w:tc>
         <w:tc>
           <w:tcPr>
-            <w:tcW w:w="2698" w:type="dxa"/>
+            <w:tcW w:w="2079" w:type="dxa"/>
+            <w:tcBorders>
+              <w:top w:val="single" w:color="000000" w:themeColor="text1" w:sz="12"/>
+              <w:left w:val="single" w:color="000000" w:themeColor="text1" w:sz="12"/>
+              <w:bottom w:val="single" w:color="000000" w:themeColor="text1" w:sz="12"/>
+              <w:right w:val="single" w:color="000000" w:themeColor="text1" w:sz="12"/>
+            </w:tcBorders>
+            <w:tcMar/>
+          </w:tcPr>
+          <w:p>
+            <w:pPr>
+              <w:pStyle w:val="Sidfot"/>
+              <w:spacing w:line="240" w:lineRule="auto"/>
+              <w:jc w:val="center"/>
+              <w:rPr>
+                <w:rFonts w:ascii="Arial" w:hAnsi="Arial" w:eastAsia="Arial" w:cs="Arial" w:asciiTheme="minorAscii" w:hAnsiTheme="minorAscii" w:eastAsiaTheme="minorEastAsia" w:cstheme="minorBidi"/>
+              </w:rPr>
+            </w:pPr>
+          </w:p>
+          <w:p>
+            <w:pPr>
+              <w:pStyle w:val="Sidfot"/>
+              <w:spacing w:line="240" w:lineRule="auto"/>
+              <w:jc w:val="center"/>
+            </w:pPr>
+            <w:r>
+              <w:rPr>
+                <w:rFonts w:ascii="Arial" w:hAnsi="Arial" w:eastAsia="Arial" w:cs="Arial" w:asciiTheme="minorAscii" w:hAnsiTheme="minorAscii" w:eastAsiaTheme="minorEastAsia" w:cstheme="minorBidi"/>
+              </w:rPr>
+              <w:t>100%</w:t>
+            </w:r>
+          </w:p>
+        </w:tc>
+        <w:tc>
+          <w:tcPr>
+            <w:tcW w:w="2079" w:type="dxa"/>
+            <w:tcBorders>
+              <w:top w:val="single" w:color="000000" w:themeColor="text1" w:sz="12"/>
+              <w:left w:val="single" w:color="000000" w:themeColor="text1" w:sz="12"/>
+              <w:bottom w:val="single" w:color="000000" w:themeColor="text1" w:sz="12"/>
+              <w:right w:val="single" w:color="000000" w:themeColor="text1" w:sz="12"/>
+            </w:tcBorders>
+            <w:tcMar/>
+          </w:tcPr>
+          <w:p>
+            <w:pPr>
+              <w:pStyle w:val="Sidfot"/>
+              <w:spacing w:line="240" w:lineRule="auto"/>
+              <w:jc w:val="center"/>
+              <w:rPr>
+                <w:rFonts w:ascii="Arial" w:hAnsi="Arial" w:eastAsia="Arial" w:cs="Arial" w:asciiTheme="minorAscii" w:hAnsiTheme="minorAscii" w:eastAsiaTheme="minorEastAsia" w:cstheme="minorBidi"/>
+              </w:rPr>
+            </w:pPr>
+          </w:p>
+          <w:p>
+            <w:pPr>
+              <w:pStyle w:val="Sidfot"/>
+              <w:spacing w:line="240" w:lineRule="auto"/>
+              <w:jc w:val="center"/>
+            </w:pPr>
+            <w:r>
+              <w:rPr>
+                <w:rFonts w:ascii="Arial" w:hAnsi="Arial" w:eastAsia="Arial" w:cs="Arial" w:asciiTheme="minorAscii" w:hAnsiTheme="minorAscii" w:eastAsiaTheme="minorEastAsia" w:cstheme="minorBidi"/>
+              </w:rPr>
+              <w:t>Yes</w:t>
+            </w:r>
+          </w:p>
+        </w:tc>
+      </w:tr>
+      <w:tr>
+        <w:trPr>
+          <w:trHeight w:val="546"/>
+        </w:trPr>
+        <w:tc>
+          <w:tcPr>
+            <w:tcW w:w="2824" w:type="dxa"/>
+            <w:tcBorders>
+              <w:top w:val="single" w:color="000000" w:themeColor="text1" w:sz="12" w:space="0"/>
+              <w:left w:val="single" w:color="000000" w:themeColor="text1" w:sz="12" w:space="0"/>
+              <w:bottom w:val="single" w:color="000000" w:themeColor="text1" w:sz="12" w:space="0"/>
+              <w:right w:val="single" w:color="000000" w:themeColor="text1" w:sz="12" w:space="0"/>
+            </w:tcBorders>
+            <w:tcMar/>
+          </w:tcPr>
+          <w:p>
+            <w:pPr>
+              <w:spacing w:line="240" w:lineRule="auto"/>
+              <w:rPr>
+                <w:rFonts w:ascii="Arial" w:hAnsi="Arial" w:eastAsia="Arial" w:cs="Arial" w:asciiTheme="minorAscii" w:hAnsiTheme="minorAscii" w:eastAsiaTheme="minorEastAsia" w:cstheme="minorBidi"/>
+                <w:lang w:val="en-US"/>
+              </w:rPr>
+            </w:pPr>
+            <w:r>
+              <w:rPr>
+                <w:rFonts w:ascii="Arial" w:hAnsi="Arial" w:eastAsia="Arial" w:cs="Arial" w:asciiTheme="minorAscii" w:hAnsiTheme="minorAscii" w:eastAsiaTheme="minorEastAsia" w:cstheme="minorBidi"/>
+                <w:lang w:val="en-US"/>
+              </w:rPr>
+              <w:t>R1</w:t>
+            </w:r>
+            <w:r>
+              <w:rPr>
+                <w:rFonts w:ascii="Arial" w:hAnsi="Arial" w:eastAsia="Arial" w:cs="Arial" w:asciiTheme="minorAscii" w:hAnsiTheme="minorAscii" w:eastAsiaTheme="minorEastAsia" w:cstheme="minorBidi"/>
+                <w:lang w:val="en-US"/>
+              </w:rPr>
+              <w:t>8</w:t>
+            </w:r>
+            <w:r>
+              <w:rPr>
+                <w:rFonts w:ascii="Arial" w:hAnsi="Arial" w:eastAsia="Arial" w:cs="Arial" w:asciiTheme="minorAscii" w:hAnsiTheme="minorAscii" w:eastAsiaTheme="minorEastAsia" w:cstheme="minorBidi"/>
+                <w:lang w:val="en-US"/>
+              </w:rPr>
+              <w:t xml:space="preserve">. </w:t>
+            </w:r>
+            <w:r>
+              <w:rPr>
+                <w:rFonts w:ascii="Arial" w:hAnsi="Arial" w:eastAsia="Arial" w:cs="Arial" w:asciiTheme="minorAscii" w:hAnsiTheme="minorAscii" w:eastAsiaTheme="minorEastAsia" w:cstheme="minorBidi"/>
+                <w:lang w:val="en-US"/>
+              </w:rPr>
+              <w:t>Mobile Design Coordinated with Web</w:t>
+            </w:r>
+          </w:p>
+        </w:tc>
+        <w:tc>
+          <w:tcPr>
+            <w:tcW w:w="2079" w:type="dxa"/>
+            <w:tcBorders>
+              <w:top w:val="single" w:color="000000" w:themeColor="text1" w:sz="12" w:space="0"/>
+              <w:left w:val="single" w:color="000000" w:themeColor="text1" w:sz="12" w:space="0"/>
+              <w:bottom w:val="single" w:color="000000" w:themeColor="text1" w:sz="12" w:space="0"/>
+              <w:right w:val="single" w:color="000000" w:themeColor="text1" w:sz="12" w:space="0"/>
+            </w:tcBorders>
+            <w:tcMar/>
+          </w:tcPr>
+          <w:p>
+            <w:pPr>
+              <w:pStyle w:val="Sidfot"/>
+              <w:spacing w:line="240" w:lineRule="auto"/>
+              <w:jc w:val="center"/>
+              <w:rPr>
+                <w:rFonts w:ascii="Arial" w:hAnsi="Arial" w:eastAsia="Arial" w:cs="Arial" w:asciiTheme="minorAscii" w:hAnsiTheme="minorAscii" w:eastAsiaTheme="minorEastAsia" w:cstheme="minorBidi"/>
+              </w:rPr>
+            </w:pPr>
+          </w:p>
+          <w:p>
+            <w:pPr>
+              <w:pStyle w:val="Sidfot"/>
+              <w:spacing w:line="240" w:lineRule="auto"/>
+              <w:jc w:val="center"/>
+              <w:rPr>
+                <w:rFonts w:ascii="Arial" w:hAnsi="Arial" w:eastAsia="Arial" w:cs="Arial" w:asciiTheme="minorAscii" w:hAnsiTheme="minorAscii" w:eastAsiaTheme="minorEastAsia" w:cstheme="minorBidi"/>
+              </w:rPr>
+            </w:pPr>
+            <w:r>
+              <w:rPr>
+                <w:rFonts w:ascii="Arial" w:hAnsi="Arial" w:eastAsia="Arial" w:cs="Arial" w:asciiTheme="minorAscii" w:hAnsiTheme="minorAscii" w:eastAsiaTheme="minorEastAsia" w:cstheme="minorBidi"/>
+              </w:rPr>
+              <w:t>Essential</w:t>
+            </w:r>
+          </w:p>
+          <w:p>
+            <w:pPr>
+              <w:pStyle w:val="Sidfot"/>
+              <w:spacing w:line="240" w:lineRule="auto"/>
+              <w:rPr>
+                <w:rFonts w:ascii="Arial" w:hAnsi="Arial" w:eastAsia="Arial" w:cs="Arial" w:asciiTheme="minorAscii" w:hAnsiTheme="minorAscii" w:eastAsiaTheme="minorEastAsia" w:cstheme="minorBidi"/>
+              </w:rPr>
+            </w:pPr>
+          </w:p>
+        </w:tc>
+        <w:tc>
+          <w:tcPr>
+            <w:tcW w:w="2079" w:type="dxa"/>
+            <w:tcBorders>
+              <w:top w:val="single" w:color="000000" w:themeColor="text1" w:sz="12"/>
+              <w:left w:val="single" w:color="000000" w:themeColor="text1" w:sz="12"/>
+              <w:bottom w:val="single" w:color="000000" w:themeColor="text1" w:sz="12"/>
+              <w:right w:val="single" w:color="000000" w:themeColor="text1" w:sz="12"/>
+            </w:tcBorders>
+            <w:tcMar/>
+          </w:tcPr>
+          <w:p>
+            <w:pPr>
+              <w:pStyle w:val="Sidfot"/>
+              <w:spacing w:line="240" w:lineRule="auto"/>
+              <w:jc w:val="center"/>
+              <w:rPr>
+                <w:rFonts w:ascii="Arial" w:hAnsi="Arial" w:eastAsia="Arial" w:cs="Arial" w:asciiTheme="minorAscii" w:hAnsiTheme="minorAscii" w:eastAsiaTheme="minorEastAsia" w:cstheme="minorBidi"/>
+              </w:rPr>
+            </w:pPr>
+          </w:p>
+          <w:p>
+            <w:pPr>
+              <w:pStyle w:val="Sidfot"/>
+              <w:spacing w:line="240" w:lineRule="auto"/>
+              <w:jc w:val="center"/>
+              <w:rPr>
+                <w:rFonts w:ascii="Arial" w:hAnsi="Arial" w:eastAsia="Arial" w:cs="Arial" w:asciiTheme="minorAscii" w:hAnsiTheme="minorAscii" w:eastAsiaTheme="minorEastAsia" w:cstheme="minorBidi"/>
+              </w:rPr>
+            </w:pPr>
+            <w:r>
+              <w:rPr>
+                <w:rFonts w:ascii="Arial" w:hAnsi="Arial" w:eastAsia="Arial" w:cs="Arial" w:asciiTheme="minorAscii" w:hAnsiTheme="minorAscii" w:eastAsiaTheme="minorEastAsia" w:cstheme="minorBidi"/>
+              </w:rPr>
+              <w:t>100</w:t>
+            </w:r>
+            <w:r>
+              <w:rPr>
+                <w:rFonts w:ascii="Arial" w:hAnsi="Arial" w:eastAsia="Arial" w:cs="Arial" w:asciiTheme="minorAscii" w:hAnsiTheme="minorAscii" w:eastAsiaTheme="minorEastAsia" w:cstheme="minorBidi"/>
+              </w:rPr>
+              <w:t>%</w:t>
+            </w:r>
+          </w:p>
+        </w:tc>
+        <w:tc>
+          <w:tcPr>
+            <w:tcW w:w="2079" w:type="dxa"/>
+            <w:tcBorders>
+              <w:top w:val="single" w:color="000000" w:themeColor="text1" w:sz="12"/>
+              <w:left w:val="single" w:color="000000" w:themeColor="text1" w:sz="12"/>
+              <w:bottom w:val="single" w:color="000000" w:themeColor="text1" w:sz="12"/>
+              <w:right w:val="single" w:color="000000" w:themeColor="text1" w:sz="12"/>
+            </w:tcBorders>
+            <w:tcMar/>
+          </w:tcPr>
+          <w:p>
+            <w:pPr>
+              <w:pStyle w:val="Sidfot"/>
+              <w:spacing w:line="240" w:lineRule="auto"/>
+              <w:jc w:val="center"/>
+              <w:rPr>
+                <w:rFonts w:ascii="Arial" w:hAnsi="Arial" w:eastAsia="Arial" w:cs="Arial" w:asciiTheme="minorAscii" w:hAnsiTheme="minorAscii" w:eastAsiaTheme="minorEastAsia" w:cstheme="minorBidi"/>
+              </w:rPr>
+            </w:pPr>
+          </w:p>
+          <w:p>
+            <w:pPr>
+              <w:pStyle w:val="Sidfot"/>
+              <w:spacing w:line="240" w:lineRule="auto"/>
+              <w:jc w:val="center"/>
+            </w:pPr>
+            <w:r>
+              <w:rPr>
+                <w:rFonts w:ascii="Arial" w:hAnsi="Arial" w:eastAsia="Arial" w:cs="Arial" w:asciiTheme="minorAscii" w:hAnsiTheme="minorAscii" w:eastAsiaTheme="minorEastAsia" w:cstheme="minorBidi"/>
+              </w:rPr>
+              <w:t>Yes</w:t>
+            </w:r>
+          </w:p>
+        </w:tc>
+      </w:tr>
+      <w:tr>
+        <w:trPr>
+          <w:trHeight w:val="546"/>
+        </w:trPr>
+        <w:tc>
+          <w:tcPr>
+            <w:tcW w:w="2824" w:type="dxa"/>
+            <w:tcBorders>
+              <w:top w:val="single" w:color="000000" w:themeColor="text1" w:sz="12" w:space="0"/>
+              <w:left w:val="single" w:color="000000" w:themeColor="text1" w:sz="12" w:space="0"/>
+              <w:bottom w:val="single" w:color="000000" w:themeColor="text1" w:sz="12" w:space="0"/>
+              <w:right w:val="single" w:color="000000" w:themeColor="text1" w:sz="12" w:space="0"/>
+            </w:tcBorders>
+            <w:tcMar/>
+          </w:tcPr>
+          <w:p>
+            <w:pPr>
+              <w:pStyle w:val="Normal"/>
+              <w:spacing w:line="240" w:lineRule="auto"/>
+            </w:pPr>
+            <w:r>
+              <w:rPr>
+                <w:rFonts w:ascii="Arial" w:hAnsi="Arial" w:eastAsia="Arial" w:cs="Arial"/>
+                <w:noProof w:val="0"/>
+                <w:sz w:val="24"/>
+                <w:szCs w:val="24"/>
+                <w:lang w:val="en-US"/>
+              </w:rPr>
+              <w:t>R19. Web Authentication Integration</w:t>
+            </w:r>
+          </w:p>
+        </w:tc>
+        <w:tc>
+          <w:tcPr>
+            <w:tcW w:w="2079" w:type="dxa"/>
+            <w:tcBorders>
+              <w:top w:val="single" w:color="000000" w:themeColor="text1" w:sz="12" w:space="0"/>
+              <w:left w:val="single" w:color="000000" w:themeColor="text1" w:sz="12" w:space="0"/>
+              <w:bottom w:val="single" w:color="000000" w:themeColor="text1" w:sz="12" w:space="0"/>
+              <w:right w:val="single" w:color="000000" w:themeColor="text1" w:sz="12" w:space="0"/>
+            </w:tcBorders>
+            <w:tcMar/>
+          </w:tcPr>
+          <w:p>
+            <w:pPr>
+              <w:pStyle w:val="Sidfot"/>
+              <w:spacing w:line="240" w:lineRule="auto"/>
+              <w:jc w:val="center"/>
+              <w:rPr>
+                <w:rFonts w:ascii="Arial" w:hAnsi="Arial" w:eastAsia="Arial" w:cs="Arial" w:asciiTheme="minorAscii" w:hAnsiTheme="minorAscii" w:eastAsiaTheme="minorEastAsia" w:cstheme="minorBidi"/>
+              </w:rPr>
+            </w:pPr>
+            <w:r>
+              <w:rPr>
+                <w:rFonts w:ascii="Arial" w:hAnsi="Arial" w:eastAsia="Arial" w:cs="Arial" w:asciiTheme="minorAscii" w:hAnsiTheme="minorAscii" w:eastAsiaTheme="minorEastAsia" w:cstheme="minorBidi"/>
+              </w:rPr>
+              <w:t>Essential</w:t>
+            </w:r>
+          </w:p>
+          <w:p>
+            <w:pPr>
+              <w:pStyle w:val="Sidfot"/>
+              <w:spacing w:line="240" w:lineRule="auto"/>
+              <w:jc w:val="center"/>
+              <w:rPr>
+                <w:rFonts w:ascii="Arial" w:hAnsi="Arial" w:eastAsia="Arial" w:cs="Arial" w:asciiTheme="minorAscii" w:hAnsiTheme="minorAscii" w:eastAsiaTheme="minorEastAsia" w:cstheme="minorBidi"/>
+              </w:rPr>
+            </w:pPr>
+          </w:p>
+        </w:tc>
+        <w:tc>
+          <w:tcPr>
+            <w:tcW w:w="2079" w:type="dxa"/>
             <w:tcBorders>
               <w:top w:val="single" w:color="000000" w:themeColor="text1" w:sz="12"/>
               <w:left w:val="single" w:color="000000" w:themeColor="text1" w:sz="12"/>
@@ -4617,7 +5866,42 @@
               <w:rPr>
                 <w:rFonts w:ascii="Arial" w:hAnsi="Arial" w:eastAsia="Arial" w:cs="Arial" w:asciiTheme="minorAscii" w:hAnsiTheme="minorAscii" w:eastAsiaTheme="minorEastAsia" w:cstheme="minorBidi"/>
               </w:rPr>
-              <w:t>0%</w:t>
+              <w:t>100%</w:t>
+            </w:r>
+          </w:p>
+        </w:tc>
+        <w:tc>
+          <w:tcPr>
+            <w:tcW w:w="2079" w:type="dxa"/>
+            <w:tcBorders>
+              <w:top w:val="single" w:color="000000" w:themeColor="text1" w:sz="12"/>
+              <w:left w:val="single" w:color="000000" w:themeColor="text1" w:sz="12"/>
+              <w:bottom w:val="single" w:color="000000" w:themeColor="text1" w:sz="12"/>
+              <w:right w:val="single" w:color="000000" w:themeColor="text1" w:sz="12"/>
+            </w:tcBorders>
+            <w:tcMar/>
+          </w:tcPr>
+          <w:p>
+            <w:pPr>
+              <w:pStyle w:val="Sidfot"/>
+              <w:spacing w:line="240" w:lineRule="auto"/>
+              <w:jc w:val="center"/>
+              <w:rPr>
+                <w:rFonts w:ascii="Arial" w:hAnsi="Arial" w:eastAsia="Arial" w:cs="Arial" w:asciiTheme="minorAscii" w:hAnsiTheme="minorAscii" w:eastAsiaTheme="minorEastAsia" w:cstheme="minorBidi"/>
+              </w:rPr>
+            </w:pPr>
+          </w:p>
+          <w:p>
+            <w:pPr>
+              <w:pStyle w:val="Sidfot"/>
+              <w:spacing w:line="240" w:lineRule="auto"/>
+              <w:jc w:val="center"/>
+            </w:pPr>
+            <w:r>
+              <w:rPr>
+                <w:rFonts w:ascii="Arial" w:hAnsi="Arial" w:eastAsia="Arial" w:cs="Arial" w:asciiTheme="minorAscii" w:hAnsiTheme="minorAscii" w:eastAsiaTheme="minorEastAsia" w:cstheme="minorBidi"/>
+              </w:rPr>
+              <w:t>Yes</w:t>
             </w:r>
           </w:p>
         </w:tc>
@@ -4628,7 +5912,7 @@
         </w:trPr>
         <w:tc>
           <w:tcPr>
-            <w:tcW w:w="3665" w:type="dxa"/>
+            <w:tcW w:w="2824" w:type="dxa"/>
             <w:tcBorders>
               <w:top w:val="single" w:color="000000" w:themeColor="text1" w:sz="12" w:space="0"/>
               <w:left w:val="single" w:color="000000" w:themeColor="text1" w:sz="12" w:space="0"/>
@@ -4639,45 +5923,24 @@
           </w:tcPr>
           <w:p>
             <w:pPr>
+              <w:pStyle w:val="Normal"/>
               <w:spacing w:line="240" w:lineRule="auto"/>
-              <w:rPr>
-                <w:rFonts w:ascii="Arial" w:hAnsi="Arial" w:eastAsia="Arial" w:cs="Arial" w:asciiTheme="minorAscii" w:hAnsiTheme="minorAscii" w:eastAsiaTheme="minorEastAsia" w:cstheme="minorBidi"/>
+            </w:pPr>
+            <w:r>
+              <w:rPr>
+                <w:rFonts w:ascii="Arial" w:hAnsi="Arial" w:eastAsia="Arial" w:cs="Arial"/>
+                <w:noProof w:val="0"/>
+                <w:sz w:val="24"/>
+                <w:szCs w:val="24"/>
                 <w:lang w:val="en-US"/>
               </w:rPr>
-            </w:pPr>
-            <w:r>
-              <w:rPr>
-                <w:rFonts w:ascii="Arial" w:hAnsi="Arial" w:eastAsia="Arial" w:cs="Arial" w:asciiTheme="minorAscii" w:hAnsiTheme="minorAscii" w:eastAsiaTheme="minorEastAsia" w:cstheme="minorBidi"/>
-                <w:lang w:val="en-US"/>
-              </w:rPr>
-              <w:t>R1</w:t>
-            </w:r>
-            <w:r>
-              <w:rPr>
-                <w:rFonts w:ascii="Arial" w:hAnsi="Arial" w:eastAsia="Arial" w:cs="Arial" w:asciiTheme="minorAscii" w:hAnsiTheme="minorAscii" w:eastAsiaTheme="minorEastAsia" w:cstheme="minorBidi"/>
-                <w:lang w:val="en-US"/>
-              </w:rPr>
-              <w:t>6</w:t>
-            </w:r>
-            <w:r>
-              <w:rPr>
-                <w:rFonts w:ascii="Arial" w:hAnsi="Arial" w:eastAsia="Arial" w:cs="Arial" w:asciiTheme="minorAscii" w:hAnsiTheme="minorAscii" w:eastAsiaTheme="minorEastAsia" w:cstheme="minorBidi"/>
-                <w:lang w:val="en-US"/>
-              </w:rPr>
-              <w:t>.</w:t>
-            </w:r>
-            <w:r>
-              <w:rPr>
-                <w:rFonts w:ascii="Arial" w:hAnsi="Arial" w:eastAsia="Arial" w:cs="Arial" w:asciiTheme="minorAscii" w:hAnsiTheme="minorAscii" w:eastAsiaTheme="minorEastAsia" w:cstheme="minorBidi"/>
-                <w:lang w:val="en-US"/>
-              </w:rPr>
-              <w:t xml:space="preserve"> Mobile Haptic Feedback</w:t>
+              <w:t>R20. Web Device Synchronization</w:t>
             </w:r>
           </w:p>
         </w:tc>
         <w:tc>
           <w:tcPr>
-            <w:tcW w:w="2698" w:type="dxa"/>
+            <w:tcW w:w="2079" w:type="dxa"/>
             <w:tcBorders>
               <w:top w:val="single" w:color="000000" w:themeColor="text1" w:sz="12" w:space="0"/>
               <w:left w:val="single" w:color="000000" w:themeColor="text1" w:sz="12" w:space="0"/>
@@ -4695,27 +5958,27 @@
                 <w:rFonts w:ascii="Arial" w:hAnsi="Arial" w:eastAsia="Arial" w:cs="Arial" w:asciiTheme="minorAscii" w:hAnsiTheme="minorAscii" w:eastAsiaTheme="minorEastAsia" w:cstheme="minorBidi"/>
               </w:rPr>
             </w:pPr>
+            <w:r>
+              <w:rPr>
+                <w:rFonts w:ascii="Arial" w:hAnsi="Arial" w:eastAsia="Arial" w:cs="Arial" w:asciiTheme="minorAscii" w:hAnsiTheme="minorAscii" w:eastAsiaTheme="minorEastAsia" w:cstheme="minorBidi"/>
+              </w:rPr>
+              <w:t>Essential</w:t>
+            </w:r>
           </w:p>
           <w:p>
             <w:pPr>
               <w:pStyle w:val="Sidfot"/>
-              <w:suppressLineNumbers w:val="0"/>
-              <w:bidi w:val="0"/>
-              <w:spacing w:before="0" w:beforeAutospacing="off" w:after="0" w:afterAutospacing="off" w:line="240" w:lineRule="auto"/>
-              <w:ind w:left="0" w:right="0"/>
+              <w:spacing w:line="240" w:lineRule="auto"/>
               <w:jc w:val="center"/>
+              <w:rPr>
+                <w:rFonts w:ascii="Arial" w:hAnsi="Arial" w:eastAsia="Arial" w:cs="Arial" w:asciiTheme="minorAscii" w:hAnsiTheme="minorAscii" w:eastAsiaTheme="minorEastAsia" w:cstheme="minorBidi"/>
+              </w:rPr>
             </w:pPr>
-            <w:r>
-              <w:rPr>
-                <w:rFonts w:ascii="Arial" w:hAnsi="Arial" w:eastAsia="Arial" w:cs="Arial" w:asciiTheme="minorAscii" w:hAnsiTheme="minorAscii" w:eastAsiaTheme="minorEastAsia" w:cstheme="minorBidi"/>
-              </w:rPr>
-              <w:t>Optional</w:t>
-            </w:r>
           </w:p>
         </w:tc>
         <w:tc>
           <w:tcPr>
-            <w:tcW w:w="2698" w:type="dxa"/>
+            <w:tcW w:w="2079" w:type="dxa"/>
             <w:tcBorders>
               <w:top w:val="single" w:color="000000" w:themeColor="text1" w:sz="12"/>
               <w:left w:val="single" w:color="000000" w:themeColor="text1" w:sz="12"/>
@@ -4734,7 +5997,42 @@
               <w:rPr>
                 <w:rFonts w:ascii="Arial" w:hAnsi="Arial" w:eastAsia="Arial" w:cs="Arial" w:asciiTheme="minorAscii" w:hAnsiTheme="minorAscii" w:eastAsiaTheme="minorEastAsia" w:cstheme="minorBidi"/>
               </w:rPr>
-              <w:t>0%</w:t>
+              <w:t>100%</w:t>
+            </w:r>
+          </w:p>
+        </w:tc>
+        <w:tc>
+          <w:tcPr>
+            <w:tcW w:w="2079" w:type="dxa"/>
+            <w:tcBorders>
+              <w:top w:val="single" w:color="000000" w:themeColor="text1" w:sz="12"/>
+              <w:left w:val="single" w:color="000000" w:themeColor="text1" w:sz="12"/>
+              <w:bottom w:val="single" w:color="000000" w:themeColor="text1" w:sz="12"/>
+              <w:right w:val="single" w:color="000000" w:themeColor="text1" w:sz="12"/>
+            </w:tcBorders>
+            <w:tcMar/>
+          </w:tcPr>
+          <w:p>
+            <w:pPr>
+              <w:pStyle w:val="Sidfot"/>
+              <w:spacing w:line="240" w:lineRule="auto"/>
+              <w:jc w:val="center"/>
+              <w:rPr>
+                <w:rFonts w:ascii="Arial" w:hAnsi="Arial" w:eastAsia="Arial" w:cs="Arial" w:asciiTheme="minorAscii" w:hAnsiTheme="minorAscii" w:eastAsiaTheme="minorEastAsia" w:cstheme="minorBidi"/>
+              </w:rPr>
+            </w:pPr>
+          </w:p>
+          <w:p>
+            <w:pPr>
+              <w:pStyle w:val="Sidfot"/>
+              <w:spacing w:line="240" w:lineRule="auto"/>
+              <w:jc w:val="center"/>
+            </w:pPr>
+            <w:r>
+              <w:rPr>
+                <w:rFonts w:ascii="Arial" w:hAnsi="Arial" w:eastAsia="Arial" w:cs="Arial" w:asciiTheme="minorAscii" w:hAnsiTheme="minorAscii" w:eastAsiaTheme="minorEastAsia" w:cstheme="minorBidi"/>
+              </w:rPr>
+              <w:t>Yes</w:t>
             </w:r>
           </w:p>
         </w:tc>
@@ -4745,7 +6043,7 @@
         </w:trPr>
         <w:tc>
           <w:tcPr>
-            <w:tcW w:w="3665" w:type="dxa"/>
+            <w:tcW w:w="2824" w:type="dxa"/>
             <w:tcBorders>
               <w:top w:val="single" w:color="000000" w:themeColor="text1" w:sz="12" w:space="0"/>
               <w:left w:val="single" w:color="000000" w:themeColor="text1" w:sz="12" w:space="0"/>
@@ -4756,24 +6054,24 @@
           </w:tcPr>
           <w:p>
             <w:pPr>
+              <w:pStyle w:val="Normal"/>
               <w:spacing w:line="240" w:lineRule="auto"/>
-              <w:rPr>
-                <w:rFonts w:ascii="Arial" w:hAnsi="Arial" w:eastAsia="Arial" w:cs="Arial" w:asciiTheme="minorAscii" w:hAnsiTheme="minorAscii" w:eastAsiaTheme="minorEastAsia" w:cstheme="minorBidi"/>
+            </w:pPr>
+            <w:r>
+              <w:rPr>
+                <w:rFonts w:ascii="Arial" w:hAnsi="Arial" w:eastAsia="Arial" w:cs="Arial"/>
+                <w:noProof w:val="0"/>
+                <w:sz w:val="24"/>
+                <w:szCs w:val="24"/>
                 <w:lang w:val="en-US"/>
               </w:rPr>
-            </w:pPr>
-            <w:r>
-              <w:rPr>
-                <w:rFonts w:ascii="Arial" w:hAnsi="Arial" w:eastAsia="Arial" w:cs="Arial" w:asciiTheme="minorAscii" w:hAnsiTheme="minorAscii" w:eastAsiaTheme="minorEastAsia" w:cstheme="minorBidi"/>
-                <w:lang w:val="en-US"/>
-              </w:rPr>
-              <w:t xml:space="preserve">R17. Mobile Gesture-based Navigation </w:t>
+              <w:t>R21. Web Hub Control Panel</w:t>
             </w:r>
           </w:p>
         </w:tc>
         <w:tc>
           <w:tcPr>
-            <w:tcW w:w="2698" w:type="dxa"/>
+            <w:tcW w:w="2079" w:type="dxa"/>
             <w:tcBorders>
               <w:top w:val="single" w:color="000000" w:themeColor="text1" w:sz="12" w:space="0"/>
               <w:left w:val="single" w:color="000000" w:themeColor="text1" w:sz="12" w:space="0"/>
@@ -4791,6 +6089,12 @@
                 <w:rFonts w:ascii="Arial" w:hAnsi="Arial" w:eastAsia="Arial" w:cs="Arial" w:asciiTheme="minorAscii" w:hAnsiTheme="minorAscii" w:eastAsiaTheme="minorEastAsia" w:cstheme="minorBidi"/>
               </w:rPr>
             </w:pPr>
+            <w:r>
+              <w:rPr>
+                <w:rFonts w:ascii="Arial" w:hAnsi="Arial" w:eastAsia="Arial" w:cs="Arial" w:asciiTheme="minorAscii" w:hAnsiTheme="minorAscii" w:eastAsiaTheme="minorEastAsia" w:cstheme="minorBidi"/>
+              </w:rPr>
+              <w:t>Essential</w:t>
+            </w:r>
           </w:p>
           <w:p>
             <w:pPr>
@@ -4801,17 +6105,11 @@
                 <w:rFonts w:ascii="Arial" w:hAnsi="Arial" w:eastAsia="Arial" w:cs="Arial" w:asciiTheme="minorAscii" w:hAnsiTheme="minorAscii" w:eastAsiaTheme="minorEastAsia" w:cstheme="minorBidi"/>
               </w:rPr>
             </w:pPr>
-            <w:r>
-              <w:rPr>
-                <w:rFonts w:ascii="Arial" w:hAnsi="Arial" w:eastAsia="Arial" w:cs="Arial" w:asciiTheme="minorAscii" w:hAnsiTheme="minorAscii" w:eastAsiaTheme="minorEastAsia" w:cstheme="minorBidi"/>
-              </w:rPr>
-              <w:t>Essential</w:t>
-            </w:r>
           </w:p>
         </w:tc>
         <w:tc>
           <w:tcPr>
-            <w:tcW w:w="2698" w:type="dxa"/>
+            <w:tcW w:w="2079" w:type="dxa"/>
             <w:tcBorders>
               <w:top w:val="single" w:color="000000" w:themeColor="text1" w:sz="12"/>
               <w:left w:val="single" w:color="000000" w:themeColor="text1" w:sz="12"/>
@@ -4834,6 +6132,41 @@
             </w:r>
           </w:p>
         </w:tc>
+        <w:tc>
+          <w:tcPr>
+            <w:tcW w:w="2079" w:type="dxa"/>
+            <w:tcBorders>
+              <w:top w:val="single" w:color="000000" w:themeColor="text1" w:sz="12"/>
+              <w:left w:val="single" w:color="000000" w:themeColor="text1" w:sz="12"/>
+              <w:bottom w:val="single" w:color="000000" w:themeColor="text1" w:sz="12"/>
+              <w:right w:val="single" w:color="000000" w:themeColor="text1" w:sz="12"/>
+            </w:tcBorders>
+            <w:tcMar/>
+          </w:tcPr>
+          <w:p>
+            <w:pPr>
+              <w:pStyle w:val="Sidfot"/>
+              <w:spacing w:line="240" w:lineRule="auto"/>
+              <w:jc w:val="center"/>
+              <w:rPr>
+                <w:rFonts w:ascii="Arial" w:hAnsi="Arial" w:eastAsia="Arial" w:cs="Arial" w:asciiTheme="minorAscii" w:hAnsiTheme="minorAscii" w:eastAsiaTheme="minorEastAsia" w:cstheme="minorBidi"/>
+              </w:rPr>
+            </w:pPr>
+          </w:p>
+          <w:p>
+            <w:pPr>
+              <w:pStyle w:val="Sidfot"/>
+              <w:spacing w:line="240" w:lineRule="auto"/>
+              <w:jc w:val="center"/>
+            </w:pPr>
+            <w:r>
+              <w:rPr>
+                <w:rFonts w:ascii="Arial" w:hAnsi="Arial" w:eastAsia="Arial" w:cs="Arial" w:asciiTheme="minorAscii" w:hAnsiTheme="minorAscii" w:eastAsiaTheme="minorEastAsia" w:cstheme="minorBidi"/>
+              </w:rPr>
+              <w:t>Yes</w:t>
+            </w:r>
+          </w:p>
+        </w:tc>
       </w:tr>
       <w:tr>
         <w:trPr>
@@ -4841,7 +6174,7 @@
         </w:trPr>
         <w:tc>
           <w:tcPr>
-            <w:tcW w:w="3665" w:type="dxa"/>
+            <w:tcW w:w="2824" w:type="dxa"/>
             <w:tcBorders>
               <w:top w:val="single" w:color="000000" w:themeColor="text1" w:sz="12" w:space="0"/>
               <w:left w:val="single" w:color="000000" w:themeColor="text1" w:sz="12" w:space="0"/>
@@ -4852,45 +6185,24 @@
           </w:tcPr>
           <w:p>
             <w:pPr>
+              <w:pStyle w:val="Normal"/>
               <w:spacing w:line="240" w:lineRule="auto"/>
-              <w:rPr>
-                <w:rFonts w:ascii="Arial" w:hAnsi="Arial" w:eastAsia="Arial" w:cs="Arial" w:asciiTheme="minorAscii" w:hAnsiTheme="minorAscii" w:eastAsiaTheme="minorEastAsia" w:cstheme="minorBidi"/>
+            </w:pPr>
+            <w:r>
+              <w:rPr>
+                <w:rFonts w:ascii="Arial" w:hAnsi="Arial" w:eastAsia="Arial" w:cs="Arial"/>
+                <w:noProof w:val="0"/>
+                <w:sz w:val="24"/>
+                <w:szCs w:val="24"/>
                 <w:lang w:val="en-US"/>
               </w:rPr>
-            </w:pPr>
-            <w:r>
-              <w:rPr>
-                <w:rFonts w:ascii="Arial" w:hAnsi="Arial" w:eastAsia="Arial" w:cs="Arial" w:asciiTheme="minorAscii" w:hAnsiTheme="minorAscii" w:eastAsiaTheme="minorEastAsia" w:cstheme="minorBidi"/>
-                <w:lang w:val="en-US"/>
-              </w:rPr>
-              <w:t>R1</w:t>
-            </w:r>
-            <w:r>
-              <w:rPr>
-                <w:rFonts w:ascii="Arial" w:hAnsi="Arial" w:eastAsia="Arial" w:cs="Arial" w:asciiTheme="minorAscii" w:hAnsiTheme="minorAscii" w:eastAsiaTheme="minorEastAsia" w:cstheme="minorBidi"/>
-                <w:lang w:val="en-US"/>
-              </w:rPr>
-              <w:t>8</w:t>
-            </w:r>
-            <w:r>
-              <w:rPr>
-                <w:rFonts w:ascii="Arial" w:hAnsi="Arial" w:eastAsia="Arial" w:cs="Arial" w:asciiTheme="minorAscii" w:hAnsiTheme="minorAscii" w:eastAsiaTheme="minorEastAsia" w:cstheme="minorBidi"/>
-                <w:lang w:val="en-US"/>
-              </w:rPr>
-              <w:t xml:space="preserve">. </w:t>
-            </w:r>
-            <w:r>
-              <w:rPr>
-                <w:rFonts w:ascii="Arial" w:hAnsi="Arial" w:eastAsia="Arial" w:cs="Arial" w:asciiTheme="minorAscii" w:hAnsiTheme="minorAscii" w:eastAsiaTheme="minorEastAsia" w:cstheme="minorBidi"/>
-                <w:lang w:val="en-US"/>
-              </w:rPr>
-              <w:t>Mobile Design Coordinated with Web</w:t>
+              <w:t>R22. Web Connection State Handling</w:t>
             </w:r>
           </w:p>
         </w:tc>
         <w:tc>
           <w:tcPr>
-            <w:tcW w:w="2698" w:type="dxa"/>
+            <w:tcW w:w="2079" w:type="dxa"/>
             <w:tcBorders>
               <w:top w:val="single" w:color="000000" w:themeColor="text1" w:sz="12" w:space="0"/>
               <w:left w:val="single" w:color="000000" w:themeColor="text1" w:sz="12" w:space="0"/>
@@ -4908,6 +6220,12 @@
                 <w:rFonts w:ascii="Arial" w:hAnsi="Arial" w:eastAsia="Arial" w:cs="Arial" w:asciiTheme="minorAscii" w:hAnsiTheme="minorAscii" w:eastAsiaTheme="minorEastAsia" w:cstheme="minorBidi"/>
               </w:rPr>
             </w:pPr>
+            <w:r>
+              <w:rPr>
+                <w:rFonts w:ascii="Arial" w:hAnsi="Arial" w:eastAsia="Arial" w:cs="Arial" w:asciiTheme="minorAscii" w:hAnsiTheme="minorAscii" w:eastAsiaTheme="minorEastAsia" w:cstheme="minorBidi"/>
+              </w:rPr>
+              <w:t>Essential</w:t>
+            </w:r>
           </w:p>
           <w:p>
             <w:pPr>
@@ -4918,141 +6236,11 @@
                 <w:rFonts w:ascii="Arial" w:hAnsi="Arial" w:eastAsia="Arial" w:cs="Arial" w:asciiTheme="minorAscii" w:hAnsiTheme="minorAscii" w:eastAsiaTheme="minorEastAsia" w:cstheme="minorBidi"/>
               </w:rPr>
             </w:pPr>
-            <w:r>
-              <w:rPr>
-                <w:rFonts w:ascii="Arial" w:hAnsi="Arial" w:eastAsia="Arial" w:cs="Arial" w:asciiTheme="minorAscii" w:hAnsiTheme="minorAscii" w:eastAsiaTheme="minorEastAsia" w:cstheme="minorBidi"/>
-              </w:rPr>
-              <w:t>Essential</w:t>
-            </w:r>
-          </w:p>
-          <w:p>
-            <w:pPr>
-              <w:pStyle w:val="Sidfot"/>
-              <w:spacing w:line="240" w:lineRule="auto"/>
-              <w:rPr>
-                <w:rFonts w:ascii="Arial" w:hAnsi="Arial" w:eastAsia="Arial" w:cs="Arial" w:asciiTheme="minorAscii" w:hAnsiTheme="minorAscii" w:eastAsiaTheme="minorEastAsia" w:cstheme="minorBidi"/>
-              </w:rPr>
-            </w:pPr>
           </w:p>
         </w:tc>
         <w:tc>
           <w:tcPr>
-            <w:tcW w:w="2698" w:type="dxa"/>
-            <w:tcBorders>
-              <w:top w:val="single" w:color="000000" w:themeColor="text1" w:sz="12"/>
-              <w:left w:val="single" w:color="000000" w:themeColor="text1" w:sz="12"/>
-              <w:bottom w:val="single" w:color="000000" w:themeColor="text1" w:sz="12"/>
-              <w:right w:val="single" w:color="000000" w:themeColor="text1" w:sz="12"/>
-            </w:tcBorders>
-            <w:tcMar/>
-          </w:tcPr>
-          <w:p>
-            <w:pPr>
-              <w:pStyle w:val="Sidfot"/>
-              <w:spacing w:line="240" w:lineRule="auto"/>
-              <w:jc w:val="center"/>
-              <w:rPr>
-                <w:rFonts w:ascii="Arial" w:hAnsi="Arial" w:eastAsia="Arial" w:cs="Arial" w:asciiTheme="minorAscii" w:hAnsiTheme="minorAscii" w:eastAsiaTheme="minorEastAsia" w:cstheme="minorBidi"/>
-              </w:rPr>
-            </w:pPr>
-          </w:p>
-          <w:p>
-            <w:pPr>
-              <w:pStyle w:val="Sidfot"/>
-              <w:spacing w:line="240" w:lineRule="auto"/>
-              <w:jc w:val="center"/>
-              <w:rPr>
-                <w:rFonts w:ascii="Arial" w:hAnsi="Arial" w:eastAsia="Arial" w:cs="Arial" w:asciiTheme="minorAscii" w:hAnsiTheme="minorAscii" w:eastAsiaTheme="minorEastAsia" w:cstheme="minorBidi"/>
-              </w:rPr>
-            </w:pPr>
-            <w:r>
-              <w:rPr>
-                <w:rFonts w:ascii="Arial" w:hAnsi="Arial" w:eastAsia="Arial" w:cs="Arial" w:asciiTheme="minorAscii" w:hAnsiTheme="minorAscii" w:eastAsiaTheme="minorEastAsia" w:cstheme="minorBidi"/>
-              </w:rPr>
-              <w:t>100</w:t>
-            </w:r>
-            <w:r>
-              <w:rPr>
-                <w:rFonts w:ascii="Arial" w:hAnsi="Arial" w:eastAsia="Arial" w:cs="Arial" w:asciiTheme="minorAscii" w:hAnsiTheme="minorAscii" w:eastAsiaTheme="minorEastAsia" w:cstheme="minorBidi"/>
-              </w:rPr>
-              <w:t>%</w:t>
-            </w:r>
-          </w:p>
-        </w:tc>
-      </w:tr>
-      <w:tr>
-        <w:trPr>
-          <w:trHeight w:val="546"/>
-        </w:trPr>
-        <w:tc>
-          <w:tcPr>
-            <w:tcW w:w="3665" w:type="dxa"/>
-            <w:tcBorders>
-              <w:top w:val="single" w:color="000000" w:themeColor="text1" w:sz="12" w:space="0"/>
-              <w:left w:val="single" w:color="000000" w:themeColor="text1" w:sz="12" w:space="0"/>
-              <w:bottom w:val="single" w:color="000000" w:themeColor="text1" w:sz="12" w:space="0"/>
-              <w:right w:val="single" w:color="000000" w:themeColor="text1" w:sz="12" w:space="0"/>
-            </w:tcBorders>
-            <w:tcMar/>
-          </w:tcPr>
-          <w:p>
-            <w:pPr>
-              <w:pStyle w:val="Normal"/>
-              <w:spacing w:line="240" w:lineRule="auto"/>
-            </w:pPr>
-            <w:r>
-              <w:rPr>
-                <w:rFonts w:ascii="Arial" w:hAnsi="Arial" w:eastAsia="Arial" w:cs="Arial"/>
-                <w:noProof w:val="0"/>
-                <w:sz w:val="24"/>
-                <w:szCs w:val="24"/>
-                <w:lang w:val="en-US"/>
-              </w:rPr>
-              <w:t>R19. Web Authentication Integration</w:t>
-            </w:r>
-          </w:p>
-        </w:tc>
-        <w:tc>
-          <w:tcPr>
-            <w:tcW w:w="2698" w:type="dxa"/>
-            <w:tcBorders>
-              <w:top w:val="single" w:color="000000" w:themeColor="text1" w:sz="12" w:space="0"/>
-              <w:left w:val="single" w:color="000000" w:themeColor="text1" w:sz="12" w:space="0"/>
-              <w:bottom w:val="single" w:color="000000" w:themeColor="text1" w:sz="12" w:space="0"/>
-              <w:right w:val="single" w:color="000000" w:themeColor="text1" w:sz="12" w:space="0"/>
-            </w:tcBorders>
-            <w:tcMar/>
-          </w:tcPr>
-          <w:p>
-            <w:pPr>
-              <w:pStyle w:val="Sidfot"/>
-              <w:spacing w:line="240" w:lineRule="auto"/>
-              <w:jc w:val="center"/>
-              <w:rPr>
-                <w:rFonts w:ascii="Arial" w:hAnsi="Arial" w:eastAsia="Arial" w:cs="Arial" w:asciiTheme="minorAscii" w:hAnsiTheme="minorAscii" w:eastAsiaTheme="minorEastAsia" w:cstheme="minorBidi"/>
-              </w:rPr>
-            </w:pPr>
-            <w:r>
-              <w:rPr>
-                <w:rFonts w:ascii="Arial" w:hAnsi="Arial" w:eastAsia="Arial" w:cs="Arial" w:asciiTheme="minorAscii" w:hAnsiTheme="minorAscii" w:eastAsiaTheme="minorEastAsia" w:cstheme="minorBidi"/>
-              </w:rPr>
-              <w:t>Essential</w:t>
-            </w:r>
-          </w:p>
-          <w:p>
-            <w:pPr>
-              <w:pStyle w:val="Sidfot"/>
-              <w:spacing w:line="240" w:lineRule="auto"/>
-              <w:jc w:val="center"/>
-              <w:rPr>
-                <w:rFonts w:ascii="Arial" w:hAnsi="Arial" w:eastAsia="Arial" w:cs="Arial" w:asciiTheme="minorAscii" w:hAnsiTheme="minorAscii" w:eastAsiaTheme="minorEastAsia" w:cstheme="minorBidi"/>
-              </w:rPr>
-            </w:pPr>
-          </w:p>
-        </w:tc>
-        <w:tc>
-          <w:tcPr>
-            <w:tcW w:w="2698" w:type="dxa"/>
+            <w:tcW w:w="2079" w:type="dxa"/>
             <w:tcBorders>
               <w:top w:val="single" w:color="000000" w:themeColor="text1" w:sz="12"/>
               <w:left w:val="single" w:color="000000" w:themeColor="text1" w:sz="12"/>
@@ -5075,6 +6263,41 @@
             </w:r>
           </w:p>
         </w:tc>
+        <w:tc>
+          <w:tcPr>
+            <w:tcW w:w="2079" w:type="dxa"/>
+            <w:tcBorders>
+              <w:top w:val="single" w:color="000000" w:themeColor="text1" w:sz="12"/>
+              <w:left w:val="single" w:color="000000" w:themeColor="text1" w:sz="12"/>
+              <w:bottom w:val="single" w:color="000000" w:themeColor="text1" w:sz="12"/>
+              <w:right w:val="single" w:color="000000" w:themeColor="text1" w:sz="12"/>
+            </w:tcBorders>
+            <w:tcMar/>
+          </w:tcPr>
+          <w:p>
+            <w:pPr>
+              <w:pStyle w:val="Sidfot"/>
+              <w:spacing w:line="240" w:lineRule="auto"/>
+              <w:jc w:val="center"/>
+              <w:rPr>
+                <w:rFonts w:ascii="Arial" w:hAnsi="Arial" w:eastAsia="Arial" w:cs="Arial" w:asciiTheme="minorAscii" w:hAnsiTheme="minorAscii" w:eastAsiaTheme="minorEastAsia" w:cstheme="minorBidi"/>
+              </w:rPr>
+            </w:pPr>
+          </w:p>
+          <w:p>
+            <w:pPr>
+              <w:pStyle w:val="Sidfot"/>
+              <w:spacing w:line="240" w:lineRule="auto"/>
+              <w:jc w:val="center"/>
+            </w:pPr>
+            <w:r>
+              <w:rPr>
+                <w:rFonts w:ascii="Arial" w:hAnsi="Arial" w:eastAsia="Arial" w:cs="Arial" w:asciiTheme="minorAscii" w:hAnsiTheme="minorAscii" w:eastAsiaTheme="minorEastAsia" w:cstheme="minorBidi"/>
+              </w:rPr>
+              <w:t>Yes</w:t>
+            </w:r>
+          </w:p>
+        </w:tc>
       </w:tr>
       <w:tr>
         <w:trPr>
@@ -5082,7 +6305,7 @@
         </w:trPr>
         <w:tc>
           <w:tcPr>
-            <w:tcW w:w="3665" w:type="dxa"/>
+            <w:tcW w:w="2824" w:type="dxa"/>
             <w:tcBorders>
               <w:top w:val="single" w:color="000000" w:themeColor="text1" w:sz="12" w:space="0"/>
               <w:left w:val="single" w:color="000000" w:themeColor="text1" w:sz="12" w:space="0"/>
@@ -5104,13 +6327,13 @@
                 <w:szCs w:val="24"/>
                 <w:lang w:val="en-US"/>
               </w:rPr>
-              <w:t>R20. Web Device Synchronization</w:t>
+              <w:t>R23. Web Route Protection</w:t>
             </w:r>
           </w:p>
         </w:tc>
         <w:tc>
           <w:tcPr>
-            <w:tcW w:w="2698" w:type="dxa"/>
+            <w:tcW w:w="2079" w:type="dxa"/>
             <w:tcBorders>
               <w:top w:val="single" w:color="000000" w:themeColor="text1" w:sz="12" w:space="0"/>
               <w:left w:val="single" w:color="000000" w:themeColor="text1" w:sz="12" w:space="0"/>
@@ -5148,7 +6371,7 @@
         </w:tc>
         <w:tc>
           <w:tcPr>
-            <w:tcW w:w="2698" w:type="dxa"/>
+            <w:tcW w:w="2079" w:type="dxa"/>
             <w:tcBorders>
               <w:top w:val="single" w:color="000000" w:themeColor="text1" w:sz="12"/>
               <w:left w:val="single" w:color="000000" w:themeColor="text1" w:sz="12"/>
@@ -5171,6 +6394,41 @@
             </w:r>
           </w:p>
         </w:tc>
+        <w:tc>
+          <w:tcPr>
+            <w:tcW w:w="2079" w:type="dxa"/>
+            <w:tcBorders>
+              <w:top w:val="single" w:color="000000" w:themeColor="text1" w:sz="12"/>
+              <w:left w:val="single" w:color="000000" w:themeColor="text1" w:sz="12"/>
+              <w:bottom w:val="single" w:color="000000" w:themeColor="text1" w:sz="12"/>
+              <w:right w:val="single" w:color="000000" w:themeColor="text1" w:sz="12"/>
+            </w:tcBorders>
+            <w:tcMar/>
+          </w:tcPr>
+          <w:p>
+            <w:pPr>
+              <w:pStyle w:val="Sidfot"/>
+              <w:spacing w:line="240" w:lineRule="auto"/>
+              <w:jc w:val="center"/>
+              <w:rPr>
+                <w:rFonts w:ascii="Arial" w:hAnsi="Arial" w:eastAsia="Arial" w:cs="Arial" w:asciiTheme="minorAscii" w:hAnsiTheme="minorAscii" w:eastAsiaTheme="minorEastAsia" w:cstheme="minorBidi"/>
+              </w:rPr>
+            </w:pPr>
+          </w:p>
+          <w:p>
+            <w:pPr>
+              <w:pStyle w:val="Sidfot"/>
+              <w:spacing w:line="240" w:lineRule="auto"/>
+              <w:jc w:val="center"/>
+            </w:pPr>
+            <w:r>
+              <w:rPr>
+                <w:rFonts w:ascii="Arial" w:hAnsi="Arial" w:eastAsia="Arial" w:cs="Arial" w:asciiTheme="minorAscii" w:hAnsiTheme="minorAscii" w:eastAsiaTheme="minorEastAsia" w:cstheme="minorBidi"/>
+              </w:rPr>
+              <w:t>Yes</w:t>
+            </w:r>
+          </w:p>
+        </w:tc>
       </w:tr>
       <w:tr>
         <w:trPr>
@@ -5178,7 +6436,7 @@
         </w:trPr>
         <w:tc>
           <w:tcPr>
-            <w:tcW w:w="3665" w:type="dxa"/>
+            <w:tcW w:w="2824" w:type="dxa"/>
             <w:tcBorders>
               <w:top w:val="single" w:color="000000" w:themeColor="text1" w:sz="12" w:space="0"/>
               <w:left w:val="single" w:color="000000" w:themeColor="text1" w:sz="12" w:space="0"/>
@@ -5200,13 +6458,13 @@
                 <w:szCs w:val="24"/>
                 <w:lang w:val="en-US"/>
               </w:rPr>
-              <w:t>R21. Web Hub Control Panel</w:t>
+              <w:t>R24. Web Responsive Design</w:t>
             </w:r>
           </w:p>
         </w:tc>
         <w:tc>
           <w:tcPr>
-            <w:tcW w:w="2698" w:type="dxa"/>
+            <w:tcW w:w="2079" w:type="dxa"/>
             <w:tcBorders>
               <w:top w:val="single" w:color="000000" w:themeColor="text1" w:sz="12" w:space="0"/>
               <w:left w:val="single" w:color="000000" w:themeColor="text1" w:sz="12" w:space="0"/>
@@ -5244,7 +6502,147 @@
         </w:tc>
         <w:tc>
           <w:tcPr>
-            <w:tcW w:w="2698" w:type="dxa"/>
+            <w:tcW w:w="2079" w:type="dxa"/>
+            <w:tcBorders>
+              <w:top w:val="single" w:color="000000" w:themeColor="text1" w:sz="12"/>
+              <w:left w:val="single" w:color="000000" w:themeColor="text1" w:sz="12"/>
+              <w:bottom w:val="single" w:color="000000" w:themeColor="text1" w:sz="12"/>
+              <w:right w:val="single" w:color="000000" w:themeColor="text1" w:sz="12"/>
+            </w:tcBorders>
+            <w:tcMar/>
+          </w:tcPr>
+          <w:p>
+            <w:pPr>
+              <w:pStyle w:val="Sidfot"/>
+              <w:spacing w:line="240" w:lineRule="auto"/>
+              <w:jc w:val="center"/>
+              <w:rPr>
+                <w:rFonts w:ascii="Arial" w:hAnsi="Arial" w:eastAsia="Arial" w:cs="Arial" w:asciiTheme="minorAscii" w:hAnsiTheme="minorAscii" w:eastAsiaTheme="minorEastAsia" w:cstheme="minorBidi"/>
+              </w:rPr>
+            </w:pPr>
+            <w:r>
+              <w:rPr>
+                <w:rFonts w:ascii="Arial" w:hAnsi="Arial" w:eastAsia="Arial" w:cs="Arial" w:asciiTheme="minorAscii" w:hAnsiTheme="minorAscii" w:eastAsiaTheme="minorEastAsia" w:cstheme="minorBidi"/>
+              </w:rPr>
+              <w:t>100</w:t>
+            </w:r>
+            <w:r>
+              <w:rPr>
+                <w:rFonts w:ascii="Arial" w:hAnsi="Arial" w:eastAsia="Arial" w:cs="Arial" w:asciiTheme="minorAscii" w:hAnsiTheme="minorAscii" w:eastAsiaTheme="minorEastAsia" w:cstheme="minorBidi"/>
+              </w:rPr>
+              <w:t>%</w:t>
+            </w:r>
+          </w:p>
+        </w:tc>
+        <w:tc>
+          <w:tcPr>
+            <w:tcW w:w="2079" w:type="dxa"/>
+            <w:tcBorders>
+              <w:top w:val="single" w:color="000000" w:themeColor="text1" w:sz="12"/>
+              <w:left w:val="single" w:color="000000" w:themeColor="text1" w:sz="12"/>
+              <w:bottom w:val="single" w:color="000000" w:themeColor="text1" w:sz="12"/>
+              <w:right w:val="single" w:color="000000" w:themeColor="text1" w:sz="12"/>
+            </w:tcBorders>
+            <w:tcMar/>
+          </w:tcPr>
+          <w:p>
+            <w:pPr>
+              <w:pStyle w:val="Sidfot"/>
+              <w:spacing w:line="240" w:lineRule="auto"/>
+              <w:jc w:val="center"/>
+              <w:rPr>
+                <w:rFonts w:ascii="Arial" w:hAnsi="Arial" w:eastAsia="Arial" w:cs="Arial" w:asciiTheme="minorAscii" w:hAnsiTheme="minorAscii" w:eastAsiaTheme="minorEastAsia" w:cstheme="minorBidi"/>
+              </w:rPr>
+            </w:pPr>
+          </w:p>
+          <w:p>
+            <w:pPr>
+              <w:pStyle w:val="Sidfot"/>
+              <w:spacing w:line="240" w:lineRule="auto"/>
+              <w:jc w:val="center"/>
+            </w:pPr>
+            <w:r>
+              <w:rPr>
+                <w:rFonts w:ascii="Arial" w:hAnsi="Arial" w:eastAsia="Arial" w:cs="Arial" w:asciiTheme="minorAscii" w:hAnsiTheme="minorAscii" w:eastAsiaTheme="minorEastAsia" w:cstheme="minorBidi"/>
+              </w:rPr>
+              <w:t>Yes</w:t>
+            </w:r>
+          </w:p>
+        </w:tc>
+      </w:tr>
+      <w:tr>
+        <w:trPr>
+          <w:trHeight w:val="546"/>
+        </w:trPr>
+        <w:tc>
+          <w:tcPr>
+            <w:tcW w:w="2824" w:type="dxa"/>
+            <w:tcBorders>
+              <w:top w:val="single" w:color="000000" w:themeColor="text1" w:sz="12" w:space="0"/>
+              <w:left w:val="single" w:color="000000" w:themeColor="text1" w:sz="12" w:space="0"/>
+              <w:bottom w:val="single" w:color="000000" w:themeColor="text1" w:sz="12" w:space="0"/>
+              <w:right w:val="single" w:color="000000" w:themeColor="text1" w:sz="12" w:space="0"/>
+            </w:tcBorders>
+            <w:tcMar/>
+          </w:tcPr>
+          <w:p>
+            <w:pPr>
+              <w:pStyle w:val="Normal"/>
+              <w:spacing w:line="240" w:lineRule="auto"/>
+            </w:pPr>
+            <w:r>
+              <w:rPr>
+                <w:rFonts w:ascii="Arial" w:hAnsi="Arial" w:eastAsia="Arial" w:cs="Arial"/>
+                <w:noProof w:val="0"/>
+                <w:sz w:val="24"/>
+                <w:szCs w:val="24"/>
+                <w:lang w:val="en-US"/>
+              </w:rPr>
+              <w:t>R25. Web Error Handling &amp; Feedback</w:t>
+            </w:r>
+          </w:p>
+        </w:tc>
+        <w:tc>
+          <w:tcPr>
+            <w:tcW w:w="2079" w:type="dxa"/>
+            <w:tcBorders>
+              <w:top w:val="single" w:color="000000" w:themeColor="text1" w:sz="12" w:space="0"/>
+              <w:left w:val="single" w:color="000000" w:themeColor="text1" w:sz="12" w:space="0"/>
+              <w:bottom w:val="single" w:color="000000" w:themeColor="text1" w:sz="12" w:space="0"/>
+              <w:right w:val="single" w:color="000000" w:themeColor="text1" w:sz="12" w:space="0"/>
+            </w:tcBorders>
+            <w:tcMar/>
+          </w:tcPr>
+          <w:p>
+            <w:pPr>
+              <w:pStyle w:val="Sidfot"/>
+              <w:spacing w:line="240" w:lineRule="auto"/>
+              <w:jc w:val="center"/>
+              <w:rPr>
+                <w:rFonts w:ascii="Arial" w:hAnsi="Arial" w:eastAsia="Arial" w:cs="Arial" w:asciiTheme="minorAscii" w:hAnsiTheme="minorAscii" w:eastAsiaTheme="minorEastAsia" w:cstheme="minorBidi"/>
+              </w:rPr>
+            </w:pPr>
+            <w:r>
+              <w:rPr>
+                <w:rFonts w:ascii="Arial" w:hAnsi="Arial" w:eastAsia="Arial" w:cs="Arial" w:asciiTheme="minorAscii" w:hAnsiTheme="minorAscii" w:eastAsiaTheme="minorEastAsia" w:cstheme="minorBidi"/>
+              </w:rPr>
+              <w:t>Desirable</w:t>
+            </w:r>
+          </w:p>
+          <w:p>
+            <w:pPr>
+              <w:pStyle w:val="Sidfot"/>
+              <w:spacing w:line="240" w:lineRule="auto"/>
+              <w:jc w:val="center"/>
+              <w:rPr>
+                <w:rFonts w:ascii="Arial" w:hAnsi="Arial" w:eastAsia="Arial" w:cs="Arial" w:asciiTheme="minorAscii" w:hAnsiTheme="minorAscii" w:eastAsiaTheme="minorEastAsia" w:cstheme="minorBidi"/>
+              </w:rPr>
+            </w:pPr>
+          </w:p>
+        </w:tc>
+        <w:tc>
+          <w:tcPr>
+            <w:tcW w:w="2079" w:type="dxa"/>
             <w:tcBorders>
               <w:top w:val="single" w:color="000000" w:themeColor="text1" w:sz="12"/>
               <w:left w:val="single" w:color="000000" w:themeColor="text1" w:sz="12"/>
@@ -5267,80 +6665,9 @@
             </w:r>
           </w:p>
         </w:tc>
-      </w:tr>
-      <w:tr>
-        <w:trPr>
-          <w:trHeight w:val="546"/>
-        </w:trPr>
         <w:tc>
           <w:tcPr>
-            <w:tcW w:w="3665" w:type="dxa"/>
-            <w:tcBorders>
-              <w:top w:val="single" w:color="000000" w:themeColor="text1" w:sz="12" w:space="0"/>
-              <w:left w:val="single" w:color="000000" w:themeColor="text1" w:sz="12" w:space="0"/>
-              <w:bottom w:val="single" w:color="000000" w:themeColor="text1" w:sz="12" w:space="0"/>
-              <w:right w:val="single" w:color="000000" w:themeColor="text1" w:sz="12" w:space="0"/>
-            </w:tcBorders>
-            <w:tcMar/>
-          </w:tcPr>
-          <w:p>
-            <w:pPr>
-              <w:pStyle w:val="Normal"/>
-              <w:spacing w:line="240" w:lineRule="auto"/>
-            </w:pPr>
-            <w:r>
-              <w:rPr>
-                <w:rFonts w:ascii="Arial" w:hAnsi="Arial" w:eastAsia="Arial" w:cs="Arial"/>
-                <w:noProof w:val="0"/>
-                <w:sz w:val="24"/>
-                <w:szCs w:val="24"/>
-                <w:lang w:val="en-US"/>
-              </w:rPr>
-              <w:t>R22. Web Connection State Handling</w:t>
-            </w:r>
-          </w:p>
-        </w:tc>
-        <w:tc>
-          <w:tcPr>
-            <w:tcW w:w="2698" w:type="dxa"/>
-            <w:tcBorders>
-              <w:top w:val="single" w:color="000000" w:themeColor="text1" w:sz="12" w:space="0"/>
-              <w:left w:val="single" w:color="000000" w:themeColor="text1" w:sz="12" w:space="0"/>
-              <w:bottom w:val="single" w:color="000000" w:themeColor="text1" w:sz="12" w:space="0"/>
-              <w:right w:val="single" w:color="000000" w:themeColor="text1" w:sz="12" w:space="0"/>
-            </w:tcBorders>
-            <w:tcMar/>
-          </w:tcPr>
-          <w:p>
-            <w:pPr>
-              <w:pStyle w:val="Sidfot"/>
-              <w:spacing w:line="240" w:lineRule="auto"/>
-              <w:jc w:val="center"/>
-              <w:rPr>
-                <w:rFonts w:ascii="Arial" w:hAnsi="Arial" w:eastAsia="Arial" w:cs="Arial" w:asciiTheme="minorAscii" w:hAnsiTheme="minorAscii" w:eastAsiaTheme="minorEastAsia" w:cstheme="minorBidi"/>
-              </w:rPr>
-            </w:pPr>
-            <w:r>
-              <w:rPr>
-                <w:rFonts w:ascii="Arial" w:hAnsi="Arial" w:eastAsia="Arial" w:cs="Arial" w:asciiTheme="minorAscii" w:hAnsiTheme="minorAscii" w:eastAsiaTheme="minorEastAsia" w:cstheme="minorBidi"/>
-              </w:rPr>
-              <w:t>Essential</w:t>
-            </w:r>
-          </w:p>
-          <w:p>
-            <w:pPr>
-              <w:pStyle w:val="Sidfot"/>
-              <w:spacing w:line="240" w:lineRule="auto"/>
-              <w:jc w:val="center"/>
-              <w:rPr>
-                <w:rFonts w:ascii="Arial" w:hAnsi="Arial" w:eastAsia="Arial" w:cs="Arial" w:asciiTheme="minorAscii" w:hAnsiTheme="minorAscii" w:eastAsiaTheme="minorEastAsia" w:cstheme="minorBidi"/>
-              </w:rPr>
-            </w:pPr>
-          </w:p>
-        </w:tc>
-        <w:tc>
-          <w:tcPr>
-            <w:tcW w:w="2698" w:type="dxa"/>
+            <w:tcW w:w="2079" w:type="dxa"/>
             <w:tcBorders>
               <w:top w:val="single" w:color="000000" w:themeColor="text1" w:sz="12"/>
               <w:left w:val="single" w:color="000000" w:themeColor="text1" w:sz="12"/>
@@ -5359,7 +6686,7 @@
               <w:rPr>
                 <w:rFonts w:ascii="Arial" w:hAnsi="Arial" w:eastAsia="Arial" w:cs="Arial" w:asciiTheme="minorAscii" w:hAnsiTheme="minorAscii" w:eastAsiaTheme="minorEastAsia" w:cstheme="minorBidi"/>
               </w:rPr>
-              <w:t>100%</w:t>
+              <w:t>Yes</w:t>
             </w:r>
           </w:p>
         </w:tc>
@@ -5370,7 +6697,7 @@
         </w:trPr>
         <w:tc>
           <w:tcPr>
-            <w:tcW w:w="3665" w:type="dxa"/>
+            <w:tcW w:w="2824" w:type="dxa"/>
             <w:tcBorders>
               <w:top w:val="single" w:color="000000" w:themeColor="text1" w:sz="12" w:space="0"/>
               <w:left w:val="single" w:color="000000" w:themeColor="text1" w:sz="12" w:space="0"/>
@@ -5392,13 +6719,13 @@
                 <w:szCs w:val="24"/>
                 <w:lang w:val="en-US"/>
               </w:rPr>
-              <w:t>R23. Web Route Protection</w:t>
+              <w:t>R26. Web UI Consistency</w:t>
             </w:r>
           </w:p>
         </w:tc>
         <w:tc>
           <w:tcPr>
-            <w:tcW w:w="2698" w:type="dxa"/>
+            <w:tcW w:w="2079" w:type="dxa"/>
             <w:tcBorders>
               <w:top w:val="single" w:color="000000" w:themeColor="text1" w:sz="12" w:space="0"/>
               <w:left w:val="single" w:color="000000" w:themeColor="text1" w:sz="12" w:space="0"/>
@@ -5436,7 +6763,7 @@
         </w:tc>
         <w:tc>
           <w:tcPr>
-            <w:tcW w:w="2698" w:type="dxa"/>
+            <w:tcW w:w="2079" w:type="dxa"/>
             <w:tcBorders>
               <w:top w:val="single" w:color="000000" w:themeColor="text1" w:sz="12"/>
               <w:left w:val="single" w:color="000000" w:themeColor="text1" w:sz="12"/>
@@ -5459,6 +6786,41 @@
             </w:r>
           </w:p>
         </w:tc>
+        <w:tc>
+          <w:tcPr>
+            <w:tcW w:w="2079" w:type="dxa"/>
+            <w:tcBorders>
+              <w:top w:val="single" w:color="000000" w:themeColor="text1" w:sz="12"/>
+              <w:left w:val="single" w:color="000000" w:themeColor="text1" w:sz="12"/>
+              <w:bottom w:val="single" w:color="000000" w:themeColor="text1" w:sz="12"/>
+              <w:right w:val="single" w:color="000000" w:themeColor="text1" w:sz="12"/>
+            </w:tcBorders>
+            <w:tcMar/>
+          </w:tcPr>
+          <w:p>
+            <w:pPr>
+              <w:pStyle w:val="Sidfot"/>
+              <w:spacing w:line="240" w:lineRule="auto"/>
+              <w:jc w:val="center"/>
+              <w:rPr>
+                <w:rFonts w:ascii="Arial" w:hAnsi="Arial" w:eastAsia="Arial" w:cs="Arial" w:asciiTheme="minorAscii" w:hAnsiTheme="minorAscii" w:eastAsiaTheme="minorEastAsia" w:cstheme="minorBidi"/>
+              </w:rPr>
+            </w:pPr>
+          </w:p>
+          <w:p>
+            <w:pPr>
+              <w:pStyle w:val="Sidfot"/>
+              <w:spacing w:line="240" w:lineRule="auto"/>
+              <w:jc w:val="center"/>
+            </w:pPr>
+            <w:r>
+              <w:rPr>
+                <w:rFonts w:ascii="Arial" w:hAnsi="Arial" w:eastAsia="Arial" w:cs="Arial" w:asciiTheme="minorAscii" w:hAnsiTheme="minorAscii" w:eastAsiaTheme="minorEastAsia" w:cstheme="minorBidi"/>
+              </w:rPr>
+              <w:t>Yes</w:t>
+            </w:r>
+          </w:p>
+        </w:tc>
       </w:tr>
       <w:tr>
         <w:trPr>
@@ -5466,7 +6828,7 @@
         </w:trPr>
         <w:tc>
           <w:tcPr>
-            <w:tcW w:w="3665" w:type="dxa"/>
+            <w:tcW w:w="2824" w:type="dxa"/>
             <w:tcBorders>
               <w:top w:val="single" w:color="000000" w:themeColor="text1" w:sz="12" w:space="0"/>
               <w:left w:val="single" w:color="000000" w:themeColor="text1" w:sz="12" w:space="0"/>
@@ -5488,13 +6850,13 @@
                 <w:szCs w:val="24"/>
                 <w:lang w:val="en-US"/>
               </w:rPr>
-              <w:t>R24. Web Responsive Design</w:t>
+              <w:t>R27. Music Player</w:t>
             </w:r>
           </w:p>
         </w:tc>
         <w:tc>
           <w:tcPr>
-            <w:tcW w:w="2698" w:type="dxa"/>
+            <w:tcW w:w="2079" w:type="dxa"/>
             <w:tcBorders>
               <w:top w:val="single" w:color="000000" w:themeColor="text1" w:sz="12" w:space="0"/>
               <w:left w:val="single" w:color="000000" w:themeColor="text1" w:sz="12" w:space="0"/>
@@ -5508,9 +6870,6 @@
               <w:pStyle w:val="Sidfot"/>
               <w:spacing w:line="240" w:lineRule="auto"/>
               <w:jc w:val="center"/>
-              <w:rPr>
-                <w:rFonts w:ascii="Arial" w:hAnsi="Arial" w:eastAsia="Arial" w:cs="Arial" w:asciiTheme="minorAscii" w:hAnsiTheme="minorAscii" w:eastAsiaTheme="minorEastAsia" w:cstheme="minorBidi"/>
-              </w:rPr>
             </w:pPr>
             <w:r>
               <w:rPr>
@@ -5518,126 +6877,11 @@
               </w:rPr>
               <w:t>Essential</w:t>
             </w:r>
-          </w:p>
-          <w:p>
-            <w:pPr>
-              <w:pStyle w:val="Sidfot"/>
-              <w:spacing w:line="240" w:lineRule="auto"/>
-              <w:jc w:val="center"/>
-              <w:rPr>
-                <w:rFonts w:ascii="Arial" w:hAnsi="Arial" w:eastAsia="Arial" w:cs="Arial" w:asciiTheme="minorAscii" w:hAnsiTheme="minorAscii" w:eastAsiaTheme="minorEastAsia" w:cstheme="minorBidi"/>
-              </w:rPr>
-            </w:pPr>
           </w:p>
         </w:tc>
         <w:tc>
           <w:tcPr>
-            <w:tcW w:w="2698" w:type="dxa"/>
-            <w:tcBorders>
-              <w:top w:val="single" w:color="000000" w:themeColor="text1" w:sz="12"/>
-              <w:left w:val="single" w:color="000000" w:themeColor="text1" w:sz="12"/>
-              <w:bottom w:val="single" w:color="000000" w:themeColor="text1" w:sz="12"/>
-              <w:right w:val="single" w:color="000000" w:themeColor="text1" w:sz="12"/>
-            </w:tcBorders>
-            <w:tcMar/>
-          </w:tcPr>
-          <w:p>
-            <w:pPr>
-              <w:pStyle w:val="Sidfot"/>
-              <w:spacing w:line="240" w:lineRule="auto"/>
-              <w:jc w:val="center"/>
-              <w:rPr>
-                <w:rFonts w:ascii="Arial" w:hAnsi="Arial" w:eastAsia="Arial" w:cs="Arial" w:asciiTheme="minorAscii" w:hAnsiTheme="minorAscii" w:eastAsiaTheme="minorEastAsia" w:cstheme="minorBidi"/>
-              </w:rPr>
-            </w:pPr>
-            <w:r>
-              <w:rPr>
-                <w:rFonts w:ascii="Arial" w:hAnsi="Arial" w:eastAsia="Arial" w:cs="Arial" w:asciiTheme="minorAscii" w:hAnsiTheme="minorAscii" w:eastAsiaTheme="minorEastAsia" w:cstheme="minorBidi"/>
-              </w:rPr>
-              <w:t>100</w:t>
-            </w:r>
-            <w:r>
-              <w:rPr>
-                <w:rFonts w:ascii="Arial" w:hAnsi="Arial" w:eastAsia="Arial" w:cs="Arial" w:asciiTheme="minorAscii" w:hAnsiTheme="minorAscii" w:eastAsiaTheme="minorEastAsia" w:cstheme="minorBidi"/>
-              </w:rPr>
-              <w:t>%</w:t>
-            </w:r>
-          </w:p>
-        </w:tc>
-      </w:tr>
-      <w:tr>
-        <w:trPr>
-          <w:trHeight w:val="546"/>
-        </w:trPr>
-        <w:tc>
-          <w:tcPr>
-            <w:tcW w:w="3665" w:type="dxa"/>
-            <w:tcBorders>
-              <w:top w:val="single" w:color="000000" w:themeColor="text1" w:sz="12" w:space="0"/>
-              <w:left w:val="single" w:color="000000" w:themeColor="text1" w:sz="12" w:space="0"/>
-              <w:bottom w:val="single" w:color="000000" w:themeColor="text1" w:sz="12" w:space="0"/>
-              <w:right w:val="single" w:color="000000" w:themeColor="text1" w:sz="12" w:space="0"/>
-            </w:tcBorders>
-            <w:tcMar/>
-          </w:tcPr>
-          <w:p>
-            <w:pPr>
-              <w:pStyle w:val="Normal"/>
-              <w:spacing w:line="240" w:lineRule="auto"/>
-            </w:pPr>
-            <w:r>
-              <w:rPr>
-                <w:rFonts w:ascii="Arial" w:hAnsi="Arial" w:eastAsia="Arial" w:cs="Arial"/>
-                <w:noProof w:val="0"/>
-                <w:sz w:val="24"/>
-                <w:szCs w:val="24"/>
-                <w:lang w:val="en-US"/>
-              </w:rPr>
-              <w:t>R25. Web Error Handling &amp; Feedback</w:t>
-            </w:r>
-          </w:p>
-        </w:tc>
-        <w:tc>
-          <w:tcPr>
-            <w:tcW w:w="2698" w:type="dxa"/>
-            <w:tcBorders>
-              <w:top w:val="single" w:color="000000" w:themeColor="text1" w:sz="12" w:space="0"/>
-              <w:left w:val="single" w:color="000000" w:themeColor="text1" w:sz="12" w:space="0"/>
-              <w:bottom w:val="single" w:color="000000" w:themeColor="text1" w:sz="12" w:space="0"/>
-              <w:right w:val="single" w:color="000000" w:themeColor="text1" w:sz="12" w:space="0"/>
-            </w:tcBorders>
-            <w:tcMar/>
-          </w:tcPr>
-          <w:p>
-            <w:pPr>
-              <w:pStyle w:val="Sidfot"/>
-              <w:spacing w:line="240" w:lineRule="auto"/>
-              <w:jc w:val="center"/>
-              <w:rPr>
-                <w:rFonts w:ascii="Arial" w:hAnsi="Arial" w:eastAsia="Arial" w:cs="Arial" w:asciiTheme="minorAscii" w:hAnsiTheme="minorAscii" w:eastAsiaTheme="minorEastAsia" w:cstheme="minorBidi"/>
-              </w:rPr>
-            </w:pPr>
-            <w:r>
-              <w:rPr>
-                <w:rFonts w:ascii="Arial" w:hAnsi="Arial" w:eastAsia="Arial" w:cs="Arial" w:asciiTheme="minorAscii" w:hAnsiTheme="minorAscii" w:eastAsiaTheme="minorEastAsia" w:cstheme="minorBidi"/>
-              </w:rPr>
-              <w:t>Desirable</w:t>
-            </w:r>
-          </w:p>
-          <w:p>
-            <w:pPr>
-              <w:pStyle w:val="Sidfot"/>
-              <w:spacing w:line="240" w:lineRule="auto"/>
-              <w:jc w:val="center"/>
-              <w:rPr>
-                <w:rFonts w:ascii="Arial" w:hAnsi="Arial" w:eastAsia="Arial" w:cs="Arial" w:asciiTheme="minorAscii" w:hAnsiTheme="minorAscii" w:eastAsiaTheme="minorEastAsia" w:cstheme="minorBidi"/>
-              </w:rPr>
-            </w:pPr>
-          </w:p>
-        </w:tc>
-        <w:tc>
-          <w:tcPr>
-            <w:tcW w:w="2698" w:type="dxa"/>
+            <w:tcW w:w="2079" w:type="dxa"/>
             <w:tcBorders>
               <w:top w:val="single" w:color="000000" w:themeColor="text1" w:sz="12"/>
               <w:left w:val="single" w:color="000000" w:themeColor="text1" w:sz="12"/>
@@ -5656,84 +6900,19 @@
               <w:rPr>
                 <w:rFonts w:ascii="Arial" w:hAnsi="Arial" w:eastAsia="Arial" w:cs="Arial" w:asciiTheme="minorAscii" w:hAnsiTheme="minorAscii" w:eastAsiaTheme="minorEastAsia" w:cstheme="minorBidi"/>
               </w:rPr>
-              <w:t>100%</w:t>
-            </w:r>
-          </w:p>
-        </w:tc>
-      </w:tr>
-      <w:tr>
-        <w:trPr>
-          <w:trHeight w:val="546"/>
-        </w:trPr>
-        <w:tc>
-          <w:tcPr>
-            <w:tcW w:w="3665" w:type="dxa"/>
-            <w:tcBorders>
-              <w:top w:val="single" w:color="000000" w:themeColor="text1" w:sz="12" w:space="0"/>
-              <w:left w:val="single" w:color="000000" w:themeColor="text1" w:sz="12" w:space="0"/>
-              <w:bottom w:val="single" w:color="000000" w:themeColor="text1" w:sz="12" w:space="0"/>
-              <w:right w:val="single" w:color="000000" w:themeColor="text1" w:sz="12" w:space="0"/>
-            </w:tcBorders>
-            <w:tcMar/>
-          </w:tcPr>
-          <w:p>
-            <w:pPr>
-              <w:pStyle w:val="Normal"/>
-              <w:spacing w:line="240" w:lineRule="auto"/>
-            </w:pPr>
-            <w:r>
-              <w:rPr>
-                <w:rFonts w:ascii="Arial" w:hAnsi="Arial" w:eastAsia="Arial" w:cs="Arial"/>
-                <w:noProof w:val="0"/>
-                <w:sz w:val="24"/>
-                <w:szCs w:val="24"/>
-                <w:lang w:val="en-US"/>
-              </w:rPr>
-              <w:t>R26. Web UI Consistency</w:t>
+              <w:t>100</w:t>
+            </w:r>
+            <w:r>
+              <w:rPr>
+                <w:rFonts w:ascii="Arial" w:hAnsi="Arial" w:eastAsia="Arial" w:cs="Arial" w:asciiTheme="minorAscii" w:hAnsiTheme="minorAscii" w:eastAsiaTheme="minorEastAsia" w:cstheme="minorBidi"/>
+              </w:rPr>
+              <w:t>%</w:t>
             </w:r>
           </w:p>
         </w:tc>
         <w:tc>
           <w:tcPr>
-            <w:tcW w:w="2698" w:type="dxa"/>
-            <w:tcBorders>
-              <w:top w:val="single" w:color="000000" w:themeColor="text1" w:sz="12" w:space="0"/>
-              <w:left w:val="single" w:color="000000" w:themeColor="text1" w:sz="12" w:space="0"/>
-              <w:bottom w:val="single" w:color="000000" w:themeColor="text1" w:sz="12" w:space="0"/>
-              <w:right w:val="single" w:color="000000" w:themeColor="text1" w:sz="12" w:space="0"/>
-            </w:tcBorders>
-            <w:tcMar/>
-          </w:tcPr>
-          <w:p>
-            <w:pPr>
-              <w:pStyle w:val="Sidfot"/>
-              <w:spacing w:line="240" w:lineRule="auto"/>
-              <w:jc w:val="center"/>
-              <w:rPr>
-                <w:rFonts w:ascii="Arial" w:hAnsi="Arial" w:eastAsia="Arial" w:cs="Arial" w:asciiTheme="minorAscii" w:hAnsiTheme="minorAscii" w:eastAsiaTheme="minorEastAsia" w:cstheme="minorBidi"/>
-              </w:rPr>
-            </w:pPr>
-            <w:r>
-              <w:rPr>
-                <w:rFonts w:ascii="Arial" w:hAnsi="Arial" w:eastAsia="Arial" w:cs="Arial" w:asciiTheme="minorAscii" w:hAnsiTheme="minorAscii" w:eastAsiaTheme="minorEastAsia" w:cstheme="minorBidi"/>
-              </w:rPr>
-              <w:t>Essential</w:t>
-            </w:r>
-          </w:p>
-          <w:p>
-            <w:pPr>
-              <w:pStyle w:val="Sidfot"/>
-              <w:spacing w:line="240" w:lineRule="auto"/>
-              <w:jc w:val="center"/>
-              <w:rPr>
-                <w:rFonts w:ascii="Arial" w:hAnsi="Arial" w:eastAsia="Arial" w:cs="Arial" w:asciiTheme="minorAscii" w:hAnsiTheme="minorAscii" w:eastAsiaTheme="minorEastAsia" w:cstheme="minorBidi"/>
-              </w:rPr>
-            </w:pPr>
-          </w:p>
-        </w:tc>
-        <w:tc>
-          <w:tcPr>
-            <w:tcW w:w="2698" w:type="dxa"/>
+            <w:tcW w:w="2079" w:type="dxa"/>
             <w:tcBorders>
               <w:top w:val="single" w:color="000000" w:themeColor="text1" w:sz="12"/>
               <w:left w:val="single" w:color="000000" w:themeColor="text1" w:sz="12"/>
@@ -5749,10 +6928,13 @@
               <w:jc w:val="center"/>
             </w:pPr>
             <w:r>
-              <w:rPr>
-                <w:rFonts w:ascii="Arial" w:hAnsi="Arial" w:eastAsia="Arial" w:cs="Arial" w:asciiTheme="minorAscii" w:hAnsiTheme="minorAscii" w:eastAsiaTheme="minorEastAsia" w:cstheme="minorBidi"/>
-              </w:rPr>
-              <w:t>100%</w:t>
+              <w:br/>
+            </w:r>
+            <w:r>
+              <w:rPr>
+                <w:rFonts w:ascii="Arial" w:hAnsi="Arial" w:eastAsia="Arial" w:cs="Arial" w:asciiTheme="minorAscii" w:hAnsiTheme="minorAscii" w:eastAsiaTheme="minorEastAsia" w:cstheme="minorBidi"/>
+              </w:rPr>
+              <w:t>Yes</w:t>
             </w:r>
           </w:p>
         </w:tc>
@@ -5763,7 +6945,7 @@
         </w:trPr>
         <w:tc>
           <w:tcPr>
-            <w:tcW w:w="3665" w:type="dxa"/>
+            <w:tcW w:w="2824" w:type="dxa"/>
             <w:tcBorders>
               <w:top w:val="single" w:color="000000" w:themeColor="text1" w:sz="12" w:space="0"/>
               <w:left w:val="single" w:color="000000" w:themeColor="text1" w:sz="12" w:space="0"/>
@@ -5785,13 +6967,13 @@
                 <w:szCs w:val="24"/>
                 <w:lang w:val="en-US"/>
               </w:rPr>
-              <w:t>R27. Music Player</w:t>
+              <w:t>R28. Arduino Rust Simulator</w:t>
             </w:r>
           </w:p>
         </w:tc>
         <w:tc>
           <w:tcPr>
-            <w:tcW w:w="2698" w:type="dxa"/>
+            <w:tcW w:w="2079" w:type="dxa"/>
             <w:tcBorders>
               <w:top w:val="single" w:color="000000" w:themeColor="text1" w:sz="12" w:space="0"/>
               <w:left w:val="single" w:color="000000" w:themeColor="text1" w:sz="12" w:space="0"/>
@@ -5816,7 +6998,7 @@
         </w:tc>
         <w:tc>
           <w:tcPr>
-            <w:tcW w:w="2698" w:type="dxa"/>
+            <w:tcW w:w="2079" w:type="dxa"/>
             <w:tcBorders>
               <w:top w:val="single" w:color="000000" w:themeColor="text1" w:sz="12"/>
               <w:left w:val="single" w:color="000000" w:themeColor="text1" w:sz="12"/>
@@ -5835,19 +7017,811 @@
               <w:rPr>
                 <w:rFonts w:ascii="Arial" w:hAnsi="Arial" w:eastAsia="Arial" w:cs="Arial" w:asciiTheme="minorAscii" w:hAnsiTheme="minorAscii" w:eastAsiaTheme="minorEastAsia" w:cstheme="minorBidi"/>
               </w:rPr>
-              <w:t>100</w:t>
-            </w:r>
-            <w:r>
-              <w:rPr>
-                <w:rFonts w:ascii="Arial" w:hAnsi="Arial" w:eastAsia="Arial" w:cs="Arial" w:asciiTheme="minorAscii" w:hAnsiTheme="minorAscii" w:eastAsiaTheme="minorEastAsia" w:cstheme="minorBidi"/>
-              </w:rPr>
-              <w:t>%</w:t>
+              <w:t>100%</w:t>
+            </w:r>
+          </w:p>
+        </w:tc>
+        <w:tc>
+          <w:tcPr>
+            <w:tcW w:w="2079" w:type="dxa"/>
+            <w:tcBorders>
+              <w:top w:val="single" w:color="000000" w:themeColor="text1" w:sz="12"/>
+              <w:left w:val="single" w:color="000000" w:themeColor="text1" w:sz="12"/>
+              <w:bottom w:val="single" w:color="000000" w:themeColor="text1" w:sz="12"/>
+              <w:right w:val="single" w:color="000000" w:themeColor="text1" w:sz="12"/>
+            </w:tcBorders>
+            <w:tcMar/>
+          </w:tcPr>
+          <w:p>
+            <w:pPr>
+              <w:pStyle w:val="Sidfot"/>
+              <w:spacing w:line="240" w:lineRule="auto"/>
+              <w:jc w:val="center"/>
+              <w:rPr>
+                <w:rFonts w:ascii="Arial" w:hAnsi="Arial" w:eastAsia="Arial" w:cs="Arial" w:asciiTheme="minorAscii" w:hAnsiTheme="minorAscii" w:eastAsiaTheme="minorEastAsia" w:cstheme="minorBidi"/>
+              </w:rPr>
+            </w:pPr>
+          </w:p>
+          <w:p>
+            <w:pPr>
+              <w:pStyle w:val="Sidfot"/>
+              <w:spacing w:line="240" w:lineRule="auto"/>
+              <w:jc w:val="center"/>
+            </w:pPr>
+            <w:r>
+              <w:rPr>
+                <w:rFonts w:ascii="Arial" w:hAnsi="Arial" w:eastAsia="Arial" w:cs="Arial" w:asciiTheme="minorAscii" w:hAnsiTheme="minorAscii" w:eastAsiaTheme="minorEastAsia" w:cstheme="minorBidi"/>
+              </w:rPr>
+              <w:t>No</w:t>
             </w:r>
           </w:p>
         </w:tc>
       </w:tr>
     </w:tbl>
     <w:p/>
+    <w:p>
+      <w:pPr>
+        <w:pStyle w:val="Rubrik1"/>
+        <w:keepNext w:val="1"/>
+        <w:keepLines w:val="1"/>
+        <w:widowControl w:val="0"/>
+        <w:spacing w:before="360" w:beforeAutospacing="off" w:after="80" w:afterAutospacing="off" w:line="276" w:lineRule="auto"/>
+        <w:ind w:left="0" w:right="0"/>
+        <w:jc w:val="center"/>
+        <w:rPr>
+          <w:rFonts w:ascii="Arial" w:hAnsi="Arial" w:eastAsia="Arial" w:cs="Arial"/>
+          <w:b w:val="0"/>
+          <w:bCs w:val="0"/>
+          <w:i w:val="0"/>
+          <w:iCs w:val="0"/>
+          <w:noProof w:val="0"/>
+          <w:color w:val="auto"/>
+          <w:sz w:val="40"/>
+          <w:szCs w:val="40"/>
+          <w:lang w:val="sv-SE"/>
+        </w:rPr>
+      </w:pPr>
+      <w:bookmarkStart w:name="_Toc1389268393" w:id="419146517"/>
+      <w:r>
+        <w:rPr>
+          <w:rFonts w:ascii="Arial" w:hAnsi="Arial" w:eastAsia="Arial" w:cs="Arial"/>
+          <w:b w:val="0"/>
+          <w:bCs w:val="0"/>
+          <w:i w:val="0"/>
+          <w:iCs w:val="0"/>
+          <w:noProof w:val="0"/>
+          <w:color w:val="auto"/>
+          <w:sz w:val="40"/>
+          <w:szCs w:val="40"/>
+          <w:lang w:val="sv-SE"/>
+        </w:rPr>
+        <w:t>Relation between Requirements, Design and Tests</w:t>
+      </w:r>
+      <w:bookmarkEnd w:id="419146517"/>
+    </w:p>
+    <w:tbl>
+      <w:tblPr>
+        <w:tblStyle w:val="Normaltabell"/>
+        <w:bidiVisual w:val="0"/>
+        <w:tblW w:w="0" w:type="auto"/>
+        <w:tblBorders>
+          <w:top w:val="single" w:sz="6"/>
+          <w:left w:val="single" w:sz="6"/>
+          <w:bottom w:val="single" w:sz="6"/>
+          <w:right w:val="single" w:sz="6"/>
+        </w:tblBorders>
+        <w:tblLook w:val="04A0" w:firstRow="1" w:lastRow="0" w:firstColumn="1" w:lastColumn="0" w:noHBand="0" w:noVBand="1"/>
+      </w:tblPr>
+      <w:tblGrid>
+        <w:gridCol w:w="2820"/>
+        <w:gridCol w:w="2070"/>
+        <w:gridCol w:w="4290"/>
+      </w:tblGrid>
+      <w:tr>
+        <w:trPr>
+          <w:trHeight w:val="540"/>
+        </w:trPr>
+        <w:tc>
+          <w:tcPr>
+            <w:tcW w:w="2820" w:type="dxa"/>
+            <w:tcBorders>
+              <w:top w:val="single" w:sz="12"/>
+              <w:left w:val="single" w:sz="12"/>
+              <w:bottom w:val="single" w:sz="12"/>
+              <w:right w:val="single" w:sz="12"/>
+            </w:tcBorders>
+            <w:shd w:val="clear" w:color="auto" w:fill="CCCCCC"/>
+            <w:tcMar>
+              <w:left w:w="60" w:type="dxa"/>
+              <w:right w:w="60" w:type="dxa"/>
+            </w:tcMar>
+            <w:vAlign w:val="center"/>
+          </w:tcPr>
+          <w:p>
+            <w:pPr>
+              <w:pStyle w:val="Sidfot"/>
+              <w:widowControl w:val="0"/>
+              <w:tabs>
+                <w:tab w:val="center" w:leader="none" w:pos="4320"/>
+                <w:tab w:val="right" w:leader="none" w:pos="8640"/>
+              </w:tabs>
+              <w:spacing w:before="120" w:after="120" w:line="240" w:lineRule="auto"/>
+              <w:rPr>
+                <w:rFonts w:ascii="Arial" w:hAnsi="Arial" w:eastAsia="Arial" w:cs="Arial"/>
+                <w:b w:val="0"/>
+                <w:bCs w:val="0"/>
+                <w:i w:val="0"/>
+                <w:iCs w:val="0"/>
+                <w:sz w:val="20"/>
+                <w:szCs w:val="20"/>
+                <w:lang w:val="sv-SE"/>
+              </w:rPr>
+            </w:pPr>
+            <w:r>
+              <w:rPr>
+                <w:rFonts w:ascii="Arial" w:hAnsi="Arial" w:eastAsia="Arial" w:cs="Arial"/>
+                <w:b w:val="1"/>
+                <w:bCs w:val="1"/>
+                <w:i w:val="0"/>
+                <w:iCs w:val="0"/>
+                <w:sz w:val="20"/>
+                <w:szCs w:val="20"/>
+                <w:lang w:val="en-US"/>
+              </w:rPr>
+              <w:t>Requirement Item</w:t>
+            </w:r>
+          </w:p>
+        </w:tc>
+        <w:tc>
+          <w:tcPr>
+            <w:tcW w:w="2070" w:type="dxa"/>
+            <w:tcBorders>
+              <w:top w:val="single" w:sz="12"/>
+              <w:left w:val="single" w:sz="12"/>
+              <w:bottom w:val="single" w:sz="12"/>
+              <w:right w:val="single" w:sz="12"/>
+            </w:tcBorders>
+            <w:shd w:val="clear" w:color="auto" w:fill="CCCCCC"/>
+            <w:tcMar>
+              <w:left w:w="60" w:type="dxa"/>
+              <w:right w:w="60" w:type="dxa"/>
+            </w:tcMar>
+            <w:vAlign w:val="center"/>
+          </w:tcPr>
+          <w:p>
+            <w:pPr>
+              <w:pStyle w:val="Sidfot"/>
+              <w:widowControl w:val="0"/>
+              <w:tabs>
+                <w:tab w:val="center" w:leader="none" w:pos="4320"/>
+                <w:tab w:val="right" w:leader="none" w:pos="8640"/>
+              </w:tabs>
+              <w:spacing w:before="120" w:after="120" w:line="240" w:lineRule="auto"/>
+              <w:jc w:val="center"/>
+              <w:rPr>
+                <w:rFonts w:ascii="Arial" w:hAnsi="Arial" w:eastAsia="Arial" w:cs="Arial"/>
+                <w:b w:val="0"/>
+                <w:bCs w:val="0"/>
+                <w:i w:val="0"/>
+                <w:iCs w:val="0"/>
+                <w:sz w:val="20"/>
+                <w:szCs w:val="20"/>
+                <w:lang w:val="sv-SE"/>
+              </w:rPr>
+            </w:pPr>
+            <w:r>
+              <w:rPr>
+                <w:rFonts w:ascii="Arial" w:hAnsi="Arial" w:eastAsia="Arial" w:cs="Arial"/>
+                <w:b w:val="1"/>
+                <w:bCs w:val="1"/>
+                <w:i w:val="0"/>
+                <w:iCs w:val="0"/>
+                <w:sz w:val="20"/>
+                <w:szCs w:val="20"/>
+                <w:lang w:val="en-US"/>
+              </w:rPr>
+              <w:t>Design Item</w:t>
+            </w:r>
+          </w:p>
+        </w:tc>
+        <w:tc>
+          <w:tcPr>
+            <w:tcW w:w="4290" w:type="dxa"/>
+            <w:tcBorders>
+              <w:top w:val="single" w:sz="12"/>
+              <w:left w:val="single" w:sz="12"/>
+              <w:bottom w:val="single" w:sz="12"/>
+              <w:right w:val="single" w:sz="12"/>
+            </w:tcBorders>
+            <w:shd w:val="clear" w:color="auto" w:fill="CCCCCC"/>
+            <w:tcMar>
+              <w:left w:w="60" w:type="dxa"/>
+              <w:right w:w="60" w:type="dxa"/>
+            </w:tcMar>
+            <w:vAlign w:val="center"/>
+          </w:tcPr>
+          <w:p>
+            <w:pPr>
+              <w:pStyle w:val="Sidfot"/>
+              <w:widowControl w:val="0"/>
+              <w:tabs>
+                <w:tab w:val="center" w:leader="none" w:pos="4320"/>
+                <w:tab w:val="right" w:leader="none" w:pos="8640"/>
+              </w:tabs>
+              <w:spacing w:before="0" w:beforeAutospacing="off" w:after="0" w:afterAutospacing="off" w:line="240" w:lineRule="auto"/>
+              <w:ind w:left="0" w:right="0"/>
+              <w:jc w:val="center"/>
+              <w:rPr>
+                <w:rFonts w:ascii="Arial" w:hAnsi="Arial" w:eastAsia="Arial" w:cs="Arial"/>
+                <w:b w:val="0"/>
+                <w:bCs w:val="0"/>
+                <w:i w:val="0"/>
+                <w:iCs w:val="0"/>
+                <w:sz w:val="20"/>
+                <w:szCs w:val="20"/>
+                <w:lang w:val="sv-SE"/>
+              </w:rPr>
+            </w:pPr>
+            <w:r>
+              <w:rPr>
+                <w:rFonts w:ascii="Arial" w:hAnsi="Arial" w:eastAsia="Arial" w:cs="Arial"/>
+                <w:b w:val="1"/>
+                <w:bCs w:val="1"/>
+                <w:i w:val="0"/>
+                <w:iCs w:val="0"/>
+                <w:sz w:val="20"/>
+                <w:szCs w:val="20"/>
+                <w:lang w:val="en-US"/>
+              </w:rPr>
+              <w:t>Corresponding Tests</w:t>
+            </w:r>
+          </w:p>
+        </w:tc>
+      </w:tr>
+      <w:tr>
+        <w:trPr>
+          <w:trHeight w:val="540"/>
+        </w:trPr>
+        <w:tc>
+          <w:tcPr>
+            <w:tcW w:w="2820" w:type="dxa"/>
+            <w:tcBorders>
+              <w:top w:val="single" w:sz="12"/>
+              <w:left w:val="single" w:sz="12"/>
+              <w:bottom w:val="single" w:sz="12"/>
+              <w:right w:val="single" w:sz="12"/>
+            </w:tcBorders>
+            <w:tcMar>
+              <w:left w:w="60" w:type="dxa"/>
+              <w:right w:w="60" w:type="dxa"/>
+            </w:tcMar>
+            <w:vAlign w:val="top"/>
+          </w:tcPr>
+          <w:p>
+            <w:pPr>
+              <w:widowControl w:val="0"/>
+              <w:tabs>
+                <w:tab w:val="right" w:leader="none" w:pos="3617"/>
+              </w:tabs>
+              <w:spacing w:before="120" w:after="120" w:line="240" w:lineRule="auto"/>
+              <w:rPr>
+                <w:rFonts w:ascii="Arial" w:hAnsi="Arial" w:eastAsia="Arial" w:cs="Arial"/>
+                <w:b w:val="0"/>
+                <w:bCs w:val="0"/>
+                <w:i w:val="0"/>
+                <w:iCs w:val="0"/>
+                <w:sz w:val="24"/>
+                <w:szCs w:val="24"/>
+                <w:lang w:val="sv-SE"/>
+              </w:rPr>
+            </w:pPr>
+            <w:r>
+              <w:rPr>
+                <w:rFonts w:ascii="Arial" w:hAnsi="Arial" w:eastAsia="Arial" w:cs="Arial"/>
+                <w:b w:val="0"/>
+                <w:bCs w:val="0"/>
+                <w:i w:val="0"/>
+                <w:iCs w:val="0"/>
+                <w:sz w:val="24"/>
+                <w:szCs w:val="24"/>
+                <w:lang w:val="en-US"/>
+              </w:rPr>
+              <w:t>R1 (General User Authentication), R19 (Web Authentication Integration), R8 (Basic Access Control), R23 (Web Route Protection).</w:t>
+            </w:r>
+          </w:p>
+        </w:tc>
+        <w:tc>
+          <w:tcPr>
+            <w:tcW w:w="2070" w:type="dxa"/>
+            <w:tcBorders>
+              <w:top w:val="single" w:sz="12"/>
+              <w:left w:val="single" w:sz="12"/>
+              <w:bottom w:val="single" w:sz="12"/>
+              <w:right w:val="single" w:sz="12"/>
+            </w:tcBorders>
+            <w:tcMar>
+              <w:left w:w="60" w:type="dxa"/>
+              <w:right w:w="60" w:type="dxa"/>
+            </w:tcMar>
+            <w:vAlign w:val="top"/>
+          </w:tcPr>
+          <w:p>
+            <w:pPr>
+              <w:pStyle w:val="Sidfot"/>
+              <w:widowControl w:val="0"/>
+              <w:tabs>
+                <w:tab w:val="center" w:leader="none" w:pos="4320"/>
+                <w:tab w:val="right" w:leader="none" w:pos="8640"/>
+              </w:tabs>
+              <w:spacing w:before="120" w:after="120" w:line="240" w:lineRule="auto"/>
+              <w:jc w:val="center"/>
+              <w:rPr>
+                <w:rFonts w:ascii="Arial" w:hAnsi="Arial" w:eastAsia="Arial" w:cs="Arial"/>
+                <w:b w:val="0"/>
+                <w:bCs w:val="0"/>
+                <w:i w:val="0"/>
+                <w:iCs w:val="0"/>
+                <w:sz w:val="24"/>
+                <w:szCs w:val="24"/>
+                <w:lang w:val="sv-SE"/>
+              </w:rPr>
+            </w:pPr>
+            <w:r>
+              <w:rPr>
+                <w:rFonts w:ascii="Arial" w:hAnsi="Arial" w:eastAsia="Arial" w:cs="Arial"/>
+                <w:b w:val="0"/>
+                <w:bCs w:val="0"/>
+                <w:i w:val="0"/>
+                <w:iCs w:val="0"/>
+                <w:sz w:val="24"/>
+                <w:szCs w:val="24"/>
+                <w:lang w:val="en-US"/>
+              </w:rPr>
+              <w:t xml:space="preserve">D2 (Web User Authentication), D5 (Mobile Login/Signup).  </w:t>
+            </w:r>
+          </w:p>
+        </w:tc>
+        <w:tc>
+          <w:tcPr>
+            <w:tcW w:w="4290" w:type="dxa"/>
+            <w:tcBorders>
+              <w:top w:val="single" w:sz="12"/>
+              <w:left w:val="single" w:sz="12"/>
+              <w:bottom w:val="single" w:sz="12"/>
+              <w:right w:val="single" w:sz="12"/>
+            </w:tcBorders>
+            <w:tcMar>
+              <w:left w:w="60" w:type="dxa"/>
+              <w:right w:w="60" w:type="dxa"/>
+            </w:tcMar>
+            <w:vAlign w:val="top"/>
+          </w:tcPr>
+          <w:p>
+            <w:pPr>
+              <w:pStyle w:val="Sidfot"/>
+              <w:widowControl w:val="0"/>
+              <w:tabs>
+                <w:tab w:val="center" w:leader="none" w:pos="4320"/>
+                <w:tab w:val="right" w:leader="none" w:pos="8640"/>
+              </w:tabs>
+              <w:spacing w:after="0" w:line="240" w:lineRule="auto"/>
+              <w:jc w:val="center"/>
+              <w:rPr>
+                <w:rFonts w:ascii="Arial" w:hAnsi="Arial" w:eastAsia="Arial" w:cs="Arial"/>
+                <w:b w:val="0"/>
+                <w:bCs w:val="0"/>
+                <w:i w:val="0"/>
+                <w:iCs w:val="0"/>
+                <w:sz w:val="20"/>
+                <w:szCs w:val="20"/>
+                <w:lang w:val="sv-SE"/>
+              </w:rPr>
+            </w:pPr>
+            <w:r>
+              <w:rPr>
+                <w:rFonts w:ascii="Arial" w:hAnsi="Arial" w:eastAsia="Arial" w:cs="Arial"/>
+                <w:b w:val="0"/>
+                <w:bCs w:val="0"/>
+                <w:i w:val="0"/>
+                <w:iCs w:val="0"/>
+                <w:sz w:val="20"/>
+                <w:szCs w:val="20"/>
+                <w:lang w:val="en-US"/>
+              </w:rPr>
+              <w:t>The Mobile and Web test plan covers signInWithEmailAndPassword functions, valid user identification, error codes, and onAuthStateChanged tracking. The Web test plan covers validation errors for missing fields, Firebase account creation, session cookies, and redirection to the /hub page.</w:t>
+            </w:r>
+          </w:p>
+        </w:tc>
+      </w:tr>
+      <w:tr>
+        <w:trPr>
+          <w:trHeight w:val="3120"/>
+        </w:trPr>
+        <w:tc>
+          <w:tcPr>
+            <w:tcW w:w="2820" w:type="dxa"/>
+            <w:tcBorders>
+              <w:top w:val="single" w:sz="12"/>
+              <w:left w:val="single" w:sz="12"/>
+              <w:bottom w:val="single" w:sz="12"/>
+              <w:right w:val="single" w:sz="12"/>
+            </w:tcBorders>
+            <w:tcMar>
+              <w:left w:w="60" w:type="dxa"/>
+              <w:right w:w="60" w:type="dxa"/>
+            </w:tcMar>
+            <w:vAlign w:val="top"/>
+          </w:tcPr>
+          <w:p>
+            <w:pPr>
+              <w:widowControl w:val="0"/>
+              <w:tabs>
+                <w:tab w:val="right" w:leader="none" w:pos="3617"/>
+              </w:tabs>
+              <w:spacing w:before="120" w:after="120" w:line="240" w:lineRule="auto"/>
+              <w:rPr>
+                <w:rFonts w:ascii="Arial" w:hAnsi="Arial" w:eastAsia="Arial" w:cs="Arial"/>
+                <w:b w:val="0"/>
+                <w:bCs w:val="0"/>
+                <w:i w:val="0"/>
+                <w:iCs w:val="0"/>
+                <w:sz w:val="24"/>
+                <w:szCs w:val="24"/>
+                <w:lang w:val="sv-SE"/>
+              </w:rPr>
+            </w:pPr>
+            <w:r>
+              <w:rPr>
+                <w:rFonts w:ascii="Arial" w:hAnsi="Arial" w:eastAsia="Arial" w:cs="Arial"/>
+                <w:b w:val="0"/>
+                <w:bCs w:val="0"/>
+                <w:i w:val="0"/>
+                <w:iCs w:val="0"/>
+                <w:sz w:val="24"/>
+                <w:szCs w:val="24"/>
+                <w:lang w:val="en-US"/>
+              </w:rPr>
+              <w:t>R3 (Display device list), R5 (Send control commands), R20 (Web Device Synchronization), R21 (Web Hub Control Panel).</w:t>
+            </w:r>
+          </w:p>
+        </w:tc>
+        <w:tc>
+          <w:tcPr>
+            <w:tcW w:w="2070" w:type="dxa"/>
+            <w:tcBorders>
+              <w:top w:val="single" w:sz="12"/>
+              <w:left w:val="single" w:sz="12"/>
+              <w:bottom w:val="single" w:sz="12"/>
+              <w:right w:val="single" w:sz="12"/>
+            </w:tcBorders>
+            <w:tcMar>
+              <w:left w:w="60" w:type="dxa"/>
+              <w:right w:w="60" w:type="dxa"/>
+            </w:tcMar>
+            <w:vAlign w:val="top"/>
+          </w:tcPr>
+          <w:p>
+            <w:pPr>
+              <w:pStyle w:val="Sidfot"/>
+              <w:widowControl w:val="0"/>
+              <w:tabs>
+                <w:tab w:val="center" w:leader="none" w:pos="4320"/>
+                <w:tab w:val="right" w:leader="none" w:pos="8640"/>
+              </w:tabs>
+              <w:spacing w:before="120" w:after="120" w:line="240" w:lineRule="auto"/>
+              <w:jc w:val="center"/>
+              <w:rPr>
+                <w:rFonts w:ascii="Arial" w:hAnsi="Arial" w:eastAsia="Arial" w:cs="Arial"/>
+                <w:b w:val="0"/>
+                <w:bCs w:val="0"/>
+                <w:i w:val="0"/>
+                <w:iCs w:val="0"/>
+                <w:sz w:val="20"/>
+                <w:szCs w:val="20"/>
+                <w:lang w:val="sv-SE"/>
+              </w:rPr>
+            </w:pPr>
+            <w:r>
+              <w:rPr>
+                <w:rFonts w:ascii="Arial" w:hAnsi="Arial" w:eastAsia="Arial" w:cs="Arial"/>
+                <w:b w:val="0"/>
+                <w:bCs w:val="0"/>
+                <w:i w:val="0"/>
+                <w:iCs w:val="0"/>
+                <w:sz w:val="20"/>
+                <w:szCs w:val="20"/>
+                <w:lang w:val="en-US"/>
+              </w:rPr>
+              <w:t>D3 (Web Device Management Interface), D4 (Web Hub Control Panel), D6 (Mobile Control Devices in Device Hub).</w:t>
+            </w:r>
+          </w:p>
+        </w:tc>
+        <w:tc>
+          <w:tcPr>
+            <w:tcW w:w="4290" w:type="dxa"/>
+            <w:tcBorders>
+              <w:top w:val="single" w:sz="12"/>
+              <w:left w:val="single" w:sz="12"/>
+              <w:bottom w:val="single" w:sz="12"/>
+              <w:right w:val="single" w:sz="12"/>
+            </w:tcBorders>
+            <w:tcMar>
+              <w:left w:w="60" w:type="dxa"/>
+              <w:right w:w="60" w:type="dxa"/>
+            </w:tcMar>
+            <w:vAlign w:val="top"/>
+          </w:tcPr>
+          <w:p>
+            <w:pPr>
+              <w:widowControl w:val="0"/>
+              <w:tabs>
+                <w:tab w:val="center" w:leader="none" w:pos="4320"/>
+                <w:tab w:val="right" w:leader="none" w:pos="8640"/>
+              </w:tabs>
+              <w:spacing w:line="240" w:lineRule="auto"/>
+              <w:jc w:val="center"/>
+              <w:rPr>
+                <w:rFonts w:ascii="Arial" w:hAnsi="Arial" w:eastAsia="Arial" w:cs="Arial"/>
+                <w:b w:val="0"/>
+                <w:bCs w:val="0"/>
+                <w:i w:val="0"/>
+                <w:iCs w:val="0"/>
+                <w:sz w:val="20"/>
+                <w:szCs w:val="20"/>
+                <w:lang w:val="sv-SE"/>
+              </w:rPr>
+            </w:pPr>
+          </w:p>
+          <w:p>
+            <w:pPr>
+              <w:pStyle w:val="Sidfot"/>
+              <w:widowControl w:val="0"/>
+              <w:tabs>
+                <w:tab w:val="center" w:leader="none" w:pos="4320"/>
+                <w:tab w:val="right" w:leader="none" w:pos="8640"/>
+              </w:tabs>
+              <w:spacing w:after="0" w:line="240" w:lineRule="auto"/>
+              <w:jc w:val="center"/>
+              <w:rPr>
+                <w:rFonts w:ascii="Arial" w:hAnsi="Arial" w:eastAsia="Arial" w:cs="Arial"/>
+                <w:b w:val="0"/>
+                <w:bCs w:val="0"/>
+                <w:i w:val="0"/>
+                <w:iCs w:val="0"/>
+                <w:sz w:val="20"/>
+                <w:szCs w:val="20"/>
+                <w:lang w:val="sv-SE"/>
+              </w:rPr>
+            </w:pPr>
+            <w:r>
+              <w:rPr>
+                <w:rFonts w:ascii="Arial" w:hAnsi="Arial" w:eastAsia="Arial" w:cs="Arial"/>
+                <w:b w:val="0"/>
+                <w:bCs w:val="0"/>
+                <w:i w:val="0"/>
+                <w:iCs w:val="0"/>
+                <w:sz w:val="20"/>
+                <w:szCs w:val="20"/>
+                <w:lang w:val="en-US"/>
+              </w:rPr>
+              <w:t>The Mobile and Web test plan uses Jest to mock Firestore onSnapshot listeners to verify the UI reflects database changes. It also verifies that toggling a UI switch sends the correct update command (like turning a light "off") to the database.</w:t>
+            </w:r>
+          </w:p>
+        </w:tc>
+      </w:tr>
+      <w:tr>
+        <w:trPr>
+          <w:trHeight w:val="540"/>
+        </w:trPr>
+        <w:tc>
+          <w:tcPr>
+            <w:tcW w:w="2820" w:type="dxa"/>
+            <w:tcBorders>
+              <w:top w:val="single" w:sz="12"/>
+              <w:left w:val="single" w:sz="12"/>
+              <w:bottom w:val="single" w:sz="12"/>
+              <w:right w:val="single" w:sz="12"/>
+            </w:tcBorders>
+            <w:tcMar>
+              <w:left w:w="60" w:type="dxa"/>
+              <w:right w:w="60" w:type="dxa"/>
+            </w:tcMar>
+            <w:vAlign w:val="top"/>
+          </w:tcPr>
+          <w:p>
+            <w:pPr>
+              <w:widowControl w:val="0"/>
+              <w:tabs>
+                <w:tab w:val="right" w:leader="none" w:pos="3617"/>
+              </w:tabs>
+              <w:spacing w:before="120" w:after="120" w:line="240" w:lineRule="auto"/>
+              <w:rPr>
+                <w:rFonts w:ascii="Arial" w:hAnsi="Arial" w:eastAsia="Arial" w:cs="Arial"/>
+                <w:b w:val="0"/>
+                <w:bCs w:val="0"/>
+                <w:i w:val="0"/>
+                <w:iCs w:val="0"/>
+                <w:sz w:val="24"/>
+                <w:szCs w:val="24"/>
+                <w:lang w:val="sv-SE"/>
+              </w:rPr>
+            </w:pPr>
+            <w:r>
+              <w:rPr>
+                <w:rFonts w:ascii="Arial" w:hAnsi="Arial" w:eastAsia="Arial" w:cs="Arial"/>
+                <w:b w:val="0"/>
+                <w:bCs w:val="0"/>
+                <w:i w:val="0"/>
+                <w:iCs w:val="0"/>
+                <w:sz w:val="24"/>
+                <w:szCs w:val="24"/>
+                <w:lang w:val="en-US"/>
+              </w:rPr>
+              <w:t>R2 (Connect to House Server), R7 (Handle connection loss), R22 (Web Connection State Handling).</w:t>
+            </w:r>
+          </w:p>
+        </w:tc>
+        <w:tc>
+          <w:tcPr>
+            <w:tcW w:w="2070" w:type="dxa"/>
+            <w:tcBorders>
+              <w:top w:val="single" w:sz="12"/>
+              <w:left w:val="single" w:sz="12"/>
+              <w:bottom w:val="single" w:sz="12"/>
+              <w:right w:val="single" w:sz="12"/>
+            </w:tcBorders>
+            <w:tcMar>
+              <w:left w:w="60" w:type="dxa"/>
+              <w:right w:w="60" w:type="dxa"/>
+            </w:tcMar>
+            <w:vAlign w:val="top"/>
+          </w:tcPr>
+          <w:p>
+            <w:pPr>
+              <w:pStyle w:val="Sidfot"/>
+              <w:widowControl w:val="0"/>
+              <w:tabs>
+                <w:tab w:val="center" w:leader="none" w:pos="4320"/>
+                <w:tab w:val="right" w:leader="none" w:pos="8640"/>
+              </w:tabs>
+              <w:spacing w:before="120" w:after="120" w:line="240" w:lineRule="auto"/>
+              <w:jc w:val="center"/>
+              <w:rPr>
+                <w:rFonts w:ascii="Arial" w:hAnsi="Arial" w:eastAsia="Arial" w:cs="Arial"/>
+                <w:b w:val="0"/>
+                <w:bCs w:val="0"/>
+                <w:i w:val="0"/>
+                <w:iCs w:val="0"/>
+                <w:sz w:val="20"/>
+                <w:szCs w:val="20"/>
+                <w:lang w:val="sv-SE"/>
+              </w:rPr>
+            </w:pPr>
+            <w:r>
+              <w:rPr>
+                <w:rFonts w:ascii="Arial" w:hAnsi="Arial" w:eastAsia="Arial" w:cs="Arial"/>
+                <w:b w:val="0"/>
+                <w:bCs w:val="0"/>
+                <w:i w:val="0"/>
+                <w:iCs w:val="0"/>
+                <w:sz w:val="20"/>
+                <w:szCs w:val="20"/>
+                <w:lang w:val="en-US"/>
+              </w:rPr>
+              <w:t xml:space="preserve">D7 (Mobile Database Connection).  </w:t>
+            </w:r>
+          </w:p>
+        </w:tc>
+        <w:tc>
+          <w:tcPr>
+            <w:tcW w:w="4290" w:type="dxa"/>
+            <w:tcBorders>
+              <w:top w:val="single" w:sz="12"/>
+              <w:left w:val="single" w:sz="12"/>
+              <w:bottom w:val="single" w:sz="12"/>
+              <w:right w:val="single" w:sz="12"/>
+            </w:tcBorders>
+            <w:tcMar>
+              <w:left w:w="60" w:type="dxa"/>
+              <w:right w:w="60" w:type="dxa"/>
+            </w:tcMar>
+            <w:vAlign w:val="top"/>
+          </w:tcPr>
+          <w:p>
+            <w:pPr>
+              <w:widowControl w:val="0"/>
+              <w:tabs>
+                <w:tab w:val="center" w:leader="none" w:pos="4320"/>
+                <w:tab w:val="right" w:leader="none" w:pos="8640"/>
+              </w:tabs>
+              <w:spacing w:line="240" w:lineRule="auto"/>
+              <w:jc w:val="center"/>
+              <w:rPr>
+                <w:rFonts w:ascii="Arial" w:hAnsi="Arial" w:eastAsia="Arial" w:cs="Arial"/>
+                <w:b w:val="0"/>
+                <w:bCs w:val="0"/>
+                <w:i w:val="0"/>
+                <w:iCs w:val="0"/>
+                <w:sz w:val="20"/>
+                <w:szCs w:val="20"/>
+                <w:lang w:val="sv-SE"/>
+              </w:rPr>
+            </w:pPr>
+          </w:p>
+          <w:p>
+            <w:pPr>
+              <w:pStyle w:val="Sidfot"/>
+              <w:widowControl w:val="0"/>
+              <w:tabs>
+                <w:tab w:val="center" w:leader="none" w:pos="4320"/>
+                <w:tab w:val="right" w:leader="none" w:pos="8640"/>
+              </w:tabs>
+              <w:spacing w:after="0" w:line="240" w:lineRule="auto"/>
+              <w:jc w:val="center"/>
+              <w:rPr>
+                <w:rFonts w:ascii="Arial" w:hAnsi="Arial" w:eastAsia="Arial" w:cs="Arial"/>
+                <w:b w:val="0"/>
+                <w:bCs w:val="0"/>
+                <w:i w:val="0"/>
+                <w:iCs w:val="0"/>
+                <w:sz w:val="20"/>
+                <w:szCs w:val="20"/>
+                <w:lang w:val="sv-SE"/>
+              </w:rPr>
+            </w:pPr>
+            <w:r>
+              <w:rPr>
+                <w:rFonts w:ascii="Arial" w:hAnsi="Arial" w:eastAsia="Arial" w:cs="Arial"/>
+                <w:b w:val="0"/>
+                <w:bCs w:val="0"/>
+                <w:i w:val="0"/>
+                <w:iCs w:val="0"/>
+                <w:sz w:val="20"/>
+                <w:szCs w:val="20"/>
+                <w:lang w:val="en-US"/>
+              </w:rPr>
+              <w:t>Mobile testing implements a withTimeout test to verify the app provides immediate feedback if the server is unreachable.</w:t>
+            </w:r>
+          </w:p>
+        </w:tc>
+      </w:tr>
+    </w:tbl>
+    <w:p>
+      <w:pPr>
+        <w:widowControl w:val="0"/>
+        <w:bidi w:val="0"/>
+        <w:spacing w:line="240" w:lineRule="atLeast"/>
+        <w:rPr>
+          <w:rFonts w:ascii="Times New Roman" w:hAnsi="Times New Roman" w:eastAsia="Times New Roman" w:cs="Times New Roman"/>
+          <w:b w:val="0"/>
+          <w:bCs w:val="0"/>
+          <w:i w:val="0"/>
+          <w:iCs w:val="0"/>
+          <w:noProof w:val="0"/>
+          <w:sz w:val="20"/>
+          <w:szCs w:val="20"/>
+          <w:lang w:val="sv-SE"/>
+        </w:rPr>
+      </w:pPr>
+    </w:p>
+    <w:p>
+      <w:pPr>
+        <w:widowControl w:val="0"/>
+        <w:bidi w:val="0"/>
+        <w:spacing w:line="240" w:lineRule="atLeast"/>
+        <w:rPr>
+          <w:rFonts w:ascii="Times New Roman" w:hAnsi="Times New Roman" w:eastAsia="Times New Roman" w:cs="Times New Roman"/>
+          <w:b w:val="0"/>
+          <w:bCs w:val="0"/>
+          <w:i w:val="0"/>
+          <w:iCs w:val="0"/>
+          <w:noProof w:val="0"/>
+          <w:sz w:val="20"/>
+          <w:szCs w:val="20"/>
+          <w:lang w:val="sv-SE"/>
+        </w:rPr>
+      </w:pPr>
+    </w:p>
     <w:p>
       <w:pPr>
         <w:spacing w:line="240" w:lineRule="auto"/>
@@ -5898,7 +7872,7 @@
           <w:color w:val="auto"/>
         </w:rPr>
       </w:pPr>
-      <w:bookmarkStart w:name="_Toc864338179" w:id="984189551"/>
+      <w:bookmarkStart w:name="_Toc321822291" w:id="212573316"/>
       <w:r>
         <w:rPr>
           <w:color w:val="auto"/>
@@ -5917,7 +7891,7 @@
         </w:rPr>
         <w:t>Descriptions</w:t>
       </w:r>
-      <w:bookmarkEnd w:id="984189551"/>
+      <w:bookmarkEnd w:id="212573316"/>
     </w:p>
     <w:p>
       <w:pPr>
@@ -5932,7 +7906,7 @@
           <w:lang w:val="en-US"/>
         </w:rPr>
       </w:pPr>
-      <w:bookmarkStart w:name="_Toc178268486" w:id="693213654"/>
+      <w:bookmarkStart w:name="_Toc2011221160" w:id="715145382"/>
       <w:r>
         <w:rPr>
           <w:color w:val="auto"/>
@@ -5940,7 +7914,7 @@
         </w:rPr>
         <w:t>1. General</w:t>
       </w:r>
-      <w:bookmarkEnd w:id="693213654"/>
+      <w:bookmarkEnd w:id="715145382"/>
     </w:p>
     <w:p>
       <w:pPr>
@@ -5952,7 +7926,7 @@
           <w:szCs w:val="28"/>
         </w:rPr>
       </w:pPr>
-      <w:bookmarkStart w:name="_Toc1029391197" w:id="728794655"/>
+      <w:bookmarkStart w:name="_Toc521515673" w:id="1745595379"/>
       <w:r>
         <w:rPr/>
         <w:t xml:space="preserve">R1. </w:t>
@@ -5991,7 +7965,7 @@
         <w:rPr/>
         <w:t>Essential</w:t>
       </w:r>
-      <w:bookmarkEnd w:id="728794655"/>
+      <w:bookmarkEnd w:id="1745595379"/>
     </w:p>
     <w:p>
       <w:pPr>
@@ -6334,7 +8308,7 @@
           <w:szCs w:val="28"/>
         </w:rPr>
       </w:pPr>
-      <w:bookmarkStart w:name="_Toc496187604" w:id="592715651"/>
+      <w:bookmarkStart w:name="_Toc478223022" w:id="858180785"/>
       <w:r>
         <w:rPr/>
         <w:t xml:space="preserve">R2. </w:t>
@@ -6361,7 +8335,7 @@
         <w:rPr/>
         <w:t>Essential</w:t>
       </w:r>
-      <w:bookmarkEnd w:id="592715651"/>
+      <w:bookmarkEnd w:id="858180785"/>
     </w:p>
     <w:p>
       <w:pPr>
@@ -6621,7 +8595,7 @@
           <w:szCs w:val="28"/>
         </w:rPr>
       </w:pPr>
-      <w:bookmarkStart w:name="_Toc409782551" w:id="874175650"/>
+      <w:bookmarkStart w:name="_Toc1560881384" w:id="1393943100"/>
       <w:r>
         <w:rPr/>
         <w:t>R</w:t>
@@ -6666,7 +8640,7 @@
         <w:rPr/>
         <w:t>Essential</w:t>
       </w:r>
-      <w:bookmarkEnd w:id="874175650"/>
+      <w:bookmarkEnd w:id="1393943100"/>
     </w:p>
     <w:p>
       <w:pPr>
@@ -6896,7 +8870,7 @@
           <w:szCs w:val="28"/>
         </w:rPr>
       </w:pPr>
-      <w:bookmarkStart w:name="_Toc684382588" w:id="1690016058"/>
+      <w:bookmarkStart w:name="_Toc1236221967" w:id="349749340"/>
       <w:r>
         <w:rPr/>
         <w:t>R</w:t>
@@ -6957,7 +8931,7 @@
         <w:rPr/>
         <w:t>Essential</w:t>
       </w:r>
-      <w:bookmarkEnd w:id="1690016058"/>
+      <w:bookmarkEnd w:id="349749340"/>
     </w:p>
     <w:p>
       <w:pPr>
@@ -6993,7 +8967,7 @@
           <w:szCs w:val="28"/>
         </w:rPr>
       </w:pPr>
-      <w:bookmarkStart w:name="_Toc2108882692" w:id="2007734751"/>
+      <w:bookmarkStart w:name="_Toc1408985575" w:id="1752474796"/>
       <w:r>
         <w:rPr/>
         <w:t>R</w:t>
@@ -7054,7 +9028,7 @@
         <w:rPr/>
         <w:t>Essential</w:t>
       </w:r>
-      <w:bookmarkEnd w:id="2007734751"/>
+      <w:bookmarkEnd w:id="1752474796"/>
     </w:p>
     <w:p>
       <w:pPr>
@@ -7368,7 +9342,7 @@
           <w:szCs w:val="28"/>
         </w:rPr>
       </w:pPr>
-      <w:bookmarkStart w:name="_Toc1750893863" w:id="1615738709"/>
+      <w:bookmarkStart w:name="_Toc272795761" w:id="1924739187"/>
       <w:r>
         <w:rPr/>
         <w:t>R</w:t>
@@ -7413,7 +9387,7 @@
         <w:rPr/>
         <w:t>Essential</w:t>
       </w:r>
-      <w:bookmarkEnd w:id="1615738709"/>
+      <w:bookmarkEnd w:id="1924739187"/>
     </w:p>
     <w:p>
       <w:pPr>
@@ -7727,7 +9701,7 @@
           <w:szCs w:val="28"/>
         </w:rPr>
       </w:pPr>
-      <w:bookmarkStart w:name="_Toc614904885" w:id="322757219"/>
+      <w:bookmarkStart w:name="_Toc180692228" w:id="1371296487"/>
       <w:r>
         <w:rPr/>
         <w:t>R</w:t>
@@ -7776,7 +9750,7 @@
         <w:rPr/>
         <w:t>Essential</w:t>
       </w:r>
-      <w:bookmarkEnd w:id="322757219"/>
+      <w:bookmarkEnd w:id="1371296487"/>
     </w:p>
     <w:p>
       <w:pPr>
@@ -8034,7 +10008,7 @@
           <w:szCs w:val="28"/>
         </w:rPr>
       </w:pPr>
-      <w:bookmarkStart w:name="_Toc1355918600" w:id="743473761"/>
+      <w:bookmarkStart w:name="_Toc1221287481" w:id="1948587354"/>
       <w:r>
         <w:rPr/>
         <w:t>R</w:t>
@@ -8095,7 +10069,7 @@
         <w:rPr/>
         <w:t>Essential</w:t>
       </w:r>
-      <w:bookmarkEnd w:id="743473761"/>
+      <w:bookmarkEnd w:id="1948587354"/>
     </w:p>
     <w:p>
       <w:pPr>
@@ -8140,7 +10114,7 @@
           <w:szCs w:val="28"/>
         </w:rPr>
       </w:pPr>
-      <w:bookmarkStart w:name="_Toc1604550431" w:id="67463640"/>
+      <w:bookmarkStart w:name="_Toc1179958625" w:id="1155833558"/>
       <w:r>
         <w:rPr/>
         <w:t>R</w:t>
@@ -8193,7 +10167,7 @@
         <w:rPr/>
         <w:t>Desirable</w:t>
       </w:r>
-      <w:bookmarkEnd w:id="67463640"/>
+      <w:bookmarkEnd w:id="1155833558"/>
     </w:p>
     <w:p>
       <w:pPr>
@@ -8261,7 +10235,7 @@
           <w:szCs w:val="28"/>
         </w:rPr>
       </w:pPr>
-      <w:bookmarkStart w:name="_Toc329829399" w:id="182655967"/>
+      <w:bookmarkStart w:name="_Toc1854431234" w:id="2084557321"/>
       <w:r>
         <w:rPr/>
         <w:t>R1</w:t>
@@ -8298,7 +10272,7 @@
         <w:rPr/>
         <w:t>Desirable</w:t>
       </w:r>
-      <w:bookmarkEnd w:id="182655967"/>
+      <w:bookmarkEnd w:id="2084557321"/>
     </w:p>
     <w:p>
       <w:pPr>
@@ -8566,7 +10540,7 @@
           <w:szCs w:val="28"/>
         </w:rPr>
       </w:pPr>
-      <w:bookmarkStart w:name="_Toc1662832806" w:id="1737091199"/>
+      <w:bookmarkStart w:name="_Toc244357426" w:id="239290333"/>
       <w:r>
         <w:rPr/>
         <w:t>R1</w:t>
@@ -8603,7 +10577,7 @@
         <w:rPr/>
         <w:t>Essential</w:t>
       </w:r>
-      <w:bookmarkEnd w:id="1737091199"/>
+      <w:bookmarkEnd w:id="239290333"/>
     </w:p>
     <w:p>
       <w:pPr>
@@ -8738,7 +10712,7 @@
           <w:szCs w:val="28"/>
         </w:rPr>
       </w:pPr>
-      <w:bookmarkStart w:name="_Toc1622106129" w:id="958227351"/>
+      <w:bookmarkStart w:name="_Toc109136991" w:id="1718596922"/>
       <w:r>
         <w:rPr/>
         <w:t>R1</w:t>
@@ -8783,7 +10757,7 @@
         <w:rPr/>
         <w:t>Desirable</w:t>
       </w:r>
-      <w:bookmarkEnd w:id="958227351"/>
+      <w:bookmarkEnd w:id="1718596922"/>
     </w:p>
     <w:p>
       <w:pPr>
@@ -8843,7 +10817,7 @@
           <w:szCs w:val="28"/>
         </w:rPr>
       </w:pPr>
-      <w:bookmarkStart w:name="_Toc1624030487" w:id="1552052359"/>
+      <w:bookmarkStart w:name="_Toc273687150" w:id="1269080880"/>
       <w:r>
         <w:rPr/>
         <w:t>R1</w:t>
@@ -8872,7 +10846,7 @@
         <w:rPr/>
         <w:t>Optional</w:t>
       </w:r>
-      <w:bookmarkEnd w:id="1552052359"/>
+      <w:bookmarkEnd w:id="1269080880"/>
     </w:p>
     <w:p>
       <w:pPr>
@@ -9038,7 +11012,7 @@
       <w:pPr>
         <w:pStyle w:val="Rubrik3"/>
       </w:pPr>
-      <w:bookmarkStart w:name="_Toc1736778642" w:id="1464295244"/>
+      <w:bookmarkStart w:name="_Toc1963739529" w:id="1455167558"/>
       <w:r>
         <w:rPr/>
         <w:t xml:space="preserve">R27. Music </w:t>
@@ -9055,19 +11029,625 @@
         <w:rPr/>
         <w:t>Essential</w:t>
       </w:r>
-      <w:bookmarkEnd w:id="1464295244"/>
+      <w:bookmarkEnd w:id="1455167558"/>
     </w:p>
     <w:p>
       <w:pPr>
         <w:pStyle w:val="Normal"/>
       </w:pPr>
       <w:r>
+        <w:rPr>
+          <w:rFonts w:ascii="Arial" w:hAnsi="Arial" w:eastAsia="Arial" w:cs="Arial" w:asciiTheme="minorAscii" w:hAnsiTheme="minorAscii" w:eastAsiaTheme="minorAscii" w:cstheme="minorAscii"/>
+        </w:rPr>
+        <w:t>Users</w:t>
+      </w:r>
+      <w:r>
+        <w:rPr>
+          <w:rFonts w:ascii="Arial" w:hAnsi="Arial" w:eastAsia="Arial" w:cs="Arial" w:asciiTheme="minorAscii" w:hAnsiTheme="minorAscii" w:eastAsiaTheme="minorAscii" w:cstheme="minorAscii"/>
+        </w:rPr>
+        <w:t xml:space="preserve"> </w:t>
+      </w:r>
+      <w:r>
+        <w:rPr>
+          <w:rFonts w:ascii="Arial" w:hAnsi="Arial" w:eastAsia="Arial" w:cs="Arial" w:asciiTheme="minorAscii" w:hAnsiTheme="minorAscii" w:eastAsiaTheme="minorAscii" w:cstheme="minorAscii"/>
+        </w:rPr>
+        <w:t>should</w:t>
+      </w:r>
+      <w:r>
+        <w:rPr>
+          <w:rFonts w:ascii="Arial" w:hAnsi="Arial" w:eastAsia="Arial" w:cs="Arial" w:asciiTheme="minorAscii" w:hAnsiTheme="minorAscii" w:eastAsiaTheme="minorAscii" w:cstheme="minorAscii"/>
+        </w:rPr>
+        <w:t xml:space="preserve"> be </w:t>
+      </w:r>
+      <w:r>
+        <w:rPr>
+          <w:rFonts w:ascii="Arial" w:hAnsi="Arial" w:eastAsia="Arial" w:cs="Arial" w:asciiTheme="minorAscii" w:hAnsiTheme="minorAscii" w:eastAsiaTheme="minorAscii" w:cstheme="minorAscii"/>
+        </w:rPr>
+        <w:t>able</w:t>
+      </w:r>
+      <w:r>
+        <w:rPr>
+          <w:rFonts w:ascii="Arial" w:hAnsi="Arial" w:eastAsia="Arial" w:cs="Arial" w:asciiTheme="minorAscii" w:hAnsiTheme="minorAscii" w:eastAsiaTheme="minorAscii" w:cstheme="minorAscii"/>
+        </w:rPr>
+        <w:t xml:space="preserve"> to play </w:t>
+      </w:r>
+      <w:r>
+        <w:rPr>
+          <w:rFonts w:ascii="Arial" w:hAnsi="Arial" w:eastAsia="Arial" w:cs="Arial" w:asciiTheme="minorAscii" w:hAnsiTheme="minorAscii" w:eastAsiaTheme="minorAscii" w:cstheme="minorAscii"/>
+        </w:rPr>
+        <w:t>songs</w:t>
+      </w:r>
+      <w:r>
+        <w:rPr>
+          <w:rFonts w:ascii="Arial" w:hAnsi="Arial" w:eastAsia="Arial" w:cs="Arial" w:asciiTheme="minorAscii" w:hAnsiTheme="minorAscii" w:eastAsiaTheme="minorAscii" w:cstheme="minorAscii"/>
+        </w:rPr>
+        <w:t xml:space="preserve"> on the mobile</w:t>
+      </w:r>
+      <w:r>
+        <w:rPr>
+          <w:rFonts w:ascii="Arial" w:hAnsi="Arial" w:eastAsia="Arial" w:cs="Arial" w:asciiTheme="minorAscii" w:hAnsiTheme="minorAscii" w:eastAsiaTheme="minorAscii" w:cstheme="minorAscii"/>
+        </w:rPr>
+        <w:t>/</w:t>
+      </w:r>
+      <w:r>
+        <w:rPr>
+          <w:rFonts w:ascii="Arial" w:hAnsi="Arial" w:eastAsia="Arial" w:cs="Arial" w:asciiTheme="minorAscii" w:hAnsiTheme="minorAscii" w:eastAsiaTheme="minorAscii" w:cstheme="minorAscii"/>
+        </w:rPr>
+        <w:t>web</w:t>
+      </w:r>
+      <w:r>
+        <w:rPr>
+          <w:rFonts w:ascii="Arial" w:hAnsi="Arial" w:eastAsia="Arial" w:cs="Arial" w:asciiTheme="minorAscii" w:hAnsiTheme="minorAscii" w:eastAsiaTheme="minorAscii" w:cstheme="minorAscii"/>
+        </w:rPr>
+        <w:t xml:space="preserve"> </w:t>
+      </w:r>
+      <w:r>
+        <w:rPr>
+          <w:rFonts w:ascii="Arial" w:hAnsi="Arial" w:eastAsia="Arial" w:cs="Arial" w:asciiTheme="minorAscii" w:hAnsiTheme="minorAscii" w:eastAsiaTheme="minorAscii" w:cstheme="minorAscii"/>
+        </w:rPr>
+        <w:t xml:space="preserve">app to relax. It is </w:t>
+      </w:r>
+      <w:r>
+        <w:rPr>
+          <w:rFonts w:ascii="Arial" w:hAnsi="Arial" w:eastAsia="Arial" w:cs="Arial" w:asciiTheme="minorAscii" w:hAnsiTheme="minorAscii" w:eastAsiaTheme="minorAscii" w:cstheme="minorAscii"/>
+        </w:rPr>
+        <w:t>said</w:t>
+      </w:r>
+      <w:r>
+        <w:rPr>
+          <w:rFonts w:ascii="Arial" w:hAnsi="Arial" w:eastAsia="Arial" w:cs="Arial" w:asciiTheme="minorAscii" w:hAnsiTheme="minorAscii" w:eastAsiaTheme="minorAscii" w:cstheme="minorAscii"/>
+        </w:rPr>
+        <w:t xml:space="preserve"> </w:t>
+      </w:r>
+      <w:r>
+        <w:rPr>
+          <w:rFonts w:ascii="Arial" w:hAnsi="Arial" w:eastAsia="Arial" w:cs="Arial" w:asciiTheme="minorAscii" w:hAnsiTheme="minorAscii" w:eastAsiaTheme="minorAscii" w:cstheme="minorAscii"/>
+        </w:rPr>
+        <w:t>that</w:t>
+      </w:r>
+      <w:r>
+        <w:rPr>
+          <w:rFonts w:ascii="Arial" w:hAnsi="Arial" w:eastAsia="Arial" w:cs="Arial" w:asciiTheme="minorAscii" w:hAnsiTheme="minorAscii" w:eastAsiaTheme="minorAscii" w:cstheme="minorAscii"/>
+        </w:rPr>
+        <w:t xml:space="preserve"> </w:t>
+      </w:r>
+      <w:r>
+        <w:rPr>
+          <w:rFonts w:ascii="Arial" w:hAnsi="Arial" w:eastAsia="Arial" w:cs="Arial" w:asciiTheme="minorAscii" w:hAnsiTheme="minorAscii" w:eastAsiaTheme="minorAscii" w:cstheme="minorAscii"/>
+        </w:rPr>
+        <w:t>music</w:t>
+      </w:r>
+      <w:r>
+        <w:rPr>
+          <w:rFonts w:ascii="Arial" w:hAnsi="Arial" w:eastAsia="Arial" w:cs="Arial" w:asciiTheme="minorAscii" w:hAnsiTheme="minorAscii" w:eastAsiaTheme="minorAscii" w:cstheme="minorAscii"/>
+        </w:rPr>
+        <w:t xml:space="preserve"> </w:t>
+      </w:r>
+      <w:r>
+        <w:rPr>
+          <w:rFonts w:ascii="Arial" w:hAnsi="Arial" w:eastAsia="Arial" w:cs="Arial" w:asciiTheme="minorAscii" w:hAnsiTheme="minorAscii" w:eastAsiaTheme="minorAscii" w:cstheme="minorAscii"/>
+        </w:rPr>
+        <w:t>therapy</w:t>
+      </w:r>
+      <w:r>
+        <w:rPr>
+          <w:rFonts w:ascii="Arial" w:hAnsi="Arial" w:eastAsia="Arial" w:cs="Arial" w:asciiTheme="minorAscii" w:hAnsiTheme="minorAscii" w:eastAsiaTheme="minorAscii" w:cstheme="minorAscii"/>
+        </w:rPr>
+        <w:t xml:space="preserve"> for </w:t>
+      </w:r>
+      <w:r>
+        <w:rPr>
+          <w:rFonts w:ascii="Arial" w:hAnsi="Arial" w:eastAsia="Arial" w:cs="Arial" w:asciiTheme="minorAscii" w:hAnsiTheme="minorAscii" w:eastAsiaTheme="minorAscii" w:cstheme="minorAscii"/>
+        </w:rPr>
+        <w:t>people</w:t>
+      </w:r>
+      <w:r>
+        <w:rPr>
+          <w:rFonts w:ascii="Arial" w:hAnsi="Arial" w:eastAsia="Arial" w:cs="Arial" w:asciiTheme="minorAscii" w:hAnsiTheme="minorAscii" w:eastAsiaTheme="minorAscii" w:cstheme="minorAscii"/>
+        </w:rPr>
+        <w:t xml:space="preserve"> </w:t>
+      </w:r>
+      <w:r>
+        <w:rPr>
+          <w:rFonts w:ascii="Arial" w:hAnsi="Arial" w:eastAsia="Arial" w:cs="Arial" w:asciiTheme="minorAscii" w:hAnsiTheme="minorAscii" w:eastAsiaTheme="minorAscii" w:cstheme="minorAscii"/>
+        </w:rPr>
+        <w:t>with</w:t>
+      </w:r>
+      <w:r>
+        <w:rPr>
+          <w:rFonts w:ascii="Arial" w:hAnsi="Arial" w:eastAsia="Arial" w:cs="Arial" w:asciiTheme="minorAscii" w:hAnsiTheme="minorAscii" w:eastAsiaTheme="minorAscii" w:cstheme="minorAscii"/>
+        </w:rPr>
+        <w:t xml:space="preserve"> </w:t>
+      </w:r>
+      <w:r>
+        <w:rPr>
+          <w:rFonts w:ascii="Arial" w:hAnsi="Arial" w:eastAsia="Arial" w:cs="Arial" w:asciiTheme="minorAscii" w:hAnsiTheme="minorAscii" w:eastAsiaTheme="minorAscii" w:cstheme="minorAscii"/>
+        </w:rPr>
+        <w:t>learning</w:t>
+      </w:r>
+      <w:r>
+        <w:rPr>
+          <w:rFonts w:ascii="Arial" w:hAnsi="Arial" w:eastAsia="Arial" w:cs="Arial" w:asciiTheme="minorAscii" w:hAnsiTheme="minorAscii" w:eastAsiaTheme="minorAscii" w:cstheme="minorAscii"/>
+        </w:rPr>
+        <w:t xml:space="preserve"> </w:t>
+      </w:r>
+      <w:r>
+        <w:rPr>
+          <w:rFonts w:ascii="Arial" w:hAnsi="Arial" w:eastAsia="Arial" w:cs="Arial" w:asciiTheme="minorAscii" w:hAnsiTheme="minorAscii" w:eastAsiaTheme="minorAscii" w:cstheme="minorAscii"/>
+        </w:rPr>
+        <w:t>disabilities</w:t>
+      </w:r>
+      <w:r>
+        <w:rPr>
+          <w:rFonts w:ascii="Arial" w:hAnsi="Arial" w:eastAsia="Arial" w:cs="Arial" w:asciiTheme="minorAscii" w:hAnsiTheme="minorAscii" w:eastAsiaTheme="minorAscii" w:cstheme="minorAscii"/>
+        </w:rPr>
+        <w:t xml:space="preserve"> has </w:t>
+      </w:r>
+      <w:r>
+        <w:rPr>
+          <w:rFonts w:ascii="Arial" w:hAnsi="Arial" w:eastAsia="Arial" w:cs="Arial" w:asciiTheme="minorAscii" w:hAnsiTheme="minorAscii" w:eastAsiaTheme="minorAscii" w:cstheme="minorAscii"/>
+        </w:rPr>
+        <w:t>many</w:t>
+      </w:r>
+      <w:r>
+        <w:rPr>
+          <w:rFonts w:ascii="Arial" w:hAnsi="Arial" w:eastAsia="Arial" w:cs="Arial" w:asciiTheme="minorAscii" w:hAnsiTheme="minorAscii" w:eastAsiaTheme="minorAscii" w:cstheme="minorAscii"/>
+        </w:rPr>
+        <w:t xml:space="preserve"> </w:t>
+      </w:r>
+      <w:r>
+        <w:rPr>
+          <w:rFonts w:ascii="Arial" w:hAnsi="Arial" w:eastAsia="Arial" w:cs="Arial" w:asciiTheme="minorAscii" w:hAnsiTheme="minorAscii" w:eastAsiaTheme="minorAscii" w:cstheme="minorAscii"/>
+        </w:rPr>
+        <w:t>benefits</w:t>
+      </w:r>
+      <w:r>
+        <w:rPr>
+          <w:rFonts w:ascii="Arial" w:hAnsi="Arial" w:eastAsia="Arial" w:cs="Arial" w:asciiTheme="minorAscii" w:hAnsiTheme="minorAscii" w:eastAsiaTheme="minorAscii" w:cstheme="minorAscii"/>
+        </w:rPr>
+        <w:t>; “</w:t>
+      </w:r>
+      <w:r>
+        <w:rPr>
+          <w:rFonts w:ascii="Arial" w:hAnsi="Arial" w:eastAsia="Arial" w:cs="Arial" w:asciiTheme="minorAscii" w:hAnsiTheme="minorAscii" w:eastAsiaTheme="minorAscii" w:cstheme="minorAscii"/>
+        </w:rPr>
+        <w:t>Introducing</w:t>
+      </w:r>
+      <w:r>
+        <w:rPr>
+          <w:rFonts w:ascii="Arial" w:hAnsi="Arial" w:eastAsia="Arial" w:cs="Arial" w:asciiTheme="minorAscii" w:hAnsiTheme="minorAscii" w:eastAsiaTheme="minorAscii" w:cstheme="minorAscii"/>
+        </w:rPr>
+        <w:t xml:space="preserve"> </w:t>
+      </w:r>
+      <w:r>
+        <w:rPr>
+          <w:rFonts w:ascii="Arial" w:hAnsi="Arial" w:eastAsia="Arial" w:cs="Arial" w:asciiTheme="minorAscii" w:hAnsiTheme="minorAscii" w:eastAsiaTheme="minorAscii" w:cstheme="minorAscii"/>
+        </w:rPr>
+        <w:t>music</w:t>
+      </w:r>
+      <w:r>
+        <w:rPr>
+          <w:rFonts w:ascii="Arial" w:hAnsi="Arial" w:eastAsia="Arial" w:cs="Arial" w:asciiTheme="minorAscii" w:hAnsiTheme="minorAscii" w:eastAsiaTheme="minorAscii" w:cstheme="minorAscii"/>
+        </w:rPr>
+        <w:t xml:space="preserve"> </w:t>
+      </w:r>
+      <w:r>
+        <w:rPr>
+          <w:rFonts w:ascii="Arial" w:hAnsi="Arial" w:eastAsia="Arial" w:cs="Arial" w:asciiTheme="minorAscii" w:hAnsiTheme="minorAscii" w:eastAsiaTheme="minorAscii" w:cstheme="minorAscii"/>
+        </w:rPr>
+        <w:t>into</w:t>
+      </w:r>
+      <w:r>
+        <w:rPr>
+          <w:rFonts w:ascii="Arial" w:hAnsi="Arial" w:eastAsia="Arial" w:cs="Arial" w:asciiTheme="minorAscii" w:hAnsiTheme="minorAscii" w:eastAsiaTheme="minorAscii" w:cstheme="minorAscii"/>
+        </w:rPr>
+        <w:t xml:space="preserve"> </w:t>
+      </w:r>
+      <w:r>
+        <w:rPr>
+          <w:rFonts w:ascii="Arial" w:hAnsi="Arial" w:eastAsia="Arial" w:cs="Arial" w:asciiTheme="minorAscii" w:hAnsiTheme="minorAscii" w:eastAsiaTheme="minorAscii" w:cstheme="minorAscii"/>
+        </w:rPr>
+        <w:t>their</w:t>
+      </w:r>
+      <w:r>
+        <w:rPr>
+          <w:rFonts w:ascii="Arial" w:hAnsi="Arial" w:eastAsia="Arial" w:cs="Arial" w:asciiTheme="minorAscii" w:hAnsiTheme="minorAscii" w:eastAsiaTheme="minorAscii" w:cstheme="minorAscii"/>
+        </w:rPr>
+        <w:t xml:space="preserve"> </w:t>
+      </w:r>
+      <w:r>
+        <w:rPr>
+          <w:rFonts w:ascii="Arial" w:hAnsi="Arial" w:eastAsia="Arial" w:cs="Arial" w:asciiTheme="minorAscii" w:hAnsiTheme="minorAscii" w:eastAsiaTheme="minorAscii" w:cstheme="minorAscii"/>
+        </w:rPr>
+        <w:t>day</w:t>
+      </w:r>
+      <w:r>
+        <w:rPr>
+          <w:rFonts w:ascii="Arial" w:hAnsi="Arial" w:eastAsia="Arial" w:cs="Arial" w:asciiTheme="minorAscii" w:hAnsiTheme="minorAscii" w:eastAsiaTheme="minorAscii" w:cstheme="minorAscii"/>
+        </w:rPr>
+        <w:t>-to-</w:t>
+      </w:r>
+      <w:r>
+        <w:rPr>
+          <w:rFonts w:ascii="Arial" w:hAnsi="Arial" w:eastAsia="Arial" w:cs="Arial" w:asciiTheme="minorAscii" w:hAnsiTheme="minorAscii" w:eastAsiaTheme="minorAscii" w:cstheme="minorAscii"/>
+        </w:rPr>
+        <w:t>day</w:t>
+      </w:r>
+      <w:r>
+        <w:rPr>
+          <w:rFonts w:ascii="Arial" w:hAnsi="Arial" w:eastAsia="Arial" w:cs="Arial" w:asciiTheme="minorAscii" w:hAnsiTheme="minorAscii" w:eastAsiaTheme="minorAscii" w:cstheme="minorAscii"/>
+        </w:rPr>
+        <w:t xml:space="preserve"> </w:t>
+      </w:r>
+      <w:r>
+        <w:rPr>
+          <w:rFonts w:ascii="Arial" w:hAnsi="Arial" w:eastAsia="Arial" w:cs="Arial" w:asciiTheme="minorAscii" w:hAnsiTheme="minorAscii" w:eastAsiaTheme="minorAscii" w:cstheme="minorAscii"/>
+        </w:rPr>
+        <w:t>activities</w:t>
+      </w:r>
+      <w:r>
+        <w:rPr>
+          <w:rFonts w:ascii="Arial" w:hAnsi="Arial" w:eastAsia="Arial" w:cs="Arial" w:asciiTheme="minorAscii" w:hAnsiTheme="minorAscii" w:eastAsiaTheme="minorAscii" w:cstheme="minorAscii"/>
+        </w:rPr>
+        <w:t xml:space="preserve"> </w:t>
+      </w:r>
+      <w:r>
+        <w:rPr>
+          <w:rFonts w:ascii="Arial" w:hAnsi="Arial" w:eastAsia="Arial" w:cs="Arial" w:asciiTheme="minorAscii" w:hAnsiTheme="minorAscii" w:eastAsiaTheme="minorAscii" w:cstheme="minorAscii"/>
+        </w:rPr>
+        <w:t>can</w:t>
+      </w:r>
+      <w:r>
+        <w:rPr>
+          <w:rFonts w:ascii="Arial" w:hAnsi="Arial" w:eastAsia="Arial" w:cs="Arial" w:asciiTheme="minorAscii" w:hAnsiTheme="minorAscii" w:eastAsiaTheme="minorAscii" w:cstheme="minorAscii"/>
+        </w:rPr>
+        <w:t xml:space="preserve"> </w:t>
+      </w:r>
+      <w:r>
+        <w:rPr>
+          <w:rFonts w:ascii="Arial" w:hAnsi="Arial" w:eastAsia="Arial" w:cs="Arial" w:asciiTheme="minorAscii" w:hAnsiTheme="minorAscii" w:eastAsiaTheme="minorAscii" w:cstheme="minorAscii"/>
+        </w:rPr>
+        <w:t>help</w:t>
+      </w:r>
+      <w:r>
+        <w:rPr>
+          <w:rFonts w:ascii="Arial" w:hAnsi="Arial" w:eastAsia="Arial" w:cs="Arial" w:asciiTheme="minorAscii" w:hAnsiTheme="minorAscii" w:eastAsiaTheme="minorAscii" w:cstheme="minorAscii"/>
+        </w:rPr>
+        <w:t xml:space="preserve"> </w:t>
+      </w:r>
+      <w:r>
+        <w:rPr>
+          <w:rFonts w:ascii="Arial" w:hAnsi="Arial" w:eastAsia="Arial" w:cs="Arial" w:asciiTheme="minorAscii" w:hAnsiTheme="minorAscii" w:eastAsiaTheme="minorAscii" w:cstheme="minorAscii"/>
+        </w:rPr>
+        <w:t>improve</w:t>
+      </w:r>
+      <w:r>
+        <w:rPr>
+          <w:rFonts w:ascii="Arial" w:hAnsi="Arial" w:eastAsia="Arial" w:cs="Arial" w:asciiTheme="minorAscii" w:hAnsiTheme="minorAscii" w:eastAsiaTheme="minorAscii" w:cstheme="minorAscii"/>
+        </w:rPr>
+        <w:t xml:space="preserve"> </w:t>
+      </w:r>
+      <w:r>
+        <w:rPr>
+          <w:rFonts w:ascii="Arial" w:hAnsi="Arial" w:eastAsia="Arial" w:cs="Arial" w:asciiTheme="minorAscii" w:hAnsiTheme="minorAscii" w:eastAsiaTheme="minorAscii" w:cstheme="minorAscii"/>
+        </w:rPr>
+        <w:t>their</w:t>
+      </w:r>
+      <w:r>
+        <w:rPr>
+          <w:rFonts w:ascii="Arial" w:hAnsi="Arial" w:eastAsia="Arial" w:cs="Arial" w:asciiTheme="minorAscii" w:hAnsiTheme="minorAscii" w:eastAsiaTheme="minorAscii" w:cstheme="minorAscii"/>
+        </w:rPr>
+        <w:t xml:space="preserve"> </w:t>
+      </w:r>
+      <w:r>
+        <w:rPr>
+          <w:rFonts w:ascii="Arial" w:hAnsi="Arial" w:eastAsia="Arial" w:cs="Arial" w:asciiTheme="minorAscii" w:hAnsiTheme="minorAscii" w:eastAsiaTheme="minorAscii" w:cstheme="minorAscii"/>
+        </w:rPr>
+        <w:t>wellbeing</w:t>
+      </w:r>
+      <w:r>
+        <w:rPr>
+          <w:rFonts w:ascii="Arial" w:hAnsi="Arial" w:eastAsia="Arial" w:cs="Arial" w:asciiTheme="minorAscii" w:hAnsiTheme="minorAscii" w:eastAsiaTheme="minorAscii" w:cstheme="minorAscii"/>
+        </w:rPr>
+        <w:t xml:space="preserve">.” [1] </w:t>
+      </w:r>
+      <w:r>
+        <w:rPr>
+          <w:rFonts w:ascii="Arial" w:hAnsi="Arial" w:eastAsia="Arial" w:cs="Arial" w:asciiTheme="minorAscii" w:hAnsiTheme="minorAscii" w:eastAsiaTheme="minorAscii" w:cstheme="minorAscii"/>
+        </w:rPr>
+        <w:t>This</w:t>
+      </w:r>
+      <w:r>
+        <w:rPr>
+          <w:rFonts w:ascii="Arial" w:hAnsi="Arial" w:eastAsia="Arial" w:cs="Arial" w:asciiTheme="minorAscii" w:hAnsiTheme="minorAscii" w:eastAsiaTheme="minorAscii" w:cstheme="minorAscii"/>
+        </w:rPr>
+        <w:t xml:space="preserve"> </w:t>
+      </w:r>
+      <w:r>
+        <w:rPr>
+          <w:rFonts w:ascii="Arial" w:hAnsi="Arial" w:eastAsia="Arial" w:cs="Arial" w:asciiTheme="minorAscii" w:hAnsiTheme="minorAscii" w:eastAsiaTheme="minorAscii" w:cstheme="minorAscii"/>
+        </w:rPr>
+        <w:t>music</w:t>
+      </w:r>
+      <w:r>
+        <w:rPr>
+          <w:rFonts w:ascii="Arial" w:hAnsi="Arial" w:eastAsia="Arial" w:cs="Arial" w:asciiTheme="minorAscii" w:hAnsiTheme="minorAscii" w:eastAsiaTheme="minorAscii" w:cstheme="minorAscii"/>
+        </w:rPr>
+        <w:t xml:space="preserve"> </w:t>
+      </w:r>
+      <w:r>
+        <w:rPr>
+          <w:rFonts w:ascii="Arial" w:hAnsi="Arial" w:eastAsia="Arial" w:cs="Arial" w:asciiTheme="minorAscii" w:hAnsiTheme="minorAscii" w:eastAsiaTheme="minorAscii" w:cstheme="minorAscii"/>
+        </w:rPr>
+        <w:t>player</w:t>
+      </w:r>
+      <w:r>
+        <w:rPr>
+          <w:rFonts w:ascii="Arial" w:hAnsi="Arial" w:eastAsia="Arial" w:cs="Arial" w:asciiTheme="minorAscii" w:hAnsiTheme="minorAscii" w:eastAsiaTheme="minorAscii" w:cstheme="minorAscii"/>
+        </w:rPr>
+        <w:t xml:space="preserve"> </w:t>
+      </w:r>
+      <w:r>
+        <w:rPr>
+          <w:rFonts w:ascii="Arial" w:hAnsi="Arial" w:eastAsia="Arial" w:cs="Arial" w:asciiTheme="minorAscii" w:hAnsiTheme="minorAscii" w:eastAsiaTheme="minorAscii" w:cstheme="minorAscii"/>
+        </w:rPr>
+        <w:t>should</w:t>
+      </w:r>
+      <w:r>
+        <w:rPr>
+          <w:rFonts w:ascii="Arial" w:hAnsi="Arial" w:eastAsia="Arial" w:cs="Arial" w:asciiTheme="minorAscii" w:hAnsiTheme="minorAscii" w:eastAsiaTheme="minorAscii" w:cstheme="minorAscii"/>
+        </w:rPr>
+        <w:t xml:space="preserve"> </w:t>
+      </w:r>
+      <w:r>
+        <w:rPr>
+          <w:rFonts w:ascii="Arial" w:hAnsi="Arial" w:eastAsia="Arial" w:cs="Arial" w:asciiTheme="minorAscii" w:hAnsiTheme="minorAscii" w:eastAsiaTheme="minorAscii" w:cstheme="minorAscii"/>
+        </w:rPr>
+        <w:t>both</w:t>
+      </w:r>
+      <w:r>
+        <w:rPr>
+          <w:rFonts w:ascii="Arial" w:hAnsi="Arial" w:eastAsia="Arial" w:cs="Arial" w:asciiTheme="minorAscii" w:hAnsiTheme="minorAscii" w:eastAsiaTheme="minorAscii" w:cstheme="minorAscii"/>
+        </w:rPr>
+        <w:t xml:space="preserve"> be </w:t>
+      </w:r>
+      <w:r>
+        <w:rPr>
+          <w:rFonts w:ascii="Arial" w:hAnsi="Arial" w:eastAsia="Arial" w:cs="Arial" w:asciiTheme="minorAscii" w:hAnsiTheme="minorAscii" w:eastAsiaTheme="minorAscii" w:cstheme="minorAscii"/>
+        </w:rPr>
+        <w:t>visual</w:t>
+      </w:r>
+      <w:r>
+        <w:rPr>
+          <w:rFonts w:ascii="Arial" w:hAnsi="Arial" w:eastAsia="Arial" w:cs="Arial" w:asciiTheme="minorAscii" w:hAnsiTheme="minorAscii" w:eastAsiaTheme="minorAscii" w:cstheme="minorAscii"/>
+        </w:rPr>
+        <w:t xml:space="preserve">, so </w:t>
+      </w:r>
+      <w:r>
+        <w:rPr>
+          <w:rFonts w:ascii="Arial" w:hAnsi="Arial" w:eastAsia="Arial" w:cs="Arial" w:asciiTheme="minorAscii" w:hAnsiTheme="minorAscii" w:eastAsiaTheme="minorAscii" w:cstheme="minorAscii"/>
+        </w:rPr>
+        <w:t>you</w:t>
+      </w:r>
+      <w:r>
+        <w:rPr>
+          <w:rFonts w:ascii="Arial" w:hAnsi="Arial" w:eastAsia="Arial" w:cs="Arial" w:asciiTheme="minorAscii" w:hAnsiTheme="minorAscii" w:eastAsiaTheme="minorAscii" w:cstheme="minorAscii"/>
+        </w:rPr>
+        <w:t xml:space="preserve"> </w:t>
+      </w:r>
+      <w:r>
+        <w:rPr>
+          <w:rFonts w:ascii="Arial" w:hAnsi="Arial" w:eastAsia="Arial" w:cs="Arial" w:asciiTheme="minorAscii" w:hAnsiTheme="minorAscii" w:eastAsiaTheme="minorAscii" w:cstheme="minorAscii"/>
+        </w:rPr>
+        <w:t>can</w:t>
+      </w:r>
+      <w:r>
+        <w:rPr>
+          <w:rFonts w:ascii="Arial" w:hAnsi="Arial" w:eastAsia="Arial" w:cs="Arial" w:asciiTheme="minorAscii" w:hAnsiTheme="minorAscii" w:eastAsiaTheme="minorAscii" w:cstheme="minorAscii"/>
+        </w:rPr>
+        <w:t xml:space="preserve"> </w:t>
+      </w:r>
+      <w:r>
+        <w:rPr>
+          <w:rFonts w:ascii="Arial" w:hAnsi="Arial" w:eastAsia="Arial" w:cs="Arial" w:asciiTheme="minorAscii" w:hAnsiTheme="minorAscii" w:eastAsiaTheme="minorAscii" w:cstheme="minorAscii"/>
+        </w:rPr>
+        <w:t>see</w:t>
+      </w:r>
+      <w:r>
+        <w:rPr>
+          <w:rFonts w:ascii="Arial" w:hAnsi="Arial" w:eastAsia="Arial" w:cs="Arial" w:asciiTheme="minorAscii" w:hAnsiTheme="minorAscii" w:eastAsiaTheme="minorAscii" w:cstheme="minorAscii"/>
+        </w:rPr>
+        <w:t xml:space="preserve"> the instrument live and </w:t>
+      </w:r>
+      <w:r>
+        <w:rPr>
+          <w:rFonts w:ascii="Arial" w:hAnsi="Arial" w:eastAsia="Arial" w:cs="Arial" w:asciiTheme="minorAscii" w:hAnsiTheme="minorAscii" w:eastAsiaTheme="minorAscii" w:cstheme="minorAscii"/>
+        </w:rPr>
+        <w:t>auditory</w:t>
+      </w:r>
+      <w:r>
+        <w:rPr>
+          <w:rFonts w:ascii="Arial" w:hAnsi="Arial" w:eastAsia="Arial" w:cs="Arial" w:asciiTheme="minorAscii" w:hAnsiTheme="minorAscii" w:eastAsiaTheme="minorAscii" w:cstheme="minorAscii"/>
+        </w:rPr>
+        <w:t xml:space="preserve">, so </w:t>
+      </w:r>
+      <w:r>
+        <w:rPr>
+          <w:rFonts w:ascii="Arial" w:hAnsi="Arial" w:eastAsia="Arial" w:cs="Arial" w:asciiTheme="minorAscii" w:hAnsiTheme="minorAscii" w:eastAsiaTheme="minorAscii" w:cstheme="minorAscii"/>
+        </w:rPr>
+        <w:t>you</w:t>
+      </w:r>
+      <w:r>
+        <w:rPr>
+          <w:rFonts w:ascii="Arial" w:hAnsi="Arial" w:eastAsia="Arial" w:cs="Arial" w:asciiTheme="minorAscii" w:hAnsiTheme="minorAscii" w:eastAsiaTheme="minorAscii" w:cstheme="minorAscii"/>
+        </w:rPr>
+        <w:t xml:space="preserve"> </w:t>
+      </w:r>
+      <w:r>
+        <w:rPr>
+          <w:rFonts w:ascii="Arial" w:hAnsi="Arial" w:eastAsia="Arial" w:cs="Arial" w:asciiTheme="minorAscii" w:hAnsiTheme="minorAscii" w:eastAsiaTheme="minorAscii" w:cstheme="minorAscii"/>
+        </w:rPr>
+        <w:t>can</w:t>
+      </w:r>
+      <w:r>
+        <w:rPr>
+          <w:rFonts w:ascii="Arial" w:hAnsi="Arial" w:eastAsia="Arial" w:cs="Arial" w:asciiTheme="minorAscii" w:hAnsiTheme="minorAscii" w:eastAsiaTheme="minorAscii" w:cstheme="minorAscii"/>
+        </w:rPr>
+        <w:t xml:space="preserve"> </w:t>
+      </w:r>
+      <w:r>
+        <w:rPr>
+          <w:rFonts w:ascii="Arial" w:hAnsi="Arial" w:eastAsia="Arial" w:cs="Arial" w:asciiTheme="minorAscii" w:hAnsiTheme="minorAscii" w:eastAsiaTheme="minorAscii" w:cstheme="minorAscii"/>
+        </w:rPr>
+        <w:t>hear</w:t>
+      </w:r>
+      <w:r>
+        <w:rPr>
+          <w:rFonts w:ascii="Arial" w:hAnsi="Arial" w:eastAsia="Arial" w:cs="Arial" w:asciiTheme="minorAscii" w:hAnsiTheme="minorAscii" w:eastAsiaTheme="minorAscii" w:cstheme="minorAscii"/>
+        </w:rPr>
+        <w:t xml:space="preserve"> it. The </w:t>
+      </w:r>
+      <w:r>
+        <w:rPr>
+          <w:rFonts w:ascii="Arial" w:hAnsi="Arial" w:eastAsia="Arial" w:cs="Arial" w:asciiTheme="minorAscii" w:hAnsiTheme="minorAscii" w:eastAsiaTheme="minorAscii" w:cstheme="minorAscii"/>
+        </w:rPr>
+        <w:t>idea</w:t>
+      </w:r>
+      <w:r>
+        <w:rPr>
+          <w:rFonts w:ascii="Arial" w:hAnsi="Arial" w:eastAsia="Arial" w:cs="Arial" w:asciiTheme="minorAscii" w:hAnsiTheme="minorAscii" w:eastAsiaTheme="minorAscii" w:cstheme="minorAscii"/>
+        </w:rPr>
+        <w:t xml:space="preserve"> is to </w:t>
+      </w:r>
+      <w:r>
+        <w:rPr>
+          <w:rFonts w:ascii="Arial" w:hAnsi="Arial" w:eastAsia="Arial" w:cs="Arial" w:asciiTheme="minorAscii" w:hAnsiTheme="minorAscii" w:eastAsiaTheme="minorAscii" w:cstheme="minorAscii"/>
+        </w:rPr>
+        <w:t>implement</w:t>
+      </w:r>
+      <w:r>
+        <w:rPr>
+          <w:rFonts w:ascii="Arial" w:hAnsi="Arial" w:eastAsia="Arial" w:cs="Arial" w:asciiTheme="minorAscii" w:hAnsiTheme="minorAscii" w:eastAsiaTheme="minorAscii" w:cstheme="minorAscii"/>
+        </w:rPr>
+        <w:t xml:space="preserve"> a</w:t>
+      </w:r>
+      <w:r>
+        <w:rPr>
+          <w:rFonts w:ascii="Arial" w:hAnsi="Arial" w:eastAsia="Arial" w:cs="Arial" w:asciiTheme="minorAscii" w:hAnsiTheme="minorAscii" w:eastAsiaTheme="minorAscii" w:cstheme="minorAscii"/>
+        </w:rPr>
+        <w:t xml:space="preserve"> </w:t>
+      </w:r>
+      <w:r>
+        <w:rPr>
+          <w:rFonts w:ascii="Arial" w:hAnsi="Arial" w:eastAsia="Arial" w:cs="Arial" w:asciiTheme="minorAscii" w:hAnsiTheme="minorAscii" w:eastAsiaTheme="minorAscii" w:cstheme="minorAscii"/>
+        </w:rPr>
+        <w:t xml:space="preserve">small piano </w:t>
+      </w:r>
+      <w:r>
+        <w:rPr>
+          <w:rFonts w:ascii="Arial" w:hAnsi="Arial" w:eastAsia="Arial" w:cs="Arial" w:asciiTheme="minorAscii" w:hAnsiTheme="minorAscii" w:eastAsiaTheme="minorAscii" w:cstheme="minorAscii"/>
+        </w:rPr>
+        <w:t>that</w:t>
+      </w:r>
+      <w:r>
+        <w:rPr>
+          <w:rFonts w:ascii="Arial" w:hAnsi="Arial" w:eastAsia="Arial" w:cs="Arial" w:asciiTheme="minorAscii" w:hAnsiTheme="minorAscii" w:eastAsiaTheme="minorAscii" w:cstheme="minorAscii"/>
+        </w:rPr>
+        <w:t xml:space="preserve"> shows </w:t>
+      </w:r>
+      <w:r>
+        <w:rPr>
+          <w:rFonts w:ascii="Arial" w:hAnsi="Arial" w:eastAsia="Arial" w:cs="Arial" w:asciiTheme="minorAscii" w:hAnsiTheme="minorAscii" w:eastAsiaTheme="minorAscii" w:cstheme="minorAscii"/>
+        </w:rPr>
+        <w:t>what</w:t>
+      </w:r>
+      <w:r>
+        <w:rPr>
+          <w:rFonts w:ascii="Arial" w:hAnsi="Arial" w:eastAsia="Arial" w:cs="Arial" w:asciiTheme="minorAscii" w:hAnsiTheme="minorAscii" w:eastAsiaTheme="minorAscii" w:cstheme="minorAscii"/>
+        </w:rPr>
+        <w:t xml:space="preserve"> </w:t>
+      </w:r>
+      <w:r>
+        <w:rPr>
+          <w:rFonts w:ascii="Arial" w:hAnsi="Arial" w:eastAsia="Arial" w:cs="Arial" w:asciiTheme="minorAscii" w:hAnsiTheme="minorAscii" w:eastAsiaTheme="minorAscii" w:cstheme="minorAscii"/>
+        </w:rPr>
+        <w:t>notes</w:t>
+      </w:r>
+      <w:r>
+        <w:rPr>
+          <w:rFonts w:ascii="Arial" w:hAnsi="Arial" w:eastAsia="Arial" w:cs="Arial" w:asciiTheme="minorAscii" w:hAnsiTheme="minorAscii" w:eastAsiaTheme="minorAscii" w:cstheme="minorAscii"/>
+        </w:rPr>
+        <w:t xml:space="preserve"> </w:t>
+      </w:r>
+      <w:r>
+        <w:rPr>
+          <w:rFonts w:ascii="Arial" w:hAnsi="Arial" w:eastAsia="Arial" w:cs="Arial" w:asciiTheme="minorAscii" w:hAnsiTheme="minorAscii" w:eastAsiaTheme="minorAscii" w:cstheme="minorAscii"/>
+        </w:rPr>
+        <w:t>are</w:t>
+      </w:r>
+      <w:r>
+        <w:rPr>
+          <w:rFonts w:ascii="Arial" w:hAnsi="Arial" w:eastAsia="Arial" w:cs="Arial" w:asciiTheme="minorAscii" w:hAnsiTheme="minorAscii" w:eastAsiaTheme="minorAscii" w:cstheme="minorAscii"/>
+        </w:rPr>
+        <w:t xml:space="preserve"> </w:t>
+      </w:r>
+      <w:r>
+        <w:rPr>
+          <w:rFonts w:ascii="Arial" w:hAnsi="Arial" w:eastAsia="Arial" w:cs="Arial" w:asciiTheme="minorAscii" w:hAnsiTheme="minorAscii" w:eastAsiaTheme="minorAscii" w:cstheme="minorAscii"/>
+        </w:rPr>
+        <w:t>being</w:t>
+      </w:r>
+      <w:r>
+        <w:rPr>
+          <w:rFonts w:ascii="Arial" w:hAnsi="Arial" w:eastAsia="Arial" w:cs="Arial" w:asciiTheme="minorAscii" w:hAnsiTheme="minorAscii" w:eastAsiaTheme="minorAscii" w:cstheme="minorAscii"/>
+        </w:rPr>
+        <w:t xml:space="preserve"> </w:t>
+      </w:r>
+      <w:r>
+        <w:rPr>
+          <w:rFonts w:ascii="Arial" w:hAnsi="Arial" w:eastAsia="Arial" w:cs="Arial" w:asciiTheme="minorAscii" w:hAnsiTheme="minorAscii" w:eastAsiaTheme="minorAscii" w:cstheme="minorAscii"/>
+        </w:rPr>
+        <w:t>played</w:t>
+      </w:r>
+      <w:r>
+        <w:rPr>
+          <w:rFonts w:ascii="Arial" w:hAnsi="Arial" w:eastAsia="Arial" w:cs="Arial" w:asciiTheme="minorAscii" w:hAnsiTheme="minorAscii" w:eastAsiaTheme="minorAscii" w:cstheme="minorAscii"/>
+        </w:rPr>
+        <w:t>.</w:t>
+      </w:r>
+    </w:p>
+    <w:p>
+      <w:pPr>
+        <w:pStyle w:val="Rubrik3"/>
+      </w:pPr>
+      <w:bookmarkStart w:name="_Toc938152682" w:id="252643903"/>
+      <w:r>
         <w:rPr/>
-        <w:t>Users should be able to play songs on the mobile</w:t>
+        <w:t xml:space="preserve">R28. </w:t>
       </w:r>
       <w:r>
         <w:rPr/>
-        <w:t>/web</w:t>
+        <w:t>Arduino</w:t>
       </w:r>
       <w:r>
         <w:rPr/>
@@ -9075,19 +11655,120 @@
       </w:r>
       <w:r>
         <w:rPr/>
-        <w:t>app to relax. It is said that music therapy for people with learning disabilities has many benefits; “Introducing music into their day-to-day activities can help improve their wellbeing.” [1] This music player should both be visual, so you can see the instrument live and auditory, so you can hear it. The idea is to implement a</w:t>
+        <w:t>Rust</w:t>
       </w:r>
       <w:r>
         <w:rPr/>
-        <w:t xml:space="preserve"> </w:t>
+        <w:t xml:space="preserve"> Simulator </w:t>
       </w:r>
       <w:r>
         <w:rPr/>
-        <w:t xml:space="preserve">small piano </w:t>
+        <w:t xml:space="preserve">– </w:t>
       </w:r>
       <w:r>
         <w:rPr/>
-        <w:t>that shows what notes are being played.</w:t>
+        <w:t>Essential</w:t>
+      </w:r>
+      <w:bookmarkEnd w:id="252643903"/>
+    </w:p>
+    <w:p>
+      <w:pPr>
+        <w:pStyle w:val="Normal"/>
+        <w:rPr>
+          <w:rFonts w:ascii="Arial" w:hAnsi="Arial" w:eastAsia="Arial" w:cs="Arial" w:asciiTheme="minorAscii" w:hAnsiTheme="minorAscii" w:eastAsiaTheme="minorAscii" w:cstheme="minorAscii"/>
+          <w:lang w:val="en-US"/>
+        </w:rPr>
+      </w:pPr>
+      <w:r>
+        <w:rPr>
+          <w:rFonts w:ascii="Arial" w:hAnsi="Arial" w:eastAsia="Arial" w:cs="Arial" w:asciiTheme="minorAscii" w:hAnsiTheme="minorAscii" w:eastAsiaTheme="minorAscii" w:cstheme="minorAscii"/>
+          <w:lang w:val="en-US"/>
+        </w:rPr>
+        <w:t>In case a person in SG3</w:t>
+      </w:r>
+      <w:r>
+        <w:rPr>
+          <w:rFonts w:ascii="Arial" w:hAnsi="Arial" w:eastAsia="Arial" w:cs="Arial" w:asciiTheme="minorAscii" w:hAnsiTheme="minorAscii" w:eastAsiaTheme="minorAscii" w:cstheme="minorAscii"/>
+          <w:lang w:val="en-US"/>
+        </w:rPr>
+        <w:t xml:space="preserve">: </w:t>
+      </w:r>
+      <w:r>
+        <w:rPr>
+          <w:rFonts w:ascii="Arial" w:hAnsi="Arial" w:eastAsia="Arial" w:cs="Arial" w:asciiTheme="minorAscii" w:hAnsiTheme="minorAscii" w:eastAsiaTheme="minorAscii" w:cstheme="minorAscii"/>
+          <w:lang w:val="en-US"/>
+        </w:rPr>
+        <w:t>Devices does not have the physical house, they should still be able to control the house with a simulator</w:t>
+      </w:r>
+      <w:r>
+        <w:rPr>
+          <w:rFonts w:ascii="Arial" w:hAnsi="Arial" w:eastAsia="Arial" w:cs="Arial" w:asciiTheme="minorAscii" w:hAnsiTheme="minorAscii" w:eastAsiaTheme="minorAscii" w:cstheme="minorAscii"/>
+          <w:lang w:val="en-US"/>
+        </w:rPr>
+        <w:t xml:space="preserve"> so that </w:t>
+      </w:r>
+      <w:r>
+        <w:rPr>
+          <w:rFonts w:ascii="Arial" w:hAnsi="Arial" w:eastAsia="Arial" w:cs="Arial" w:asciiTheme="minorAscii" w:hAnsiTheme="minorAscii" w:eastAsiaTheme="minorAscii" w:cstheme="minorAscii"/>
+          <w:lang w:val="en-US"/>
+        </w:rPr>
+        <w:t>they</w:t>
+      </w:r>
+      <w:r>
+        <w:rPr>
+          <w:rFonts w:ascii="Arial" w:hAnsi="Arial" w:eastAsia="Arial" w:cs="Arial" w:asciiTheme="minorAscii" w:hAnsiTheme="minorAscii" w:eastAsiaTheme="minorAscii" w:cstheme="minorAscii"/>
+          <w:lang w:val="en-US"/>
+        </w:rPr>
+        <w:t xml:space="preserve"> can simulate the sensors, buttons and also see it live </w:t>
+      </w:r>
+      <w:r>
+        <w:rPr>
+          <w:rFonts w:ascii="Arial" w:hAnsi="Arial" w:eastAsia="Arial" w:cs="Arial" w:asciiTheme="minorAscii" w:hAnsiTheme="minorAscii" w:eastAsiaTheme="minorAscii" w:cstheme="minorAscii"/>
+          <w:lang w:val="en-US"/>
+        </w:rPr>
+        <w:t>at</w:t>
+      </w:r>
+      <w:r>
+        <w:rPr>
+          <w:rFonts w:ascii="Arial" w:hAnsi="Arial" w:eastAsia="Arial" w:cs="Arial" w:asciiTheme="minorAscii" w:hAnsiTheme="minorAscii" w:eastAsiaTheme="minorAscii" w:cstheme="minorAscii"/>
+          <w:lang w:val="en-US"/>
+        </w:rPr>
+        <w:t xml:space="preserve"> the web/mobile app without having the house at home. </w:t>
+      </w:r>
+      <w:r>
+        <w:rPr>
+          <w:rFonts w:ascii="Arial" w:hAnsi="Arial" w:eastAsia="Arial" w:cs="Arial" w:asciiTheme="minorAscii" w:hAnsiTheme="minorAscii" w:eastAsiaTheme="minorAscii" w:cstheme="minorAscii"/>
+          <w:lang w:val="en-US"/>
+        </w:rPr>
+        <w:t xml:space="preserve">This was written in </w:t>
+      </w:r>
+      <w:r>
+        <w:rPr>
+          <w:rFonts w:ascii="Arial" w:hAnsi="Arial" w:eastAsia="Arial" w:cs="Arial" w:asciiTheme="minorAscii" w:hAnsiTheme="minorAscii" w:eastAsiaTheme="minorAscii" w:cstheme="minorAscii"/>
+          <w:lang w:val="en-US"/>
+        </w:rPr>
+        <w:t xml:space="preserve">the programming language of </w:t>
+      </w:r>
+      <w:r>
+        <w:rPr>
+          <w:rFonts w:ascii="Arial" w:hAnsi="Arial" w:eastAsia="Arial" w:cs="Arial" w:asciiTheme="minorAscii" w:hAnsiTheme="minorAscii" w:eastAsiaTheme="minorAscii" w:cstheme="minorAscii"/>
+          <w:lang w:val="en-US"/>
+        </w:rPr>
+        <w:t>Rust due to a strong mot</w:t>
+      </w:r>
+      <w:r>
+        <w:rPr>
+          <w:rFonts w:ascii="Arial" w:hAnsi="Arial" w:eastAsia="Arial" w:cs="Arial" w:asciiTheme="minorAscii" w:hAnsiTheme="minorAscii" w:eastAsiaTheme="minorAscii" w:cstheme="minorAscii"/>
+          <w:lang w:val="en-US"/>
+        </w:rPr>
+        <w:t xml:space="preserve">ivation to learn </w:t>
+      </w:r>
+      <w:r>
+        <w:rPr>
+          <w:rFonts w:ascii="Arial" w:hAnsi="Arial" w:eastAsia="Arial" w:cs="Arial" w:asciiTheme="minorAscii" w:hAnsiTheme="minorAscii" w:eastAsiaTheme="minorAscii" w:cstheme="minorAscii"/>
+          <w:lang w:val="en-US"/>
+        </w:rPr>
+        <w:t>it.</w:t>
       </w:r>
     </w:p>
     <w:p>
@@ -9103,7 +11784,7 @@
           <w:lang w:val="en-US"/>
         </w:rPr>
       </w:pPr>
-      <w:bookmarkStart w:name="_Toc629649123" w:id="1679948072"/>
+      <w:bookmarkStart w:name="_Toc1684408114" w:id="1970540939"/>
       <w:r>
         <w:rPr>
           <w:color w:val="auto"/>
@@ -9118,7 +11799,7 @@
         </w:rPr>
         <w:t xml:space="preserve"> (React Native + Expo)</w:t>
       </w:r>
-      <w:bookmarkEnd w:id="1679948072"/>
+      <w:bookmarkEnd w:id="1970540939"/>
     </w:p>
     <w:p>
       <w:pPr>
@@ -9132,7 +11813,7 @@
           <w:lang w:val="en-US"/>
         </w:rPr>
       </w:pPr>
-      <w:bookmarkStart w:name="_Toc1322669706" w:id="1436612480"/>
+      <w:bookmarkStart w:name="_Toc467751295" w:id="1862698098"/>
       <w:r>
         <w:rPr>
           <w:lang w:val="en-US"/>
@@ -9163,7 +11844,7 @@
         </w:rPr>
         <w:t>Biometric Authentication - Desirable</w:t>
       </w:r>
-      <w:bookmarkEnd w:id="1436612480"/>
+      <w:bookmarkEnd w:id="1862698098"/>
     </w:p>
     <w:p>
       <w:pPr>
@@ -9291,7 +11972,7 @@
           <w:lang w:val="en-US"/>
         </w:rPr>
       </w:pPr>
-      <w:bookmarkStart w:name="_Toc1296358625" w:id="948692142"/>
+      <w:bookmarkStart w:name="_Toc317424395" w:id="1507667101"/>
       <w:r>
         <w:rPr>
           <w:lang w:val="en-US"/>
@@ -9328,7 +12009,7 @@
         </w:rPr>
         <w:t>Desirable</w:t>
       </w:r>
-      <w:bookmarkEnd w:id="948692142"/>
+      <w:bookmarkEnd w:id="1507667101"/>
     </w:p>
     <w:p>
       <w:pPr>
@@ -9442,7 +12123,7 @@
           <w:lang w:val="en-US"/>
         </w:rPr>
       </w:pPr>
-      <w:bookmarkStart w:name="_Toc2060457048" w:id="1518809711"/>
+      <w:bookmarkStart w:name="_Toc2093125083" w:id="1380664760"/>
       <w:r>
         <w:rPr>
           <w:lang w:val="en-US"/>
@@ -9479,7 +12160,7 @@
         </w:rPr>
         <w:t>Desirable</w:t>
       </w:r>
-      <w:bookmarkEnd w:id="1518809711"/>
+      <w:bookmarkEnd w:id="1380664760"/>
     </w:p>
     <w:p>
       <w:pPr>
@@ -9523,14 +12204,14 @@
           <w:lang w:val="en-US"/>
         </w:rPr>
       </w:pPr>
-      <w:bookmarkStart w:name="_Toc1942976577" w:id="67115916"/>
+      <w:bookmarkStart w:name="_Toc1117475132" w:id="216125561"/>
       <w:r>
         <w:rPr>
           <w:lang w:val="en-US"/>
         </w:rPr>
         <w:t>R17. Mobile Gesture-based Navigation - Essential</w:t>
       </w:r>
-      <w:bookmarkEnd w:id="67115916"/>
+      <w:bookmarkEnd w:id="216125561"/>
       <w:r>
         <w:rPr>
           <w:lang w:val="en-US"/>
@@ -9657,14 +12338,14 @@
           <w:lang w:val="en-US"/>
         </w:rPr>
       </w:pPr>
-      <w:bookmarkStart w:name="_Toc1880929854" w:id="1155547372"/>
+      <w:bookmarkStart w:name="_Toc1893415317" w:id="655231115"/>
       <w:r>
         <w:rPr>
           <w:lang w:val="en-US"/>
         </w:rPr>
         <w:t>R18. Mobile Design Coordinated with Web - Essential</w:t>
       </w:r>
-      <w:bookmarkEnd w:id="1155547372"/>
+      <w:bookmarkEnd w:id="655231115"/>
       <w:r>
         <w:rPr>
           <w:lang w:val="en-US"/>
@@ -9791,7 +12472,7 @@
           <w:lang w:val="en-US"/>
         </w:rPr>
       </w:pPr>
-      <w:bookmarkStart w:name="_Toc884661720" w:id="640173211"/>
+      <w:bookmarkStart w:name="_Toc1613270577" w:id="1977334445"/>
       <w:r>
         <w:rPr>
           <w:noProof w:val="0"/>
@@ -9832,7 +12513,7 @@
         </w:rPr>
         <w:t>)</w:t>
       </w:r>
-      <w:bookmarkEnd w:id="640173211"/>
+      <w:bookmarkEnd w:id="1977334445"/>
     </w:p>
     <w:p>
       <w:pPr>
@@ -9850,7 +12531,7 @@
           <w:lang w:val="en-US"/>
         </w:rPr>
       </w:pPr>
-      <w:bookmarkStart w:name="_Toc1163069613" w:id="1214461782"/>
+      <w:bookmarkStart w:name="_Toc1828941093" w:id="507656580"/>
       <w:r>
         <w:rPr>
           <w:noProof w:val="0"/>
@@ -9858,7 +12539,7 @@
         </w:rPr>
         <w:t>R19. Web Authentication Integration – Essential</w:t>
       </w:r>
-      <w:bookmarkEnd w:id="1214461782"/>
+      <w:bookmarkEnd w:id="507656580"/>
     </w:p>
     <w:p>
       <w:pPr>
@@ -9936,7 +12617,7 @@
           <w:lang w:val="en-US"/>
         </w:rPr>
       </w:pPr>
-      <w:bookmarkStart w:name="_Toc1572936808" w:id="796842321"/>
+      <w:bookmarkStart w:name="_Toc1575560211" w:id="1094280748"/>
       <w:r>
         <w:rPr>
           <w:noProof w:val="0"/>
@@ -9944,7 +12625,7 @@
         </w:rPr>
         <w:t>R20. Web Device Synchronization – Essential</w:t>
       </w:r>
-      <w:bookmarkEnd w:id="796842321"/>
+      <w:bookmarkEnd w:id="1094280748"/>
     </w:p>
     <w:p>
       <w:pPr>
@@ -10049,7 +12730,7 @@
           <w:lang w:val="en-US"/>
         </w:rPr>
       </w:pPr>
-      <w:bookmarkStart w:name="_Toc2120809419" w:id="655210472"/>
+      <w:bookmarkStart w:name="_Toc1495639445" w:id="1387129340"/>
       <w:r>
         <w:rPr>
           <w:noProof w:val="0"/>
@@ -10057,7 +12738,7 @@
         </w:rPr>
         <w:t>R21. Web Hub Control Panel – Essential</w:t>
       </w:r>
-      <w:bookmarkEnd w:id="655210472"/>
+      <w:bookmarkEnd w:id="1387129340"/>
     </w:p>
     <w:p>
       <w:pPr>
@@ -10255,7 +12936,7 @@
           <w:lang w:val="en-US"/>
         </w:rPr>
       </w:pPr>
-      <w:bookmarkStart w:name="_Toc783818400" w:id="199624140"/>
+      <w:bookmarkStart w:name="_Toc733752328" w:id="1551073246"/>
       <w:r>
         <w:rPr>
           <w:noProof w:val="0"/>
@@ -10263,7 +12944,7 @@
         </w:rPr>
         <w:t>R22. Web Connection State Handling – Essential</w:t>
       </w:r>
-      <w:bookmarkEnd w:id="199624140"/>
+      <w:bookmarkEnd w:id="1551073246"/>
     </w:p>
     <w:p>
       <w:pPr>
@@ -10426,7 +13107,7 @@
           <w:lang w:val="en-US"/>
         </w:rPr>
       </w:pPr>
-      <w:bookmarkStart w:name="_Toc749934080" w:id="2142393177"/>
+      <w:bookmarkStart w:name="_Toc1683253357" w:id="404647165"/>
       <w:r>
         <w:rPr>
           <w:noProof w:val="0"/>
@@ -10434,7 +13115,7 @@
         </w:rPr>
         <w:t>R23. Web Route Protection – Essential</w:t>
       </w:r>
-      <w:bookmarkEnd w:id="2142393177"/>
+      <w:bookmarkEnd w:id="404647165"/>
     </w:p>
     <w:p>
       <w:pPr>
@@ -10518,7 +13199,7 @@
           <w:lang w:val="en-US"/>
         </w:rPr>
       </w:pPr>
-      <w:bookmarkStart w:name="_Toc1365167620" w:id="2126521629"/>
+      <w:bookmarkStart w:name="_Toc1807645403" w:id="1300258517"/>
       <w:r>
         <w:rPr>
           <w:noProof w:val="0"/>
@@ -10526,7 +13207,7 @@
         </w:rPr>
         <w:t>R24. Web Responsive Design – Desirable</w:t>
       </w:r>
-      <w:bookmarkEnd w:id="2126521629"/>
+      <w:bookmarkEnd w:id="1300258517"/>
     </w:p>
     <w:p>
       <w:pPr>
@@ -10699,7 +13380,7 @@
           <w:lang w:val="en-US"/>
         </w:rPr>
       </w:pPr>
-      <w:bookmarkStart w:name="_Toc707050730" w:id="979311582"/>
+      <w:bookmarkStart w:name="_Toc1441468291" w:id="1508205634"/>
       <w:r>
         <w:rPr>
           <w:noProof w:val="0"/>
@@ -10707,7 +13388,7 @@
         </w:rPr>
         <w:t>R25. Web Error Handling &amp; Feedback – Desirable</w:t>
       </w:r>
-      <w:bookmarkEnd w:id="979311582"/>
+      <w:bookmarkEnd w:id="1508205634"/>
     </w:p>
     <w:p>
       <w:pPr>
@@ -10834,7 +13515,7 @@
           <w:lang w:val="en-US"/>
         </w:rPr>
       </w:pPr>
-      <w:bookmarkStart w:name="_Toc371184625" w:id="1274058079"/>
+      <w:bookmarkStart w:name="_Toc645882578" w:id="918077442"/>
       <w:r>
         <w:rPr>
           <w:noProof w:val="0"/>
@@ -10842,7 +13523,7 @@
         </w:rPr>
         <w:t>R26. Web UI Consistency – Essential</w:t>
       </w:r>
-      <w:bookmarkEnd w:id="1274058079"/>
+      <w:bookmarkEnd w:id="918077442"/>
     </w:p>
     <w:p>
       <w:pPr>
@@ -11046,6 +13727,7 @@
         </w:rPr>
       </w:pPr>
       <w:bookmarkStart w:name="_Toc1307667926" w:id="1392877814"/>
+      <w:bookmarkStart w:name="_Toc575141523" w:id="1582578900"/>
       <w:r>
         <w:rPr>
           <w:noProof w:val="0"/>
@@ -11055,6 +13737,7 @@
         <w:t>References</w:t>
       </w:r>
       <w:bookmarkEnd w:id="1392877814"/>
+      <w:bookmarkEnd w:id="1582578900"/>
     </w:p>
     <w:p>
       <w:pPr>
